--- a/doc/frontend_architektura/frontend_architektura_helyes.docx
+++ b/doc/frontend_architektura/frontend_architektura_helyes.docx
@@ -1648,7 +1648,13 @@
       </w:r>
       <w:proofErr w:type="spellEnd"/>
       <w:r>
-        <w:t xml:space="preserve"> komponensek dolgoznak fel.</w:t>
+        <w:t xml:space="preserve"> komponensek</w:t>
+      </w:r>
+      <w:r>
+        <w:t xml:space="preserve"> jelenítenek meg a felhasználó számára</w:t>
+      </w:r>
+      <w:r>
+        <w:t>.</w:t>
       </w:r>
     </w:p>
     <w:p>
@@ -1838,11 +1844,11 @@
       </w:r>
       <w:proofErr w:type="spellStart"/>
       <w:r>
-        <w:t>szallitasi_mod</w:t>
-      </w:r>
-      <w:proofErr w:type="spellEnd"/>
-      <w:r>
-        <w:t xml:space="preserve"> (</w:t>
+        <w:t>dMethod</w:t>
+      </w:r>
+      <w:proofErr w:type="spellEnd"/>
+      <w:r>
+        <w:t>(</w:t>
       </w:r>
       <w:proofErr w:type="spellStart"/>
       <w:r>
@@ -1854,11 +1860,11 @@
       </w:r>
       <w:proofErr w:type="spellStart"/>
       <w:r>
-        <w:t>fizetesi_mod</w:t>
-      </w:r>
-      <w:proofErr w:type="spellEnd"/>
-      <w:r>
-        <w:t xml:space="preserve"> (</w:t>
+        <w:t>pMethod</w:t>
+      </w:r>
+      <w:proofErr w:type="spellEnd"/>
+      <w:r>
+        <w:t>(</w:t>
       </w:r>
       <w:proofErr w:type="spellStart"/>
       <w:r>
@@ -2218,27 +2224,36 @@
       </w:r>
       <w:proofErr w:type="spellEnd"/>
       <w:r>
-        <w:t>({</w:t>
-      </w:r>
-      <w:proofErr w:type="spellStart"/>
-      <w:r>
-        <w:t>Latogato.email</w:t>
+        <w:t>(</w:t>
+      </w:r>
+      <w:proofErr w:type="spellStart"/>
+      <w:r>
+        <w:t>Guest</w:t>
+      </w:r>
+      <w:r>
+        <w:t>.email</w:t>
       </w:r>
       <w:proofErr w:type="spellEnd"/>
       <w:r>
         <w:t xml:space="preserve">, </w:t>
       </w:r>
-      <w:proofErr w:type="spellStart"/>
-      <w:r>
-        <w:t>Latogato.nev</w:t>
-      </w:r>
-      <w:proofErr w:type="spellEnd"/>
+      <w:r>
+        <w:t>Guest.name</w:t>
+      </w:r>
       <w:r>
         <w:t xml:space="preserve">, </w:t>
       </w:r>
       <w:proofErr w:type="spellStart"/>
       <w:r>
-        <w:t>Latogato.password</w:t>
+        <w:t>Guest.password</w:t>
+      </w:r>
+      <w:proofErr w:type="spellEnd"/>
+      <w:r>
+        <w:t xml:space="preserve">, </w:t>
+      </w:r>
+      <w:proofErr w:type="spellStart"/>
+      <w:r>
+        <w:t>Guest.confirmPassword</w:t>
       </w:r>
       <w:proofErr w:type="spellEnd"/>
       <w:r>
@@ -2252,17 +2267,27 @@
       <w:r>
         <w:t xml:space="preserve"> visszatérési értékkel), Login({</w:t>
       </w:r>
-      <w:proofErr w:type="spellStart"/>
-      <w:r>
-        <w:t>Latogato.email</w:t>
-      </w:r>
-      <w:proofErr w:type="spellEnd"/>
-      <w:r>
-        <w:t xml:space="preserve">, </w:t>
-      </w:r>
-      <w:proofErr w:type="spellStart"/>
-      <w:r>
-        <w:t>Latogato.password</w:t>
+      <w:r>
+        <w:t>Guest</w:t>
+      </w:r>
+      <w:r>
+        <w:t>.</w:t>
+      </w:r>
+      <w:r>
+        <w:t>name</w:t>
+      </w:r>
+      <w:r>
+        <w:t>,</w:t>
+      </w:r>
+      <w:r>
+        <w:t xml:space="preserve"> </w:t>
+      </w:r>
+      <w:proofErr w:type="spellStart"/>
+      <w:r>
+        <w:t>Guest</w:t>
+      </w:r>
+      <w:r>
+        <w:t>.password</w:t>
       </w:r>
       <w:proofErr w:type="spellEnd"/>
       <w:r>
@@ -3869,11 +3894,9 @@
       <w:r>
         <w:t xml:space="preserve"> </w:t>
       </w:r>
-      <w:proofErr w:type="spellStart"/>
-      <w:r>
-        <w:t>FormField</w:t>
-      </w:r>
-      <w:proofErr w:type="spellEnd"/>
+      <w:r>
+        <w:t>űrlap</w:t>
+      </w:r>
       <w:r>
         <w:t xml:space="preserve"> elemekkel, egy legördülő listát a </w:t>
       </w:r>
@@ -4235,21 +4258,20 @@
       <w:r>
         <w:t xml:space="preserve">. </w:t>
       </w:r>
-      <w:proofErr w:type="spellStart"/>
-      <w:r>
-        <w:t>FormField</w:t>
-      </w:r>
-      <w:proofErr w:type="spellEnd"/>
-      <w:r>
-        <w:t xml:space="preserve"> elemekből álló </w:t>
-      </w:r>
-      <w:proofErr w:type="spellStart"/>
-      <w:r>
-        <w:t>formterületet</w:t>
-      </w:r>
-      <w:proofErr w:type="spellEnd"/>
-      <w:r>
-        <w:t xml:space="preserve"> és egy bejelentkezési gombot tartalmaz. A gomb megnyomásakor az </w:t>
+      <w:r>
+        <w:t>Ez</w:t>
+      </w:r>
+      <w:r>
+        <w:t xml:space="preserve"> több űrlap</w:t>
+      </w:r>
+      <w:r>
+        <w:t>eleme</w:t>
+      </w:r>
+      <w:r>
+        <w:t xml:space="preserve">t </w:t>
+      </w:r>
+      <w:r>
+        <w:t xml:space="preserve">és egy bejelentkezési gombot tartalmaz. A gomb megnyomásakor az </w:t>
       </w:r>
       <w:proofErr w:type="spellStart"/>
       <w:r>
@@ -4257,7 +4279,13 @@
       </w:r>
       <w:proofErr w:type="spellEnd"/>
       <w:r>
-        <w:t xml:space="preserve">() metódust hívja meg, a válaszüzenetet egy </w:t>
+        <w:t>() metódust hívja meg, a válaszüzenetet</w:t>
+      </w:r>
+      <w:r>
+        <w:t>, pedig</w:t>
+      </w:r>
+      <w:r>
+        <w:t xml:space="preserve"> egy </w:t>
       </w:r>
       <w:proofErr w:type="spellStart"/>
       <w:r>
@@ -4265,15 +4293,10 @@
       </w:r>
       <w:proofErr w:type="spellEnd"/>
       <w:r>
-        <w:t>(</w:t>
-      </w:r>
-      <w:proofErr w:type="spellStart"/>
-      <w:r>
-        <w:t>LoginRespDTO</w:t>
-      </w:r>
-      <w:proofErr w:type="spellEnd"/>
-      <w:r>
-        <w:t>) jeleníti meg.</w:t>
+        <w:t xml:space="preserve"> </w:t>
+      </w:r>
+      <w:r>
+        <w:t>jeleníti meg.</w:t>
       </w:r>
     </w:p>
     <w:p>
@@ -4336,19 +4359,9 @@
       <w:r>
         <w:t xml:space="preserve">. </w:t>
       </w:r>
-      <w:proofErr w:type="spellStart"/>
-      <w:r>
-        <w:t>FormField</w:t>
-      </w:r>
-      <w:proofErr w:type="spellEnd"/>
-      <w:r>
-        <w:t xml:space="preserve"> elemekből álló </w:t>
-      </w:r>
-      <w:proofErr w:type="spellStart"/>
-      <w:r>
-        <w:t>formterületet</w:t>
-      </w:r>
-      <w:proofErr w:type="spellEnd"/>
+      <w:r>
+        <w:t xml:space="preserve">. Ez több űrlapelemet </w:t>
+      </w:r>
       <w:r>
         <w:t xml:space="preserve"> és egy regisztrációs gombot tartalmaz. A gomb megnyomásakor az </w:t>
       </w:r>
@@ -4358,7 +4371,13 @@
       </w:r>
       <w:proofErr w:type="spellEnd"/>
       <w:r>
-        <w:t xml:space="preserve">() metódust hívja meg, a válaszüzenetet </w:t>
+        <w:t>() metódust hívja meg, a válaszüzenetet</w:t>
+      </w:r>
+      <w:r>
+        <w:t>, pedig</w:t>
+      </w:r>
+      <w:r>
+        <w:t xml:space="preserve"> </w:t>
       </w:r>
       <w:proofErr w:type="spellStart"/>
       <w:r>
@@ -4366,15 +4385,10 @@
       </w:r>
       <w:proofErr w:type="spellEnd"/>
       <w:r>
-        <w:t>(</w:t>
-      </w:r>
-      <w:proofErr w:type="spellStart"/>
-      <w:r>
-        <w:t>RegistrationRespDTO</w:t>
-      </w:r>
-      <w:proofErr w:type="spellEnd"/>
-      <w:r>
-        <w:t>) jeleníti meg.</w:t>
+        <w:t xml:space="preserve"> </w:t>
+      </w:r>
+      <w:r>
+        <w:t>jeleníti meg.</w:t>
       </w:r>
     </w:p>
     <w:p>
@@ -4404,20 +4418,28 @@
           <w:sz w:val="24"/>
           <w:szCs w:val="24"/>
         </w:rPr>
-        <w:t xml:space="preserve">4.7.1 </w:t>
-      </w:r>
-      <w:proofErr w:type="spellStart"/>
-      <w:r>
-        <w:rPr>
-          <w:rFonts w:ascii="Times New Roman" w:eastAsia="Times New Roman" w:hAnsi="Times New Roman" w:cs="Times New Roman"/>
-          <w:b/>
-          <w:bCs/>
-          <w:sz w:val="24"/>
-          <w:szCs w:val="24"/>
-        </w:rPr>
-        <w:t>FormFieldKomponens</w:t>
-      </w:r>
-      <w:proofErr w:type="spellEnd"/>
+        <w:t>4.7.</w:t>
+      </w:r>
+      <w:r>
+        <w:rPr>
+          <w:rFonts w:ascii="Times New Roman" w:eastAsia="Times New Roman" w:hAnsi="Times New Roman" w:cs="Times New Roman"/>
+          <w:b/>
+          <w:bCs/>
+          <w:sz w:val="24"/>
+          <w:szCs w:val="24"/>
+        </w:rPr>
+        <w:t>1</w:t>
+      </w:r>
+      <w:r>
+        <w:rPr>
+          <w:rFonts w:ascii="Times New Roman" w:eastAsia="Times New Roman" w:hAnsi="Times New Roman" w:cs="Times New Roman"/>
+          <w:b/>
+          <w:bCs/>
+          <w:sz w:val="24"/>
+          <w:szCs w:val="24"/>
+        </w:rPr>
+        <w:t xml:space="preserve"> Szurok</w:t>
+      </w:r>
     </w:p>
     <w:p>
       <w:pPr>
@@ -4426,11 +4448,11 @@
         <w:jc w:val="both"/>
       </w:pPr>
       <w:r>
-        <w:t xml:space="preserve">A </w:t>
-      </w:r>
-      <w:proofErr w:type="spellStart"/>
-      <w:r>
-        <w:t>FormFieldKomponens</w:t>
+        <w:t xml:space="preserve">A Szurok komponens </w:t>
+      </w:r>
+      <w:proofErr w:type="spellStart"/>
+      <w:r>
+        <w:t>renderel</w:t>
       </w:r>
       <w:proofErr w:type="spellEnd"/>
       <w:r>
@@ -4438,75 +4460,36 @@
       </w:r>
       <w:proofErr w:type="spellStart"/>
       <w:r>
-        <w:t>FormFieldDiv</w:t>
-      </w:r>
-      <w:proofErr w:type="spellEnd"/>
-      <w:r>
-        <w:t xml:space="preserve"> elemet </w:t>
-      </w:r>
-      <w:proofErr w:type="spellStart"/>
-      <w:r>
-        <w:t>renderel</w:t>
-      </w:r>
-      <w:proofErr w:type="spellEnd"/>
-      <w:r>
-        <w:t xml:space="preserve">, amely </w:t>
-      </w:r>
-      <w:proofErr w:type="spellStart"/>
-      <w:r>
-        <w:t>label</w:t>
-      </w:r>
-      <w:proofErr w:type="spellEnd"/>
-      <w:r>
-        <w:t xml:space="preserve"> és input elemeket tartalmaz. A különböző </w:t>
-      </w:r>
-      <w:proofErr w:type="spellStart"/>
-      <w:r>
-        <w:t>formmodulok</w:t>
-      </w:r>
-      <w:proofErr w:type="spellEnd"/>
-      <w:r>
-        <w:t xml:space="preserve"> (</w:t>
-      </w:r>
-      <w:proofErr w:type="spellStart"/>
-      <w:r>
-        <w:t>SignUpModule</w:t>
-      </w:r>
-      <w:proofErr w:type="spellEnd"/>
-      <w:r>
-        <w:t xml:space="preserve">, LoginData, </w:t>
-      </w:r>
-      <w:proofErr w:type="spellStart"/>
-      <w:r>
-        <w:t>GetNewPasswordModule</w:t>
-      </w:r>
-      <w:proofErr w:type="spellEnd"/>
-      <w:r>
-        <w:t xml:space="preserve">, </w:t>
-      </w:r>
-      <w:proofErr w:type="spellStart"/>
-      <w:r>
-        <w:t>CreateNewPasswordModule</w:t>
-      </w:r>
-      <w:proofErr w:type="spellEnd"/>
-      <w:r>
-        <w:t xml:space="preserve">, </w:t>
-      </w:r>
-      <w:proofErr w:type="spellStart"/>
-      <w:r>
-        <w:t>OrderDataModule</w:t>
-      </w:r>
-      <w:proofErr w:type="spellEnd"/>
-      <w:r>
-        <w:t xml:space="preserve">) felhasználják ezt a komponenst az egységes </w:t>
-      </w:r>
-      <w:proofErr w:type="spellStart"/>
-      <w:r>
-        <w:t>formkialakítás</w:t>
-      </w:r>
-      <w:proofErr w:type="spellEnd"/>
-      <w:r>
-        <w:t xml:space="preserve"> érdekében.</w:t>
+        <w:t>form</w:t>
+      </w:r>
+      <w:r>
+        <w:t>ot</w:t>
+      </w:r>
+      <w:proofErr w:type="spellEnd"/>
+      <w:r>
+        <w:t xml:space="preserve"> </w:t>
+      </w:r>
+      <w:r>
+        <w:t>űrlap</w:t>
+      </w:r>
+      <w:r>
+        <w:t xml:space="preserve"> elemekkel és egy gombbal. A </w:t>
+      </w:r>
+      <w:proofErr w:type="spellStart"/>
+      <w:r>
+        <w:t>getProducts</w:t>
+      </w:r>
+      <w:proofErr w:type="spellEnd"/>
+      <w:r>
+        <w:t xml:space="preserve">() metódus filterparamétereit állítja össze és adja át a </w:t>
+      </w:r>
+      <w:proofErr w:type="spellStart"/>
+      <w:r>
+        <w:t>ProductService-nek</w:t>
+      </w:r>
+      <w:proofErr w:type="spellEnd"/>
+      <w:r>
+        <w:t>.</w:t>
       </w:r>
     </w:p>
     <w:p>
@@ -4521,8 +4504,40 @@
           <w:sz w:val="24"/>
           <w:szCs w:val="24"/>
         </w:rPr>
-        <w:t>4.7.2 Szurok</w:t>
-      </w:r>
+        <w:t>4.7.</w:t>
+      </w:r>
+      <w:r>
+        <w:rPr>
+          <w:rFonts w:ascii="Times New Roman" w:eastAsia="Times New Roman" w:hAnsi="Times New Roman" w:cs="Times New Roman"/>
+          <w:b/>
+          <w:bCs/>
+          <w:sz w:val="24"/>
+          <w:szCs w:val="24"/>
+        </w:rPr>
+        <w:t>2</w:t>
+      </w:r>
+      <w:r>
+        <w:rPr>
+          <w:rFonts w:ascii="Times New Roman" w:eastAsia="Times New Roman" w:hAnsi="Times New Roman" w:cs="Times New Roman"/>
+          <w:b/>
+          <w:bCs/>
+          <w:sz w:val="24"/>
+          <w:szCs w:val="24"/>
+        </w:rPr>
+        <w:t xml:space="preserve"> </w:t>
+      </w:r>
+      <w:proofErr w:type="spellStart"/>
+      <w:r>
+        <w:rPr>
+          <w:rFonts w:ascii="Times New Roman" w:eastAsia="Times New Roman" w:hAnsi="Times New Roman" w:cs="Times New Roman"/>
+          <w:b/>
+          <w:bCs/>
+          <w:sz w:val="24"/>
+          <w:szCs w:val="24"/>
+        </w:rPr>
+        <w:t>Toast</w:t>
+      </w:r>
+      <w:proofErr w:type="spellEnd"/>
     </w:p>
     <w:p>
       <w:pPr>
@@ -4531,47 +4546,44 @@
         <w:jc w:val="both"/>
       </w:pPr>
       <w:r>
-        <w:t xml:space="preserve">A Szurok komponens </w:t>
-      </w:r>
-      <w:proofErr w:type="spellStart"/>
-      <w:r>
-        <w:t>renderel</w:t>
-      </w:r>
-      <w:proofErr w:type="spellEnd"/>
-      <w:r>
-        <w:t xml:space="preserve"> egy </w:t>
-      </w:r>
-      <w:proofErr w:type="spellStart"/>
-      <w:r>
-        <w:t>formterületet</w:t>
-      </w:r>
-      <w:proofErr w:type="spellEnd"/>
-      <w:r>
-        <w:t xml:space="preserve"> </w:t>
-      </w:r>
-      <w:proofErr w:type="spellStart"/>
-      <w:r>
-        <w:t>FormField</w:t>
-      </w:r>
-      <w:proofErr w:type="spellEnd"/>
-      <w:r>
-        <w:t xml:space="preserve"> div elemekkel és egy gombbal. A </w:t>
-      </w:r>
-      <w:proofErr w:type="spellStart"/>
-      <w:r>
-        <w:t>getProducts</w:t>
-      </w:r>
-      <w:proofErr w:type="spellEnd"/>
-      <w:r>
-        <w:t xml:space="preserve">() metódus filterparamétereit állítja össze és adja át a </w:t>
-      </w:r>
-      <w:proofErr w:type="spellStart"/>
-      <w:r>
-        <w:t>ProductService-nek</w:t>
-      </w:r>
-      <w:proofErr w:type="spellEnd"/>
-      <w:r>
-        <w:t>.</w:t>
+        <w:t xml:space="preserve">A </w:t>
+      </w:r>
+      <w:proofErr w:type="spellStart"/>
+      <w:r>
+        <w:t>Toast</w:t>
+      </w:r>
+      <w:proofErr w:type="spellEnd"/>
+      <w:r>
+        <w:t xml:space="preserve"> komponens </w:t>
+      </w:r>
+      <w:r>
+        <w:t>szolgál a DTO-</w:t>
+      </w:r>
+      <w:proofErr w:type="spellStart"/>
+      <w:r>
+        <w:t>kban</w:t>
+      </w:r>
+      <w:proofErr w:type="spellEnd"/>
+      <w:r>
+        <w:t xml:space="preserve"> tárolt </w:t>
+      </w:r>
+      <w:r>
+        <w:t>backend visszajelzés megjelenítésére a felhasználó számára.</w:t>
+      </w:r>
+    </w:p>
+    <w:p>
+      <w:pPr>
+        <w:pStyle w:val="Cmsor2"/>
+      </w:pPr>
+      <w:r>
+        <w:rPr>
+          <w:rFonts w:ascii="Times New Roman" w:eastAsia="Times New Roman" w:hAnsi="Times New Roman" w:cs="Times New Roman"/>
+          <w:b/>
+          <w:bCs/>
+          <w:sz w:val="28"/>
+          <w:szCs w:val="28"/>
+        </w:rPr>
+        <w:t>4.8 Adminisztrátori komponensek</w:t>
       </w:r>
     </w:p>
     <w:p>
@@ -4586,18 +4598,18 @@
           <w:sz w:val="24"/>
           <w:szCs w:val="24"/>
         </w:rPr>
-        <w:t xml:space="preserve">4.7.3 </w:t>
-      </w:r>
-      <w:proofErr w:type="spellStart"/>
-      <w:r>
-        <w:rPr>
-          <w:rFonts w:ascii="Times New Roman" w:eastAsia="Times New Roman" w:hAnsi="Times New Roman" w:cs="Times New Roman"/>
-          <w:b/>
-          <w:bCs/>
-          <w:sz w:val="24"/>
-          <w:szCs w:val="24"/>
-        </w:rPr>
-        <w:t>Toast</w:t>
+        <w:t xml:space="preserve">4.8.1 Admin </w:t>
+      </w:r>
+      <w:proofErr w:type="spellStart"/>
+      <w:r>
+        <w:rPr>
+          <w:rFonts w:ascii="Times New Roman" w:eastAsia="Times New Roman" w:hAnsi="Times New Roman" w:cs="Times New Roman"/>
+          <w:b/>
+          <w:bCs/>
+          <w:sz w:val="24"/>
+          <w:szCs w:val="24"/>
+        </w:rPr>
+        <w:t>operations</w:t>
       </w:r>
       <w:proofErr w:type="spellEnd"/>
     </w:p>
@@ -4608,27 +4620,51 @@
         <w:jc w:val="both"/>
       </w:pPr>
       <w:r>
-        <w:t xml:space="preserve">A </w:t>
-      </w:r>
-      <w:proofErr w:type="spellStart"/>
-      <w:r>
-        <w:t>Toast</w:t>
-      </w:r>
-      <w:proofErr w:type="spellEnd"/>
-      <w:r>
-        <w:t xml:space="preserve"> komponens különböző DTO-</w:t>
-      </w:r>
-      <w:proofErr w:type="spellStart"/>
-      <w:r>
-        <w:t>kat</w:t>
-      </w:r>
-      <w:proofErr w:type="spellEnd"/>
-      <w:r>
-        <w:t xml:space="preserve"> fogad paraméterként (</w:t>
-      </w:r>
-      <w:proofErr w:type="spellStart"/>
-      <w:r>
-        <w:t>LoginRespDTO</w:t>
+        <w:t xml:space="preserve">Az Admin </w:t>
+      </w:r>
+      <w:proofErr w:type="spellStart"/>
+      <w:r>
+        <w:t>operations</w:t>
+      </w:r>
+      <w:proofErr w:type="spellEnd"/>
+      <w:r>
+        <w:t xml:space="preserve"> egy összefoglaló egység, amely az adminisztrátori felületen elérhető összes service-műveletet tömöríti. Tartalmazza a </w:t>
+      </w:r>
+      <w:proofErr w:type="spellStart"/>
+      <w:r>
+        <w:t>ProductService</w:t>
+      </w:r>
+      <w:proofErr w:type="spellEnd"/>
+      <w:r>
+        <w:t xml:space="preserve"> adminisztrátori metódusait (</w:t>
+      </w:r>
+      <w:proofErr w:type="spellStart"/>
+      <w:r>
+        <w:t>getAdminProducts</w:t>
+      </w:r>
+      <w:proofErr w:type="spellEnd"/>
+      <w:r>
+        <w:t xml:space="preserve">(): </w:t>
+      </w:r>
+      <w:proofErr w:type="spellStart"/>
+      <w:r>
+        <w:t>Product</w:t>
+      </w:r>
+      <w:proofErr w:type="spellEnd"/>
+      <w:r>
+        <w:t xml:space="preserve">[], </w:t>
+      </w:r>
+      <w:proofErr w:type="spellStart"/>
+      <w:r>
+        <w:t>updateProductbyId</w:t>
+      </w:r>
+      <w:proofErr w:type="spellEnd"/>
+      <w:r>
+        <w:t>(</w:t>
+      </w:r>
+      <w:proofErr w:type="spellStart"/>
+      <w:r>
+        <w:t>id</w:t>
       </w:r>
       <w:proofErr w:type="spellEnd"/>
       <w:r>
@@ -4636,7 +4672,55 @@
       </w:r>
       <w:proofErr w:type="spellStart"/>
       <w:r>
-        <w:t>RegistrationRespDTO</w:t>
+        <w:t>data</w:t>
+      </w:r>
+      <w:proofErr w:type="spellEnd"/>
+      <w:r>
+        <w:t xml:space="preserve">), </w:t>
+      </w:r>
+      <w:proofErr w:type="spellStart"/>
+      <w:r>
+        <w:t>deleteProductbyId</w:t>
+      </w:r>
+      <w:proofErr w:type="spellEnd"/>
+      <w:r>
+        <w:t>(</w:t>
+      </w:r>
+      <w:proofErr w:type="spellStart"/>
+      <w:r>
+        <w:t>id</w:t>
+      </w:r>
+      <w:proofErr w:type="spellEnd"/>
+      <w:r>
+        <w:t xml:space="preserve">: </w:t>
+      </w:r>
+      <w:proofErr w:type="spellStart"/>
+      <w:r>
+        <w:t>number</w:t>
+      </w:r>
+      <w:proofErr w:type="spellEnd"/>
+      <w:r>
+        <w:t xml:space="preserve">), </w:t>
+      </w:r>
+      <w:proofErr w:type="spellStart"/>
+      <w:r>
+        <w:t>getProductById</w:t>
+      </w:r>
+      <w:proofErr w:type="spellEnd"/>
+      <w:r>
+        <w:t>(</w:t>
+      </w:r>
+      <w:proofErr w:type="spellStart"/>
+      <w:r>
+        <w:t>id</w:t>
+      </w:r>
+      <w:proofErr w:type="spellEnd"/>
+      <w:r>
+        <w:t xml:space="preserve">): </w:t>
+      </w:r>
+      <w:proofErr w:type="spellStart"/>
+      <w:r>
+        <w:t>Product</w:t>
       </w:r>
       <w:proofErr w:type="spellEnd"/>
       <w:r>
@@ -4644,26 +4728,203 @@
       </w:r>
       <w:proofErr w:type="spellStart"/>
       <w:r>
-        <w:t>IdopontFoglalasRespDTO</w:t>
-      </w:r>
-      <w:proofErr w:type="spellEnd"/>
-      <w:r>
-        <w:t>) és megjeleníti a backend visszajelzés üzenetét a felhasználónak.</w:t>
-      </w:r>
-    </w:p>
-    <w:p>
-      <w:pPr>
-        <w:pStyle w:val="Cmsor2"/>
-      </w:pPr>
-      <w:r>
-        <w:rPr>
-          <w:rFonts w:ascii="Times New Roman" w:eastAsia="Times New Roman" w:hAnsi="Times New Roman" w:cs="Times New Roman"/>
-          <w:b/>
-          <w:bCs/>
-          <w:sz w:val="28"/>
-          <w:szCs w:val="28"/>
-        </w:rPr>
-        <w:t>4.8 Adminisztrátori komponensek</w:t>
+        <w:t>createNewProduct</w:t>
+      </w:r>
+      <w:proofErr w:type="spellEnd"/>
+      <w:r>
+        <w:t>(</w:t>
+      </w:r>
+      <w:proofErr w:type="spellStart"/>
+      <w:r>
+        <w:t>Indata</w:t>
+      </w:r>
+      <w:proofErr w:type="spellEnd"/>
+      <w:r>
+        <w:t xml:space="preserve">, </w:t>
+      </w:r>
+      <w:proofErr w:type="spellStart"/>
+      <w:r>
+        <w:t>isJson</w:t>
+      </w:r>
+      <w:proofErr w:type="spellEnd"/>
+      <w:r>
+        <w:t xml:space="preserve">)), a </w:t>
+      </w:r>
+      <w:proofErr w:type="spellStart"/>
+      <w:r>
+        <w:t>GuestService.getNormalGuests</w:t>
+      </w:r>
+      <w:proofErr w:type="spellEnd"/>
+      <w:r>
+        <w:t xml:space="preserve">(): </w:t>
+      </w:r>
+      <w:proofErr w:type="spellStart"/>
+      <w:r>
+        <w:t>Guest</w:t>
+      </w:r>
+      <w:proofErr w:type="spellEnd"/>
+      <w:r>
+        <w:t xml:space="preserve">[] metódust, az </w:t>
+      </w:r>
+      <w:proofErr w:type="spellStart"/>
+      <w:r>
+        <w:t>OrderService</w:t>
+      </w:r>
+      <w:proofErr w:type="spellEnd"/>
+      <w:r>
+        <w:t xml:space="preserve"> adminisztrátori metódusait (</w:t>
+      </w:r>
+      <w:proofErr w:type="spellStart"/>
+      <w:r>
+        <w:t>getOrdersforAdmin</w:t>
+      </w:r>
+      <w:proofErr w:type="spellEnd"/>
+      <w:r>
+        <w:t xml:space="preserve">(): </w:t>
+      </w:r>
+      <w:proofErr w:type="spellStart"/>
+      <w:r>
+        <w:t>Order</w:t>
+      </w:r>
+      <w:proofErr w:type="spellEnd"/>
+      <w:r>
+        <w:t xml:space="preserve">[], </w:t>
+      </w:r>
+      <w:proofErr w:type="spellStart"/>
+      <w:r>
+        <w:t>UpdateOrderStat</w:t>
+      </w:r>
+      <w:proofErr w:type="spellEnd"/>
+      <w:r>
+        <w:t>({</w:t>
+      </w:r>
+      <w:proofErr w:type="spellStart"/>
+      <w:r>
+        <w:t>id</w:t>
+      </w:r>
+      <w:proofErr w:type="spellEnd"/>
+      <w:r>
+        <w:t xml:space="preserve">, status}), </w:t>
+      </w:r>
+      <w:proofErr w:type="spellStart"/>
+      <w:r>
+        <w:t>deleteOrderbyId</w:t>
+      </w:r>
+      <w:proofErr w:type="spellEnd"/>
+      <w:r>
+        <w:t>(</w:t>
+      </w:r>
+      <w:proofErr w:type="spellStart"/>
+      <w:r>
+        <w:t>id</w:t>
+      </w:r>
+      <w:proofErr w:type="spellEnd"/>
+      <w:r>
+        <w:t xml:space="preserve">)), valamint a </w:t>
+      </w:r>
+      <w:proofErr w:type="spellStart"/>
+      <w:r>
+        <w:t>DateTimeService</w:t>
+      </w:r>
+      <w:proofErr w:type="spellEnd"/>
+      <w:r>
+        <w:t xml:space="preserve"> adminisztrátori metódusait (</w:t>
+      </w:r>
+      <w:proofErr w:type="spellStart"/>
+      <w:r>
+        <w:t>getAppointmentsforAdmin</w:t>
+      </w:r>
+      <w:proofErr w:type="spellEnd"/>
+      <w:r>
+        <w:t xml:space="preserve">(): </w:t>
+      </w:r>
+      <w:proofErr w:type="spellStart"/>
+      <w:r>
+        <w:t>DateTime</w:t>
+      </w:r>
+      <w:proofErr w:type="spellEnd"/>
+      <w:r>
+        <w:t xml:space="preserve">[], </w:t>
+      </w:r>
+      <w:proofErr w:type="spellStart"/>
+      <w:r>
+        <w:t>finalizeService</w:t>
+      </w:r>
+      <w:proofErr w:type="spellEnd"/>
+      <w:r>
+        <w:t>(</w:t>
+      </w:r>
+      <w:proofErr w:type="spellStart"/>
+      <w:r>
+        <w:t>id</w:t>
+      </w:r>
+      <w:proofErr w:type="spellEnd"/>
+      <w:r>
+        <w:t>, {</w:t>
+      </w:r>
+      <w:proofErr w:type="spellStart"/>
+      <w:r>
+        <w:t>service_id</w:t>
+      </w:r>
+      <w:proofErr w:type="spellEnd"/>
+      <w:r>
+        <w:t xml:space="preserve">, </w:t>
+      </w:r>
+      <w:proofErr w:type="spellStart"/>
+      <w:r>
+        <w:t>price</w:t>
+      </w:r>
+      <w:proofErr w:type="spellEnd"/>
+      <w:r>
+        <w:t xml:space="preserve">, </w:t>
+      </w:r>
+      <w:proofErr w:type="spellStart"/>
+      <w:r>
+        <w:t>bringbackDate</w:t>
+      </w:r>
+      <w:proofErr w:type="spellEnd"/>
+      <w:r>
+        <w:t xml:space="preserve">}), </w:t>
+      </w:r>
+      <w:proofErr w:type="spellStart"/>
+      <w:r>
+        <w:t>createFreeService</w:t>
+      </w:r>
+      <w:proofErr w:type="spellEnd"/>
+      <w:r>
+        <w:t>(</w:t>
+      </w:r>
+      <w:proofErr w:type="spellStart"/>
+      <w:r>
+        <w:t>appointmentDate</w:t>
+      </w:r>
+      <w:proofErr w:type="spellEnd"/>
+      <w:r>
+        <w:t xml:space="preserve">), </w:t>
+      </w:r>
+      <w:proofErr w:type="spellStart"/>
+      <w:r>
+        <w:t>getAppointmentById</w:t>
+      </w:r>
+      <w:proofErr w:type="spellEnd"/>
+      <w:r>
+        <w:t>(</w:t>
+      </w:r>
+      <w:proofErr w:type="spellStart"/>
+      <w:r>
+        <w:t>id</w:t>
+      </w:r>
+      <w:proofErr w:type="spellEnd"/>
+      <w:r>
+        <w:t xml:space="preserve">): </w:t>
+      </w:r>
+      <w:proofErr w:type="spellStart"/>
+      <w:r>
+        <w:t>DateTime</w:t>
+      </w:r>
+      <w:proofErr w:type="spellEnd"/>
+      <w:r>
+        <w:t>).</w:t>
       </w:r>
     </w:p>
     <w:p>
@@ -4678,18 +4939,19 @@
           <w:sz w:val="24"/>
           <w:szCs w:val="24"/>
         </w:rPr>
-        <w:t xml:space="preserve">4.8.1 Admin </w:t>
-      </w:r>
-      <w:proofErr w:type="spellStart"/>
-      <w:r>
-        <w:rPr>
-          <w:rFonts w:ascii="Times New Roman" w:eastAsia="Times New Roman" w:hAnsi="Times New Roman" w:cs="Times New Roman"/>
-          <w:b/>
-          <w:bCs/>
-          <w:sz w:val="24"/>
-          <w:szCs w:val="24"/>
-        </w:rPr>
-        <w:t>operations</w:t>
+        <w:lastRenderedPageBreak/>
+        <w:t xml:space="preserve">4.8.2 </w:t>
+      </w:r>
+      <w:proofErr w:type="spellStart"/>
+      <w:r>
+        <w:rPr>
+          <w:rFonts w:ascii="Times New Roman" w:eastAsia="Times New Roman" w:hAnsi="Times New Roman" w:cs="Times New Roman"/>
+          <w:b/>
+          <w:bCs/>
+          <w:sz w:val="24"/>
+          <w:szCs w:val="24"/>
+        </w:rPr>
+        <w:t>EditProductForm</w:t>
       </w:r>
       <w:proofErr w:type="spellEnd"/>
     </w:p>
@@ -4700,31 +4962,15 @@
         <w:jc w:val="both"/>
       </w:pPr>
       <w:r>
-        <w:t xml:space="preserve">Az Admin </w:t>
-      </w:r>
-      <w:proofErr w:type="spellStart"/>
-      <w:r>
-        <w:t>operations</w:t>
-      </w:r>
-      <w:proofErr w:type="spellEnd"/>
-      <w:r>
-        <w:t xml:space="preserve"> egy összefoglaló egység, amely az adminisztrátori felületen elérhető összes service-műveletet tömöríti. Tartalmazza a </w:t>
-      </w:r>
-      <w:proofErr w:type="spellStart"/>
-      <w:r>
-        <w:t>ProductService</w:t>
-      </w:r>
-      <w:proofErr w:type="spellEnd"/>
-      <w:r>
-        <w:t xml:space="preserve"> adminisztrátori metódusait (</w:t>
-      </w:r>
-      <w:proofErr w:type="spellStart"/>
-      <w:r>
-        <w:t>getAdminProducts</w:t>
-      </w:r>
-      <w:proofErr w:type="spellEnd"/>
-      <w:r>
-        <w:t xml:space="preserve">(): </w:t>
+        <w:t xml:space="preserve">Az </w:t>
+      </w:r>
+      <w:proofErr w:type="spellStart"/>
+      <w:r>
+        <w:t>EditProductForm</w:t>
+      </w:r>
+      <w:proofErr w:type="spellEnd"/>
+      <w:r>
+        <w:t>(</w:t>
       </w:r>
       <w:proofErr w:type="spellStart"/>
       <w:r>
@@ -4732,71 +4978,23 @@
       </w:r>
       <w:proofErr w:type="spellEnd"/>
       <w:r>
-        <w:t xml:space="preserve">[], </w:t>
-      </w:r>
-      <w:proofErr w:type="spellStart"/>
-      <w:r>
-        <w:t>updateProductbyId</w:t>
-      </w:r>
-      <w:proofErr w:type="spellEnd"/>
-      <w:r>
-        <w:t>(</w:t>
-      </w:r>
-      <w:proofErr w:type="spellStart"/>
-      <w:r>
-        <w:t>id</w:t>
-      </w:r>
-      <w:proofErr w:type="spellEnd"/>
-      <w:r>
-        <w:t xml:space="preserve">, </w:t>
-      </w:r>
-      <w:proofErr w:type="spellStart"/>
-      <w:r>
-        <w:t>data</w:t>
-      </w:r>
-      <w:proofErr w:type="spellEnd"/>
-      <w:r>
-        <w:t xml:space="preserve">), </w:t>
-      </w:r>
-      <w:proofErr w:type="spellStart"/>
-      <w:r>
-        <w:t>deleteProductbyId</w:t>
-      </w:r>
-      <w:proofErr w:type="spellEnd"/>
-      <w:r>
-        <w:t>(</w:t>
-      </w:r>
-      <w:proofErr w:type="spellStart"/>
-      <w:r>
-        <w:t>id</w:t>
-      </w:r>
-      <w:proofErr w:type="spellEnd"/>
-      <w:r>
-        <w:t xml:space="preserve">: </w:t>
-      </w:r>
-      <w:proofErr w:type="spellStart"/>
-      <w:r>
-        <w:t>number</w:t>
-      </w:r>
-      <w:proofErr w:type="spellEnd"/>
-      <w:r>
-        <w:t xml:space="preserve">), </w:t>
-      </w:r>
-      <w:proofErr w:type="spellStart"/>
-      <w:r>
-        <w:t>getProductById</w:t>
-      </w:r>
-      <w:proofErr w:type="spellEnd"/>
-      <w:r>
-        <w:t>(</w:t>
-      </w:r>
-      <w:proofErr w:type="spellStart"/>
-      <w:r>
-        <w:t>id</w:t>
-      </w:r>
-      <w:proofErr w:type="spellEnd"/>
-      <w:r>
-        <w:t xml:space="preserve">): </w:t>
+        <w:t xml:space="preserve">) komponens </w:t>
+      </w:r>
+      <w:proofErr w:type="spellStart"/>
+      <w:r>
+        <w:t>rendereli</w:t>
+      </w:r>
+      <w:proofErr w:type="spellEnd"/>
+      <w:r>
+        <w:t xml:space="preserve"> az adminisztrátori termékszerkesztési </w:t>
+      </w:r>
+      <w:proofErr w:type="spellStart"/>
+      <w:r>
+        <w:t>formot</w:t>
+      </w:r>
+      <w:proofErr w:type="spellEnd"/>
+      <w:r>
+        <w:t xml:space="preserve">, amely tartalmaz egy </w:t>
       </w:r>
       <w:proofErr w:type="spellStart"/>
       <w:r>
@@ -4804,208 +5002,15 @@
       </w:r>
       <w:proofErr w:type="spellEnd"/>
       <w:r>
-        <w:t xml:space="preserve">, </w:t>
-      </w:r>
-      <w:proofErr w:type="spellStart"/>
-      <w:r>
-        <w:lastRenderedPageBreak/>
-        <w:t>createNewProduct</w:t>
-      </w:r>
-      <w:proofErr w:type="spellEnd"/>
-      <w:r>
-        <w:t>(</w:t>
-      </w:r>
-      <w:proofErr w:type="spellStart"/>
-      <w:r>
-        <w:t>Indata</w:t>
-      </w:r>
-      <w:proofErr w:type="spellEnd"/>
-      <w:r>
-        <w:t xml:space="preserve">, </w:t>
-      </w:r>
-      <w:proofErr w:type="spellStart"/>
-      <w:r>
-        <w:t>isJson</w:t>
-      </w:r>
-      <w:proofErr w:type="spellEnd"/>
-      <w:r>
-        <w:t xml:space="preserve">)), a </w:t>
-      </w:r>
-      <w:proofErr w:type="spellStart"/>
-      <w:r>
-        <w:t>GuestService.getNormalGuests</w:t>
-      </w:r>
-      <w:proofErr w:type="spellEnd"/>
-      <w:r>
-        <w:t xml:space="preserve">(): </w:t>
-      </w:r>
-      <w:proofErr w:type="spellStart"/>
-      <w:r>
-        <w:t>Guest</w:t>
-      </w:r>
-      <w:proofErr w:type="spellEnd"/>
-      <w:r>
-        <w:t xml:space="preserve">[] metódust, az </w:t>
-      </w:r>
-      <w:proofErr w:type="spellStart"/>
-      <w:r>
-        <w:t>OrderService</w:t>
-      </w:r>
-      <w:proofErr w:type="spellEnd"/>
-      <w:r>
-        <w:t xml:space="preserve"> adminisztrátori metódusait (</w:t>
-      </w:r>
-      <w:proofErr w:type="spellStart"/>
-      <w:r>
-        <w:t>getOrdersforAdmin</w:t>
-      </w:r>
-      <w:proofErr w:type="spellEnd"/>
-      <w:r>
-        <w:t xml:space="preserve">(): </w:t>
-      </w:r>
-      <w:proofErr w:type="spellStart"/>
-      <w:r>
-        <w:t>Order</w:t>
-      </w:r>
-      <w:proofErr w:type="spellEnd"/>
-      <w:r>
-        <w:t xml:space="preserve">[], </w:t>
-      </w:r>
-      <w:proofErr w:type="spellStart"/>
-      <w:r>
-        <w:t>UpdateOrderStat</w:t>
-      </w:r>
-      <w:proofErr w:type="spellEnd"/>
-      <w:r>
-        <w:t>({</w:t>
-      </w:r>
-      <w:proofErr w:type="spellStart"/>
-      <w:r>
-        <w:t>id</w:t>
-      </w:r>
-      <w:proofErr w:type="spellEnd"/>
-      <w:r>
-        <w:t xml:space="preserve">, status}), </w:t>
-      </w:r>
-      <w:proofErr w:type="spellStart"/>
-      <w:r>
-        <w:t>deleteOrderbyId</w:t>
-      </w:r>
-      <w:proofErr w:type="spellEnd"/>
-      <w:r>
-        <w:t>(</w:t>
-      </w:r>
-      <w:proofErr w:type="spellStart"/>
-      <w:r>
-        <w:t>id</w:t>
-      </w:r>
-      <w:proofErr w:type="spellEnd"/>
-      <w:r>
-        <w:t xml:space="preserve">)), valamint a </w:t>
-      </w:r>
-      <w:proofErr w:type="spellStart"/>
-      <w:r>
-        <w:t>DateTimeService</w:t>
-      </w:r>
-      <w:proofErr w:type="spellEnd"/>
-      <w:r>
-        <w:t xml:space="preserve"> adminisztrátori metódusait (</w:t>
-      </w:r>
-      <w:proofErr w:type="spellStart"/>
-      <w:r>
-        <w:t>getAppointmentsforAdmin</w:t>
-      </w:r>
-      <w:proofErr w:type="spellEnd"/>
-      <w:r>
-        <w:t xml:space="preserve">(): </w:t>
-      </w:r>
-      <w:proofErr w:type="spellStart"/>
-      <w:r>
-        <w:t>DateTime</w:t>
-      </w:r>
-      <w:proofErr w:type="spellEnd"/>
-      <w:r>
-        <w:t xml:space="preserve">[], </w:t>
-      </w:r>
-      <w:proofErr w:type="spellStart"/>
-      <w:r>
-        <w:t>finalizeService</w:t>
-      </w:r>
-      <w:proofErr w:type="spellEnd"/>
-      <w:r>
-        <w:t>(</w:t>
-      </w:r>
-      <w:proofErr w:type="spellStart"/>
-      <w:r>
-        <w:t>id</w:t>
-      </w:r>
-      <w:proofErr w:type="spellEnd"/>
-      <w:r>
-        <w:t>, {</w:t>
-      </w:r>
-      <w:proofErr w:type="spellStart"/>
-      <w:r>
-        <w:t>service_id</w:t>
-      </w:r>
-      <w:proofErr w:type="spellEnd"/>
-      <w:r>
-        <w:t xml:space="preserve">, </w:t>
-      </w:r>
-      <w:proofErr w:type="spellStart"/>
-      <w:r>
-        <w:t>price</w:t>
-      </w:r>
-      <w:proofErr w:type="spellEnd"/>
-      <w:r>
-        <w:t xml:space="preserve">, </w:t>
-      </w:r>
-      <w:proofErr w:type="spellStart"/>
-      <w:r>
-        <w:t>bringbackDate</w:t>
-      </w:r>
-      <w:proofErr w:type="spellEnd"/>
-      <w:r>
-        <w:t xml:space="preserve">}), </w:t>
-      </w:r>
-      <w:proofErr w:type="spellStart"/>
-      <w:r>
-        <w:t>createFreeService</w:t>
-      </w:r>
-      <w:proofErr w:type="spellEnd"/>
-      <w:r>
-        <w:t>(</w:t>
-      </w:r>
-      <w:proofErr w:type="spellStart"/>
-      <w:r>
-        <w:t>appointmentDate</w:t>
-      </w:r>
-      <w:proofErr w:type="spellEnd"/>
-      <w:r>
-        <w:t xml:space="preserve">), </w:t>
-      </w:r>
-      <w:proofErr w:type="spellStart"/>
-      <w:r>
-        <w:t>getAppointmentById</w:t>
-      </w:r>
-      <w:proofErr w:type="spellEnd"/>
-      <w:r>
-        <w:t>(</w:t>
-      </w:r>
-      <w:proofErr w:type="spellStart"/>
-      <w:r>
-        <w:t>id</w:t>
-      </w:r>
-      <w:proofErr w:type="spellEnd"/>
-      <w:r>
-        <w:t xml:space="preserve">): </w:t>
-      </w:r>
-      <w:proofErr w:type="spellStart"/>
-      <w:r>
-        <w:t>DateTime</w:t>
-      </w:r>
-      <w:proofErr w:type="spellEnd"/>
-      <w:r>
-        <w:t>).</w:t>
+        <w:t xml:space="preserve"> adatait és egy mentési gombot. A mentési gomb megnyomásakor a </w:t>
+      </w:r>
+      <w:proofErr w:type="spellStart"/>
+      <w:r>
+        <w:t>ProductService.updateProductbyId</w:t>
+      </w:r>
+      <w:proofErr w:type="spellEnd"/>
+      <w:r>
+        <w:t>(Product.id, módosított adatok) metódust hívja meg.</w:t>
       </w:r>
     </w:p>
     <w:p>
@@ -5020,18 +5025,18 @@
           <w:sz w:val="24"/>
           <w:szCs w:val="24"/>
         </w:rPr>
-        <w:t xml:space="preserve">4.8.2 </w:t>
-      </w:r>
-      <w:proofErr w:type="spellStart"/>
-      <w:r>
-        <w:rPr>
-          <w:rFonts w:ascii="Times New Roman" w:eastAsia="Times New Roman" w:hAnsi="Times New Roman" w:cs="Times New Roman"/>
-          <w:b/>
-          <w:bCs/>
-          <w:sz w:val="24"/>
-          <w:szCs w:val="24"/>
-        </w:rPr>
-        <w:t>EditProductForm</w:t>
+        <w:t xml:space="preserve">4.8.3 </w:t>
+      </w:r>
+      <w:proofErr w:type="spellStart"/>
+      <w:r>
+        <w:rPr>
+          <w:rFonts w:ascii="Times New Roman" w:eastAsia="Times New Roman" w:hAnsi="Times New Roman" w:cs="Times New Roman"/>
+          <w:b/>
+          <w:bCs/>
+          <w:sz w:val="24"/>
+          <w:szCs w:val="24"/>
+        </w:rPr>
+        <w:t>EditAppointmentForm</w:t>
       </w:r>
       <w:proofErr w:type="spellEnd"/>
     </w:p>
@@ -5046,7 +5051,7 @@
       </w:r>
       <w:proofErr w:type="spellStart"/>
       <w:r>
-        <w:t>EditProductForm</w:t>
+        <w:t>EditAppointmentForm</w:t>
       </w:r>
       <w:proofErr w:type="spellEnd"/>
       <w:r>
@@ -5054,7 +5059,7 @@
       </w:r>
       <w:proofErr w:type="spellStart"/>
       <w:r>
-        <w:t>Product</w:t>
+        <w:t>DateTime</w:t>
       </w:r>
       <w:proofErr w:type="spellEnd"/>
       <w:r>
@@ -5066,7 +5071,7 @@
       </w:r>
       <w:proofErr w:type="spellEnd"/>
       <w:r>
-        <w:t xml:space="preserve"> az adminisztrátori termékszerkesztési </w:t>
+        <w:t xml:space="preserve"> az adminisztrátori időpontszerkesztési </w:t>
       </w:r>
       <w:proofErr w:type="spellStart"/>
       <w:r>
@@ -5074,23 +5079,63 @@
       </w:r>
       <w:proofErr w:type="spellEnd"/>
       <w:r>
-        <w:t xml:space="preserve">, amely tartalmaz egy </w:t>
-      </w:r>
-      <w:proofErr w:type="spellStart"/>
-      <w:r>
-        <w:t>Product</w:t>
-      </w:r>
-      <w:proofErr w:type="spellEnd"/>
-      <w:r>
-        <w:t xml:space="preserve"> adatait és egy mentési gombot. A mentési gomb megnyomásakor a </w:t>
-      </w:r>
-      <w:proofErr w:type="spellStart"/>
-      <w:r>
-        <w:t>ProductService.updateProductbyId</w:t>
-      </w:r>
-      <w:proofErr w:type="spellEnd"/>
-      <w:r>
-        <w:t>(Product.id, módosított adatok) metódust hívja meg.</w:t>
+        <w:t xml:space="preserve">, amely egy </w:t>
+      </w:r>
+      <w:proofErr w:type="spellStart"/>
+      <w:r>
+        <w:t>DateTime</w:t>
+      </w:r>
+      <w:proofErr w:type="spellEnd"/>
+      <w:r>
+        <w:t xml:space="preserve"> adatait tartalmazza és egy véglegesítési gombot. A véglegesítési gomb megnyomásakor a </w:t>
+      </w:r>
+      <w:proofErr w:type="spellStart"/>
+      <w:r>
+        <w:t>DateTimeService.finalizeService</w:t>
+      </w:r>
+      <w:proofErr w:type="spellEnd"/>
+      <w:r>
+        <w:t>(</w:t>
+      </w:r>
+      <w:proofErr w:type="spellStart"/>
+      <w:r>
+        <w:t>id</w:t>
+      </w:r>
+      <w:proofErr w:type="spellEnd"/>
+      <w:r>
+        <w:t xml:space="preserve">, </w:t>
+      </w:r>
+      <w:proofErr w:type="spellStart"/>
+      <w:r>
+        <w:t>data</w:t>
+      </w:r>
+      <w:proofErr w:type="spellEnd"/>
+      <w:r>
+        <w:t>: {</w:t>
+      </w:r>
+      <w:proofErr w:type="spellStart"/>
+      <w:r>
+        <w:t>service_id</w:t>
+      </w:r>
+      <w:proofErr w:type="spellEnd"/>
+      <w:r>
+        <w:t xml:space="preserve">, </w:t>
+      </w:r>
+      <w:proofErr w:type="spellStart"/>
+      <w:r>
+        <w:t>price</w:t>
+      </w:r>
+      <w:proofErr w:type="spellEnd"/>
+      <w:r>
+        <w:t xml:space="preserve">, </w:t>
+      </w:r>
+      <w:proofErr w:type="spellStart"/>
+      <w:r>
+        <w:t>bringbackDate</w:t>
+      </w:r>
+      <w:proofErr w:type="spellEnd"/>
+      <w:r>
+        <w:t>}) metódust hívja meg.</w:t>
       </w:r>
     </w:p>
     <w:p>
@@ -5105,18 +5150,18 @@
           <w:sz w:val="24"/>
           <w:szCs w:val="24"/>
         </w:rPr>
-        <w:t xml:space="preserve">4.8.3 </w:t>
-      </w:r>
-      <w:proofErr w:type="spellStart"/>
-      <w:r>
-        <w:rPr>
-          <w:rFonts w:ascii="Times New Roman" w:eastAsia="Times New Roman" w:hAnsi="Times New Roman" w:cs="Times New Roman"/>
-          <w:b/>
-          <w:bCs/>
-          <w:sz w:val="24"/>
-          <w:szCs w:val="24"/>
-        </w:rPr>
-        <w:t>EditAppointmentForm</w:t>
+        <w:t xml:space="preserve">4.8.4 </w:t>
+      </w:r>
+      <w:proofErr w:type="spellStart"/>
+      <w:r>
+        <w:rPr>
+          <w:rFonts w:ascii="Times New Roman" w:eastAsia="Times New Roman" w:hAnsi="Times New Roman" w:cs="Times New Roman"/>
+          <w:b/>
+          <w:bCs/>
+          <w:sz w:val="24"/>
+          <w:szCs w:val="24"/>
+        </w:rPr>
+        <w:t>ProductDashboard</w:t>
       </w:r>
       <w:proofErr w:type="spellEnd"/>
     </w:p>
@@ -5127,31 +5172,39 @@
         <w:jc w:val="both"/>
       </w:pPr>
       <w:r>
-        <w:t xml:space="preserve">Az </w:t>
-      </w:r>
-      <w:proofErr w:type="spellStart"/>
-      <w:r>
-        <w:t>EditAppointmentForm</w:t>
-      </w:r>
-      <w:proofErr w:type="spellEnd"/>
-      <w:r>
-        <w:t>(</w:t>
-      </w:r>
-      <w:proofErr w:type="spellStart"/>
-      <w:r>
-        <w:t>DateTime</w:t>
-      </w:r>
-      <w:proofErr w:type="spellEnd"/>
-      <w:r>
-        <w:t xml:space="preserve">) komponens </w:t>
-      </w:r>
-      <w:proofErr w:type="spellStart"/>
-      <w:r>
-        <w:t>rendereli</w:t>
-      </w:r>
-      <w:proofErr w:type="spellEnd"/>
-      <w:r>
-        <w:t xml:space="preserve"> az adminisztrátori időpontszerkesztési </w:t>
+        <w:t xml:space="preserve">A </w:t>
+      </w:r>
+      <w:proofErr w:type="spellStart"/>
+      <w:r>
+        <w:t>ProductDashboard</w:t>
+      </w:r>
+      <w:proofErr w:type="spellEnd"/>
+      <w:r>
+        <w:t xml:space="preserve"> az adminisztrátori termékkezelő nézet. Lekéri az összes terméket a </w:t>
+      </w:r>
+      <w:proofErr w:type="spellStart"/>
+      <w:r>
+        <w:t>ProductService.getAdminProducts</w:t>
+      </w:r>
+      <w:proofErr w:type="spellEnd"/>
+      <w:r>
+        <w:t xml:space="preserve">(): </w:t>
+      </w:r>
+      <w:proofErr w:type="spellStart"/>
+      <w:r>
+        <w:t>Product</w:t>
+      </w:r>
+      <w:proofErr w:type="spellEnd"/>
+      <w:r>
+        <w:t xml:space="preserve">[] metódussal, </w:t>
+      </w:r>
+      <w:proofErr w:type="spellStart"/>
+      <w:r>
+        <w:t>HTMLTableElement</w:t>
+      </w:r>
+      <w:proofErr w:type="spellEnd"/>
+      <w:r>
+        <w:t xml:space="preserve">-ben jeleníti meg azokat módosítási és törlési gombokkal, és </w:t>
       </w:r>
       <w:proofErr w:type="spellStart"/>
       <w:r>
@@ -5159,63 +5212,23 @@
       </w:r>
       <w:proofErr w:type="spellEnd"/>
       <w:r>
-        <w:t xml:space="preserve">, amely egy </w:t>
-      </w:r>
-      <w:proofErr w:type="spellStart"/>
-      <w:r>
-        <w:t>DateTime</w:t>
-      </w:r>
-      <w:proofErr w:type="spellEnd"/>
-      <w:r>
-        <w:t xml:space="preserve"> adatait tartalmazza és egy véglegesítési gombot. A véglegesítési gomb megnyomásakor a </w:t>
-      </w:r>
-      <w:proofErr w:type="spellStart"/>
-      <w:r>
-        <w:t>DateTimeService.finalizeService</w:t>
-      </w:r>
-      <w:proofErr w:type="spellEnd"/>
-      <w:r>
-        <w:t>(</w:t>
-      </w:r>
-      <w:proofErr w:type="spellStart"/>
-      <w:r>
-        <w:t>id</w:t>
-      </w:r>
-      <w:proofErr w:type="spellEnd"/>
-      <w:r>
-        <w:t xml:space="preserve">, </w:t>
-      </w:r>
-      <w:proofErr w:type="spellStart"/>
-      <w:r>
-        <w:t>data</w:t>
-      </w:r>
-      <w:proofErr w:type="spellEnd"/>
-      <w:r>
-        <w:t>: {</w:t>
-      </w:r>
-      <w:proofErr w:type="spellStart"/>
-      <w:r>
-        <w:t>service_id</w:t>
-      </w:r>
-      <w:proofErr w:type="spellEnd"/>
-      <w:r>
-        <w:t xml:space="preserve">, </w:t>
-      </w:r>
-      <w:proofErr w:type="spellStart"/>
-      <w:r>
-        <w:t>price</w:t>
-      </w:r>
-      <w:proofErr w:type="spellEnd"/>
-      <w:r>
-        <w:t xml:space="preserve">, </w:t>
-      </w:r>
-      <w:proofErr w:type="spellStart"/>
-      <w:r>
-        <w:t>bringbackDate</w:t>
-      </w:r>
-      <w:proofErr w:type="spellEnd"/>
-      <w:r>
-        <w:t>}) metódust hívja meg.</w:t>
+        <w:t xml:space="preserve"> biztosít új termék hozzáadásához. A törlési gomb megnyomásakor a </w:t>
+      </w:r>
+      <w:proofErr w:type="spellStart"/>
+      <w:r>
+        <w:t>ProductService.deleteProductbyId</w:t>
+      </w:r>
+      <w:proofErr w:type="spellEnd"/>
+      <w:r>
+        <w:t xml:space="preserve">(Product.id) metódust hívja meg. A módosítási gomb az </w:t>
+      </w:r>
+      <w:proofErr w:type="spellStart"/>
+      <w:r>
+        <w:t>EditProductPage</w:t>
+      </w:r>
+      <w:proofErr w:type="spellEnd"/>
+      <w:r>
+        <w:t>-re irányít.</w:t>
       </w:r>
     </w:p>
     <w:p>
@@ -5230,18 +5243,18 @@
           <w:sz w:val="24"/>
           <w:szCs w:val="24"/>
         </w:rPr>
-        <w:t xml:space="preserve">4.8.4 </w:t>
-      </w:r>
-      <w:proofErr w:type="spellStart"/>
-      <w:r>
-        <w:rPr>
-          <w:rFonts w:ascii="Times New Roman" w:eastAsia="Times New Roman" w:hAnsi="Times New Roman" w:cs="Times New Roman"/>
-          <w:b/>
-          <w:bCs/>
-          <w:sz w:val="24"/>
-          <w:szCs w:val="24"/>
-        </w:rPr>
-        <w:t>ProductDashboard</w:t>
+        <w:t xml:space="preserve">4.8.5 </w:t>
+      </w:r>
+      <w:proofErr w:type="spellStart"/>
+      <w:r>
+        <w:rPr>
+          <w:rFonts w:ascii="Times New Roman" w:eastAsia="Times New Roman" w:hAnsi="Times New Roman" w:cs="Times New Roman"/>
+          <w:b/>
+          <w:bCs/>
+          <w:sz w:val="24"/>
+          <w:szCs w:val="24"/>
+        </w:rPr>
+        <w:t>GuestsDashboard</w:t>
       </w:r>
       <w:proofErr w:type="spellEnd"/>
     </w:p>
@@ -5256,15 +5269,15 @@
       </w:r>
       <w:proofErr w:type="spellStart"/>
       <w:r>
-        <w:t>ProductDashboard</w:t>
-      </w:r>
-      <w:proofErr w:type="spellEnd"/>
-      <w:r>
-        <w:t xml:space="preserve"> az adminisztrátori termékkezelő nézet. Lekéri az összes terméket a </w:t>
-      </w:r>
-      <w:proofErr w:type="spellStart"/>
-      <w:r>
-        <w:t>ProductService.getAdminProducts</w:t>
+        <w:t>GuestsDashboard</w:t>
+      </w:r>
+      <w:proofErr w:type="spellEnd"/>
+      <w:r>
+        <w:t xml:space="preserve"> az adminisztrátori vendégfelhasználó-kezelő nézet. Lekéri a normál jogosultságú vendégfelhasználókat a </w:t>
+      </w:r>
+      <w:proofErr w:type="spellStart"/>
+      <w:r>
+        <w:t>GuestService.getNormalGuests</w:t>
       </w:r>
       <w:proofErr w:type="spellEnd"/>
       <w:r>
@@ -5272,7 +5285,7 @@
       </w:r>
       <w:proofErr w:type="spellStart"/>
       <w:r>
-        <w:t>Product</w:t>
+        <w:t>Guest</w:t>
       </w:r>
       <w:proofErr w:type="spellEnd"/>
       <w:r>
@@ -5284,7 +5297,7 @@
       </w:r>
       <w:proofErr w:type="spellEnd"/>
       <w:r>
-        <w:t xml:space="preserve">-ben jeleníti meg azokat módosítási és törlési gombokkal, és </w:t>
+        <w:t xml:space="preserve">-ben jeleníti meg azokat, és keresési </w:t>
       </w:r>
       <w:proofErr w:type="spellStart"/>
       <w:r>
@@ -5292,23 +5305,7 @@
       </w:r>
       <w:proofErr w:type="spellEnd"/>
       <w:r>
-        <w:t xml:space="preserve"> biztosít új termék hozzáadásához. A törlési gomb megnyomásakor a </w:t>
-      </w:r>
-      <w:proofErr w:type="spellStart"/>
-      <w:r>
-        <w:t>ProductService.deleteProductbyId</w:t>
-      </w:r>
-      <w:proofErr w:type="spellEnd"/>
-      <w:r>
-        <w:t xml:space="preserve">(Product.id) metódust hívja meg. A módosítási gomb az </w:t>
-      </w:r>
-      <w:proofErr w:type="spellStart"/>
-      <w:r>
-        <w:t>EditProductPage</w:t>
-      </w:r>
-      <w:proofErr w:type="spellEnd"/>
-      <w:r>
-        <w:t>-re irányít.</w:t>
+        <w:t xml:space="preserve"> biztosít a vendégfelhasználók szűréséhez.</w:t>
       </w:r>
     </w:p>
     <w:p>
@@ -5323,18 +5320,18 @@
           <w:sz w:val="24"/>
           <w:szCs w:val="24"/>
         </w:rPr>
-        <w:t xml:space="preserve">4.8.5 </w:t>
-      </w:r>
-      <w:proofErr w:type="spellStart"/>
-      <w:r>
-        <w:rPr>
-          <w:rFonts w:ascii="Times New Roman" w:eastAsia="Times New Roman" w:hAnsi="Times New Roman" w:cs="Times New Roman"/>
-          <w:b/>
-          <w:bCs/>
-          <w:sz w:val="24"/>
-          <w:szCs w:val="24"/>
-        </w:rPr>
-        <w:t>GuestsDashboard</w:t>
+        <w:t xml:space="preserve">4.8.6 </w:t>
+      </w:r>
+      <w:proofErr w:type="spellStart"/>
+      <w:r>
+        <w:rPr>
+          <w:rFonts w:ascii="Times New Roman" w:eastAsia="Times New Roman" w:hAnsi="Times New Roman" w:cs="Times New Roman"/>
+          <w:b/>
+          <w:bCs/>
+          <w:sz w:val="24"/>
+          <w:szCs w:val="24"/>
+        </w:rPr>
+        <w:t>OrdersDashboard</w:t>
       </w:r>
       <w:proofErr w:type="spellEnd"/>
     </w:p>
@@ -5345,19 +5342,19 @@
         <w:jc w:val="both"/>
       </w:pPr>
       <w:r>
-        <w:t xml:space="preserve">A </w:t>
-      </w:r>
-      <w:proofErr w:type="spellStart"/>
-      <w:r>
-        <w:t>GuestsDashboard</w:t>
-      </w:r>
-      <w:proofErr w:type="spellEnd"/>
-      <w:r>
-        <w:t xml:space="preserve"> az adminisztrátori vendégfelhasználó-kezelő nézet. Lekéri a normál jogosultságú vendégfelhasználókat a </w:t>
-      </w:r>
-      <w:proofErr w:type="spellStart"/>
-      <w:r>
-        <w:t>GuestService.getNormalGuests</w:t>
+        <w:t xml:space="preserve">Az </w:t>
+      </w:r>
+      <w:proofErr w:type="spellStart"/>
+      <w:r>
+        <w:t>OrdersDashboard</w:t>
+      </w:r>
+      <w:proofErr w:type="spellEnd"/>
+      <w:r>
+        <w:t xml:space="preserve"> az adminisztrátori rendeléskezelő nézet. Lekéri az összes rendelést az </w:t>
+      </w:r>
+      <w:proofErr w:type="spellStart"/>
+      <w:r>
+        <w:t>OrderService.getOrdersforAdmin</w:t>
       </w:r>
       <w:proofErr w:type="spellEnd"/>
       <w:r>
@@ -5365,7 +5362,7 @@
       </w:r>
       <w:proofErr w:type="spellStart"/>
       <w:r>
-        <w:t>Latogato</w:t>
+        <w:t>Order</w:t>
       </w:r>
       <w:proofErr w:type="spellEnd"/>
       <w:r>
@@ -5377,15 +5374,23 @@
       </w:r>
       <w:proofErr w:type="spellEnd"/>
       <w:r>
-        <w:t xml:space="preserve">-ben jeleníti meg azokat, és keresési </w:t>
-      </w:r>
-      <w:proofErr w:type="spellStart"/>
-      <w:r>
-        <w:t>formot</w:t>
-      </w:r>
-      <w:proofErr w:type="spellEnd"/>
-      <w:r>
-        <w:t xml:space="preserve"> biztosít a vendégfelhasználók szűréséhez.</w:t>
+        <w:t xml:space="preserve">-ben jeleníti meg a rendeléseket (beleértve a lezárt rendeléseket is), és minden rendeléshez HTML </w:t>
+      </w:r>
+      <w:proofErr w:type="spellStart"/>
+      <w:r>
+        <w:t>select</w:t>
+      </w:r>
+      <w:proofErr w:type="spellEnd"/>
+      <w:r>
+        <w:t xml:space="preserve"> elemet biztosít az állapot módosításához. Az állapot megváltoztatásakor az </w:t>
+      </w:r>
+      <w:proofErr w:type="spellStart"/>
+      <w:r>
+        <w:t>OrderService.UpdateOrderStat</w:t>
+      </w:r>
+      <w:proofErr w:type="spellEnd"/>
+      <w:r>
+        <w:t>() metódust hívja meg.</w:t>
       </w:r>
     </w:p>
     <w:p>
@@ -5401,18 +5406,18 @@
           <w:szCs w:val="24"/>
         </w:rPr>
         <w:lastRenderedPageBreak/>
-        <w:t xml:space="preserve">4.8.6 </w:t>
-      </w:r>
-      <w:proofErr w:type="spellStart"/>
-      <w:r>
-        <w:rPr>
-          <w:rFonts w:ascii="Times New Roman" w:eastAsia="Times New Roman" w:hAnsi="Times New Roman" w:cs="Times New Roman"/>
-          <w:b/>
-          <w:bCs/>
-          <w:sz w:val="24"/>
-          <w:szCs w:val="24"/>
-        </w:rPr>
-        <w:t>OrdersDashboard</w:t>
+        <w:t xml:space="preserve">4.8.7 </w:t>
+      </w:r>
+      <w:proofErr w:type="spellStart"/>
+      <w:r>
+        <w:rPr>
+          <w:rFonts w:ascii="Times New Roman" w:eastAsia="Times New Roman" w:hAnsi="Times New Roman" w:cs="Times New Roman"/>
+          <w:b/>
+          <w:bCs/>
+          <w:sz w:val="24"/>
+          <w:szCs w:val="24"/>
+        </w:rPr>
+        <w:t>AppointmentDashboard</w:t>
       </w:r>
       <w:proofErr w:type="spellEnd"/>
     </w:p>
@@ -5427,15 +5432,15 @@
       </w:r>
       <w:proofErr w:type="spellStart"/>
       <w:r>
-        <w:t>OrdersDashboard</w:t>
-      </w:r>
-      <w:proofErr w:type="spellEnd"/>
-      <w:r>
-        <w:t xml:space="preserve"> az adminisztrátori rendeléskezelő nézet. Lekéri az összes rendelést az </w:t>
-      </w:r>
-      <w:proofErr w:type="spellStart"/>
-      <w:r>
-        <w:t>OrderService.getOrdersforAdmin</w:t>
+        <w:t>AppointmentDashboard</w:t>
+      </w:r>
+      <w:proofErr w:type="spellEnd"/>
+      <w:r>
+        <w:t xml:space="preserve"> az adminisztrátori időpontkezelő nézet. Lekéri az összes időpontot a </w:t>
+      </w:r>
+      <w:proofErr w:type="spellStart"/>
+      <w:r>
+        <w:t>DateTimeService.getAppointmentsforAdmin</w:t>
       </w:r>
       <w:proofErr w:type="spellEnd"/>
       <w:r>
@@ -5443,7 +5448,7 @@
       </w:r>
       <w:proofErr w:type="spellStart"/>
       <w:r>
-        <w:t>Order</w:t>
+        <w:t>DateTime</w:t>
       </w:r>
       <w:proofErr w:type="spellEnd"/>
       <w:r>
@@ -5455,51 +5460,39 @@
       </w:r>
       <w:proofErr w:type="spellEnd"/>
       <w:r>
-        <w:t xml:space="preserve">-ben jeleníti meg a rendeléseket (beleértve a lezárt rendeléseket is), és minden rendeléshez HTML </w:t>
-      </w:r>
-      <w:proofErr w:type="spellStart"/>
-      <w:r>
-        <w:t>select</w:t>
-      </w:r>
-      <w:proofErr w:type="spellEnd"/>
-      <w:r>
-        <w:t xml:space="preserve"> elemet biztosít az állapot módosításához. Az állapot megváltoztatásakor az </w:t>
-      </w:r>
-      <w:proofErr w:type="spellStart"/>
-      <w:r>
-        <w:t>OrderService.UpdateOrderStat</w:t>
-      </w:r>
-      <w:proofErr w:type="spellEnd"/>
-      <w:r>
-        <w:t>() metódust hívja meg.</w:t>
-      </w:r>
-    </w:p>
-    <w:p>
-      <w:pPr>
-        <w:pStyle w:val="Cmsor3"/>
-      </w:pPr>
-      <w:r>
-        <w:rPr>
-          <w:rFonts w:ascii="Times New Roman" w:eastAsia="Times New Roman" w:hAnsi="Times New Roman" w:cs="Times New Roman"/>
-          <w:b/>
-          <w:bCs/>
-          <w:sz w:val="24"/>
-          <w:szCs w:val="24"/>
-        </w:rPr>
-        <w:t xml:space="preserve">4.8.7 </w:t>
-      </w:r>
-      <w:proofErr w:type="spellStart"/>
-      <w:r>
-        <w:rPr>
-          <w:rFonts w:ascii="Times New Roman" w:eastAsia="Times New Roman" w:hAnsi="Times New Roman" w:cs="Times New Roman"/>
-          <w:b/>
-          <w:bCs/>
-          <w:sz w:val="24"/>
-          <w:szCs w:val="24"/>
-        </w:rPr>
-        <w:t>AppointmentDashboard</w:t>
-      </w:r>
-      <w:proofErr w:type="spellEnd"/>
+        <w:t xml:space="preserve">-ben jeleníti meg a foglalt és a lezárt időpontokat, és </w:t>
+      </w:r>
+      <w:proofErr w:type="spellStart"/>
+      <w:r>
+        <w:t>formot</w:t>
+      </w:r>
+      <w:proofErr w:type="spellEnd"/>
+      <w:r>
+        <w:t xml:space="preserve"> biztosít új szabad időpont létrehozásához. A véglegesítési gomb az </w:t>
+      </w:r>
+      <w:proofErr w:type="spellStart"/>
+      <w:r>
+        <w:t>EditAppointmentPage</w:t>
+      </w:r>
+      <w:proofErr w:type="spellEnd"/>
+      <w:r>
+        <w:t>-re irányít.</w:t>
+      </w:r>
+    </w:p>
+    <w:p>
+      <w:pPr>
+        <w:pStyle w:val="Cmsor1"/>
+      </w:pPr>
+      <w:r>
+        <w:rPr>
+          <w:rFonts w:ascii="Times New Roman" w:eastAsia="Times New Roman" w:hAnsi="Times New Roman" w:cs="Times New Roman"/>
+          <w:b/>
+          <w:bCs/>
+          <w:sz w:val="32"/>
+          <w:szCs w:val="32"/>
+        </w:rPr>
+        <w:t>5. Oldalak</w:t>
+      </w:r>
     </w:p>
     <w:p>
       <w:pPr>
@@ -5508,71 +5501,51 @@
         <w:jc w:val="both"/>
       </w:pPr>
       <w:r>
-        <w:t xml:space="preserve">Az </w:t>
-      </w:r>
-      <w:proofErr w:type="spellStart"/>
-      <w:r>
-        <w:t>AppointmentDashboard</w:t>
-      </w:r>
-      <w:proofErr w:type="spellEnd"/>
-      <w:r>
-        <w:t xml:space="preserve"> az adminisztrátori időpontkezelő nézet. Lekéri az összes időpontot a </w:t>
-      </w:r>
-      <w:proofErr w:type="spellStart"/>
-      <w:r>
-        <w:t>DateTimeService.getAppointmentsforAdmin</w:t>
-      </w:r>
-      <w:proofErr w:type="spellEnd"/>
-      <w:r>
-        <w:t xml:space="preserve">(): </w:t>
-      </w:r>
-      <w:proofErr w:type="spellStart"/>
-      <w:r>
-        <w:t>DateTime</w:t>
-      </w:r>
-      <w:proofErr w:type="spellEnd"/>
-      <w:r>
-        <w:t xml:space="preserve">[] metódussal, </w:t>
-      </w:r>
-      <w:proofErr w:type="spellStart"/>
-      <w:r>
-        <w:t>HTMLTableElement</w:t>
-      </w:r>
-      <w:proofErr w:type="spellEnd"/>
-      <w:r>
-        <w:t xml:space="preserve">-ben jeleníti meg a foglalt és a lezárt időpontokat, és </w:t>
-      </w:r>
-      <w:proofErr w:type="spellStart"/>
-      <w:r>
-        <w:t>formot</w:t>
-      </w:r>
-      <w:proofErr w:type="spellEnd"/>
-      <w:r>
-        <w:t xml:space="preserve"> biztosít új szabad időpont létrehozásához. A véglegesítési gomb az </w:t>
-      </w:r>
-      <w:proofErr w:type="spellStart"/>
-      <w:r>
-        <w:t>EditAppointmentPage</w:t>
-      </w:r>
-      <w:proofErr w:type="spellEnd"/>
-      <w:r>
-        <w:t>-re irányít.</w:t>
-      </w:r>
-    </w:p>
-    <w:p>
-      <w:pPr>
-        <w:pStyle w:val="Cmsor1"/>
-      </w:pPr>
-      <w:r>
-        <w:rPr>
-          <w:rFonts w:ascii="Times New Roman" w:eastAsia="Times New Roman" w:hAnsi="Times New Roman" w:cs="Times New Roman"/>
-          <w:b/>
-          <w:bCs/>
-          <w:sz w:val="32"/>
-          <w:szCs w:val="32"/>
-        </w:rPr>
-        <w:t>5. Oldalak</w:t>
-      </w:r>
+        <w:t xml:space="preserve">Az oldalréteg az alkalmazás navigálható nézeteit tartalmazza. Minden oldal egy </w:t>
+      </w:r>
+      <w:proofErr w:type="spellStart"/>
+      <w:r>
+        <w:t>React</w:t>
+      </w:r>
+      <w:proofErr w:type="spellEnd"/>
+      <w:r>
+        <w:t xml:space="preserve"> Router útvonalhoz van rendelve, és a megfelelő modulokat, komponenseket </w:t>
+      </w:r>
+      <w:proofErr w:type="spellStart"/>
+      <w:r>
+        <w:t>rendereli</w:t>
+      </w:r>
+      <w:proofErr w:type="spellEnd"/>
+      <w:r>
+        <w:t>. Az oldalak három fő csoportra oszthatók: publikus oldalak, bejelentkezéshez kötött oldalak és adminisztrátori oldalak.</w:t>
+      </w:r>
+    </w:p>
+    <w:p>
+      <w:pPr>
+        <w:pStyle w:val="Cmsor2"/>
+      </w:pPr>
+      <w:r>
+        <w:rPr>
+          <w:rFonts w:ascii="Times New Roman" w:eastAsia="Times New Roman" w:hAnsi="Times New Roman" w:cs="Times New Roman"/>
+          <w:b/>
+          <w:bCs/>
+          <w:sz w:val="28"/>
+          <w:szCs w:val="28"/>
+        </w:rPr>
+        <w:t xml:space="preserve">5.1 </w:t>
+      </w:r>
+      <w:proofErr w:type="spellStart"/>
+      <w:r>
+        <w:rPr>
+          <w:rFonts w:ascii="Times New Roman" w:eastAsia="Times New Roman" w:hAnsi="Times New Roman" w:cs="Times New Roman"/>
+          <w:b/>
+          <w:bCs/>
+          <w:sz w:val="28"/>
+          <w:szCs w:val="28"/>
+        </w:rPr>
+        <w:t>RootLayout</w:t>
+      </w:r>
+      <w:proofErr w:type="spellEnd"/>
     </w:p>
     <w:p>
       <w:pPr>
@@ -5581,23 +5554,95 @@
         <w:jc w:val="both"/>
       </w:pPr>
       <w:r>
-        <w:t xml:space="preserve">Az oldalréteg az alkalmazás navigálható nézeteit tartalmazza. Minden oldal egy </w:t>
-      </w:r>
-      <w:proofErr w:type="spellStart"/>
-      <w:r>
-        <w:t>React</w:t>
-      </w:r>
-      <w:proofErr w:type="spellEnd"/>
-      <w:r>
-        <w:t xml:space="preserve"> Router útvonalhoz van rendelve, és a megfelelő modulokat, komponenseket </w:t>
-      </w:r>
-      <w:proofErr w:type="spellStart"/>
-      <w:r>
-        <w:t>rendereli</w:t>
-      </w:r>
-      <w:proofErr w:type="spellEnd"/>
-      <w:r>
-        <w:t>. Az oldalak három fő csoportra oszthatók: publikus oldalak, bejelentkezéshez kötött oldalak és adminisztrátori oldalak.</w:t>
+        <w:t xml:space="preserve">A </w:t>
+      </w:r>
+      <w:proofErr w:type="spellStart"/>
+      <w:r>
+        <w:t>RootLayout</w:t>
+      </w:r>
+      <w:proofErr w:type="spellEnd"/>
+      <w:r>
+        <w:t xml:space="preserve"> az alkalmazás gyökér </w:t>
+      </w:r>
+      <w:proofErr w:type="spellStart"/>
+      <w:r>
+        <w:t>layout</w:t>
+      </w:r>
+      <w:proofErr w:type="spellEnd"/>
+      <w:r>
+        <w:t xml:space="preserve"> komponense. </w:t>
+      </w:r>
+      <w:proofErr w:type="spellStart"/>
+      <w:r>
+        <w:t>Rendereli</w:t>
+      </w:r>
+      <w:proofErr w:type="spellEnd"/>
+      <w:r>
+        <w:t xml:space="preserve"> a </w:t>
+      </w:r>
+      <w:proofErr w:type="spellStart"/>
+      <w:r>
+        <w:t>Navbar</w:t>
+      </w:r>
+      <w:proofErr w:type="spellEnd"/>
+      <w:r>
+        <w:t xml:space="preserve"> és </w:t>
+      </w:r>
+      <w:proofErr w:type="spellStart"/>
+      <w:r>
+        <w:t>Footer</w:t>
+      </w:r>
+      <w:proofErr w:type="spellEnd"/>
+      <w:r>
+        <w:t xml:space="preserve"> komponenseket, valamint az </w:t>
+      </w:r>
+      <w:proofErr w:type="spellStart"/>
+      <w:r>
+        <w:t>Outlet</w:t>
+      </w:r>
+      <w:proofErr w:type="spellEnd"/>
+      <w:r>
+        <w:t xml:space="preserve"> elemet, amely a </w:t>
+      </w:r>
+      <w:proofErr w:type="spellStart"/>
+      <w:r>
+        <w:t>child</w:t>
+      </w:r>
+      <w:proofErr w:type="spellEnd"/>
+      <w:r>
+        <w:t xml:space="preserve"> </w:t>
+      </w:r>
+      <w:proofErr w:type="spellStart"/>
+      <w:r>
+        <w:t>route</w:t>
+      </w:r>
+      <w:proofErr w:type="spellEnd"/>
+      <w:r>
+        <w:t xml:space="preserve">-ok megjelenítéséért felelős. A </w:t>
+      </w:r>
+      <w:proofErr w:type="spellStart"/>
+      <w:r>
+        <w:t>rootLoader</w:t>
+      </w:r>
+      <w:proofErr w:type="spellEnd"/>
+      <w:r>
+        <w:t xml:space="preserve"> az </w:t>
+      </w:r>
+      <w:proofErr w:type="spellStart"/>
+      <w:r>
+        <w:t>AuthService.gettingCurrentGuest</w:t>
+      </w:r>
+      <w:proofErr w:type="spellEnd"/>
+      <w:r>
+        <w:t xml:space="preserve">() metódus segítségével betölti az aktuális felhasználói adatokat, így az összes </w:t>
+      </w:r>
+      <w:proofErr w:type="spellStart"/>
+      <w:r>
+        <w:t>child</w:t>
+      </w:r>
+      <w:proofErr w:type="spellEnd"/>
+      <w:r>
+        <w:t xml:space="preserve"> oldal hozzáfér a bejelentkezett vendég adataihoz.</w:t>
       </w:r>
     </w:p>
     <w:p>
@@ -5612,18 +5657,33 @@
           <w:sz w:val="28"/>
           <w:szCs w:val="28"/>
         </w:rPr>
-        <w:t xml:space="preserve">5.1 </w:t>
-      </w:r>
-      <w:proofErr w:type="spellStart"/>
-      <w:r>
-        <w:rPr>
-          <w:rFonts w:ascii="Times New Roman" w:eastAsia="Times New Roman" w:hAnsi="Times New Roman" w:cs="Times New Roman"/>
-          <w:b/>
-          <w:bCs/>
-          <w:sz w:val="28"/>
-          <w:szCs w:val="28"/>
-        </w:rPr>
-        <w:t>RootLayout</w:t>
+        <w:t>5.2 Publikus oldalak</w:t>
+      </w:r>
+    </w:p>
+    <w:p>
+      <w:pPr>
+        <w:pStyle w:val="Cmsor3"/>
+      </w:pPr>
+      <w:r>
+        <w:rPr>
+          <w:rFonts w:ascii="Times New Roman" w:eastAsia="Times New Roman" w:hAnsi="Times New Roman" w:cs="Times New Roman"/>
+          <w:b/>
+          <w:bCs/>
+          <w:sz w:val="24"/>
+          <w:szCs w:val="24"/>
+        </w:rPr>
+        <w:t xml:space="preserve">5.2.1 </w:t>
+      </w:r>
+      <w:proofErr w:type="spellStart"/>
+      <w:r>
+        <w:rPr>
+          <w:rFonts w:ascii="Times New Roman" w:eastAsia="Times New Roman" w:hAnsi="Times New Roman" w:cs="Times New Roman"/>
+          <w:b/>
+          <w:bCs/>
+          <w:sz w:val="24"/>
+          <w:szCs w:val="24"/>
+        </w:rPr>
+        <w:t>HomePage</w:t>
       </w:r>
       <w:proofErr w:type="spellEnd"/>
     </w:p>
@@ -5634,110 +5694,23 @@
         <w:jc w:val="both"/>
       </w:pPr>
       <w:r>
-        <w:t xml:space="preserve">A </w:t>
-      </w:r>
-      <w:proofErr w:type="spellStart"/>
-      <w:r>
-        <w:t>RootLayout</w:t>
-      </w:r>
-      <w:proofErr w:type="spellEnd"/>
-      <w:r>
-        <w:t xml:space="preserve"> az alkalmazás gyökér </w:t>
-      </w:r>
-      <w:proofErr w:type="spellStart"/>
-      <w:r>
-        <w:t>layout</w:t>
-      </w:r>
-      <w:proofErr w:type="spellEnd"/>
-      <w:r>
-        <w:t xml:space="preserve"> komponense. </w:t>
-      </w:r>
-      <w:proofErr w:type="spellStart"/>
-      <w:r>
-        <w:t>Rendereli</w:t>
-      </w:r>
-      <w:proofErr w:type="spellEnd"/>
-      <w:r>
-        <w:t xml:space="preserve"> a </w:t>
-      </w:r>
-      <w:proofErr w:type="spellStart"/>
-      <w:r>
-        <w:t>Navbar</w:t>
-      </w:r>
-      <w:proofErr w:type="spellEnd"/>
-      <w:r>
-        <w:t xml:space="preserve"> és </w:t>
-      </w:r>
-      <w:proofErr w:type="spellStart"/>
-      <w:r>
-        <w:t>Footer</w:t>
-      </w:r>
-      <w:proofErr w:type="spellEnd"/>
-      <w:r>
-        <w:t xml:space="preserve"> komponenseket, valamint az </w:t>
-      </w:r>
-      <w:proofErr w:type="spellStart"/>
-      <w:r>
-        <w:t>Outlet</w:t>
-      </w:r>
-      <w:proofErr w:type="spellEnd"/>
-      <w:r>
-        <w:t xml:space="preserve"> elemet, amely a </w:t>
-      </w:r>
-      <w:proofErr w:type="spellStart"/>
-      <w:r>
-        <w:t>child</w:t>
-      </w:r>
-      <w:proofErr w:type="spellEnd"/>
-      <w:r>
-        <w:t xml:space="preserve"> </w:t>
-      </w:r>
-      <w:proofErr w:type="spellStart"/>
-      <w:r>
-        <w:t>route</w:t>
-      </w:r>
-      <w:proofErr w:type="spellEnd"/>
-      <w:r>
-        <w:t xml:space="preserve">-ok megjelenítéséért felelős. A </w:t>
-      </w:r>
-      <w:proofErr w:type="spellStart"/>
-      <w:r>
-        <w:t>rootLoader</w:t>
-      </w:r>
-      <w:proofErr w:type="spellEnd"/>
-      <w:r>
-        <w:t xml:space="preserve"> az </w:t>
-      </w:r>
-      <w:proofErr w:type="spellStart"/>
-      <w:r>
-        <w:t>AuthService.gettingCurrentGuest</w:t>
-      </w:r>
-      <w:proofErr w:type="spellEnd"/>
-      <w:r>
-        <w:t xml:space="preserve">() metódus segítségével betölti az aktuális felhasználói adatokat, így az összes </w:t>
-      </w:r>
-      <w:proofErr w:type="spellStart"/>
-      <w:r>
-        <w:t>child</w:t>
-      </w:r>
-      <w:proofErr w:type="spellEnd"/>
-      <w:r>
-        <w:t xml:space="preserve"> oldal hozzáfér a bejelentkezett vendég adataihoz.</w:t>
-      </w:r>
-    </w:p>
-    <w:p>
-      <w:pPr>
-        <w:pStyle w:val="Cmsor2"/>
-      </w:pPr>
-      <w:r>
-        <w:rPr>
-          <w:rFonts w:ascii="Times New Roman" w:eastAsia="Times New Roman" w:hAnsi="Times New Roman" w:cs="Times New Roman"/>
-          <w:b/>
-          <w:bCs/>
-          <w:sz w:val="28"/>
-          <w:szCs w:val="28"/>
-        </w:rPr>
-        <w:t>5.2 Publikus oldalak</w:t>
+        <w:t xml:space="preserve">A főoldal </w:t>
+      </w:r>
+      <w:proofErr w:type="spellStart"/>
+      <w:r>
+        <w:t>rendereli</w:t>
+      </w:r>
+      <w:proofErr w:type="spellEnd"/>
+      <w:r>
+        <w:t xml:space="preserve"> a Szurok szűrőkomponenst és a Products terméklistát. A termékek lekéréséhez a </w:t>
+      </w:r>
+      <w:proofErr w:type="spellStart"/>
+      <w:r>
+        <w:t>ProductService.getProducts</w:t>
+      </w:r>
+      <w:proofErr w:type="spellEnd"/>
+      <w:r>
+        <w:t>() metódust hívja meg, és szűrési, lapozási paramétereket is kezel.</w:t>
       </w:r>
     </w:p>
     <w:p>
@@ -5752,18 +5725,18 @@
           <w:sz w:val="24"/>
           <w:szCs w:val="24"/>
         </w:rPr>
-        <w:t xml:space="preserve">5.2.1 </w:t>
-      </w:r>
-      <w:proofErr w:type="spellStart"/>
-      <w:r>
-        <w:rPr>
-          <w:rFonts w:ascii="Times New Roman" w:eastAsia="Times New Roman" w:hAnsi="Times New Roman" w:cs="Times New Roman"/>
-          <w:b/>
-          <w:bCs/>
-          <w:sz w:val="24"/>
-          <w:szCs w:val="24"/>
-        </w:rPr>
-        <w:t>HomePage</w:t>
+        <w:t xml:space="preserve">5.2.2 </w:t>
+      </w:r>
+      <w:proofErr w:type="spellStart"/>
+      <w:r>
+        <w:rPr>
+          <w:rFonts w:ascii="Times New Roman" w:eastAsia="Times New Roman" w:hAnsi="Times New Roman" w:cs="Times New Roman"/>
+          <w:b/>
+          <w:bCs/>
+          <w:sz w:val="24"/>
+          <w:szCs w:val="24"/>
+        </w:rPr>
+        <w:t>ProductPage</w:t>
       </w:r>
       <w:proofErr w:type="spellEnd"/>
     </w:p>
@@ -5774,7 +5747,15 @@
         <w:jc w:val="both"/>
       </w:pPr>
       <w:r>
-        <w:t xml:space="preserve">A főoldal </w:t>
+        <w:t xml:space="preserve">A termékmegjelenítő oldal a </w:t>
+      </w:r>
+      <w:proofErr w:type="spellStart"/>
+      <w:r>
+        <w:t>productPageModule</w:t>
+      </w:r>
+      <w:proofErr w:type="spellEnd"/>
+      <w:r>
+        <w:t xml:space="preserve"> komponenst </w:t>
       </w:r>
       <w:proofErr w:type="spellStart"/>
       <w:r>
@@ -5782,15 +5763,15 @@
       </w:r>
       <w:proofErr w:type="spellEnd"/>
       <w:r>
-        <w:t xml:space="preserve"> a Szurok szűrőkomponenst és a Products terméklistát. A termékek lekéréséhez a </w:t>
-      </w:r>
-      <w:proofErr w:type="spellStart"/>
-      <w:r>
-        <w:t>ProductService.getProducts</w:t>
-      </w:r>
-      <w:proofErr w:type="spellEnd"/>
-      <w:r>
-        <w:t>() metódust hívja meg, és szűrési, lapozási paramétereket is kezel.</w:t>
+        <w:t xml:space="preserve">, amely egy termék részletes adatait jeleníti meg, a </w:t>
+      </w:r>
+      <w:proofErr w:type="spellStart"/>
+      <w:r>
+        <w:t>ProductService.getProductById</w:t>
+      </w:r>
+      <w:proofErr w:type="spellEnd"/>
+      <w:r>
+        <w:t>() metódust felhasználva.</w:t>
       </w:r>
     </w:p>
     <w:p>
@@ -5805,19 +5786,18 @@
           <w:sz w:val="24"/>
           <w:szCs w:val="24"/>
         </w:rPr>
-        <w:lastRenderedPageBreak/>
-        <w:t xml:space="preserve">5.2.2 </w:t>
-      </w:r>
-      <w:proofErr w:type="spellStart"/>
-      <w:r>
-        <w:rPr>
-          <w:rFonts w:ascii="Times New Roman" w:eastAsia="Times New Roman" w:hAnsi="Times New Roman" w:cs="Times New Roman"/>
-          <w:b/>
-          <w:bCs/>
-          <w:sz w:val="24"/>
-          <w:szCs w:val="24"/>
-        </w:rPr>
-        <w:t>ProductPage</w:t>
+        <w:t xml:space="preserve">5.2.3 </w:t>
+      </w:r>
+      <w:proofErr w:type="spellStart"/>
+      <w:r>
+        <w:rPr>
+          <w:rFonts w:ascii="Times New Roman" w:eastAsia="Times New Roman" w:hAnsi="Times New Roman" w:cs="Times New Roman"/>
+          <w:b/>
+          <w:bCs/>
+          <w:sz w:val="24"/>
+          <w:szCs w:val="24"/>
+        </w:rPr>
+        <w:t>CartPage</w:t>
       </w:r>
       <w:proofErr w:type="spellEnd"/>
     </w:p>
@@ -5828,11 +5808,11 @@
         <w:jc w:val="both"/>
       </w:pPr>
       <w:r>
-        <w:t xml:space="preserve">A termékmegjelenítő oldal a </w:t>
-      </w:r>
-      <w:proofErr w:type="spellStart"/>
-      <w:r>
-        <w:t>productPageModule</w:t>
+        <w:t xml:space="preserve">A kosár oldal a </w:t>
+      </w:r>
+      <w:proofErr w:type="spellStart"/>
+      <w:r>
+        <w:t>CartProducts</w:t>
       </w:r>
       <w:proofErr w:type="spellEnd"/>
       <w:r>
@@ -5844,15 +5824,31 @@
       </w:r>
       <w:proofErr w:type="spellEnd"/>
       <w:r>
-        <w:t xml:space="preserve">, amely egy termék részletes adatait jeleníti meg, a </w:t>
-      </w:r>
-      <w:proofErr w:type="spellStart"/>
-      <w:r>
-        <w:t>ProductService.getProductById</w:t>
-      </w:r>
-      <w:proofErr w:type="spellEnd"/>
-      <w:r>
-        <w:t>() metódust felhasználva.</w:t>
+        <w:t xml:space="preserve">. A kosár tartalma a </w:t>
+      </w:r>
+      <w:proofErr w:type="spellStart"/>
+      <w:r>
+        <w:t>useCart</w:t>
+      </w:r>
+      <w:proofErr w:type="spellEnd"/>
+      <w:r>
+        <w:t xml:space="preserve"> </w:t>
+      </w:r>
+      <w:proofErr w:type="spellStart"/>
+      <w:r>
+        <w:t>hook</w:t>
+      </w:r>
+      <w:proofErr w:type="spellEnd"/>
+      <w:r>
+        <w:t xml:space="preserve"> segítségével, </w:t>
+      </w:r>
+      <w:proofErr w:type="spellStart"/>
+      <w:r>
+        <w:t>localStorage-ból</w:t>
+      </w:r>
+      <w:proofErr w:type="spellEnd"/>
+      <w:r>
+        <w:t xml:space="preserve"> kerül betöltésre. Ha a kosár üres, tájékoztató üzenetet jelenít meg és visszanavigálási lehetőséget biztosít.</w:t>
       </w:r>
     </w:p>
     <w:p>
@@ -5867,18 +5863,19 @@
           <w:sz w:val="24"/>
           <w:szCs w:val="24"/>
         </w:rPr>
-        <w:t xml:space="preserve">5.2.3 </w:t>
-      </w:r>
-      <w:proofErr w:type="spellStart"/>
-      <w:r>
-        <w:rPr>
-          <w:rFonts w:ascii="Times New Roman" w:eastAsia="Times New Roman" w:hAnsi="Times New Roman" w:cs="Times New Roman"/>
-          <w:b/>
-          <w:bCs/>
-          <w:sz w:val="24"/>
-          <w:szCs w:val="24"/>
-        </w:rPr>
-        <w:t>CartPage</w:t>
+        <w:lastRenderedPageBreak/>
+        <w:t xml:space="preserve">5.2.4 </w:t>
+      </w:r>
+      <w:proofErr w:type="spellStart"/>
+      <w:r>
+        <w:rPr>
+          <w:rFonts w:ascii="Times New Roman" w:eastAsia="Times New Roman" w:hAnsi="Times New Roman" w:cs="Times New Roman"/>
+          <w:b/>
+          <w:bCs/>
+          <w:sz w:val="24"/>
+          <w:szCs w:val="24"/>
+        </w:rPr>
+        <w:t>ContactsPageOnlyMobile</w:t>
       </w:r>
       <w:proofErr w:type="spellEnd"/>
     </w:p>
@@ -5889,75 +5886,45 @@
         <w:jc w:val="both"/>
       </w:pPr>
       <w:r>
-        <w:t xml:space="preserve">A kosár oldal a </w:t>
-      </w:r>
-      <w:proofErr w:type="spellStart"/>
-      <w:r>
-        <w:t>CartProducts</w:t>
-      </w:r>
-      <w:proofErr w:type="spellEnd"/>
-      <w:r>
-        <w:t xml:space="preserve"> komponenst </w:t>
-      </w:r>
-      <w:proofErr w:type="spellStart"/>
-      <w:r>
-        <w:t>rendereli</w:t>
-      </w:r>
-      <w:proofErr w:type="spellEnd"/>
-      <w:r>
-        <w:t xml:space="preserve">. A kosár tartalma a </w:t>
-      </w:r>
-      <w:proofErr w:type="spellStart"/>
-      <w:r>
-        <w:t>useCart</w:t>
-      </w:r>
-      <w:proofErr w:type="spellEnd"/>
-      <w:r>
-        <w:t xml:space="preserve"> </w:t>
-      </w:r>
-      <w:proofErr w:type="spellStart"/>
-      <w:r>
-        <w:t>hook</w:t>
-      </w:r>
-      <w:proofErr w:type="spellEnd"/>
-      <w:r>
-        <w:t xml:space="preserve"> segítségével, </w:t>
-      </w:r>
-      <w:proofErr w:type="spellStart"/>
-      <w:r>
-        <w:t>localStorage-ból</w:t>
-      </w:r>
-      <w:proofErr w:type="spellEnd"/>
-      <w:r>
-        <w:t xml:space="preserve"> kerül betöltésre. Ha a kosár üres, tájékoztató üzenetet jelenít meg és visszanavigálási lehetőséget biztosít.</w:t>
-      </w:r>
-    </w:p>
-    <w:p>
-      <w:pPr>
-        <w:pStyle w:val="Cmsor3"/>
-      </w:pPr>
-      <w:r>
-        <w:rPr>
-          <w:rFonts w:ascii="Times New Roman" w:eastAsia="Times New Roman" w:hAnsi="Times New Roman" w:cs="Times New Roman"/>
-          <w:b/>
-          <w:bCs/>
-          <w:sz w:val="24"/>
-          <w:szCs w:val="24"/>
-        </w:rPr>
-        <w:t xml:space="preserve">5.2.4 </w:t>
-      </w:r>
-      <w:proofErr w:type="spellStart"/>
-      <w:r>
-        <w:rPr>
-          <w:rFonts w:ascii="Times New Roman" w:eastAsia="Times New Roman" w:hAnsi="Times New Roman" w:cs="Times New Roman"/>
-          <w:b/>
-          <w:bCs/>
-          <w:sz w:val="24"/>
-          <w:szCs w:val="24"/>
-        </w:rPr>
-        <w:t>ContactsPageOnlyMobile</w:t>
-      </w:r>
-      <w:proofErr w:type="spellEnd"/>
+        <w:t>A kapcsolati oldal statikus elérhetőségi tartalmat jelenít meg. Kizárólag mobil nézetben elérhető, service-hívást nem tartalmaz.</w:t>
+      </w:r>
+    </w:p>
+    <w:p>
+      <w:pPr>
+        <w:pStyle w:val="Cmsor2"/>
+      </w:pPr>
+      <w:r>
+        <w:rPr>
+          <w:rFonts w:ascii="Times New Roman" w:eastAsia="Times New Roman" w:hAnsi="Times New Roman" w:cs="Times New Roman"/>
+          <w:b/>
+          <w:bCs/>
+          <w:sz w:val="28"/>
+          <w:szCs w:val="28"/>
+        </w:rPr>
+        <w:t xml:space="preserve">5.3 </w:t>
+      </w:r>
+      <w:proofErr w:type="spellStart"/>
+      <w:r>
+        <w:rPr>
+          <w:rFonts w:ascii="Times New Roman" w:eastAsia="Times New Roman" w:hAnsi="Times New Roman" w:cs="Times New Roman"/>
+          <w:b/>
+          <w:bCs/>
+          <w:sz w:val="28"/>
+          <w:szCs w:val="28"/>
+        </w:rPr>
+        <w:t>PublicOnlyRoute</w:t>
+      </w:r>
+      <w:proofErr w:type="spellEnd"/>
+      <w:r>
+        <w:rPr>
+          <w:rFonts w:ascii="Times New Roman" w:eastAsia="Times New Roman" w:hAnsi="Times New Roman" w:cs="Times New Roman"/>
+          <w:b/>
+          <w:bCs/>
+          <w:sz w:val="28"/>
+          <w:szCs w:val="28"/>
+        </w:rPr>
+        <w:t xml:space="preserve"> alatti oldalak</w:t>
+      </w:r>
     </w:p>
     <w:p>
       <w:pPr>
@@ -5966,45 +5933,51 @@
         <w:jc w:val="both"/>
       </w:pPr>
       <w:r>
-        <w:t>A kapcsolati oldal statikus elérhetőségi tartalmat jelenít meg. Kizárólag mobil nézetben elérhető, service-hívást nem tartalmaz.</w:t>
-      </w:r>
-    </w:p>
-    <w:p>
-      <w:pPr>
-        <w:pStyle w:val="Cmsor2"/>
-      </w:pPr>
-      <w:r>
-        <w:rPr>
-          <w:rFonts w:ascii="Times New Roman" w:eastAsia="Times New Roman" w:hAnsi="Times New Roman" w:cs="Times New Roman"/>
-          <w:b/>
-          <w:bCs/>
-          <w:sz w:val="28"/>
-          <w:szCs w:val="28"/>
-        </w:rPr>
-        <w:t xml:space="preserve">5.3 </w:t>
-      </w:r>
-      <w:proofErr w:type="spellStart"/>
-      <w:r>
-        <w:rPr>
-          <w:rFonts w:ascii="Times New Roman" w:eastAsia="Times New Roman" w:hAnsi="Times New Roman" w:cs="Times New Roman"/>
-          <w:b/>
-          <w:bCs/>
-          <w:sz w:val="28"/>
-          <w:szCs w:val="28"/>
-        </w:rPr>
+        <w:t xml:space="preserve">A </w:t>
+      </w:r>
+      <w:proofErr w:type="spellStart"/>
+      <w:r>
         <w:t>PublicOnlyRoute</w:t>
       </w:r>
       <w:proofErr w:type="spellEnd"/>
       <w:r>
-        <w:rPr>
-          <w:rFonts w:ascii="Times New Roman" w:eastAsia="Times New Roman" w:hAnsi="Times New Roman" w:cs="Times New Roman"/>
-          <w:b/>
-          <w:bCs/>
-          <w:sz w:val="28"/>
-          <w:szCs w:val="28"/>
-        </w:rPr>
-        <w:t xml:space="preserve"> alatti oldalak</w:t>
-      </w:r>
+        <w:t xml:space="preserve"> </w:t>
+      </w:r>
+      <w:proofErr w:type="spellStart"/>
+      <w:r>
+        <w:t>guard</w:t>
+      </w:r>
+      <w:proofErr w:type="spellEnd"/>
+      <w:r>
+        <w:t xml:space="preserve"> alá tartozó oldalak kizárólag be nem bejelentkezett felhasználók számára elérhetők. Bejelentkezett normál felhasználót a gyökér útvonalra, adminisztrátort az adminisztrátori felületre irányítja vissza.</w:t>
+      </w:r>
+    </w:p>
+    <w:p>
+      <w:pPr>
+        <w:pStyle w:val="Cmsor3"/>
+      </w:pPr>
+      <w:r>
+        <w:rPr>
+          <w:rFonts w:ascii="Times New Roman" w:eastAsia="Times New Roman" w:hAnsi="Times New Roman" w:cs="Times New Roman"/>
+          <w:b/>
+          <w:bCs/>
+          <w:sz w:val="24"/>
+          <w:szCs w:val="24"/>
+        </w:rPr>
+        <w:t xml:space="preserve">5.3.1 </w:t>
+      </w:r>
+      <w:proofErr w:type="spellStart"/>
+      <w:r>
+        <w:rPr>
+          <w:rFonts w:ascii="Times New Roman" w:eastAsia="Times New Roman" w:hAnsi="Times New Roman" w:cs="Times New Roman"/>
+          <w:b/>
+          <w:bCs/>
+          <w:sz w:val="24"/>
+          <w:szCs w:val="24"/>
+        </w:rPr>
+        <w:t>LoginPage</w:t>
+      </w:r>
+      <w:proofErr w:type="spellEnd"/>
     </w:p>
     <w:p>
       <w:pPr>
@@ -6013,23 +5986,31 @@
         <w:jc w:val="both"/>
       </w:pPr>
       <w:r>
-        <w:t xml:space="preserve">A </w:t>
-      </w:r>
-      <w:proofErr w:type="spellStart"/>
-      <w:r>
-        <w:t>PublicOnlyRoute</w:t>
-      </w:r>
-      <w:proofErr w:type="spellEnd"/>
-      <w:r>
-        <w:t xml:space="preserve"> </w:t>
-      </w:r>
-      <w:proofErr w:type="spellStart"/>
-      <w:r>
-        <w:t>guard</w:t>
-      </w:r>
-      <w:proofErr w:type="spellEnd"/>
-      <w:r>
-        <w:t xml:space="preserve"> alá tartozó oldalak kizárólag be nem bejelentkezett felhasználók számára elérhetők. Bejelentkezett normál felhasználót a gyökér útvonalra, adminisztrátort az adminisztrátori felületre irányítja vissza.</w:t>
+        <w:t xml:space="preserve">A bejelentkezési oldal a LoginData modult </w:t>
+      </w:r>
+      <w:proofErr w:type="spellStart"/>
+      <w:r>
+        <w:t>rendereli</w:t>
+      </w:r>
+      <w:proofErr w:type="spellEnd"/>
+      <w:r>
+        <w:t xml:space="preserve">. A bejelentkezés elvégzése után az </w:t>
+      </w:r>
+      <w:proofErr w:type="spellStart"/>
+      <w:r>
+        <w:t>AuthService.Login</w:t>
+      </w:r>
+      <w:proofErr w:type="spellEnd"/>
+      <w:r>
+        <w:t xml:space="preserve">() visszatérési értékét </w:t>
+      </w:r>
+      <w:proofErr w:type="spellStart"/>
+      <w:r>
+        <w:t>Toast</w:t>
+      </w:r>
+      <w:proofErr w:type="spellEnd"/>
+      <w:r>
+        <w:t xml:space="preserve"> jeleníti meg.</w:t>
       </w:r>
     </w:p>
     <w:p>
@@ -6044,18 +6025,18 @@
           <w:sz w:val="24"/>
           <w:szCs w:val="24"/>
         </w:rPr>
-        <w:t xml:space="preserve">5.3.1 </w:t>
-      </w:r>
-      <w:proofErr w:type="spellStart"/>
-      <w:r>
-        <w:rPr>
-          <w:rFonts w:ascii="Times New Roman" w:eastAsia="Times New Roman" w:hAnsi="Times New Roman" w:cs="Times New Roman"/>
-          <w:b/>
-          <w:bCs/>
-          <w:sz w:val="24"/>
-          <w:szCs w:val="24"/>
-        </w:rPr>
-        <w:t>LoginPage</w:t>
+        <w:t xml:space="preserve">5.3.2 </w:t>
+      </w:r>
+      <w:proofErr w:type="spellStart"/>
+      <w:r>
+        <w:rPr>
+          <w:rFonts w:ascii="Times New Roman" w:eastAsia="Times New Roman" w:hAnsi="Times New Roman" w:cs="Times New Roman"/>
+          <w:b/>
+          <w:bCs/>
+          <w:sz w:val="24"/>
+          <w:szCs w:val="24"/>
+        </w:rPr>
+        <w:t>RegisPage</w:t>
       </w:r>
       <w:proofErr w:type="spellEnd"/>
     </w:p>
@@ -6066,7 +6047,15 @@
         <w:jc w:val="both"/>
       </w:pPr>
       <w:r>
-        <w:t xml:space="preserve">A bejelentkezési oldal a LoginData modult </w:t>
+        <w:t xml:space="preserve">A regisztrációs oldal a </w:t>
+      </w:r>
+      <w:proofErr w:type="spellStart"/>
+      <w:r>
+        <w:t>SignUpModule</w:t>
+      </w:r>
+      <w:proofErr w:type="spellEnd"/>
+      <w:r>
+        <w:t xml:space="preserve"> komponenst </w:t>
       </w:r>
       <w:proofErr w:type="spellStart"/>
       <w:r>
@@ -6074,11 +6063,11 @@
       </w:r>
       <w:proofErr w:type="spellEnd"/>
       <w:r>
-        <w:t xml:space="preserve">. A bejelentkezés elvégzése után az </w:t>
-      </w:r>
-      <w:proofErr w:type="spellStart"/>
-      <w:r>
-        <w:t>AuthService.Login</w:t>
+        <w:t xml:space="preserve">. A regisztráció elvégzése után az </w:t>
+      </w:r>
+      <w:proofErr w:type="spellStart"/>
+      <w:r>
+        <w:t>AuthService.registration</w:t>
       </w:r>
       <w:proofErr w:type="spellEnd"/>
       <w:r>
@@ -6105,18 +6094,18 @@
           <w:sz w:val="24"/>
           <w:szCs w:val="24"/>
         </w:rPr>
-        <w:t xml:space="preserve">5.3.2 </w:t>
-      </w:r>
-      <w:proofErr w:type="spellStart"/>
-      <w:r>
-        <w:rPr>
-          <w:rFonts w:ascii="Times New Roman" w:eastAsia="Times New Roman" w:hAnsi="Times New Roman" w:cs="Times New Roman"/>
-          <w:b/>
-          <w:bCs/>
-          <w:sz w:val="24"/>
-          <w:szCs w:val="24"/>
-        </w:rPr>
-        <w:t>RegisPage</w:t>
+        <w:t xml:space="preserve">5.3.3 </w:t>
+      </w:r>
+      <w:proofErr w:type="spellStart"/>
+      <w:r>
+        <w:rPr>
+          <w:rFonts w:ascii="Times New Roman" w:eastAsia="Times New Roman" w:hAnsi="Times New Roman" w:cs="Times New Roman"/>
+          <w:b/>
+          <w:bCs/>
+          <w:sz w:val="24"/>
+          <w:szCs w:val="24"/>
+        </w:rPr>
+        <w:t>GetNewPasswordPage</w:t>
       </w:r>
       <w:proofErr w:type="spellEnd"/>
     </w:p>
@@ -6127,11 +6116,11 @@
         <w:jc w:val="both"/>
       </w:pPr>
       <w:r>
-        <w:t xml:space="preserve">A regisztrációs oldal a </w:t>
-      </w:r>
-      <w:proofErr w:type="spellStart"/>
-      <w:r>
-        <w:t>SignUpModule</w:t>
+        <w:t xml:space="preserve">A jelszó-visszaállítási e-mail kérési oldal a </w:t>
+      </w:r>
+      <w:proofErr w:type="spellStart"/>
+      <w:r>
+        <w:t>GetNewPasswordModule</w:t>
       </w:r>
       <w:proofErr w:type="spellEnd"/>
       <w:r>
@@ -6143,23 +6132,15 @@
       </w:r>
       <w:proofErr w:type="spellEnd"/>
       <w:r>
-        <w:t xml:space="preserve">. A regisztráció elvégzése után az </w:t>
-      </w:r>
-      <w:proofErr w:type="spellStart"/>
-      <w:r>
-        <w:t>AuthService.registration</w:t>
-      </w:r>
-      <w:proofErr w:type="spellEnd"/>
-      <w:r>
-        <w:t xml:space="preserve">() visszatérési értékét </w:t>
-      </w:r>
-      <w:proofErr w:type="spellStart"/>
-      <w:r>
-        <w:t>Toast</w:t>
-      </w:r>
-      <w:proofErr w:type="spellEnd"/>
-      <w:r>
-        <w:t xml:space="preserve"> jeleníti meg.</w:t>
+        <w:t xml:space="preserve">, amely a </w:t>
+      </w:r>
+      <w:proofErr w:type="spellStart"/>
+      <w:r>
+        <w:t>PasswordService.forgotPass</w:t>
+      </w:r>
+      <w:proofErr w:type="spellEnd"/>
+      <w:r>
+        <w:t>() metódust hívja meg.</w:t>
       </w:r>
     </w:p>
     <w:p>
@@ -6174,18 +6155,18 @@
           <w:sz w:val="24"/>
           <w:szCs w:val="24"/>
         </w:rPr>
-        <w:t xml:space="preserve">5.3.3 </w:t>
-      </w:r>
-      <w:proofErr w:type="spellStart"/>
-      <w:r>
-        <w:rPr>
-          <w:rFonts w:ascii="Times New Roman" w:eastAsia="Times New Roman" w:hAnsi="Times New Roman" w:cs="Times New Roman"/>
-          <w:b/>
-          <w:bCs/>
-          <w:sz w:val="24"/>
-          <w:szCs w:val="24"/>
-        </w:rPr>
-        <w:t>GetNewPasswordPage</w:t>
+        <w:t xml:space="preserve">5.3.4 </w:t>
+      </w:r>
+      <w:proofErr w:type="spellStart"/>
+      <w:r>
+        <w:rPr>
+          <w:rFonts w:ascii="Times New Roman" w:eastAsia="Times New Roman" w:hAnsi="Times New Roman" w:cs="Times New Roman"/>
+          <w:b/>
+          <w:bCs/>
+          <w:sz w:val="24"/>
+          <w:szCs w:val="24"/>
+        </w:rPr>
+        <w:t>CreateNewPasswordPage</w:t>
       </w:r>
       <w:proofErr w:type="spellEnd"/>
     </w:p>
@@ -6196,11 +6177,11 @@
         <w:jc w:val="both"/>
       </w:pPr>
       <w:r>
-        <w:t xml:space="preserve">A jelszó-visszaállítási e-mail kérési oldal a </w:t>
-      </w:r>
-      <w:proofErr w:type="spellStart"/>
-      <w:r>
-        <w:t>GetNewPasswordModule</w:t>
+        <w:t xml:space="preserve">Az új jelszó beállítási oldal a </w:t>
+      </w:r>
+      <w:proofErr w:type="spellStart"/>
+      <w:r>
+        <w:t>CreateNewPasswordModule</w:t>
       </w:r>
       <w:proofErr w:type="spellEnd"/>
       <w:r>
@@ -6212,43 +6193,53 @@
       </w:r>
       <w:proofErr w:type="spellEnd"/>
       <w:r>
-        <w:t xml:space="preserve">, amely a </w:t>
-      </w:r>
-      <w:proofErr w:type="spellStart"/>
-      <w:r>
-        <w:t>PasswordService.forgotPass</w:t>
-      </w:r>
-      <w:proofErr w:type="spellEnd"/>
-      <w:r>
-        <w:t>() metódust hívja meg.</w:t>
-      </w:r>
-    </w:p>
-    <w:p>
-      <w:pPr>
-        <w:pStyle w:val="Cmsor3"/>
-      </w:pPr>
-      <w:r>
-        <w:rPr>
-          <w:rFonts w:ascii="Times New Roman" w:eastAsia="Times New Roman" w:hAnsi="Times New Roman" w:cs="Times New Roman"/>
-          <w:b/>
-          <w:bCs/>
-          <w:sz w:val="24"/>
-          <w:szCs w:val="24"/>
-        </w:rPr>
-        <w:t xml:space="preserve">5.3.4 </w:t>
-      </w:r>
-      <w:proofErr w:type="spellStart"/>
-      <w:r>
-        <w:rPr>
-          <w:rFonts w:ascii="Times New Roman" w:eastAsia="Times New Roman" w:hAnsi="Times New Roman" w:cs="Times New Roman"/>
-          <w:b/>
-          <w:bCs/>
-          <w:sz w:val="24"/>
-          <w:szCs w:val="24"/>
-        </w:rPr>
-        <w:t>CreateNewPasswordPage</w:t>
-      </w:r>
-      <w:proofErr w:type="spellEnd"/>
+        <w:t xml:space="preserve">. A </w:t>
+      </w:r>
+      <w:proofErr w:type="spellStart"/>
+      <w:r>
+        <w:t>PasswordService.createNewPass</w:t>
+      </w:r>
+      <w:proofErr w:type="spellEnd"/>
+      <w:r>
+        <w:t>() metódusnak adja át az adatokat.</w:t>
+      </w:r>
+    </w:p>
+    <w:p>
+      <w:pPr>
+        <w:pStyle w:val="Cmsor2"/>
+      </w:pPr>
+      <w:r>
+        <w:rPr>
+          <w:rFonts w:ascii="Times New Roman" w:eastAsia="Times New Roman" w:hAnsi="Times New Roman" w:cs="Times New Roman"/>
+          <w:b/>
+          <w:bCs/>
+          <w:sz w:val="28"/>
+          <w:szCs w:val="28"/>
+        </w:rPr>
+        <w:t xml:space="preserve">5.4 </w:t>
+      </w:r>
+      <w:proofErr w:type="spellStart"/>
+      <w:r>
+        <w:rPr>
+          <w:rFonts w:ascii="Times New Roman" w:eastAsia="Times New Roman" w:hAnsi="Times New Roman" w:cs="Times New Roman"/>
+          <w:b/>
+          <w:bCs/>
+          <w:sz w:val="28"/>
+          <w:szCs w:val="28"/>
+        </w:rPr>
+        <w:t>ProtectRouteGuest</w:t>
+      </w:r>
+      <w:proofErr w:type="spellEnd"/>
+      <w:r>
+        <w:rPr>
+          <w:rFonts w:ascii="Times New Roman" w:eastAsia="Times New Roman" w:hAnsi="Times New Roman" w:cs="Times New Roman"/>
+          <w:b/>
+          <w:bCs/>
+          <w:sz w:val="28"/>
+          <w:szCs w:val="28"/>
+        </w:rPr>
+        <w:t xml:space="preserve"> alatti oldalak</w:t>
+      </w:r>
     </w:p>
     <w:p>
       <w:pPr>
@@ -6257,68 +6248,23 @@
         <w:jc w:val="both"/>
       </w:pPr>
       <w:r>
-        <w:t xml:space="preserve">Az új jelszó beállítási oldal a </w:t>
-      </w:r>
-      <w:proofErr w:type="spellStart"/>
-      <w:r>
-        <w:t>CreateNewPasswordModule</w:t>
-      </w:r>
-      <w:proofErr w:type="spellEnd"/>
-      <w:r>
-        <w:t xml:space="preserve"> komponenst </w:t>
-      </w:r>
-      <w:proofErr w:type="spellStart"/>
-      <w:r>
-        <w:t>rendereli</w:t>
-      </w:r>
-      <w:proofErr w:type="spellEnd"/>
-      <w:r>
-        <w:t xml:space="preserve">. A </w:t>
-      </w:r>
-      <w:proofErr w:type="spellStart"/>
-      <w:r>
-        <w:t>PasswordService.createNewPass</w:t>
-      </w:r>
-      <w:proofErr w:type="spellEnd"/>
-      <w:r>
-        <w:t>() metódusnak adja át az adatokat.</w:t>
-      </w:r>
-    </w:p>
-    <w:p>
-      <w:pPr>
-        <w:pStyle w:val="Cmsor2"/>
-      </w:pPr>
-      <w:r>
-        <w:rPr>
-          <w:rFonts w:ascii="Times New Roman" w:eastAsia="Times New Roman" w:hAnsi="Times New Roman" w:cs="Times New Roman"/>
-          <w:b/>
-          <w:bCs/>
-          <w:sz w:val="28"/>
-          <w:szCs w:val="28"/>
-        </w:rPr>
-        <w:t xml:space="preserve">5.4 </w:t>
-      </w:r>
-      <w:proofErr w:type="spellStart"/>
-      <w:r>
-        <w:rPr>
-          <w:rFonts w:ascii="Times New Roman" w:eastAsia="Times New Roman" w:hAnsi="Times New Roman" w:cs="Times New Roman"/>
-          <w:b/>
-          <w:bCs/>
-          <w:sz w:val="28"/>
-          <w:szCs w:val="28"/>
-        </w:rPr>
+        <w:t xml:space="preserve">A </w:t>
+      </w:r>
+      <w:proofErr w:type="spellStart"/>
+      <w:r>
         <w:t>ProtectRouteGuest</w:t>
       </w:r>
       <w:proofErr w:type="spellEnd"/>
       <w:r>
-        <w:rPr>
-          <w:rFonts w:ascii="Times New Roman" w:eastAsia="Times New Roman" w:hAnsi="Times New Roman" w:cs="Times New Roman"/>
-          <w:b/>
-          <w:bCs/>
-          <w:sz w:val="28"/>
-          <w:szCs w:val="28"/>
-        </w:rPr>
-        <w:t xml:space="preserve"> alatti oldalak</w:t>
+        <w:t xml:space="preserve"> </w:t>
+      </w:r>
+      <w:proofErr w:type="spellStart"/>
+      <w:r>
+        <w:t>guard</w:t>
+      </w:r>
+      <w:proofErr w:type="spellEnd"/>
+      <w:r>
+        <w:t xml:space="preserve"> biztosítja, hogy ezek az oldalak csak bejelentkezett felhasználók számára legyenek elérhetők. Nem bejelentkezett látogatót a bejelentkezési oldalra irányít vissza.</w:t>
       </w:r>
     </w:p>
     <w:p>
@@ -6327,25 +6273,6 @@
         <w:ind w:firstLine="397"/>
         <w:jc w:val="both"/>
       </w:pPr>
-      <w:r>
-        <w:t xml:space="preserve">A </w:t>
-      </w:r>
-      <w:proofErr w:type="spellStart"/>
-      <w:r>
-        <w:t>ProtectRouteGuest</w:t>
-      </w:r>
-      <w:proofErr w:type="spellEnd"/>
-      <w:r>
-        <w:t xml:space="preserve"> </w:t>
-      </w:r>
-      <w:proofErr w:type="spellStart"/>
-      <w:r>
-        <w:t>guard</w:t>
-      </w:r>
-      <w:proofErr w:type="spellEnd"/>
-      <w:r>
-        <w:t xml:space="preserve"> biztosítja, hogy ezek az oldalak csak bejelentkezett felhasználók számára legyenek elérhetők. Nem bejelentkezett látogatót a bejelentkezési oldalra irányít vissza.</w:t>
-      </w:r>
     </w:p>
     <w:p>
       <w:pPr>
@@ -6356,10 +6283,72 @@
     </w:p>
     <w:p>
       <w:pPr>
+        <w:pStyle w:val="Cmsor3"/>
+      </w:pPr>
+      <w:r>
+        <w:rPr>
+          <w:rFonts w:ascii="Times New Roman" w:eastAsia="Times New Roman" w:hAnsi="Times New Roman" w:cs="Times New Roman"/>
+          <w:b/>
+          <w:bCs/>
+          <w:sz w:val="24"/>
+          <w:szCs w:val="24"/>
+        </w:rPr>
+        <w:t xml:space="preserve">5.4.2 </w:t>
+      </w:r>
+      <w:proofErr w:type="spellStart"/>
+      <w:r>
+        <w:rPr>
+          <w:rFonts w:ascii="Times New Roman" w:eastAsia="Times New Roman" w:hAnsi="Times New Roman" w:cs="Times New Roman"/>
+          <w:b/>
+          <w:bCs/>
+          <w:sz w:val="24"/>
+          <w:szCs w:val="24"/>
+        </w:rPr>
+        <w:t>DateTimePage</w:t>
+      </w:r>
+      <w:proofErr w:type="spellEnd"/>
+    </w:p>
+    <w:p>
+      <w:pPr>
         <w:spacing w:after="120" w:line="360" w:lineRule="auto"/>
         <w:ind w:firstLine="397"/>
         <w:jc w:val="both"/>
       </w:pPr>
+      <w:r>
+        <w:t xml:space="preserve">Az időpontfoglalási oldal az </w:t>
+      </w:r>
+      <w:proofErr w:type="spellStart"/>
+      <w:r>
+        <w:t>AppointmentModule</w:t>
+      </w:r>
+      <w:proofErr w:type="spellEnd"/>
+      <w:r>
+        <w:t xml:space="preserve"> komponenst </w:t>
+      </w:r>
+      <w:proofErr w:type="spellStart"/>
+      <w:r>
+        <w:t>rendereli</w:t>
+      </w:r>
+      <w:proofErr w:type="spellEnd"/>
+      <w:r>
+        <w:t xml:space="preserve">. Az </w:t>
+      </w:r>
+      <w:proofErr w:type="spellStart"/>
+      <w:r>
+        <w:t>appointmentLoader</w:t>
+      </w:r>
+      <w:proofErr w:type="spellEnd"/>
+      <w:r>
+        <w:t xml:space="preserve"> a </w:t>
+      </w:r>
+      <w:proofErr w:type="spellStart"/>
+      <w:r>
+        <w:t>DateTimeService.gettingFreeDates</w:t>
+      </w:r>
+      <w:proofErr w:type="spellEnd"/>
+      <w:r>
+        <w:t>() metódus segítségével betölti a szabad időpontokat az oldal megnyitásakor.</w:t>
+      </w:r>
     </w:p>
     <w:p>
       <w:pPr>
@@ -6373,18 +6362,19 @@
           <w:sz w:val="24"/>
           <w:szCs w:val="24"/>
         </w:rPr>
-        <w:t xml:space="preserve">5.4.2 </w:t>
-      </w:r>
-      <w:proofErr w:type="spellStart"/>
-      <w:r>
-        <w:rPr>
-          <w:rFonts w:ascii="Times New Roman" w:eastAsia="Times New Roman" w:hAnsi="Times New Roman" w:cs="Times New Roman"/>
-          <w:b/>
-          <w:bCs/>
-          <w:sz w:val="24"/>
-          <w:szCs w:val="24"/>
-        </w:rPr>
-        <w:t>DateTimePage</w:t>
+        <w:lastRenderedPageBreak/>
+        <w:t xml:space="preserve">5.4.3 </w:t>
+      </w:r>
+      <w:proofErr w:type="spellStart"/>
+      <w:r>
+        <w:rPr>
+          <w:rFonts w:ascii="Times New Roman" w:eastAsia="Times New Roman" w:hAnsi="Times New Roman" w:cs="Times New Roman"/>
+          <w:b/>
+          <w:bCs/>
+          <w:sz w:val="24"/>
+          <w:szCs w:val="24"/>
+        </w:rPr>
+        <w:t>OrderDataPage</w:t>
       </w:r>
       <w:proofErr w:type="spellEnd"/>
     </w:p>
@@ -6395,11 +6385,11 @@
         <w:jc w:val="both"/>
       </w:pPr>
       <w:r>
-        <w:t xml:space="preserve">Az időpontfoglalási oldal az </w:t>
-      </w:r>
-      <w:proofErr w:type="spellStart"/>
-      <w:r>
-        <w:t>AppointmentModule</w:t>
+        <w:t xml:space="preserve">A rendelési adatok oldala az </w:t>
+      </w:r>
+      <w:proofErr w:type="spellStart"/>
+      <w:r>
+        <w:t>OrderDataModule</w:t>
       </w:r>
       <w:proofErr w:type="spellEnd"/>
       <w:r>
@@ -6411,23 +6401,23 @@
       </w:r>
       <w:proofErr w:type="spellEnd"/>
       <w:r>
-        <w:t xml:space="preserve">. Az </w:t>
-      </w:r>
-      <w:proofErr w:type="spellStart"/>
-      <w:r>
-        <w:t>appointmentLoader</w:t>
-      </w:r>
-      <w:proofErr w:type="spellEnd"/>
-      <w:r>
-        <w:t xml:space="preserve"> a </w:t>
-      </w:r>
-      <w:proofErr w:type="spellStart"/>
-      <w:r>
-        <w:t>DateTimeService.gettingFreeDates</w:t>
-      </w:r>
-      <w:proofErr w:type="spellEnd"/>
-      <w:r>
-        <w:t>() metódus segítségével betölti a szabad időpontokat az oldal megnyitásakor.</w:t>
+        <w:t xml:space="preserve">. A </w:t>
+      </w:r>
+      <w:proofErr w:type="spellStart"/>
+      <w:r>
+        <w:t>CartGuard</w:t>
+      </w:r>
+      <w:proofErr w:type="spellEnd"/>
+      <w:r>
+        <w:t xml:space="preserve"> védi, így kizárólag akkor érhető el, ha a kosár nem üres. A rendelés elküldésekor az </w:t>
+      </w:r>
+      <w:proofErr w:type="spellStart"/>
+      <w:r>
+        <w:t>OrderService.MakeOrder</w:t>
+      </w:r>
+      <w:proofErr w:type="spellEnd"/>
+      <w:r>
+        <w:t>() metódust hívja meg.</w:t>
       </w:r>
     </w:p>
     <w:p>
@@ -6442,18 +6432,18 @@
           <w:sz w:val="24"/>
           <w:szCs w:val="24"/>
         </w:rPr>
-        <w:t xml:space="preserve">5.4.3 </w:t>
-      </w:r>
-      <w:proofErr w:type="spellStart"/>
-      <w:r>
-        <w:rPr>
-          <w:rFonts w:ascii="Times New Roman" w:eastAsia="Times New Roman" w:hAnsi="Times New Roman" w:cs="Times New Roman"/>
-          <w:b/>
-          <w:bCs/>
-          <w:sz w:val="24"/>
-          <w:szCs w:val="24"/>
-        </w:rPr>
-        <w:t>OrderDataPage</w:t>
+        <w:t xml:space="preserve">5.4.4 </w:t>
+      </w:r>
+      <w:proofErr w:type="spellStart"/>
+      <w:r>
+        <w:rPr>
+          <w:rFonts w:ascii="Times New Roman" w:eastAsia="Times New Roman" w:hAnsi="Times New Roman" w:cs="Times New Roman"/>
+          <w:b/>
+          <w:bCs/>
+          <w:sz w:val="24"/>
+          <w:szCs w:val="24"/>
+        </w:rPr>
+        <w:t>EndofOrderPage</w:t>
       </w:r>
       <w:proofErr w:type="spellEnd"/>
     </w:p>
@@ -6464,67 +6454,23 @@
         <w:jc w:val="both"/>
       </w:pPr>
       <w:r>
-        <w:t xml:space="preserve">A rendelési adatok oldala az </w:t>
-      </w:r>
-      <w:proofErr w:type="spellStart"/>
-      <w:r>
-        <w:t>OrderDataModule</w:t>
-      </w:r>
-      <w:proofErr w:type="spellEnd"/>
-      <w:r>
-        <w:t xml:space="preserve"> komponenst </w:t>
-      </w:r>
-      <w:proofErr w:type="spellStart"/>
-      <w:r>
-        <w:t>rendereli</w:t>
-      </w:r>
-      <w:proofErr w:type="spellEnd"/>
-      <w:r>
-        <w:t xml:space="preserve">. A </w:t>
-      </w:r>
-      <w:proofErr w:type="spellStart"/>
-      <w:r>
-        <w:t>CartGuard</w:t>
-      </w:r>
-      <w:proofErr w:type="spellEnd"/>
-      <w:r>
-        <w:t xml:space="preserve"> védi, így kizárólag akkor érhető el, ha a kosár nem üres. A rendelés elküldésekor az </w:t>
-      </w:r>
-      <w:proofErr w:type="spellStart"/>
-      <w:r>
-        <w:t>OrderService.MakeOrder</w:t>
-      </w:r>
-      <w:proofErr w:type="spellEnd"/>
-      <w:r>
-        <w:t>() metódust hívja meg.</w:t>
-      </w:r>
-    </w:p>
-    <w:p>
-      <w:pPr>
-        <w:pStyle w:val="Cmsor3"/>
-      </w:pPr>
-      <w:r>
-        <w:rPr>
-          <w:rFonts w:ascii="Times New Roman" w:eastAsia="Times New Roman" w:hAnsi="Times New Roman" w:cs="Times New Roman"/>
-          <w:b/>
-          <w:bCs/>
-          <w:sz w:val="24"/>
-          <w:szCs w:val="24"/>
-        </w:rPr>
-        <w:t xml:space="preserve">5.4.4 </w:t>
-      </w:r>
-      <w:proofErr w:type="spellStart"/>
-      <w:r>
-        <w:rPr>
-          <w:rFonts w:ascii="Times New Roman" w:eastAsia="Times New Roman" w:hAnsi="Times New Roman" w:cs="Times New Roman"/>
-          <w:b/>
-          <w:bCs/>
-          <w:sz w:val="24"/>
-          <w:szCs w:val="24"/>
-        </w:rPr>
-        <w:t>EndofOrderPage</w:t>
-      </w:r>
-      <w:proofErr w:type="spellEnd"/>
+        <w:t>A rendelés befejezési oldala statikus visszaigazoló szöveget és egy webáruházba visszatérő gombot jelenít meg. Akkor jelenik meg, ha a backend ok státusszal válaszolt a rendelési kérésre.</w:t>
+      </w:r>
+    </w:p>
+    <w:p>
+      <w:pPr>
+        <w:pStyle w:val="Cmsor2"/>
+      </w:pPr>
+      <w:r>
+        <w:rPr>
+          <w:rFonts w:ascii="Times New Roman" w:eastAsia="Times New Roman" w:hAnsi="Times New Roman" w:cs="Times New Roman"/>
+          <w:b/>
+          <w:bCs/>
+          <w:sz w:val="28"/>
+          <w:szCs w:val="28"/>
+        </w:rPr>
+        <w:t>5.5 Adminisztrátori oldalak</w:t>
+      </w:r>
     </w:p>
     <w:p>
       <w:pPr>
@@ -6533,23 +6479,99 @@
         <w:jc w:val="both"/>
       </w:pPr>
       <w:r>
-        <w:t>A rendelés befejezési oldala statikus visszaigazoló szöveget és egy webáruházba visszatérő gombot jelenít meg. Akkor jelenik meg, ha a backend ok státusszal válaszolt a rendelési kérésre.</w:t>
-      </w:r>
-    </w:p>
-    <w:p>
-      <w:pPr>
-        <w:pStyle w:val="Cmsor2"/>
-      </w:pPr>
-      <w:r>
-        <w:rPr>
-          <w:rFonts w:ascii="Times New Roman" w:eastAsia="Times New Roman" w:hAnsi="Times New Roman" w:cs="Times New Roman"/>
-          <w:b/>
-          <w:bCs/>
-          <w:sz w:val="28"/>
-          <w:szCs w:val="28"/>
-        </w:rPr>
-        <w:t>5.5 Adminisztrátori oldalak</w:t>
-      </w:r>
+        <w:t xml:space="preserve">Az adminisztrátori oldalak a </w:t>
+      </w:r>
+      <w:proofErr w:type="spellStart"/>
+      <w:r>
+        <w:t>ProtectRouteAdmin</w:t>
+      </w:r>
+      <w:proofErr w:type="spellEnd"/>
+      <w:r>
+        <w:t xml:space="preserve"> </w:t>
+      </w:r>
+      <w:proofErr w:type="spellStart"/>
+      <w:r>
+        <w:t>guard</w:t>
+      </w:r>
+      <w:proofErr w:type="spellEnd"/>
+      <w:r>
+        <w:t xml:space="preserve"> alatt helyezkednek el, amely ellenőrzi a </w:t>
+      </w:r>
+      <w:proofErr w:type="spellStart"/>
+      <w:r>
+        <w:t>Guest.role</w:t>
+      </w:r>
+      <w:proofErr w:type="spellEnd"/>
+      <w:r>
+        <w:t xml:space="preserve"> === </w:t>
+      </w:r>
+      <w:proofErr w:type="spellStart"/>
+      <w:r>
+        <w:t>admin</w:t>
+      </w:r>
+      <w:proofErr w:type="spellEnd"/>
+      <w:r>
+        <w:t xml:space="preserve"> feltételt. Az adminisztrátori </w:t>
+      </w:r>
+      <w:proofErr w:type="spellStart"/>
+      <w:r>
+        <w:t>layout</w:t>
+      </w:r>
+      <w:proofErr w:type="spellEnd"/>
+      <w:r>
+        <w:t xml:space="preserve"> saját </w:t>
+      </w:r>
+      <w:proofErr w:type="spellStart"/>
+      <w:r>
+        <w:t>Navbar</w:t>
+      </w:r>
+      <w:proofErr w:type="spellEnd"/>
+      <w:r>
+        <w:t xml:space="preserve"> és </w:t>
+      </w:r>
+      <w:proofErr w:type="spellStart"/>
+      <w:r>
+        <w:t>Footer</w:t>
+      </w:r>
+      <w:proofErr w:type="spellEnd"/>
+      <w:r>
+        <w:t xml:space="preserve"> komponensekkel rendelkezik, és az </w:t>
+      </w:r>
+      <w:proofErr w:type="spellStart"/>
+      <w:r>
+        <w:t>AdminErrorPage</w:t>
+      </w:r>
+      <w:proofErr w:type="spellEnd"/>
+      <w:r>
+        <w:t xml:space="preserve"> szolgál hibaoldalaként.</w:t>
+      </w:r>
+    </w:p>
+    <w:p>
+      <w:pPr>
+        <w:pStyle w:val="Cmsor3"/>
+      </w:pPr>
+      <w:r>
+        <w:rPr>
+          <w:rFonts w:ascii="Times New Roman" w:eastAsia="Times New Roman" w:hAnsi="Times New Roman" w:cs="Times New Roman"/>
+          <w:b/>
+          <w:bCs/>
+          <w:sz w:val="24"/>
+          <w:szCs w:val="24"/>
+        </w:rPr>
+        <w:t xml:space="preserve">5.5.1 </w:t>
+      </w:r>
+      <w:proofErr w:type="spellStart"/>
+      <w:r>
+        <w:rPr>
+          <w:rFonts w:ascii="Times New Roman" w:eastAsia="Times New Roman" w:hAnsi="Times New Roman" w:cs="Times New Roman"/>
+          <w:b/>
+          <w:bCs/>
+          <w:sz w:val="24"/>
+          <w:szCs w:val="24"/>
+        </w:rPr>
+        <w:t>EditProductPage</w:t>
+      </w:r>
+      <w:proofErr w:type="spellEnd"/>
     </w:p>
     <w:p>
       <w:pPr>
@@ -6558,71 +6580,47 @@
         <w:jc w:val="both"/>
       </w:pPr>
       <w:r>
-        <w:t xml:space="preserve">Az adminisztrátori oldalak a </w:t>
-      </w:r>
-      <w:proofErr w:type="spellStart"/>
-      <w:r>
-        <w:t>ProtectRouteAdmin</w:t>
-      </w:r>
-      <w:proofErr w:type="spellEnd"/>
-      <w:r>
-        <w:t xml:space="preserve"> </w:t>
-      </w:r>
-      <w:proofErr w:type="spellStart"/>
-      <w:r>
-        <w:t>guard</w:t>
-      </w:r>
-      <w:proofErr w:type="spellEnd"/>
-      <w:r>
-        <w:t xml:space="preserve"> alatt helyezkednek el, amely ellenőrzi a </w:t>
-      </w:r>
-      <w:proofErr w:type="spellStart"/>
-      <w:r>
-        <w:t>Guest.role</w:t>
-      </w:r>
-      <w:proofErr w:type="spellEnd"/>
-      <w:r>
-        <w:t xml:space="preserve"> === </w:t>
-      </w:r>
-      <w:proofErr w:type="spellStart"/>
-      <w:r>
-        <w:t>admin</w:t>
-      </w:r>
-      <w:proofErr w:type="spellEnd"/>
-      <w:r>
-        <w:t xml:space="preserve"> feltételt. Az adminisztrátori </w:t>
-      </w:r>
-      <w:proofErr w:type="spellStart"/>
-      <w:r>
-        <w:t>layout</w:t>
-      </w:r>
-      <w:proofErr w:type="spellEnd"/>
-      <w:r>
-        <w:t xml:space="preserve"> saját </w:t>
-      </w:r>
-      <w:proofErr w:type="spellStart"/>
-      <w:r>
-        <w:t>Navbar</w:t>
-      </w:r>
-      <w:proofErr w:type="spellEnd"/>
-      <w:r>
-        <w:t xml:space="preserve"> és </w:t>
-      </w:r>
-      <w:proofErr w:type="spellStart"/>
-      <w:r>
-        <w:t>Footer</w:t>
-      </w:r>
-      <w:proofErr w:type="spellEnd"/>
-      <w:r>
-        <w:t xml:space="preserve"> komponensekkel rendelkezik, és az </w:t>
-      </w:r>
-      <w:proofErr w:type="spellStart"/>
-      <w:r>
-        <w:t>AdminErrorPage</w:t>
-      </w:r>
-      <w:proofErr w:type="spellEnd"/>
-      <w:r>
-        <w:t xml:space="preserve"> szolgál hibaoldalaként.</w:t>
+        <w:t xml:space="preserve">A termékszerkesztési oldal az </w:t>
+      </w:r>
+      <w:proofErr w:type="spellStart"/>
+      <w:r>
+        <w:t>EditProductForm</w:t>
+      </w:r>
+      <w:proofErr w:type="spellEnd"/>
+      <w:r>
+        <w:t xml:space="preserve"> komponenst </w:t>
+      </w:r>
+      <w:proofErr w:type="spellStart"/>
+      <w:r>
+        <w:t>rendereli</w:t>
+      </w:r>
+      <w:proofErr w:type="spellEnd"/>
+      <w:r>
+        <w:t xml:space="preserve">. A </w:t>
+      </w:r>
+      <w:proofErr w:type="spellStart"/>
+      <w:r>
+        <w:t>productLoader</w:t>
+      </w:r>
+      <w:proofErr w:type="spellEnd"/>
+      <w:r>
+        <w:t xml:space="preserve"> a </w:t>
+      </w:r>
+      <w:proofErr w:type="spellStart"/>
+      <w:r>
+        <w:t>ProductService.getProductById</w:t>
+      </w:r>
+      <w:proofErr w:type="spellEnd"/>
+      <w:r>
+        <w:t xml:space="preserve">() segítségével betölti a szerkesztendő termék adatait. Mentéskor a </w:t>
+      </w:r>
+      <w:proofErr w:type="spellStart"/>
+      <w:r>
+        <w:t>ProductService.updateProductbyId</w:t>
+      </w:r>
+      <w:proofErr w:type="spellEnd"/>
+      <w:r>
+        <w:t>() metódust hívja meg.</w:t>
       </w:r>
     </w:p>
     <w:p>
@@ -6637,18 +6635,18 @@
           <w:sz w:val="24"/>
           <w:szCs w:val="24"/>
         </w:rPr>
-        <w:t xml:space="preserve">5.5.1 </w:t>
-      </w:r>
-      <w:proofErr w:type="spellStart"/>
-      <w:r>
-        <w:rPr>
-          <w:rFonts w:ascii="Times New Roman" w:eastAsia="Times New Roman" w:hAnsi="Times New Roman" w:cs="Times New Roman"/>
-          <w:b/>
-          <w:bCs/>
-          <w:sz w:val="24"/>
-          <w:szCs w:val="24"/>
-        </w:rPr>
-        <w:t>EditProductPage</w:t>
+        <w:t xml:space="preserve">5.5.2 </w:t>
+      </w:r>
+      <w:proofErr w:type="spellStart"/>
+      <w:r>
+        <w:rPr>
+          <w:rFonts w:ascii="Times New Roman" w:eastAsia="Times New Roman" w:hAnsi="Times New Roman" w:cs="Times New Roman"/>
+          <w:b/>
+          <w:bCs/>
+          <w:sz w:val="24"/>
+          <w:szCs w:val="24"/>
+        </w:rPr>
+        <w:t>EditAppointmentPage</w:t>
       </w:r>
       <w:proofErr w:type="spellEnd"/>
     </w:p>
@@ -6659,11 +6657,11 @@
         <w:jc w:val="both"/>
       </w:pPr>
       <w:r>
-        <w:t xml:space="preserve">A termékszerkesztési oldal az </w:t>
-      </w:r>
-      <w:proofErr w:type="spellStart"/>
-      <w:r>
-        <w:t>EditProductForm</w:t>
+        <w:t xml:space="preserve">Az időpontszerkesztési és lezárási oldal az </w:t>
+      </w:r>
+      <w:proofErr w:type="spellStart"/>
+      <w:r>
+        <w:t>EditAppointmentForm</w:t>
       </w:r>
       <w:proofErr w:type="spellEnd"/>
       <w:r>
@@ -6675,59 +6673,24 @@
       </w:r>
       <w:proofErr w:type="spellEnd"/>
       <w:r>
-        <w:t xml:space="preserve">. A </w:t>
-      </w:r>
-      <w:proofErr w:type="spellStart"/>
-      <w:r>
-        <w:t>productLoader</w:t>
-      </w:r>
-      <w:proofErr w:type="spellEnd"/>
-      <w:r>
-        <w:t xml:space="preserve"> a </w:t>
-      </w:r>
-      <w:proofErr w:type="spellStart"/>
-      <w:r>
-        <w:t>ProductService.getProductById</w:t>
-      </w:r>
-      <w:proofErr w:type="spellEnd"/>
-      <w:r>
-        <w:t xml:space="preserve">() segítségével betölti a szerkesztendő termék adatait. Mentéskor a </w:t>
-      </w:r>
-      <w:proofErr w:type="spellStart"/>
-      <w:r>
-        <w:t>ProductService.updateProductbyId</w:t>
+        <w:t xml:space="preserve">. Az </w:t>
+      </w:r>
+      <w:proofErr w:type="spellStart"/>
+      <w:r>
+        <w:t>appointmentLoaderById</w:t>
+      </w:r>
+      <w:proofErr w:type="spellEnd"/>
+      <w:r>
+        <w:t xml:space="preserve"> betölti a szerkesztendő időpont adatait. Mentéskor a </w:t>
+      </w:r>
+      <w:proofErr w:type="spellStart"/>
+      <w:r>
+        <w:t>DateTimeService.finalizeService</w:t>
       </w:r>
       <w:proofErr w:type="spellEnd"/>
       <w:r>
         <w:t>() metódust hívja meg.</w:t>
       </w:r>
-    </w:p>
-    <w:p>
-      <w:pPr>
-        <w:pStyle w:val="Cmsor3"/>
-      </w:pPr>
-      <w:r>
-        <w:rPr>
-          <w:rFonts w:ascii="Times New Roman" w:eastAsia="Times New Roman" w:hAnsi="Times New Roman" w:cs="Times New Roman"/>
-          <w:b/>
-          <w:bCs/>
-          <w:sz w:val="24"/>
-          <w:szCs w:val="24"/>
-        </w:rPr>
-        <w:t xml:space="preserve">5.5.2 </w:t>
-      </w:r>
-      <w:proofErr w:type="spellStart"/>
-      <w:r>
-        <w:rPr>
-          <w:rFonts w:ascii="Times New Roman" w:eastAsia="Times New Roman" w:hAnsi="Times New Roman" w:cs="Times New Roman"/>
-          <w:b/>
-          <w:bCs/>
-          <w:sz w:val="24"/>
-          <w:szCs w:val="24"/>
-        </w:rPr>
-        <w:t>EditAppointmentPage</w:t>
-      </w:r>
-      <w:proofErr w:type="spellEnd"/>
     </w:p>
     <w:p>
       <w:pPr>
@@ -6735,41 +6698,48 @@
         <w:ind w:firstLine="397"/>
         <w:jc w:val="both"/>
       </w:pPr>
-      <w:r>
-        <w:t xml:space="preserve">Az időpontszerkesztési és lezárási oldal az </w:t>
-      </w:r>
-      <w:proofErr w:type="spellStart"/>
-      <w:r>
-        <w:t>EditAppointmentForm</w:t>
-      </w:r>
-      <w:proofErr w:type="spellEnd"/>
-      <w:r>
-        <w:t xml:space="preserve"> komponenst </w:t>
-      </w:r>
-      <w:proofErr w:type="spellStart"/>
-      <w:r>
-        <w:t>rendereli</w:t>
-      </w:r>
-      <w:proofErr w:type="spellEnd"/>
-      <w:r>
-        <w:t xml:space="preserve">. Az </w:t>
-      </w:r>
-      <w:proofErr w:type="spellStart"/>
-      <w:r>
-        <w:t>appointmentLoaderById</w:t>
-      </w:r>
-      <w:proofErr w:type="spellEnd"/>
-      <w:r>
-        <w:t xml:space="preserve"> betölti a szerkesztendő időpont adatait. Mentéskor a </w:t>
-      </w:r>
-      <w:proofErr w:type="spellStart"/>
-      <w:r>
-        <w:t>DateTimeService.finalizeService</w:t>
-      </w:r>
-      <w:proofErr w:type="spellEnd"/>
-      <w:r>
-        <w:t>() metódust hívja meg.</w:t>
-      </w:r>
+    </w:p>
+    <w:p>
+      <w:pPr>
+        <w:pStyle w:val="Cmsor2"/>
+      </w:pPr>
+      <w:r>
+        <w:rPr>
+          <w:rFonts w:ascii="Times New Roman" w:eastAsia="Times New Roman" w:hAnsi="Times New Roman" w:cs="Times New Roman"/>
+          <w:b/>
+          <w:bCs/>
+          <w:sz w:val="28"/>
+          <w:szCs w:val="28"/>
+        </w:rPr>
+        <w:t>5.6 Hibakezelő oldalak</w:t>
+      </w:r>
+    </w:p>
+    <w:p>
+      <w:pPr>
+        <w:pStyle w:val="Cmsor3"/>
+      </w:pPr>
+      <w:r>
+        <w:rPr>
+          <w:rFonts w:ascii="Times New Roman" w:eastAsia="Times New Roman" w:hAnsi="Times New Roman" w:cs="Times New Roman"/>
+          <w:b/>
+          <w:bCs/>
+          <w:sz w:val="24"/>
+          <w:szCs w:val="24"/>
+        </w:rPr>
+        <w:t xml:space="preserve">5.6.1 </w:t>
+      </w:r>
+      <w:proofErr w:type="spellStart"/>
+      <w:r>
+        <w:rPr>
+          <w:rFonts w:ascii="Times New Roman" w:eastAsia="Times New Roman" w:hAnsi="Times New Roman" w:cs="Times New Roman"/>
+          <w:b/>
+          <w:bCs/>
+          <w:sz w:val="24"/>
+          <w:szCs w:val="24"/>
+        </w:rPr>
+        <w:t>ErrorPage</w:t>
+      </w:r>
+      <w:proofErr w:type="spellEnd"/>
     </w:p>
     <w:p>
       <w:pPr>
@@ -6777,21 +6747,32 @@
         <w:ind w:firstLine="397"/>
         <w:jc w:val="both"/>
       </w:pPr>
-    </w:p>
-    <w:p>
-      <w:pPr>
-        <w:pStyle w:val="Cmsor2"/>
-      </w:pPr>
-      <w:r>
-        <w:rPr>
-          <w:rFonts w:ascii="Times New Roman" w:eastAsia="Times New Roman" w:hAnsi="Times New Roman" w:cs="Times New Roman"/>
-          <w:b/>
-          <w:bCs/>
-          <w:sz w:val="28"/>
-          <w:szCs w:val="28"/>
-        </w:rPr>
-        <w:lastRenderedPageBreak/>
-        <w:t>5.6 Hibakezelő oldalak</w:t>
+      <w:r>
+        <w:t xml:space="preserve">Az általános hibakezelő oldal, amely a </w:t>
+      </w:r>
+      <w:proofErr w:type="spellStart"/>
+      <w:r>
+        <w:t>RootLayout</w:t>
+      </w:r>
+      <w:proofErr w:type="spellEnd"/>
+      <w:r>
+        <w:t xml:space="preserve"> </w:t>
+      </w:r>
+      <w:proofErr w:type="spellStart"/>
+      <w:r>
+        <w:t>errorElement-jeként</w:t>
+      </w:r>
+      <w:proofErr w:type="spellEnd"/>
+      <w:r>
+        <w:t xml:space="preserve"> jelenik meg, ha valamelyik publikus vagy felhasználói útvonal </w:t>
+      </w:r>
+      <w:proofErr w:type="spellStart"/>
+      <w:r>
+        <w:t>futásidejű</w:t>
+      </w:r>
+      <w:proofErr w:type="spellEnd"/>
+      <w:r>
+        <w:t xml:space="preserve"> hibát dob.</w:t>
       </w:r>
     </w:p>
     <w:p>
@@ -6806,18 +6787,18 @@
           <w:sz w:val="24"/>
           <w:szCs w:val="24"/>
         </w:rPr>
-        <w:t xml:space="preserve">5.6.1 </w:t>
-      </w:r>
-      <w:proofErr w:type="spellStart"/>
-      <w:r>
-        <w:rPr>
-          <w:rFonts w:ascii="Times New Roman" w:eastAsia="Times New Roman" w:hAnsi="Times New Roman" w:cs="Times New Roman"/>
-          <w:b/>
-          <w:bCs/>
-          <w:sz w:val="24"/>
-          <w:szCs w:val="24"/>
-        </w:rPr>
-        <w:t>ErrorPage</w:t>
+        <w:t xml:space="preserve">5.6.2 </w:t>
+      </w:r>
+      <w:proofErr w:type="spellStart"/>
+      <w:r>
+        <w:rPr>
+          <w:rFonts w:ascii="Times New Roman" w:eastAsia="Times New Roman" w:hAnsi="Times New Roman" w:cs="Times New Roman"/>
+          <w:b/>
+          <w:bCs/>
+          <w:sz w:val="24"/>
+          <w:szCs w:val="24"/>
+        </w:rPr>
+        <w:t>AdminErrorPage</w:t>
       </w:r>
       <w:proofErr w:type="spellEnd"/>
     </w:p>
@@ -6828,11 +6809,11 @@
         <w:jc w:val="both"/>
       </w:pPr>
       <w:r>
-        <w:t xml:space="preserve">Az általános hibakezelő oldal, amely a </w:t>
-      </w:r>
-      <w:proofErr w:type="spellStart"/>
-      <w:r>
-        <w:t>RootLayout</w:t>
+        <w:t xml:space="preserve">Az adminisztrátori hibakezelő oldal, amely a </w:t>
+      </w:r>
+      <w:proofErr w:type="spellStart"/>
+      <w:r>
+        <w:t>ProtectRouteAdmin</w:t>
       </w:r>
       <w:proofErr w:type="spellEnd"/>
       <w:r>
@@ -6844,7 +6825,7 @@
       </w:r>
       <w:proofErr w:type="spellEnd"/>
       <w:r>
-        <w:t xml:space="preserve"> jelenik meg, ha valamelyik publikus vagy felhasználói útvonal </w:t>
+        <w:t xml:space="preserve"> jelenik meg, ha valamelyik adminisztrátori útvonal </w:t>
       </w:r>
       <w:proofErr w:type="spellStart"/>
       <w:r>
@@ -6857,30 +6838,41 @@
     </w:p>
     <w:p>
       <w:pPr>
-        <w:pStyle w:val="Cmsor3"/>
-      </w:pPr>
-      <w:r>
-        <w:rPr>
-          <w:rFonts w:ascii="Times New Roman" w:eastAsia="Times New Roman" w:hAnsi="Times New Roman" w:cs="Times New Roman"/>
-          <w:b/>
-          <w:bCs/>
-          <w:sz w:val="24"/>
-          <w:szCs w:val="24"/>
-        </w:rPr>
-        <w:t xml:space="preserve">5.6.2 </w:t>
-      </w:r>
-      <w:proofErr w:type="spellStart"/>
-      <w:r>
-        <w:rPr>
-          <w:rFonts w:ascii="Times New Roman" w:eastAsia="Times New Roman" w:hAnsi="Times New Roman" w:cs="Times New Roman"/>
-          <w:b/>
-          <w:bCs/>
-          <w:sz w:val="24"/>
-          <w:szCs w:val="24"/>
-        </w:rPr>
-        <w:t>AdminErrorPage</w:t>
-      </w:r>
-      <w:proofErr w:type="spellEnd"/>
+        <w:pStyle w:val="Cmsor1"/>
+      </w:pPr>
+      <w:r>
+        <w:rPr>
+          <w:rFonts w:ascii="Times New Roman" w:eastAsia="Times New Roman" w:hAnsi="Times New Roman" w:cs="Times New Roman"/>
+          <w:b/>
+          <w:bCs/>
+          <w:sz w:val="32"/>
+          <w:szCs w:val="32"/>
+        </w:rPr>
+        <w:lastRenderedPageBreak/>
+        <w:t xml:space="preserve">6. </w:t>
+      </w:r>
+      <w:proofErr w:type="spellStart"/>
+      <w:r>
+        <w:rPr>
+          <w:rFonts w:ascii="Times New Roman" w:eastAsia="Times New Roman" w:hAnsi="Times New Roman" w:cs="Times New Roman"/>
+          <w:b/>
+          <w:bCs/>
+          <w:sz w:val="32"/>
+          <w:szCs w:val="32"/>
+        </w:rPr>
+        <w:t>Routing</w:t>
+      </w:r>
+      <w:proofErr w:type="spellEnd"/>
+      <w:r>
+        <w:rPr>
+          <w:rFonts w:ascii="Times New Roman" w:eastAsia="Times New Roman" w:hAnsi="Times New Roman" w:cs="Times New Roman"/>
+          <w:b/>
+          <w:bCs/>
+          <w:sz w:val="32"/>
+          <w:szCs w:val="32"/>
+        </w:rPr>
+        <w:t xml:space="preserve"> és útvonalvédelem</w:t>
+      </w:r>
     </w:p>
     <w:p>
       <w:pPr>
@@ -6889,7 +6881,31 @@
         <w:jc w:val="both"/>
       </w:pPr>
       <w:r>
-        <w:t xml:space="preserve">Az adminisztrátori hibakezelő oldal, amely a </w:t>
+        <w:t xml:space="preserve">Az alkalmazás </w:t>
+      </w:r>
+      <w:proofErr w:type="spellStart"/>
+      <w:r>
+        <w:t>React</w:t>
+      </w:r>
+      <w:proofErr w:type="spellEnd"/>
+      <w:r>
+        <w:t xml:space="preserve"> Router alapú kliensoldali </w:t>
+      </w:r>
+      <w:proofErr w:type="spellStart"/>
+      <w:r>
+        <w:t>routingot</w:t>
+      </w:r>
+      <w:proofErr w:type="spellEnd"/>
+      <w:r>
+        <w:t xml:space="preserve"> alkalmaz. Az útvonalak két fő ágra oszthatók: a </w:t>
+      </w:r>
+      <w:proofErr w:type="spellStart"/>
+      <w:r>
+        <w:t>RootLayout</w:t>
+      </w:r>
+      <w:proofErr w:type="spellEnd"/>
+      <w:r>
+        <w:t xml:space="preserve"> alá tartozó publikus és felhasználói útvonalak, valamint a </w:t>
       </w:r>
       <w:proofErr w:type="spellStart"/>
       <w:r>
@@ -6897,61 +6913,50 @@
       </w:r>
       <w:proofErr w:type="spellEnd"/>
       <w:r>
-        <w:t xml:space="preserve"> </w:t>
-      </w:r>
-      <w:proofErr w:type="spellStart"/>
-      <w:r>
-        <w:t>errorElement-jeként</w:t>
-      </w:r>
-      <w:proofErr w:type="spellEnd"/>
-      <w:r>
-        <w:t xml:space="preserve"> jelenik meg, ha valamelyik adminisztrátori útvonal </w:t>
-      </w:r>
-      <w:proofErr w:type="spellStart"/>
-      <w:r>
-        <w:t>futásidejű</w:t>
-      </w:r>
-      <w:proofErr w:type="spellEnd"/>
-      <w:r>
-        <w:t xml:space="preserve"> hibát dob.</w:t>
-      </w:r>
-    </w:p>
-    <w:p>
-      <w:pPr>
-        <w:pStyle w:val="Cmsor1"/>
-      </w:pPr>
-      <w:r>
-        <w:rPr>
-          <w:rFonts w:ascii="Times New Roman" w:eastAsia="Times New Roman" w:hAnsi="Times New Roman" w:cs="Times New Roman"/>
-          <w:b/>
-          <w:bCs/>
-          <w:sz w:val="32"/>
-          <w:szCs w:val="32"/>
-        </w:rPr>
-        <w:t xml:space="preserve">6. </w:t>
-      </w:r>
-      <w:proofErr w:type="spellStart"/>
-      <w:r>
-        <w:rPr>
-          <w:rFonts w:ascii="Times New Roman" w:eastAsia="Times New Roman" w:hAnsi="Times New Roman" w:cs="Times New Roman"/>
-          <w:b/>
-          <w:bCs/>
-          <w:sz w:val="32"/>
-          <w:szCs w:val="32"/>
-        </w:rPr>
-        <w:t>Routing</w:t>
-      </w:r>
-      <w:proofErr w:type="spellEnd"/>
-      <w:r>
-        <w:rPr>
-          <w:rFonts w:ascii="Times New Roman" w:eastAsia="Times New Roman" w:hAnsi="Times New Roman" w:cs="Times New Roman"/>
-          <w:b/>
-          <w:bCs/>
-          <w:sz w:val="32"/>
-          <w:szCs w:val="32"/>
-        </w:rPr>
-        <w:t xml:space="preserve"> és útvonalvédelem</w:t>
-      </w:r>
+        <w:t xml:space="preserve"> alá tartozó adminisztrátori útvonalak.</w:t>
+      </w:r>
+    </w:p>
+    <w:p>
+      <w:pPr>
+        <w:pStyle w:val="Cmsor2"/>
+      </w:pPr>
+      <w:r>
+        <w:rPr>
+          <w:rFonts w:ascii="Times New Roman" w:eastAsia="Times New Roman" w:hAnsi="Times New Roman" w:cs="Times New Roman"/>
+          <w:b/>
+          <w:bCs/>
+          <w:sz w:val="28"/>
+          <w:szCs w:val="28"/>
+        </w:rPr>
+        <w:t>6.1 Útvonalvédelmi komponensek</w:t>
+      </w:r>
+    </w:p>
+    <w:p>
+      <w:pPr>
+        <w:pStyle w:val="Cmsor3"/>
+      </w:pPr>
+      <w:r>
+        <w:rPr>
+          <w:rFonts w:ascii="Times New Roman" w:eastAsia="Times New Roman" w:hAnsi="Times New Roman" w:cs="Times New Roman"/>
+          <w:b/>
+          <w:bCs/>
+          <w:sz w:val="24"/>
+          <w:szCs w:val="24"/>
+        </w:rPr>
+        <w:t xml:space="preserve">6.1.1 </w:t>
+      </w:r>
+      <w:proofErr w:type="spellStart"/>
+      <w:r>
+        <w:rPr>
+          <w:rFonts w:ascii="Times New Roman" w:eastAsia="Times New Roman" w:hAnsi="Times New Roman" w:cs="Times New Roman"/>
+          <w:b/>
+          <w:bCs/>
+          <w:sz w:val="24"/>
+          <w:szCs w:val="24"/>
+        </w:rPr>
+        <w:t>ProtectRouteGuest</w:t>
+      </w:r>
+      <w:proofErr w:type="spellEnd"/>
     </w:p>
     <w:p>
       <w:pPr>
@@ -6960,80 +6965,89 @@
         <w:jc w:val="both"/>
       </w:pPr>
       <w:r>
-        <w:t xml:space="preserve">Az alkalmazás </w:t>
-      </w:r>
-      <w:proofErr w:type="spellStart"/>
-      <w:r>
-        <w:t>React</w:t>
-      </w:r>
-      <w:proofErr w:type="spellEnd"/>
-      <w:r>
-        <w:t xml:space="preserve"> Router alapú kliensoldali </w:t>
-      </w:r>
-      <w:proofErr w:type="spellStart"/>
-      <w:r>
-        <w:t>routingot</w:t>
-      </w:r>
-      <w:proofErr w:type="spellEnd"/>
-      <w:r>
-        <w:t xml:space="preserve"> alkalmaz. Az útvonalak két fő ágra oszthatók: a </w:t>
-      </w:r>
-      <w:proofErr w:type="spellStart"/>
-      <w:r>
-        <w:t>RootLayout</w:t>
-      </w:r>
-      <w:proofErr w:type="spellEnd"/>
-      <w:r>
-        <w:t xml:space="preserve"> alá tartozó publikus és felhasználói útvonalak, valamint a </w:t>
-      </w:r>
-      <w:proofErr w:type="spellStart"/>
-      <w:r>
+        <w:t xml:space="preserve">A </w:t>
+      </w:r>
+      <w:proofErr w:type="spellStart"/>
+      <w:r>
+        <w:t>ProtectRouteGuest</w:t>
+      </w:r>
+      <w:proofErr w:type="spellEnd"/>
+      <w:r>
+        <w:t xml:space="preserve"> komponens az </w:t>
+      </w:r>
+      <w:proofErr w:type="spellStart"/>
+      <w:r>
+        <w:t>AuthService.gettingCurrentGuest</w:t>
+      </w:r>
+      <w:proofErr w:type="spellEnd"/>
+      <w:r>
+        <w:t xml:space="preserve">() metódust hívja meg, és ha nincs bejelentkezett felhasználó, a bejelentkezési oldalra irányít át. Védi a </w:t>
+      </w:r>
+      <w:proofErr w:type="spellStart"/>
+      <w:r>
+        <w:t>MyDataPage</w:t>
+      </w:r>
+      <w:proofErr w:type="spellEnd"/>
+      <w:r>
+        <w:t xml:space="preserve">, </w:t>
+      </w:r>
+      <w:proofErr w:type="spellStart"/>
+      <w:r>
+        <w:t>DateTimePage</w:t>
+      </w:r>
+      <w:proofErr w:type="spellEnd"/>
+      <w:r>
+        <w:t xml:space="preserve"> és </w:t>
+      </w:r>
+      <w:proofErr w:type="spellStart"/>
+      <w:r>
+        <w:t>EndofOrderPage</w:t>
+      </w:r>
+      <w:proofErr w:type="spellEnd"/>
+      <w:r>
+        <w:t xml:space="preserve"> oldalakat, és tartalmazza a </w:t>
+      </w:r>
+      <w:proofErr w:type="spellStart"/>
+      <w:r>
+        <w:t>CartGuard</w:t>
+      </w:r>
+      <w:proofErr w:type="spellEnd"/>
+      <w:r>
+        <w:t xml:space="preserve">-ot is, amely az </w:t>
+      </w:r>
+      <w:proofErr w:type="spellStart"/>
+      <w:r>
+        <w:t>OrderDataPage</w:t>
+      </w:r>
+      <w:proofErr w:type="spellEnd"/>
+      <w:r>
+        <w:t>-t védi.</w:t>
+      </w:r>
+    </w:p>
+    <w:p>
+      <w:pPr>
+        <w:pStyle w:val="Cmsor3"/>
+      </w:pPr>
+      <w:r>
+        <w:rPr>
+          <w:rFonts w:ascii="Times New Roman" w:eastAsia="Times New Roman" w:hAnsi="Times New Roman" w:cs="Times New Roman"/>
+          <w:b/>
+          <w:bCs/>
+          <w:sz w:val="24"/>
+          <w:szCs w:val="24"/>
+        </w:rPr>
+        <w:t xml:space="preserve">6.1.2 </w:t>
+      </w:r>
+      <w:proofErr w:type="spellStart"/>
+      <w:r>
+        <w:rPr>
+          <w:rFonts w:ascii="Times New Roman" w:eastAsia="Times New Roman" w:hAnsi="Times New Roman" w:cs="Times New Roman"/>
+          <w:b/>
+          <w:bCs/>
+          <w:sz w:val="24"/>
+          <w:szCs w:val="24"/>
+        </w:rPr>
         <w:t>ProtectRouteAdmin</w:t>
-      </w:r>
-      <w:proofErr w:type="spellEnd"/>
-      <w:r>
-        <w:t xml:space="preserve"> alá tartozó adminisztrátori útvonalak.</w:t>
-      </w:r>
-    </w:p>
-    <w:p>
-      <w:pPr>
-        <w:pStyle w:val="Cmsor2"/>
-      </w:pPr>
-      <w:r>
-        <w:rPr>
-          <w:rFonts w:ascii="Times New Roman" w:eastAsia="Times New Roman" w:hAnsi="Times New Roman" w:cs="Times New Roman"/>
-          <w:b/>
-          <w:bCs/>
-          <w:sz w:val="28"/>
-          <w:szCs w:val="28"/>
-        </w:rPr>
-        <w:t>6.1 Útvonalvédelmi komponensek</w:t>
-      </w:r>
-    </w:p>
-    <w:p>
-      <w:pPr>
-        <w:pStyle w:val="Cmsor3"/>
-      </w:pPr>
-      <w:r>
-        <w:rPr>
-          <w:rFonts w:ascii="Times New Roman" w:eastAsia="Times New Roman" w:hAnsi="Times New Roman" w:cs="Times New Roman"/>
-          <w:b/>
-          <w:bCs/>
-          <w:sz w:val="24"/>
-          <w:szCs w:val="24"/>
-        </w:rPr>
-        <w:t xml:space="preserve">6.1.1 </w:t>
-      </w:r>
-      <w:proofErr w:type="spellStart"/>
-      <w:r>
-        <w:rPr>
-          <w:rFonts w:ascii="Times New Roman" w:eastAsia="Times New Roman" w:hAnsi="Times New Roman" w:cs="Times New Roman"/>
-          <w:b/>
-          <w:bCs/>
-          <w:sz w:val="24"/>
-          <w:szCs w:val="24"/>
-        </w:rPr>
-        <w:t>ProtectRouteGuest</w:t>
       </w:r>
       <w:proofErr w:type="spellEnd"/>
     </w:p>
@@ -7048,11 +7062,27 @@
       </w:r>
       <w:proofErr w:type="spellStart"/>
       <w:r>
-        <w:t>ProtectRouteGuest</w:t>
-      </w:r>
-      <w:proofErr w:type="spellEnd"/>
-      <w:r>
-        <w:t xml:space="preserve"> komponens az </w:t>
+        <w:t>ProtectRouteAdmin</w:t>
+      </w:r>
+      <w:proofErr w:type="spellEnd"/>
+      <w:r>
+        <w:t xml:space="preserve"> komponens ellenőrzi a </w:t>
+      </w:r>
+      <w:proofErr w:type="spellStart"/>
+      <w:r>
+        <w:t>Guest.role</w:t>
+      </w:r>
+      <w:proofErr w:type="spellEnd"/>
+      <w:r>
+        <w:t xml:space="preserve"> === </w:t>
+      </w:r>
+      <w:proofErr w:type="spellStart"/>
+      <w:r>
+        <w:t>admin</w:t>
+      </w:r>
+      <w:proofErr w:type="spellEnd"/>
+      <w:r>
+        <w:t xml:space="preserve"> feltételt az </w:t>
       </w:r>
       <w:proofErr w:type="spellStart"/>
       <w:r>
@@ -7060,47 +7090,63 @@
       </w:r>
       <w:proofErr w:type="spellEnd"/>
       <w:r>
-        <w:t xml:space="preserve">() metódust hívja meg, és ha nincs bejelentkezett felhasználó, a bejelentkezési oldalra irányít át. Védi a </w:t>
-      </w:r>
-      <w:proofErr w:type="spellStart"/>
-      <w:r>
-        <w:t>MyDataPage</w:t>
-      </w:r>
-      <w:proofErr w:type="spellEnd"/>
-      <w:r>
-        <w:t xml:space="preserve">, </w:t>
-      </w:r>
-      <w:proofErr w:type="spellStart"/>
-      <w:r>
-        <w:t>DateTimePage</w:t>
-      </w:r>
-      <w:proofErr w:type="spellEnd"/>
-      <w:r>
-        <w:t xml:space="preserve"> és </w:t>
-      </w:r>
-      <w:proofErr w:type="spellStart"/>
-      <w:r>
-        <w:t>EndofOrderPage</w:t>
-      </w:r>
-      <w:proofErr w:type="spellEnd"/>
-      <w:r>
-        <w:t xml:space="preserve"> oldalakat, és tartalmazza a </w:t>
-      </w:r>
-      <w:proofErr w:type="spellStart"/>
-      <w:r>
-        <w:t>CartGuard</w:t>
-      </w:r>
-      <w:proofErr w:type="spellEnd"/>
-      <w:r>
-        <w:t xml:space="preserve">-ot is, amely az </w:t>
-      </w:r>
-      <w:proofErr w:type="spellStart"/>
-      <w:r>
-        <w:t>OrderDataPage</w:t>
-      </w:r>
-      <w:proofErr w:type="spellEnd"/>
-      <w:r>
-        <w:t>-t védi.</w:t>
+        <w:t xml:space="preserve">() segítségével. Adminisztrátori jogosultság hiányában a bejelentkezési oldalra irányít át. Saját </w:t>
+      </w:r>
+      <w:proofErr w:type="spellStart"/>
+      <w:r>
+        <w:t>admin</w:t>
+      </w:r>
+      <w:proofErr w:type="spellEnd"/>
+      <w:r>
+        <w:t xml:space="preserve"> </w:t>
+      </w:r>
+      <w:proofErr w:type="spellStart"/>
+      <w:r>
+        <w:t>layoutot</w:t>
+      </w:r>
+      <w:proofErr w:type="spellEnd"/>
+      <w:r>
+        <w:t xml:space="preserve"> </w:t>
+      </w:r>
+      <w:proofErr w:type="spellStart"/>
+      <w:r>
+        <w:t>renderel</w:t>
+      </w:r>
+      <w:proofErr w:type="spellEnd"/>
+      <w:r>
+        <w:t xml:space="preserve">, amely adminisztrátori </w:t>
+      </w:r>
+      <w:proofErr w:type="spellStart"/>
+      <w:r>
+        <w:t>Navbar</w:t>
+      </w:r>
+      <w:proofErr w:type="spellEnd"/>
+      <w:r>
+        <w:t xml:space="preserve">-t, </w:t>
+      </w:r>
+      <w:proofErr w:type="spellStart"/>
+      <w:r>
+        <w:t>Footer</w:t>
+      </w:r>
+      <w:proofErr w:type="spellEnd"/>
+      <w:r>
+        <w:t xml:space="preserve">-t és </w:t>
+      </w:r>
+      <w:proofErr w:type="spellStart"/>
+      <w:r>
+        <w:t>Outlet-et</w:t>
+      </w:r>
+      <w:proofErr w:type="spellEnd"/>
+      <w:r>
+        <w:t xml:space="preserve"> tartalmaz. Hibakezelő oldalként az </w:t>
+      </w:r>
+      <w:proofErr w:type="spellStart"/>
+      <w:r>
+        <w:t>AdminErrorPage</w:t>
+      </w:r>
+      <w:proofErr w:type="spellEnd"/>
+      <w:r>
+        <w:t xml:space="preserve"> szolgál.</w:t>
       </w:r>
     </w:p>
     <w:p>
@@ -7115,18 +7161,18 @@
           <w:sz w:val="24"/>
           <w:szCs w:val="24"/>
         </w:rPr>
-        <w:t xml:space="preserve">6.1.2 </w:t>
-      </w:r>
-      <w:proofErr w:type="spellStart"/>
-      <w:r>
-        <w:rPr>
-          <w:rFonts w:ascii="Times New Roman" w:eastAsia="Times New Roman" w:hAnsi="Times New Roman" w:cs="Times New Roman"/>
-          <w:b/>
-          <w:bCs/>
-          <w:sz w:val="24"/>
-          <w:szCs w:val="24"/>
-        </w:rPr>
-        <w:t>ProtectRouteAdmin</w:t>
+        <w:t xml:space="preserve">6.1.3 </w:t>
+      </w:r>
+      <w:proofErr w:type="spellStart"/>
+      <w:r>
+        <w:rPr>
+          <w:rFonts w:ascii="Times New Roman" w:eastAsia="Times New Roman" w:hAnsi="Times New Roman" w:cs="Times New Roman"/>
+          <w:b/>
+          <w:bCs/>
+          <w:sz w:val="24"/>
+          <w:szCs w:val="24"/>
+        </w:rPr>
+        <w:t>PublicOnlyRoute</w:t>
       </w:r>
       <w:proofErr w:type="spellEnd"/>
     </w:p>
@@ -7141,7 +7187,7 @@
       </w:r>
       <w:proofErr w:type="spellStart"/>
       <w:r>
-        <w:t>ProtectRouteAdmin</w:t>
+        <w:t>PublicOnlyRoute</w:t>
       </w:r>
       <w:proofErr w:type="spellEnd"/>
       <w:r>
@@ -7153,7 +7199,7 @@
       </w:r>
       <w:proofErr w:type="spellEnd"/>
       <w:r>
-        <w:t xml:space="preserve"> === </w:t>
+        <w:t xml:space="preserve"> értékét. Ha a felhasználó nem </w:t>
       </w:r>
       <w:proofErr w:type="spellStart"/>
       <w:r>
@@ -7161,15 +7207,7 @@
       </w:r>
       <w:proofErr w:type="spellEnd"/>
       <w:r>
-        <w:t xml:space="preserve"> feltételt az </w:t>
-      </w:r>
-      <w:proofErr w:type="spellStart"/>
-      <w:r>
-        <w:t>AuthService.gettingCurrentGuest</w:t>
-      </w:r>
-      <w:proofErr w:type="spellEnd"/>
-      <w:r>
-        <w:t xml:space="preserve">() segítségével. Adminisztrátori jogosultság hiányában a bejelentkezési oldalra irányít át. Saját </w:t>
+        <w:t xml:space="preserve">, a gyökér útvonalra irányít; ha </w:t>
       </w:r>
       <w:proofErr w:type="spellStart"/>
       <w:r>
@@ -7177,55 +7215,7 @@
       </w:r>
       <w:proofErr w:type="spellEnd"/>
       <w:r>
-        <w:t xml:space="preserve"> </w:t>
-      </w:r>
-      <w:proofErr w:type="spellStart"/>
-      <w:r>
-        <w:t>layoutot</w:t>
-      </w:r>
-      <w:proofErr w:type="spellEnd"/>
-      <w:r>
-        <w:t xml:space="preserve"> </w:t>
-      </w:r>
-      <w:proofErr w:type="spellStart"/>
-      <w:r>
-        <w:t>renderel</w:t>
-      </w:r>
-      <w:proofErr w:type="spellEnd"/>
-      <w:r>
-        <w:t xml:space="preserve">, amely adminisztrátori </w:t>
-      </w:r>
-      <w:proofErr w:type="spellStart"/>
-      <w:r>
-        <w:t>Navbar</w:t>
-      </w:r>
-      <w:proofErr w:type="spellEnd"/>
-      <w:r>
-        <w:t xml:space="preserve">-t, </w:t>
-      </w:r>
-      <w:proofErr w:type="spellStart"/>
-      <w:r>
-        <w:t>Footer</w:t>
-      </w:r>
-      <w:proofErr w:type="spellEnd"/>
-      <w:r>
-        <w:t xml:space="preserve">-t és </w:t>
-      </w:r>
-      <w:proofErr w:type="spellStart"/>
-      <w:r>
-        <w:t>Outlet-et</w:t>
-      </w:r>
-      <w:proofErr w:type="spellEnd"/>
-      <w:r>
-        <w:t xml:space="preserve"> tartalmaz. Hibakezelő oldalként az </w:t>
-      </w:r>
-      <w:proofErr w:type="spellStart"/>
-      <w:r>
-        <w:t>AdminErrorPage</w:t>
-      </w:r>
-      <w:proofErr w:type="spellEnd"/>
-      <w:r>
-        <w:t xml:space="preserve"> szolgál.</w:t>
+        <w:t>, az adminisztrátori felületre. Megakadályozza, hogy bejelentkezett felhasználók elérjék a bejelentkezési, regisztrációs és jelszókezelő oldalakat.</w:t>
       </w:r>
     </w:p>
     <w:p>
@@ -7240,18 +7230,18 @@
           <w:sz w:val="24"/>
           <w:szCs w:val="24"/>
         </w:rPr>
-        <w:t xml:space="preserve">6.1.3 </w:t>
-      </w:r>
-      <w:proofErr w:type="spellStart"/>
-      <w:r>
-        <w:rPr>
-          <w:rFonts w:ascii="Times New Roman" w:eastAsia="Times New Roman" w:hAnsi="Times New Roman" w:cs="Times New Roman"/>
-          <w:b/>
-          <w:bCs/>
-          <w:sz w:val="24"/>
-          <w:szCs w:val="24"/>
-        </w:rPr>
-        <w:t>PublicOnlyRoute</w:t>
+        <w:t xml:space="preserve">6.1.4 </w:t>
+      </w:r>
+      <w:proofErr w:type="spellStart"/>
+      <w:r>
+        <w:rPr>
+          <w:rFonts w:ascii="Times New Roman" w:eastAsia="Times New Roman" w:hAnsi="Times New Roman" w:cs="Times New Roman"/>
+          <w:b/>
+          <w:bCs/>
+          <w:sz w:val="24"/>
+          <w:szCs w:val="24"/>
+        </w:rPr>
+        <w:t>CartGuard</w:t>
       </w:r>
       <w:proofErr w:type="spellEnd"/>
     </w:p>
@@ -7266,64 +7256,59 @@
       </w:r>
       <w:proofErr w:type="spellStart"/>
       <w:r>
-        <w:t>PublicOnlyRoute</w:t>
-      </w:r>
-      <w:proofErr w:type="spellEnd"/>
-      <w:r>
-        <w:t xml:space="preserve"> komponens ellenőrzi a </w:t>
-      </w:r>
-      <w:proofErr w:type="spellStart"/>
-      <w:r>
-        <w:t>Guest.role</w:t>
-      </w:r>
-      <w:proofErr w:type="spellEnd"/>
-      <w:r>
-        <w:t xml:space="preserve"> értékét. Ha a felhasználó nem </w:t>
-      </w:r>
-      <w:proofErr w:type="spellStart"/>
-      <w:r>
-        <w:t>admin</w:t>
-      </w:r>
-      <w:proofErr w:type="spellEnd"/>
-      <w:r>
-        <w:t xml:space="preserve">, a gyökér útvonalra irányít; ha </w:t>
-      </w:r>
-      <w:proofErr w:type="spellStart"/>
-      <w:r>
-        <w:t>admin</w:t>
-      </w:r>
-      <w:proofErr w:type="spellEnd"/>
-      <w:r>
-        <w:t>, az adminisztrátori felületre. Megakadályozza, hogy bejelentkezett felhasználók elérjék a bejelentkezési, regisztrációs és jelszókezelő oldalakat.</w:t>
-      </w:r>
-    </w:p>
-    <w:p>
-      <w:pPr>
-        <w:pStyle w:val="Cmsor3"/>
-      </w:pPr>
-      <w:r>
-        <w:rPr>
-          <w:rFonts w:ascii="Times New Roman" w:eastAsia="Times New Roman" w:hAnsi="Times New Roman" w:cs="Times New Roman"/>
-          <w:b/>
-          <w:bCs/>
-          <w:sz w:val="24"/>
-          <w:szCs w:val="24"/>
-        </w:rPr>
-        <w:lastRenderedPageBreak/>
-        <w:t xml:space="preserve">6.1.4 </w:t>
-      </w:r>
-      <w:proofErr w:type="spellStart"/>
-      <w:r>
-        <w:rPr>
-          <w:rFonts w:ascii="Times New Roman" w:eastAsia="Times New Roman" w:hAnsi="Times New Roman" w:cs="Times New Roman"/>
-          <w:b/>
-          <w:bCs/>
-          <w:sz w:val="24"/>
-          <w:szCs w:val="24"/>
-        </w:rPr>
         <w:t>CartGuard</w:t>
       </w:r>
       <w:proofErr w:type="spellEnd"/>
+      <w:r>
+        <w:t xml:space="preserve"> komponens a </w:t>
+      </w:r>
+      <w:proofErr w:type="spellStart"/>
+      <w:r>
+        <w:t>useCart</w:t>
+      </w:r>
+      <w:proofErr w:type="spellEnd"/>
+      <w:r>
+        <w:t xml:space="preserve">() </w:t>
+      </w:r>
+      <w:proofErr w:type="spellStart"/>
+      <w:r>
+        <w:t>hook</w:t>
+      </w:r>
+      <w:proofErr w:type="spellEnd"/>
+      <w:r>
+        <w:t xml:space="preserve"> segítségével ellenőrzi a kosár tartalmát. Ha a kosár üres, vagyis </w:t>
+      </w:r>
+      <w:proofErr w:type="spellStart"/>
+      <w:r>
+        <w:t>cartItems.length</w:t>
+      </w:r>
+      <w:proofErr w:type="spellEnd"/>
+      <w:r>
+        <w:t xml:space="preserve"> === 0, visszairányít a kosár oldalra. Védi az </w:t>
+      </w:r>
+      <w:proofErr w:type="spellStart"/>
+      <w:r>
+        <w:t>OrderDataPage</w:t>
+      </w:r>
+      <w:proofErr w:type="spellEnd"/>
+      <w:r>
+        <w:t xml:space="preserve"> oldalt, biztosítva, hogy a rendelési folyamat kizárólag nem üres kosárral indítható el.</w:t>
+      </w:r>
+    </w:p>
+    <w:p>
+      <w:pPr>
+        <w:pStyle w:val="Cmsor2"/>
+      </w:pPr>
+      <w:r>
+        <w:rPr>
+          <w:rFonts w:ascii="Times New Roman" w:eastAsia="Times New Roman" w:hAnsi="Times New Roman" w:cs="Times New Roman"/>
+          <w:b/>
+          <w:bCs/>
+          <w:sz w:val="28"/>
+          <w:szCs w:val="28"/>
+        </w:rPr>
+        <w:t>6.2 Útvonalstruktúra</w:t>
+      </w:r>
     </w:p>
     <w:p>
       <w:pPr>
@@ -7336,58 +7321,251 @@
       </w:r>
       <w:proofErr w:type="spellStart"/>
       <w:r>
+        <w:t>RootLayout</w:t>
+      </w:r>
+      <w:proofErr w:type="spellEnd"/>
+      <w:r>
+        <w:t xml:space="preserve"> alatt a következő publikus útvonalak találhatók: a gyökér útvonal (</w:t>
+      </w:r>
+      <w:proofErr w:type="spellStart"/>
+      <w:r>
+        <w:t>HomePage</w:t>
+      </w:r>
+      <w:proofErr w:type="spellEnd"/>
+      <w:r>
+        <w:t>), termékoldal (/</w:t>
+      </w:r>
+      <w:proofErr w:type="spellStart"/>
+      <w:r>
+        <w:t>product</w:t>
+      </w:r>
+      <w:proofErr w:type="spellEnd"/>
+      <w:r>
+        <w:t>/:</w:t>
+      </w:r>
+      <w:proofErr w:type="spellStart"/>
+      <w:r>
+        <w:t>id</w:t>
+      </w:r>
+      <w:proofErr w:type="spellEnd"/>
+      <w:r>
+        <w:t>), kosár oldal (/</w:t>
+      </w:r>
+      <w:proofErr w:type="spellStart"/>
+      <w:r>
+        <w:t>cart</w:t>
+      </w:r>
+      <w:proofErr w:type="spellEnd"/>
+      <w:r>
+        <w:t>), kapcsolati oldal (/</w:t>
+      </w:r>
+      <w:proofErr w:type="spellStart"/>
+      <w:r>
+        <w:t>contacts</w:t>
+      </w:r>
+      <w:proofErr w:type="spellEnd"/>
+      <w:r>
+        <w:t xml:space="preserve">) és a logout útvonal (/logout). A </w:t>
+      </w:r>
+      <w:proofErr w:type="spellStart"/>
+      <w:r>
+        <w:t>PublicOnlyRoute</w:t>
+      </w:r>
+      <w:proofErr w:type="spellEnd"/>
+      <w:r>
+        <w:t xml:space="preserve"> alatt: bejelentkezés (/login), regisztráció (/</w:t>
+      </w:r>
+      <w:proofErr w:type="spellStart"/>
+      <w:r>
+        <w:t>signup</w:t>
+      </w:r>
+      <w:proofErr w:type="spellEnd"/>
+      <w:r>
+        <w:t>), jelszó-visszaállítás (/</w:t>
+      </w:r>
+      <w:proofErr w:type="spellStart"/>
+      <w:r>
+        <w:t>getnewpass</w:t>
+      </w:r>
+      <w:proofErr w:type="spellEnd"/>
+      <w:r>
+        <w:t>, /</w:t>
+      </w:r>
+      <w:proofErr w:type="spellStart"/>
+      <w:r>
+        <w:t>createnewpass</w:t>
+      </w:r>
+      <w:proofErr w:type="spellEnd"/>
+      <w:r>
+        <w:t xml:space="preserve">). A </w:t>
+      </w:r>
+      <w:proofErr w:type="spellStart"/>
+      <w:r>
+        <w:lastRenderedPageBreak/>
+        <w:t>ProtectRouteGuest</w:t>
+      </w:r>
+      <w:proofErr w:type="spellEnd"/>
+      <w:r>
+        <w:t xml:space="preserve"> alatt: saját adatok (/</w:t>
+      </w:r>
+      <w:proofErr w:type="spellStart"/>
+      <w:r>
+        <w:t>mydata</w:t>
+      </w:r>
+      <w:proofErr w:type="spellEnd"/>
+      <w:r>
+        <w:t>), időpontfoglalás (/</w:t>
+      </w:r>
+      <w:proofErr w:type="spellStart"/>
+      <w:r>
+        <w:t>appointment</w:t>
+      </w:r>
+      <w:proofErr w:type="spellEnd"/>
+      <w:r>
+        <w:t>), rendelési adatok (/</w:t>
+      </w:r>
+      <w:proofErr w:type="spellStart"/>
+      <w:r>
+        <w:t>orderData</w:t>
+      </w:r>
+      <w:proofErr w:type="spellEnd"/>
+      <w:r>
+        <w:t xml:space="preserve">, </w:t>
+      </w:r>
+      <w:proofErr w:type="spellStart"/>
+      <w:r>
         <w:t>CartGuard</w:t>
       </w:r>
       <w:proofErr w:type="spellEnd"/>
       <w:r>
-        <w:t xml:space="preserve"> komponens a </w:t>
-      </w:r>
-      <w:proofErr w:type="spellStart"/>
-      <w:r>
-        <w:t>useCart</w:t>
-      </w:r>
-      <w:proofErr w:type="spellEnd"/>
-      <w:r>
-        <w:t xml:space="preserve">() </w:t>
-      </w:r>
-      <w:proofErr w:type="spellStart"/>
-      <w:r>
-        <w:t>hook</w:t>
-      </w:r>
-      <w:proofErr w:type="spellEnd"/>
-      <w:r>
-        <w:t xml:space="preserve"> segítségével ellenőrzi a kosár tartalmát. Ha a kosár üres, vagyis </w:t>
-      </w:r>
-      <w:proofErr w:type="spellStart"/>
-      <w:r>
-        <w:t>cartItems.length</w:t>
-      </w:r>
-      <w:proofErr w:type="spellEnd"/>
-      <w:r>
-        <w:t xml:space="preserve"> === 0, visszairányít a kosár oldalra. Védi az </w:t>
-      </w:r>
-      <w:proofErr w:type="spellStart"/>
-      <w:r>
-        <w:t>OrderDataPage</w:t>
-      </w:r>
-      <w:proofErr w:type="spellEnd"/>
-      <w:r>
-        <w:t xml:space="preserve"> oldalt, biztosítva, hogy a rendelési folyamat kizárólag nem üres kosárral indítható el.</w:t>
-      </w:r>
-    </w:p>
-    <w:p>
-      <w:pPr>
-        <w:pStyle w:val="Cmsor2"/>
-      </w:pPr>
-      <w:r>
-        <w:rPr>
-          <w:rFonts w:ascii="Times New Roman" w:eastAsia="Times New Roman" w:hAnsi="Times New Roman" w:cs="Times New Roman"/>
-          <w:b/>
-          <w:bCs/>
-          <w:sz w:val="28"/>
-          <w:szCs w:val="28"/>
-        </w:rPr>
-        <w:t>6.2 Útvonalstruktúra</w:t>
+        <w:t xml:space="preserve"> védi) és a rendelés vége (/</w:t>
+      </w:r>
+      <w:proofErr w:type="spellStart"/>
+      <w:r>
+        <w:t>orderend</w:t>
+      </w:r>
+      <w:proofErr w:type="spellEnd"/>
+      <w:r>
+        <w:t>). Az adminisztrátori útvonalak a /</w:t>
+      </w:r>
+      <w:proofErr w:type="spellStart"/>
+      <w:r>
+        <w:t>admin</w:t>
+      </w:r>
+      <w:proofErr w:type="spellEnd"/>
+      <w:r>
+        <w:t xml:space="preserve"> alap útvonalon találhatók: vendégfelhasználók kezelése (index), rendelések (/</w:t>
+      </w:r>
+      <w:proofErr w:type="spellStart"/>
+      <w:r>
+        <w:t>admin</w:t>
+      </w:r>
+      <w:proofErr w:type="spellEnd"/>
+      <w:r>
+        <w:t>/</w:t>
+      </w:r>
+      <w:proofErr w:type="spellStart"/>
+      <w:r>
+        <w:t>orders</w:t>
+      </w:r>
+      <w:proofErr w:type="spellEnd"/>
+      <w:r>
+        <w:t>), időpontok (/</w:t>
+      </w:r>
+      <w:proofErr w:type="spellStart"/>
+      <w:r>
+        <w:t>admin</w:t>
+      </w:r>
+      <w:proofErr w:type="spellEnd"/>
+      <w:r>
+        <w:t>/</w:t>
+      </w:r>
+      <w:proofErr w:type="spellStart"/>
+      <w:r>
+        <w:t>dates</w:t>
+      </w:r>
+      <w:proofErr w:type="spellEnd"/>
+      <w:r>
+        <w:t>), termékek (/</w:t>
+      </w:r>
+      <w:proofErr w:type="spellStart"/>
+      <w:r>
+        <w:t>admin</w:t>
+      </w:r>
+      <w:proofErr w:type="spellEnd"/>
+      <w:r>
+        <w:t>/</w:t>
+      </w:r>
+      <w:proofErr w:type="spellStart"/>
+      <w:r>
+        <w:t>products</w:t>
+      </w:r>
+      <w:proofErr w:type="spellEnd"/>
+      <w:r>
+        <w:t>), termékszerkesztés (/</w:t>
+      </w:r>
+      <w:proofErr w:type="spellStart"/>
+      <w:r>
+        <w:t>admin</w:t>
+      </w:r>
+      <w:proofErr w:type="spellEnd"/>
+      <w:r>
+        <w:t>/</w:t>
+      </w:r>
+      <w:proofErr w:type="spellStart"/>
+      <w:r>
+        <w:t>products</w:t>
+      </w:r>
+      <w:proofErr w:type="spellEnd"/>
+      <w:r>
+        <w:t>/:</w:t>
+      </w:r>
+      <w:proofErr w:type="spellStart"/>
+      <w:r>
+        <w:t>id</w:t>
+      </w:r>
+      <w:proofErr w:type="spellEnd"/>
+      <w:r>
+        <w:t>) és időpontszerkesztés (/</w:t>
+      </w:r>
+      <w:proofErr w:type="spellStart"/>
+      <w:r>
+        <w:t>admin</w:t>
+      </w:r>
+      <w:proofErr w:type="spellEnd"/>
+      <w:r>
+        <w:t>/</w:t>
+      </w:r>
+      <w:proofErr w:type="spellStart"/>
+      <w:r>
+        <w:t>appointments</w:t>
+      </w:r>
+      <w:proofErr w:type="spellEnd"/>
+      <w:r>
+        <w:t>/:</w:t>
+      </w:r>
+      <w:proofErr w:type="spellStart"/>
+      <w:r>
+        <w:t>id</w:t>
+      </w:r>
+      <w:proofErr w:type="spellEnd"/>
+      <w:r>
+        <w:t>).</w:t>
+      </w:r>
+    </w:p>
+    <w:p>
+      <w:pPr>
+        <w:pStyle w:val="Cmsor1"/>
+      </w:pPr>
+      <w:r>
+        <w:rPr>
+          <w:rFonts w:ascii="Times New Roman" w:eastAsia="Times New Roman" w:hAnsi="Times New Roman" w:cs="Times New Roman"/>
+          <w:b/>
+          <w:bCs/>
+          <w:sz w:val="32"/>
+          <w:szCs w:val="32"/>
+        </w:rPr>
+        <w:t>7. Összefoglalás</w:t>
       </w:r>
     </w:p>
     <w:p>
@@ -7401,250 +7579,75 @@
       </w:r>
       <w:proofErr w:type="spellStart"/>
       <w:r>
-        <w:t>RootLayout</w:t>
-      </w:r>
-      <w:proofErr w:type="spellEnd"/>
-      <w:r>
-        <w:t xml:space="preserve"> alatt a következő publikus útvonalak találhatók: a gyökér útvonal (</w:t>
-      </w:r>
-      <w:proofErr w:type="spellStart"/>
-      <w:r>
-        <w:t>HomePage</w:t>
-      </w:r>
-      <w:proofErr w:type="spellEnd"/>
-      <w:r>
-        <w:t>), termékoldal (/</w:t>
-      </w:r>
-      <w:proofErr w:type="spellStart"/>
-      <w:r>
-        <w:t>product</w:t>
-      </w:r>
-      <w:proofErr w:type="spellEnd"/>
-      <w:r>
-        <w:t>/:</w:t>
-      </w:r>
-      <w:proofErr w:type="spellStart"/>
-      <w:r>
-        <w:t>id</w:t>
-      </w:r>
-      <w:proofErr w:type="spellEnd"/>
-      <w:r>
-        <w:t>), kosár oldal (/</w:t>
-      </w:r>
-      <w:proofErr w:type="spellStart"/>
-      <w:r>
-        <w:t>cart</w:t>
-      </w:r>
-      <w:proofErr w:type="spellEnd"/>
-      <w:r>
-        <w:t>), kapcsolati oldal (/</w:t>
-      </w:r>
-      <w:proofErr w:type="spellStart"/>
-      <w:r>
-        <w:t>contacts</w:t>
-      </w:r>
-      <w:proofErr w:type="spellEnd"/>
-      <w:r>
-        <w:t xml:space="preserve">) és a logout útvonal (/logout). A </w:t>
-      </w:r>
-      <w:proofErr w:type="spellStart"/>
-      <w:r>
-        <w:t>PublicOnlyRoute</w:t>
-      </w:r>
-      <w:proofErr w:type="spellEnd"/>
-      <w:r>
-        <w:t xml:space="preserve"> alatt: bejelentkezés (/login), regisztráció (/</w:t>
-      </w:r>
-      <w:proofErr w:type="spellStart"/>
-      <w:r>
-        <w:t>signup</w:t>
-      </w:r>
-      <w:proofErr w:type="spellEnd"/>
-      <w:r>
-        <w:t>), jelszó-visszaállítás (/</w:t>
-      </w:r>
-      <w:proofErr w:type="spellStart"/>
-      <w:r>
-        <w:t>getnewpass</w:t>
-      </w:r>
-      <w:proofErr w:type="spellEnd"/>
-      <w:r>
-        <w:t>, /</w:t>
-      </w:r>
-      <w:proofErr w:type="spellStart"/>
-      <w:r>
-        <w:t>createnewpass</w:t>
-      </w:r>
-      <w:proofErr w:type="spellEnd"/>
-      <w:r>
-        <w:t xml:space="preserve">). A </w:t>
-      </w:r>
-      <w:proofErr w:type="spellStart"/>
-      <w:r>
-        <w:t>ProtectRouteGuest</w:t>
-      </w:r>
-      <w:proofErr w:type="spellEnd"/>
-      <w:r>
-        <w:t xml:space="preserve"> alatt: saját adatok (/</w:t>
-      </w:r>
-      <w:proofErr w:type="spellStart"/>
-      <w:r>
-        <w:t>mydata</w:t>
-      </w:r>
-      <w:proofErr w:type="spellEnd"/>
-      <w:r>
-        <w:t>), időpontfoglalás (/</w:t>
-      </w:r>
-      <w:proofErr w:type="spellStart"/>
-      <w:r>
-        <w:t>appointment</w:t>
-      </w:r>
-      <w:proofErr w:type="spellEnd"/>
-      <w:r>
-        <w:t>), rendelési adatok (/</w:t>
-      </w:r>
-      <w:proofErr w:type="spellStart"/>
-      <w:r>
-        <w:t>orderData</w:t>
-      </w:r>
-      <w:proofErr w:type="spellEnd"/>
-      <w:r>
-        <w:t xml:space="preserve">, </w:t>
-      </w:r>
-      <w:proofErr w:type="spellStart"/>
-      <w:r>
-        <w:t>CartGuard</w:t>
-      </w:r>
-      <w:proofErr w:type="spellEnd"/>
-      <w:r>
-        <w:t xml:space="preserve"> védi) és a rendelés vége (/</w:t>
-      </w:r>
-      <w:proofErr w:type="spellStart"/>
-      <w:r>
-        <w:t>orderend</w:t>
-      </w:r>
-      <w:proofErr w:type="spellEnd"/>
-      <w:r>
-        <w:t>). Az adminisztrátori útvonalak a /</w:t>
-      </w:r>
-      <w:proofErr w:type="spellStart"/>
-      <w:r>
-        <w:t>admin</w:t>
-      </w:r>
-      <w:proofErr w:type="spellEnd"/>
-      <w:r>
-        <w:t xml:space="preserve"> alap útvonalon találhatók: vendégfelhasználók kezelése (index), rendelések (/</w:t>
-      </w:r>
-      <w:proofErr w:type="spellStart"/>
-      <w:r>
-        <w:t>admin</w:t>
-      </w:r>
-      <w:proofErr w:type="spellEnd"/>
-      <w:r>
-        <w:t>/</w:t>
-      </w:r>
-      <w:proofErr w:type="spellStart"/>
-      <w:r>
-        <w:t>orders</w:t>
-      </w:r>
-      <w:proofErr w:type="spellEnd"/>
-      <w:r>
-        <w:t>), időpontok (/</w:t>
-      </w:r>
-      <w:proofErr w:type="spellStart"/>
-      <w:r>
-        <w:t>admin</w:t>
-      </w:r>
-      <w:proofErr w:type="spellEnd"/>
-      <w:r>
-        <w:t>/</w:t>
-      </w:r>
-      <w:proofErr w:type="spellStart"/>
-      <w:r>
-        <w:t>dates</w:t>
-      </w:r>
-      <w:proofErr w:type="spellEnd"/>
-      <w:r>
-        <w:t>), termékek (/</w:t>
-      </w:r>
-      <w:proofErr w:type="spellStart"/>
-      <w:r>
-        <w:t>admin</w:t>
-      </w:r>
-      <w:proofErr w:type="spellEnd"/>
-      <w:r>
-        <w:t>/</w:t>
-      </w:r>
-      <w:proofErr w:type="spellStart"/>
-      <w:r>
-        <w:t>products</w:t>
-      </w:r>
-      <w:proofErr w:type="spellEnd"/>
-      <w:r>
-        <w:t>), termékszerkesztés (/</w:t>
-      </w:r>
-      <w:proofErr w:type="spellStart"/>
-      <w:r>
-        <w:t>admin</w:t>
-      </w:r>
-      <w:proofErr w:type="spellEnd"/>
-      <w:r>
-        <w:t>/</w:t>
-      </w:r>
-      <w:proofErr w:type="spellStart"/>
-      <w:r>
-        <w:t>products</w:t>
-      </w:r>
-      <w:proofErr w:type="spellEnd"/>
-      <w:r>
-        <w:t>/:</w:t>
-      </w:r>
-      <w:proofErr w:type="spellStart"/>
-      <w:r>
-        <w:t>id</w:t>
-      </w:r>
-      <w:proofErr w:type="spellEnd"/>
-      <w:r>
-        <w:t>) és időpontszerkesztés (/</w:t>
-      </w:r>
-      <w:proofErr w:type="spellStart"/>
-      <w:r>
-        <w:t>admin</w:t>
-      </w:r>
-      <w:proofErr w:type="spellEnd"/>
-      <w:r>
-        <w:t>/</w:t>
-      </w:r>
-      <w:proofErr w:type="spellStart"/>
-      <w:r>
-        <w:t>appointments</w:t>
-      </w:r>
-      <w:proofErr w:type="spellEnd"/>
-      <w:r>
-        <w:t>/:</w:t>
-      </w:r>
-      <w:proofErr w:type="spellStart"/>
-      <w:r>
-        <w:t>id</w:t>
-      </w:r>
-      <w:proofErr w:type="spellEnd"/>
-      <w:r>
-        <w:t>).</w:t>
-      </w:r>
-    </w:p>
-    <w:p>
-      <w:pPr>
-        <w:pStyle w:val="Cmsor1"/>
-      </w:pPr>
-      <w:r>
-        <w:rPr>
-          <w:rFonts w:ascii="Times New Roman" w:eastAsia="Times New Roman" w:hAnsi="Times New Roman" w:cs="Times New Roman"/>
-          <w:b/>
-          <w:bCs/>
-          <w:sz w:val="32"/>
-          <w:szCs w:val="32"/>
-        </w:rPr>
-        <w:t>7. Összefoglalás</w:t>
+        <w:t>CrossCountry</w:t>
+      </w:r>
+      <w:proofErr w:type="spellEnd"/>
+      <w:r>
+        <w:t xml:space="preserve"> </w:t>
+      </w:r>
+      <w:proofErr w:type="spellStart"/>
+      <w:r>
+        <w:t>Builds</w:t>
+      </w:r>
+      <w:proofErr w:type="spellEnd"/>
+      <w:r>
+        <w:t xml:space="preserve"> Webshop frontend alkalmazása egy jól strukturált, rétegelt architektúrát követ. Az adatmodellek és DTO interfészek típusbiztos adatkezelést biztosítanak a </w:t>
+      </w:r>
+      <w:proofErr w:type="spellStart"/>
+      <w:r>
+        <w:t>TypeScript</w:t>
+      </w:r>
+      <w:proofErr w:type="spellEnd"/>
+      <w:r>
+        <w:t xml:space="preserve"> segítségével. A frissített architektúrában a </w:t>
+      </w:r>
+      <w:proofErr w:type="spellStart"/>
+      <w:r>
+        <w:t>Guest</w:t>
+      </w:r>
+      <w:proofErr w:type="spellEnd"/>
+      <w:r>
+        <w:t xml:space="preserve"> modell </w:t>
+      </w:r>
+      <w:proofErr w:type="spellStart"/>
+      <w:r>
+        <w:t>username</w:t>
+      </w:r>
+      <w:proofErr w:type="spellEnd"/>
+      <w:r>
+        <w:t xml:space="preserve"> mezőre vált, az </w:t>
+      </w:r>
+      <w:proofErr w:type="spellStart"/>
+      <w:r>
+        <w:t>Order</w:t>
+      </w:r>
+      <w:proofErr w:type="spellEnd"/>
+      <w:r>
+        <w:t xml:space="preserve"> modell </w:t>
+      </w:r>
+      <w:proofErr w:type="spellStart"/>
+      <w:r>
+        <w:t>dMethod</w:t>
+      </w:r>
+      <w:proofErr w:type="spellEnd"/>
+      <w:r>
+        <w:t xml:space="preserve"> és </w:t>
+      </w:r>
+      <w:proofErr w:type="spellStart"/>
+      <w:r>
+        <w:t>pMethod</w:t>
+      </w:r>
+      <w:proofErr w:type="spellEnd"/>
+      <w:r>
+        <w:t xml:space="preserve"> rövidített mezőneveket és új </w:t>
+      </w:r>
+      <w:proofErr w:type="spellStart"/>
+      <w:r>
+        <w:t>total_amount</w:t>
+      </w:r>
+      <w:proofErr w:type="spellEnd"/>
+      <w:r>
+        <w:t xml:space="preserve"> mezőt kapott. A DTO-készlet kibővült, minden service-művelethez dedikált válasz-interfész áll rendelkezésre.</w:t>
       </w:r>
     </w:p>
     <w:p>
@@ -7654,79 +7657,15 @@
         <w:jc w:val="both"/>
       </w:pPr>
       <w:r>
-        <w:t xml:space="preserve">A </w:t>
-      </w:r>
-      <w:proofErr w:type="spellStart"/>
-      <w:r>
-        <w:t>CrossCountry</w:t>
-      </w:r>
-      <w:proofErr w:type="spellEnd"/>
-      <w:r>
-        <w:t xml:space="preserve"> </w:t>
-      </w:r>
-      <w:proofErr w:type="spellStart"/>
-      <w:r>
-        <w:t>Builds</w:t>
-      </w:r>
-      <w:proofErr w:type="spellEnd"/>
-      <w:r>
-        <w:t xml:space="preserve"> Webshop frontend alkalmazása egy jól strukturált, rétegelt architektúrát követ. Az adatmodellek és DTO interfészek típusbiztos adatkezelést biztosítanak a </w:t>
-      </w:r>
-      <w:proofErr w:type="spellStart"/>
-      <w:r>
-        <w:t>TypeScript</w:t>
-      </w:r>
-      <w:proofErr w:type="spellEnd"/>
-      <w:r>
-        <w:t xml:space="preserve"> segítségével. A frissített architektúrában a </w:t>
-      </w:r>
-      <w:proofErr w:type="spellStart"/>
-      <w:r>
-        <w:t>Guest</w:t>
-      </w:r>
-      <w:proofErr w:type="spellEnd"/>
-      <w:r>
-        <w:t xml:space="preserve"> modell </w:t>
-      </w:r>
-      <w:proofErr w:type="spellStart"/>
-      <w:r>
-        <w:t>username</w:t>
-      </w:r>
-      <w:proofErr w:type="spellEnd"/>
-      <w:r>
-        <w:t xml:space="preserve"> mezőre vált, az </w:t>
-      </w:r>
-      <w:proofErr w:type="spellStart"/>
-      <w:r>
-        <w:t>Order</w:t>
-      </w:r>
-      <w:proofErr w:type="spellEnd"/>
-      <w:r>
-        <w:t xml:space="preserve"> modell </w:t>
-      </w:r>
-      <w:proofErr w:type="spellStart"/>
-      <w:r>
-        <w:t>dMethod</w:t>
-      </w:r>
-      <w:proofErr w:type="spellEnd"/>
-      <w:r>
-        <w:t xml:space="preserve"> és </w:t>
-      </w:r>
-      <w:proofErr w:type="spellStart"/>
-      <w:r>
-        <w:t>pMethod</w:t>
-      </w:r>
-      <w:proofErr w:type="spellEnd"/>
-      <w:r>
-        <w:t xml:space="preserve"> rövidített mezőneveket és új </w:t>
-      </w:r>
-      <w:proofErr w:type="spellStart"/>
-      <w:r>
-        <w:t>total_amount</w:t>
-      </w:r>
-      <w:proofErr w:type="spellEnd"/>
-      <w:r>
-        <w:t xml:space="preserve"> mezőt kapott. A DTO-készlet kibővült, minden service-művelethez dedikált válasz-interfész áll rendelkezésre.</w:t>
+        <w:t xml:space="preserve">A hat service osztály egyértelműen elkülöníti a backend kommunikációs logikát az UI rétegtől. A komponens- és modulréteg </w:t>
+      </w:r>
+      <w:proofErr w:type="spellStart"/>
+      <w:r>
+        <w:t>újrafelhasználható</w:t>
+      </w:r>
+      <w:proofErr w:type="spellEnd"/>
+      <w:r>
+        <w:t xml:space="preserve"> UI elemeket biztosít, amelyeket az oldalak összeállítanak a teljes nézetek megjelenítéséhez.</w:t>
       </w:r>
     </w:p>
     <w:p>
@@ -7736,24 +7675,6 @@
         <w:jc w:val="both"/>
       </w:pPr>
       <w:r>
-        <w:t xml:space="preserve">A hat service osztály egyértelműen elkülöníti a backend kommunikációs logikát az UI rétegtől. A komponens- és modulréteg </w:t>
-      </w:r>
-      <w:proofErr w:type="spellStart"/>
-      <w:r>
-        <w:t>újrafelhasználható</w:t>
-      </w:r>
-      <w:proofErr w:type="spellEnd"/>
-      <w:r>
-        <w:t xml:space="preserve"> UI elemeket biztosít, amelyeket az oldalak összeállítanak a teljes nézetek megjelenítéséhez.</w:t>
-      </w:r>
-    </w:p>
-    <w:p>
-      <w:pPr>
-        <w:spacing w:after="120" w:line="360" w:lineRule="auto"/>
-        <w:ind w:firstLine="397"/>
-        <w:jc w:val="both"/>
-      </w:pPr>
-      <w:r>
         <w:t xml:space="preserve">Az útvonalvédelmi rendszer négy </w:t>
       </w:r>
       <w:proofErr w:type="spellStart"/>
@@ -7794,11 +7715,7 @@
       </w:r>
       <w:proofErr w:type="spellEnd"/>
       <w:r>
-        <w:t xml:space="preserve"> pedig a rendelési folyamat megkezdésének feltételét ellenőrzi. Az alkalmazás megfelel </w:t>
-      </w:r>
-      <w:r>
-        <w:lastRenderedPageBreak/>
-        <w:t xml:space="preserve">a modern </w:t>
+        <w:t xml:space="preserve"> pedig a rendelési folyamat megkezdésének feltételét ellenőrzi. Az alkalmazás megfelel a modern </w:t>
       </w:r>
       <w:proofErr w:type="spellStart"/>
       <w:r>

--- a/doc/frontend_architektura/frontend_architektura_helyes.docx
+++ b/doc/frontend_architektura/frontend_architektura_helyes.docx
@@ -7,6 +7,7 @@
         <w:spacing w:after="120"/>
         <w:jc w:val="center"/>
       </w:pPr>
+      <w:proofErr w:type="spellStart"/>
       <w:r>
         <w:rPr>
           <w:b/>
@@ -14,7 +15,37 @@
           <w:sz w:val="36"/>
           <w:szCs w:val="36"/>
         </w:rPr>
-        <w:t>CrossCountry Builds Webshop</w:t>
+        <w:t>CrossCountry</w:t>
+      </w:r>
+      <w:proofErr w:type="spellEnd"/>
+      <w:r>
+        <w:rPr>
+          <w:b/>
+          <w:bCs/>
+          <w:sz w:val="36"/>
+          <w:szCs w:val="36"/>
+        </w:rPr>
+        <w:t xml:space="preserve"> </w:t>
+      </w:r>
+      <w:proofErr w:type="spellStart"/>
+      <w:r>
+        <w:rPr>
+          <w:b/>
+          <w:bCs/>
+          <w:sz w:val="36"/>
+          <w:szCs w:val="36"/>
+        </w:rPr>
+        <w:t>Builds</w:t>
+      </w:r>
+      <w:proofErr w:type="spellEnd"/>
+      <w:r>
+        <w:rPr>
+          <w:b/>
+          <w:bCs/>
+          <w:sz w:val="36"/>
+          <w:szCs w:val="36"/>
+        </w:rPr>
+        <w:t xml:space="preserve"> Webshop</w:t>
       </w:r>
     </w:p>
     <w:p>
@@ -37,9 +68,35 @@
         <w:spacing w:after="120"/>
         <w:jc w:val="center"/>
       </w:pPr>
-      <w:r>
-        <w:t>React · TypeScript · Vite · Flowbite-React</w:t>
-      </w:r>
+      <w:proofErr w:type="spellStart"/>
+      <w:r>
+        <w:t>React</w:t>
+      </w:r>
+      <w:proofErr w:type="spellEnd"/>
+      <w:r>
+        <w:t xml:space="preserve"> · </w:t>
+      </w:r>
+      <w:proofErr w:type="spellStart"/>
+      <w:r>
+        <w:t>TypeScript</w:t>
+      </w:r>
+      <w:proofErr w:type="spellEnd"/>
+      <w:r>
+        <w:t xml:space="preserve"> · </w:t>
+      </w:r>
+      <w:proofErr w:type="spellStart"/>
+      <w:r>
+        <w:t>Vite</w:t>
+      </w:r>
+      <w:proofErr w:type="spellEnd"/>
+      <w:r>
+        <w:t xml:space="preserve"> · </w:t>
+      </w:r>
+      <w:proofErr w:type="spellStart"/>
+      <w:r>
+        <w:t>Flowbite-React</w:t>
+      </w:r>
+      <w:proofErr w:type="spellEnd"/>
     </w:p>
     <w:p>
       <w:pPr>
@@ -68,7 +125,55 @@
         <w:jc w:val="both"/>
       </w:pPr>
       <w:r>
-        <w:t>A CrossCountry Builds Webshop frontend alkalmazása React és TypeScript technológiára épül, Vite fejlesztői eszközzel és Flowbite-React komponenskönyvtárral kiegészítve. Az alkalmazás egy teljes értékű webáruház felületét valósítja meg, amely magában foglalja a termékböngészést, a kosárkezelést, a rendelési folyamatot, az időpontfoglalási rendszert, valamint a felhasználói fiókkezelést. Az adminisztrátori felület lehetővé teszi a termékek, rendelések, vendégek és szervizidőpontok kezelését.</w:t>
+        <w:t xml:space="preserve">A </w:t>
+      </w:r>
+      <w:proofErr w:type="spellStart"/>
+      <w:r>
+        <w:t>CrossCountry</w:t>
+      </w:r>
+      <w:proofErr w:type="spellEnd"/>
+      <w:r>
+        <w:t xml:space="preserve"> </w:t>
+      </w:r>
+      <w:proofErr w:type="spellStart"/>
+      <w:r>
+        <w:t>Builds</w:t>
+      </w:r>
+      <w:proofErr w:type="spellEnd"/>
+      <w:r>
+        <w:t xml:space="preserve"> Webshop frontend alkalmazása </w:t>
+      </w:r>
+      <w:proofErr w:type="spellStart"/>
+      <w:r>
+        <w:t>React</w:t>
+      </w:r>
+      <w:proofErr w:type="spellEnd"/>
+      <w:r>
+        <w:t xml:space="preserve"> és </w:t>
+      </w:r>
+      <w:proofErr w:type="spellStart"/>
+      <w:r>
+        <w:t>TypeScript</w:t>
+      </w:r>
+      <w:proofErr w:type="spellEnd"/>
+      <w:r>
+        <w:t xml:space="preserve"> technológiára épül, </w:t>
+      </w:r>
+      <w:proofErr w:type="spellStart"/>
+      <w:r>
+        <w:t>Vite</w:t>
+      </w:r>
+      <w:proofErr w:type="spellEnd"/>
+      <w:r>
+        <w:t xml:space="preserve"> fejlesztői eszközzel és </w:t>
+      </w:r>
+      <w:proofErr w:type="spellStart"/>
+      <w:r>
+        <w:t>Flowbite-React</w:t>
+      </w:r>
+      <w:proofErr w:type="spellEnd"/>
+      <w:r>
+        <w:t xml:space="preserve"> komponenskönyvtárral kiegészítve. Az alkalmazás egy teljes értékű webáruház felületét valósítja meg, amely magában foglalja a termékböngészést, a kosárkezelést, a rendelési folyamatot, az időpontfoglalási rendszert, valamint a felhasználói fiókkezelést. Az adminisztrátori felület lehetővé teszi a termékek, rendelések, vendégek és szervizidőpontok kezelését.</w:t>
       </w:r>
     </w:p>
     <w:p>
@@ -78,7 +183,15 @@
         <w:jc w:val="both"/>
       </w:pPr>
       <w:r>
-        <w:t>A frontend architektúra rétegelt felépítésű. Az adatmodell-réteg tartalmazza az entitásosztályokat és az interfészeket. A szolgáltatási réteg kezeli a backend kommunikációt. A komponensréteg az újrafelhasználható UI elemeket valósítja meg, az oldalréteg pedig a teljes nézeteket fogja össze. A routerek és az útvonalvédelmi komponensek biztosítják a navigációt és a hozzáférés-szabályozást.</w:t>
+        <w:t xml:space="preserve">A frontend architektúra rétegelt felépítésű. Az adatmodell-réteg tartalmazza az entitásosztályokat és az interfészeket. A szolgáltatási réteg kezeli a backend kommunikációt. A komponensréteg az </w:t>
+      </w:r>
+      <w:proofErr w:type="spellStart"/>
+      <w:r>
+        <w:t>újrafelhasználható</w:t>
+      </w:r>
+      <w:proofErr w:type="spellEnd"/>
+      <w:r>
+        <w:t xml:space="preserve"> UI elemeket valósítja meg, az oldalréteg pedig a teljes nézeteket fogja össze. A routerek és az útvonalvédelmi komponensek biztosítják a navigációt és a hozzáférés-szabályozást.</w:t>
       </w:r>
     </w:p>
     <w:p>
@@ -133,8 +246,20 @@
           <w:sz w:val="24"/>
           <w:szCs w:val="24"/>
         </w:rPr>
-        <w:t>2.1.1 Product</w:t>
-      </w:r>
+        <w:t xml:space="preserve">2.1.1 </w:t>
+      </w:r>
+      <w:proofErr w:type="spellStart"/>
+      <w:r>
+        <w:rPr>
+          <w:rFonts w:ascii="Times New Roman" w:eastAsia="Times New Roman" w:hAnsi="Times New Roman" w:cs="Times New Roman"/>
+          <w:b/>
+          <w:bCs/>
+          <w:sz w:val="24"/>
+          <w:szCs w:val="24"/>
+        </w:rPr>
+        <w:t>Product</w:t>
+      </w:r>
+      <w:proofErr w:type="spellEnd"/>
     </w:p>
     <w:p>
       <w:pPr>
@@ -143,49 +268,231 @@
         <w:jc w:val="both"/>
       </w:pPr>
       <w:r>
-        <w:t xml:space="preserve">A Product modell a webáruház termékeinek adatstruktúráját írja le. Mezői: </w:t>
-      </w:r>
-      <w:r>
-        <w:t>id (number), name (string)</w:t>
-      </w:r>
+        <w:t xml:space="preserve">A </w:t>
+      </w:r>
+      <w:proofErr w:type="spellStart"/>
+      <w:r>
+        <w:t>Product</w:t>
+      </w:r>
+      <w:proofErr w:type="spellEnd"/>
+      <w:r>
+        <w:t xml:space="preserve"> modell a webáruház termékeinek adatstruktúráját írja le. Mezői: </w:t>
+      </w:r>
+      <w:proofErr w:type="spellStart"/>
+      <w:r>
+        <w:t>termek_azonosito</w:t>
+      </w:r>
+      <w:proofErr w:type="spellEnd"/>
+      <w:r>
+        <w:t xml:space="preserve"> (</w:t>
+      </w:r>
+      <w:proofErr w:type="spellStart"/>
+      <w:r>
+        <w:t>get</w:t>
+      </w:r>
+      <w:proofErr w:type="spellEnd"/>
+      <w:r>
+        <w:t xml:space="preserve">; </w:t>
+      </w:r>
+      <w:proofErr w:type="spellStart"/>
+      <w:r>
+        <w:t>set</w:t>
+      </w:r>
+      <w:proofErr w:type="spellEnd"/>
+      <w:r>
+        <w:t xml:space="preserve">), </w:t>
+      </w:r>
+      <w:proofErr w:type="spellStart"/>
+      <w:r>
+        <w:t>nev</w:t>
+      </w:r>
+      <w:proofErr w:type="spellEnd"/>
+      <w:r>
+        <w:t xml:space="preserve"> (</w:t>
+      </w:r>
+      <w:proofErr w:type="spellStart"/>
+      <w:r>
+        <w:t>string</w:t>
+      </w:r>
+      <w:proofErr w:type="spellEnd"/>
       <w:r>
         <w:t xml:space="preserve">, </w:t>
       </w:r>
-      <w:r>
-        <w:t>category</w:t>
-      </w:r>
-      <w:r>
-        <w:t xml:space="preserve"> (string), </w:t>
-      </w:r>
-      <w:r>
-        <w:t>maker</w:t>
-      </w:r>
-      <w:r>
-        <w:t xml:space="preserve"> (string), </w:t>
-      </w:r>
-      <w:r>
-        <w:t>description</w:t>
-      </w:r>
-      <w:r>
-        <w:t xml:space="preserve"> (string), </w:t>
-      </w:r>
-      <w:r>
-        <w:t>picUrl</w:t>
-      </w:r>
-      <w:r>
-        <w:t xml:space="preserve"> (string), </w:t>
-      </w:r>
-      <w:r>
-        <w:t>price</w:t>
-      </w:r>
-      <w:r>
-        <w:t xml:space="preserve"> (number)</w:t>
-      </w:r>
-      <w:r>
-        <w:t>, stock_number (number)</w:t>
-      </w:r>
-      <w:r>
-        <w:t>. A modell a terméklistázáshoz, a termékoldal megjelenítéséhez és a kosárkezeléshez egyaránt felhasználásra kerül.</w:t>
+      <w:proofErr w:type="spellStart"/>
+      <w:r>
+        <w:t>get</w:t>
+      </w:r>
+      <w:proofErr w:type="spellEnd"/>
+      <w:r>
+        <w:t xml:space="preserve">; </w:t>
+      </w:r>
+      <w:proofErr w:type="spellStart"/>
+      <w:r>
+        <w:t>set</w:t>
+      </w:r>
+      <w:proofErr w:type="spellEnd"/>
+      <w:r>
+        <w:t xml:space="preserve">), </w:t>
+      </w:r>
+      <w:proofErr w:type="spellStart"/>
+      <w:r>
+        <w:t>kategoria</w:t>
+      </w:r>
+      <w:proofErr w:type="spellEnd"/>
+      <w:r>
+        <w:t xml:space="preserve"> (</w:t>
+      </w:r>
+      <w:proofErr w:type="spellStart"/>
+      <w:r>
+        <w:t>string</w:t>
+      </w:r>
+      <w:proofErr w:type="spellEnd"/>
+      <w:r>
+        <w:t xml:space="preserve">, </w:t>
+      </w:r>
+      <w:proofErr w:type="spellStart"/>
+      <w:r>
+        <w:t>get</w:t>
+      </w:r>
+      <w:proofErr w:type="spellEnd"/>
+      <w:r>
+        <w:t xml:space="preserve">; </w:t>
+      </w:r>
+      <w:proofErr w:type="spellStart"/>
+      <w:r>
+        <w:t>set</w:t>
+      </w:r>
+      <w:proofErr w:type="spellEnd"/>
+      <w:r>
+        <w:t xml:space="preserve">), </w:t>
+      </w:r>
+      <w:proofErr w:type="spellStart"/>
+      <w:r>
+        <w:t>gyarto</w:t>
+      </w:r>
+      <w:proofErr w:type="spellEnd"/>
+      <w:r>
+        <w:t xml:space="preserve"> (</w:t>
+      </w:r>
+      <w:proofErr w:type="spellStart"/>
+      <w:r>
+        <w:t>string</w:t>
+      </w:r>
+      <w:proofErr w:type="spellEnd"/>
+      <w:r>
+        <w:t xml:space="preserve">, </w:t>
+      </w:r>
+      <w:proofErr w:type="spellStart"/>
+      <w:r>
+        <w:t>get</w:t>
+      </w:r>
+      <w:proofErr w:type="spellEnd"/>
+      <w:r>
+        <w:t xml:space="preserve">; </w:t>
+      </w:r>
+      <w:proofErr w:type="spellStart"/>
+      <w:r>
+        <w:t>set</w:t>
+      </w:r>
+      <w:proofErr w:type="spellEnd"/>
+      <w:r>
+        <w:t xml:space="preserve">), </w:t>
+      </w:r>
+      <w:proofErr w:type="spellStart"/>
+      <w:r>
+        <w:t>leiras</w:t>
+      </w:r>
+      <w:proofErr w:type="spellEnd"/>
+      <w:r>
+        <w:t xml:space="preserve"> (</w:t>
+      </w:r>
+      <w:proofErr w:type="spellStart"/>
+      <w:r>
+        <w:t>string</w:t>
+      </w:r>
+      <w:proofErr w:type="spellEnd"/>
+      <w:r>
+        <w:t xml:space="preserve">, </w:t>
+      </w:r>
+      <w:proofErr w:type="spellStart"/>
+      <w:r>
+        <w:t>get</w:t>
+      </w:r>
+      <w:proofErr w:type="spellEnd"/>
+      <w:r>
+        <w:t xml:space="preserve">; </w:t>
+      </w:r>
+      <w:proofErr w:type="spellStart"/>
+      <w:r>
+        <w:t>set</w:t>
+      </w:r>
+      <w:proofErr w:type="spellEnd"/>
+      <w:r>
+        <w:t xml:space="preserve">), </w:t>
+      </w:r>
+      <w:proofErr w:type="spellStart"/>
+      <w:r>
+        <w:t>kep</w:t>
+      </w:r>
+      <w:proofErr w:type="spellEnd"/>
+      <w:r>
+        <w:t xml:space="preserve"> (</w:t>
+      </w:r>
+      <w:proofErr w:type="spellStart"/>
+      <w:r>
+        <w:t>string</w:t>
+      </w:r>
+      <w:proofErr w:type="spellEnd"/>
+      <w:r>
+        <w:t xml:space="preserve">, </w:t>
+      </w:r>
+      <w:proofErr w:type="spellStart"/>
+      <w:r>
+        <w:t>get</w:t>
+      </w:r>
+      <w:proofErr w:type="spellEnd"/>
+      <w:r>
+        <w:t xml:space="preserve">; </w:t>
+      </w:r>
+      <w:proofErr w:type="spellStart"/>
+      <w:r>
+        <w:t>set</w:t>
+      </w:r>
+      <w:proofErr w:type="spellEnd"/>
+      <w:r>
+        <w:t xml:space="preserve">), </w:t>
+      </w:r>
+      <w:proofErr w:type="spellStart"/>
+      <w:r>
+        <w:t>ar</w:t>
+      </w:r>
+      <w:proofErr w:type="spellEnd"/>
+      <w:r>
+        <w:t xml:space="preserve"> (</w:t>
+      </w:r>
+      <w:proofErr w:type="spellStart"/>
+      <w:r>
+        <w:t>number</w:t>
+      </w:r>
+      <w:proofErr w:type="spellEnd"/>
+      <w:r>
+        <w:t xml:space="preserve">, </w:t>
+      </w:r>
+      <w:proofErr w:type="spellStart"/>
+      <w:r>
+        <w:t>get</w:t>
+      </w:r>
+      <w:proofErr w:type="spellEnd"/>
+      <w:r>
+        <w:t xml:space="preserve">; </w:t>
+      </w:r>
+      <w:proofErr w:type="spellStart"/>
+      <w:r>
+        <w:t>set</w:t>
+      </w:r>
+      <w:proofErr w:type="spellEnd"/>
+      <w:r>
+        <w:t>). A modell a terméklistázáshoz, a termékoldal megjelenítéséhez és a kosárkezeléshez egyaránt felhasználásra kerül.</w:t>
       </w:r>
     </w:p>
     <w:p>
@@ -207,8 +514,21 @@
           <w:sz w:val="24"/>
           <w:szCs w:val="24"/>
         </w:rPr>
-        <w:t>2.1.2 Guest</w:t>
-      </w:r>
+        <w:lastRenderedPageBreak/>
+        <w:t xml:space="preserve">2.1.2 </w:t>
+      </w:r>
+      <w:proofErr w:type="spellStart"/>
+      <w:r>
+        <w:rPr>
+          <w:rFonts w:ascii="Times New Roman" w:eastAsia="Times New Roman" w:hAnsi="Times New Roman" w:cs="Times New Roman"/>
+          <w:b/>
+          <w:bCs/>
+          <w:sz w:val="24"/>
+          <w:szCs w:val="24"/>
+        </w:rPr>
+        <w:t>Guest</w:t>
+      </w:r>
+      <w:proofErr w:type="spellEnd"/>
     </w:p>
     <w:p>
       <w:pPr>
@@ -217,17 +537,191 @@
         <w:jc w:val="both"/>
       </w:pPr>
       <w:r>
-        <w:t xml:space="preserve">A Guest modell a regisztrált felhasználót reprezentálja. Mezői: id (number, get; set), username (string), email (string), role (string). A role mező alapján különül el a </w:t>
-      </w:r>
-      <w:r>
-        <w:lastRenderedPageBreak/>
-        <w:t>normál felhasználói és az adminisztrátori hozzáférés. Az AuthService gettingCurrent</w:t>
-      </w:r>
-      <w:r>
-        <w:t>User</w:t>
-      </w:r>
-      <w:r>
-        <w:t xml:space="preserve">() metódusa ad vissza Guest objektumot, amelynek alapján a router eldönti, hogy a felhasználónak van-e hozzáférése az adott oldalhoz. </w:t>
+        <w:t xml:space="preserve">A </w:t>
+      </w:r>
+      <w:proofErr w:type="spellStart"/>
+      <w:r>
+        <w:t>Guest</w:t>
+      </w:r>
+      <w:proofErr w:type="spellEnd"/>
+      <w:r>
+        <w:t xml:space="preserve"> modell a regisztrált felhasználót reprezentálja. Mezői: </w:t>
+      </w:r>
+      <w:proofErr w:type="spellStart"/>
+      <w:r>
+        <w:t>id</w:t>
+      </w:r>
+      <w:proofErr w:type="spellEnd"/>
+      <w:r>
+        <w:t xml:space="preserve"> (</w:t>
+      </w:r>
+      <w:proofErr w:type="spellStart"/>
+      <w:r>
+        <w:t>number</w:t>
+      </w:r>
+      <w:proofErr w:type="spellEnd"/>
+      <w:r>
+        <w:t xml:space="preserve">, </w:t>
+      </w:r>
+      <w:proofErr w:type="spellStart"/>
+      <w:r>
+        <w:t>get</w:t>
+      </w:r>
+      <w:proofErr w:type="spellEnd"/>
+      <w:r>
+        <w:t xml:space="preserve">; </w:t>
+      </w:r>
+      <w:proofErr w:type="spellStart"/>
+      <w:r>
+        <w:t>set</w:t>
+      </w:r>
+      <w:proofErr w:type="spellEnd"/>
+      <w:r>
+        <w:t xml:space="preserve">), </w:t>
+      </w:r>
+      <w:proofErr w:type="spellStart"/>
+      <w:r>
+        <w:t>username</w:t>
+      </w:r>
+      <w:proofErr w:type="spellEnd"/>
+      <w:r>
+        <w:t xml:space="preserve"> (</w:t>
+      </w:r>
+      <w:proofErr w:type="spellStart"/>
+      <w:r>
+        <w:t>string</w:t>
+      </w:r>
+      <w:proofErr w:type="spellEnd"/>
+      <w:r>
+        <w:t xml:space="preserve">, </w:t>
+      </w:r>
+      <w:proofErr w:type="spellStart"/>
+      <w:r>
+        <w:t>get</w:t>
+      </w:r>
+      <w:proofErr w:type="spellEnd"/>
+      <w:r>
+        <w:t xml:space="preserve">; </w:t>
+      </w:r>
+      <w:proofErr w:type="spellStart"/>
+      <w:r>
+        <w:t>set</w:t>
+      </w:r>
+      <w:proofErr w:type="spellEnd"/>
+      <w:r>
+        <w:t>), email (</w:t>
+      </w:r>
+      <w:proofErr w:type="spellStart"/>
+      <w:r>
+        <w:t>string</w:t>
+      </w:r>
+      <w:proofErr w:type="spellEnd"/>
+      <w:r>
+        <w:t xml:space="preserve">, </w:t>
+      </w:r>
+      <w:proofErr w:type="spellStart"/>
+      <w:r>
+        <w:t>get</w:t>
+      </w:r>
+      <w:proofErr w:type="spellEnd"/>
+      <w:r>
+        <w:t xml:space="preserve">; </w:t>
+      </w:r>
+      <w:proofErr w:type="spellStart"/>
+      <w:r>
+        <w:t>set</w:t>
+      </w:r>
+      <w:proofErr w:type="spellEnd"/>
+      <w:r>
+        <w:t xml:space="preserve">), </w:t>
+      </w:r>
+      <w:proofErr w:type="spellStart"/>
+      <w:r>
+        <w:t>role</w:t>
+      </w:r>
+      <w:proofErr w:type="spellEnd"/>
+      <w:r>
+        <w:t xml:space="preserve"> (</w:t>
+      </w:r>
+      <w:proofErr w:type="spellStart"/>
+      <w:r>
+        <w:t>string</w:t>
+      </w:r>
+      <w:proofErr w:type="spellEnd"/>
+      <w:r>
+        <w:t xml:space="preserve">, </w:t>
+      </w:r>
+      <w:proofErr w:type="spellStart"/>
+      <w:r>
+        <w:t>get</w:t>
+      </w:r>
+      <w:proofErr w:type="spellEnd"/>
+      <w:r>
+        <w:t xml:space="preserve">; </w:t>
+      </w:r>
+      <w:proofErr w:type="spellStart"/>
+      <w:r>
+        <w:t>set</w:t>
+      </w:r>
+      <w:proofErr w:type="spellEnd"/>
+      <w:r>
+        <w:t xml:space="preserve">). A </w:t>
+      </w:r>
+      <w:proofErr w:type="spellStart"/>
+      <w:r>
+        <w:t>role</w:t>
+      </w:r>
+      <w:proofErr w:type="spellEnd"/>
+      <w:r>
+        <w:t xml:space="preserve"> mező alapján különül el a normál felhasználói és az adminisztrátori hozzáférés. Az </w:t>
+      </w:r>
+      <w:proofErr w:type="spellStart"/>
+      <w:r>
+        <w:t>AuthService</w:t>
+      </w:r>
+      <w:proofErr w:type="spellEnd"/>
+      <w:r>
+        <w:t xml:space="preserve"> </w:t>
+      </w:r>
+      <w:proofErr w:type="spellStart"/>
+      <w:r>
+        <w:t>gettingCurrentGuest</w:t>
+      </w:r>
+      <w:proofErr w:type="spellEnd"/>
+      <w:r>
+        <w:t xml:space="preserve">() metódusa ad vissza </w:t>
+      </w:r>
+      <w:proofErr w:type="spellStart"/>
+      <w:r>
+        <w:t>Guest</w:t>
+      </w:r>
+      <w:proofErr w:type="spellEnd"/>
+      <w:r>
+        <w:t xml:space="preserve"> objektumot, amelynek alapján a routerek eldöntik, hogy a felhasználónak van-e hozzáférése az adott oldalhoz. Megjegyzés: a frissített diagramban a </w:t>
+      </w:r>
+      <w:proofErr w:type="spellStart"/>
+      <w:r>
+        <w:t>nev</w:t>
+      </w:r>
+      <w:proofErr w:type="spellEnd"/>
+      <w:r>
+        <w:t xml:space="preserve"> mező helyett </w:t>
+      </w:r>
+      <w:proofErr w:type="spellStart"/>
+      <w:r>
+        <w:t>username</w:t>
+      </w:r>
+      <w:proofErr w:type="spellEnd"/>
+      <w:r>
+        <w:t xml:space="preserve"> szerepel, a </w:t>
+      </w:r>
+      <w:proofErr w:type="spellStart"/>
+      <w:r>
+        <w:t>jelszo</w:t>
+      </w:r>
+      <w:proofErr w:type="spellEnd"/>
+      <w:r>
+        <w:t xml:space="preserve"> mező eltávolításra került.</w:t>
       </w:r>
     </w:p>
     <w:p>
@@ -242,8 +736,20 @@
           <w:sz w:val="24"/>
           <w:szCs w:val="24"/>
         </w:rPr>
-        <w:t>2.1.3 Order</w:t>
-      </w:r>
+        <w:t xml:space="preserve">2.1.3 </w:t>
+      </w:r>
+      <w:proofErr w:type="spellStart"/>
+      <w:r>
+        <w:rPr>
+          <w:rFonts w:ascii="Times New Roman" w:eastAsia="Times New Roman" w:hAnsi="Times New Roman" w:cs="Times New Roman"/>
+          <w:b/>
+          <w:bCs/>
+          <w:sz w:val="24"/>
+          <w:szCs w:val="24"/>
+        </w:rPr>
+        <w:t>Order</w:t>
+      </w:r>
+      <w:proofErr w:type="spellEnd"/>
     </w:p>
     <w:p>
       <w:pPr>
@@ -252,7 +758,399 @@
         <w:jc w:val="both"/>
       </w:pPr>
       <w:r>
-        <w:t>Az Order modell a megrendelések adatstruktúráját írja le. Mezői: u_id (number), id (number), dMethod (string), pMethod (string), delivery_address ({zipCode: string, cityName: string, streetName: string, houseNumber: number}), billing_address ({zipCode: string, cityName: string, streetName: string, houseNumber: number}), products (Product[]), total_amount (number). A frissített modellben a shipping_method és payment_method mezők rövidített dMethod és pMethod névvel szerepelnek, a cartitems mező neve products-ra változott, valamint új mezőként megjelent a total_amount (number).</w:t>
+        <w:t xml:space="preserve">Az </w:t>
+      </w:r>
+      <w:proofErr w:type="spellStart"/>
+      <w:r>
+        <w:t>Order</w:t>
+      </w:r>
+      <w:proofErr w:type="spellEnd"/>
+      <w:r>
+        <w:t xml:space="preserve"> modell a megrendelések adatstruktúráját írja le. Mezői: </w:t>
+      </w:r>
+      <w:proofErr w:type="spellStart"/>
+      <w:r>
+        <w:t>u_id</w:t>
+      </w:r>
+      <w:proofErr w:type="spellEnd"/>
+      <w:r>
+        <w:t xml:space="preserve"> (</w:t>
+      </w:r>
+      <w:proofErr w:type="spellStart"/>
+      <w:r>
+        <w:t>number</w:t>
+      </w:r>
+      <w:proofErr w:type="spellEnd"/>
+      <w:r>
+        <w:t xml:space="preserve">, </w:t>
+      </w:r>
+      <w:proofErr w:type="spellStart"/>
+      <w:r>
+        <w:t>get</w:t>
+      </w:r>
+      <w:proofErr w:type="spellEnd"/>
+      <w:r>
+        <w:t xml:space="preserve">; </w:t>
+      </w:r>
+      <w:proofErr w:type="spellStart"/>
+      <w:r>
+        <w:t>set</w:t>
+      </w:r>
+      <w:proofErr w:type="spellEnd"/>
+      <w:r>
+        <w:t xml:space="preserve">), </w:t>
+      </w:r>
+      <w:proofErr w:type="spellStart"/>
+      <w:r>
+        <w:t>id</w:t>
+      </w:r>
+      <w:proofErr w:type="spellEnd"/>
+      <w:r>
+        <w:t xml:space="preserve"> (</w:t>
+      </w:r>
+      <w:proofErr w:type="spellStart"/>
+      <w:r>
+        <w:t>number</w:t>
+      </w:r>
+      <w:proofErr w:type="spellEnd"/>
+      <w:r>
+        <w:t xml:space="preserve">, </w:t>
+      </w:r>
+      <w:proofErr w:type="spellStart"/>
+      <w:r>
+        <w:t>get</w:t>
+      </w:r>
+      <w:proofErr w:type="spellEnd"/>
+      <w:r>
+        <w:t xml:space="preserve">; </w:t>
+      </w:r>
+      <w:proofErr w:type="spellStart"/>
+      <w:r>
+        <w:t>set</w:t>
+      </w:r>
+      <w:proofErr w:type="spellEnd"/>
+      <w:r>
+        <w:t xml:space="preserve">), </w:t>
+      </w:r>
+      <w:proofErr w:type="spellStart"/>
+      <w:r>
+        <w:t>dMethod</w:t>
+      </w:r>
+      <w:proofErr w:type="spellEnd"/>
+      <w:r>
+        <w:t xml:space="preserve"> (</w:t>
+      </w:r>
+      <w:proofErr w:type="spellStart"/>
+      <w:r>
+        <w:t>string</w:t>
+      </w:r>
+      <w:proofErr w:type="spellEnd"/>
+      <w:r>
+        <w:t xml:space="preserve">, </w:t>
+      </w:r>
+      <w:proofErr w:type="spellStart"/>
+      <w:r>
+        <w:t>get</w:t>
+      </w:r>
+      <w:proofErr w:type="spellEnd"/>
+      <w:r>
+        <w:t xml:space="preserve">; </w:t>
+      </w:r>
+      <w:proofErr w:type="spellStart"/>
+      <w:r>
+        <w:t>set</w:t>
+      </w:r>
+      <w:proofErr w:type="spellEnd"/>
+      <w:r>
+        <w:t xml:space="preserve">), </w:t>
+      </w:r>
+      <w:proofErr w:type="spellStart"/>
+      <w:r>
+        <w:t>pMethod</w:t>
+      </w:r>
+      <w:proofErr w:type="spellEnd"/>
+      <w:r>
+        <w:t xml:space="preserve"> (</w:t>
+      </w:r>
+      <w:proofErr w:type="spellStart"/>
+      <w:r>
+        <w:t>string</w:t>
+      </w:r>
+      <w:proofErr w:type="spellEnd"/>
+      <w:r>
+        <w:t xml:space="preserve">, </w:t>
+      </w:r>
+      <w:proofErr w:type="spellStart"/>
+      <w:r>
+        <w:t>get</w:t>
+      </w:r>
+      <w:proofErr w:type="spellEnd"/>
+      <w:r>
+        <w:t xml:space="preserve">; </w:t>
+      </w:r>
+      <w:proofErr w:type="spellStart"/>
+      <w:r>
+        <w:t>set</w:t>
+      </w:r>
+      <w:proofErr w:type="spellEnd"/>
+      <w:r>
+        <w:t xml:space="preserve">), </w:t>
+      </w:r>
+      <w:proofErr w:type="spellStart"/>
+      <w:r>
+        <w:t>delivery_address</w:t>
+      </w:r>
+      <w:proofErr w:type="spellEnd"/>
+      <w:r>
+        <w:t xml:space="preserve"> ({</w:t>
+      </w:r>
+      <w:proofErr w:type="spellStart"/>
+      <w:r>
+        <w:t>zipCode</w:t>
+      </w:r>
+      <w:proofErr w:type="spellEnd"/>
+      <w:r>
+        <w:t xml:space="preserve">: </w:t>
+      </w:r>
+      <w:proofErr w:type="spellStart"/>
+      <w:r>
+        <w:t>string</w:t>
+      </w:r>
+      <w:proofErr w:type="spellEnd"/>
+      <w:r>
+        <w:t xml:space="preserve">, </w:t>
+      </w:r>
+      <w:proofErr w:type="spellStart"/>
+      <w:r>
+        <w:t>cityName</w:t>
+      </w:r>
+      <w:proofErr w:type="spellEnd"/>
+      <w:r>
+        <w:t xml:space="preserve">: </w:t>
+      </w:r>
+      <w:proofErr w:type="spellStart"/>
+      <w:r>
+        <w:t>string</w:t>
+      </w:r>
+      <w:proofErr w:type="spellEnd"/>
+      <w:r>
+        <w:t xml:space="preserve">, </w:t>
+      </w:r>
+      <w:proofErr w:type="spellStart"/>
+      <w:r>
+        <w:t>streetName</w:t>
+      </w:r>
+      <w:proofErr w:type="spellEnd"/>
+      <w:r>
+        <w:t xml:space="preserve">: </w:t>
+      </w:r>
+      <w:proofErr w:type="spellStart"/>
+      <w:r>
+        <w:t>string</w:t>
+      </w:r>
+      <w:proofErr w:type="spellEnd"/>
+      <w:r>
+        <w:t xml:space="preserve">, </w:t>
+      </w:r>
+      <w:proofErr w:type="spellStart"/>
+      <w:r>
+        <w:t>houseNumber</w:t>
+      </w:r>
+      <w:proofErr w:type="spellEnd"/>
+      <w:r>
+        <w:t xml:space="preserve">: </w:t>
+      </w:r>
+      <w:proofErr w:type="spellStart"/>
+      <w:r>
+        <w:t>number</w:t>
+      </w:r>
+      <w:proofErr w:type="spellEnd"/>
+      <w:r>
+        <w:t xml:space="preserve">}), </w:t>
+      </w:r>
+      <w:proofErr w:type="spellStart"/>
+      <w:r>
+        <w:t>billing_address</w:t>
+      </w:r>
+      <w:proofErr w:type="spellEnd"/>
+      <w:r>
+        <w:t xml:space="preserve"> ({</w:t>
+      </w:r>
+      <w:proofErr w:type="spellStart"/>
+      <w:r>
+        <w:t>zipCode</w:t>
+      </w:r>
+      <w:proofErr w:type="spellEnd"/>
+      <w:r>
+        <w:t xml:space="preserve">: </w:t>
+      </w:r>
+      <w:proofErr w:type="spellStart"/>
+      <w:r>
+        <w:t>string</w:t>
+      </w:r>
+      <w:proofErr w:type="spellEnd"/>
+      <w:r>
+        <w:t xml:space="preserve">, </w:t>
+      </w:r>
+      <w:proofErr w:type="spellStart"/>
+      <w:r>
+        <w:t>cityName</w:t>
+      </w:r>
+      <w:proofErr w:type="spellEnd"/>
+      <w:r>
+        <w:t xml:space="preserve">: </w:t>
+      </w:r>
+      <w:proofErr w:type="spellStart"/>
+      <w:r>
+        <w:t>string</w:t>
+      </w:r>
+      <w:proofErr w:type="spellEnd"/>
+      <w:r>
+        <w:t xml:space="preserve">, </w:t>
+      </w:r>
+      <w:proofErr w:type="spellStart"/>
+      <w:r>
+        <w:t>streetName</w:t>
+      </w:r>
+      <w:proofErr w:type="spellEnd"/>
+      <w:r>
+        <w:t xml:space="preserve">: </w:t>
+      </w:r>
+      <w:proofErr w:type="spellStart"/>
+      <w:r>
+        <w:t>string</w:t>
+      </w:r>
+      <w:proofErr w:type="spellEnd"/>
+      <w:r>
+        <w:t xml:space="preserve">, </w:t>
+      </w:r>
+      <w:proofErr w:type="spellStart"/>
+      <w:r>
+        <w:t>houseNumber</w:t>
+      </w:r>
+      <w:proofErr w:type="spellEnd"/>
+      <w:r>
+        <w:t xml:space="preserve">: </w:t>
+      </w:r>
+      <w:proofErr w:type="spellStart"/>
+      <w:r>
+        <w:t>number</w:t>
+      </w:r>
+      <w:proofErr w:type="spellEnd"/>
+      <w:r>
+        <w:t xml:space="preserve">}), </w:t>
+      </w:r>
+      <w:proofErr w:type="spellStart"/>
+      <w:r>
+        <w:t>products</w:t>
+      </w:r>
+      <w:proofErr w:type="spellEnd"/>
+      <w:r>
+        <w:t xml:space="preserve"> (</w:t>
+      </w:r>
+      <w:proofErr w:type="spellStart"/>
+      <w:r>
+        <w:t>Product</w:t>
+      </w:r>
+      <w:proofErr w:type="spellEnd"/>
+      <w:r>
+        <w:t xml:space="preserve">[], </w:t>
+      </w:r>
+      <w:proofErr w:type="spellStart"/>
+      <w:r>
+        <w:t>get</w:t>
+      </w:r>
+      <w:proofErr w:type="spellEnd"/>
+      <w:r>
+        <w:t xml:space="preserve">; </w:t>
+      </w:r>
+      <w:proofErr w:type="spellStart"/>
+      <w:r>
+        <w:t>set</w:t>
+      </w:r>
+      <w:proofErr w:type="spellEnd"/>
+      <w:r>
+        <w:t xml:space="preserve">), </w:t>
+      </w:r>
+      <w:proofErr w:type="spellStart"/>
+      <w:r>
+        <w:t>total_amount</w:t>
+      </w:r>
+      <w:proofErr w:type="spellEnd"/>
+      <w:r>
+        <w:t xml:space="preserve"> (</w:t>
+      </w:r>
+      <w:proofErr w:type="spellStart"/>
+      <w:r>
+        <w:t>number</w:t>
+      </w:r>
+      <w:proofErr w:type="spellEnd"/>
+      <w:r>
+        <w:t xml:space="preserve">). A frissített modellben a </w:t>
+      </w:r>
+      <w:proofErr w:type="spellStart"/>
+      <w:r>
+        <w:t>shipping_method</w:t>
+      </w:r>
+      <w:proofErr w:type="spellEnd"/>
+      <w:r>
+        <w:t xml:space="preserve"> és </w:t>
+      </w:r>
+      <w:proofErr w:type="spellStart"/>
+      <w:r>
+        <w:t>payment_method</w:t>
+      </w:r>
+      <w:proofErr w:type="spellEnd"/>
+      <w:r>
+        <w:t xml:space="preserve"> mezők rövidített </w:t>
+      </w:r>
+      <w:proofErr w:type="spellStart"/>
+      <w:r>
+        <w:t>dMethod</w:t>
+      </w:r>
+      <w:proofErr w:type="spellEnd"/>
+      <w:r>
+        <w:t xml:space="preserve"> és </w:t>
+      </w:r>
+      <w:proofErr w:type="spellStart"/>
+      <w:r>
+        <w:t>pMethod</w:t>
+      </w:r>
+      <w:proofErr w:type="spellEnd"/>
+      <w:r>
+        <w:t xml:space="preserve"> névvel szerepelnek, a </w:t>
+      </w:r>
+      <w:proofErr w:type="spellStart"/>
+      <w:r>
+        <w:t>cartitems</w:t>
+      </w:r>
+      <w:proofErr w:type="spellEnd"/>
+      <w:r>
+        <w:t xml:space="preserve"> mező neve </w:t>
+      </w:r>
+      <w:proofErr w:type="spellStart"/>
+      <w:r>
+        <w:t>products-ra</w:t>
+      </w:r>
+      <w:proofErr w:type="spellEnd"/>
+      <w:r>
+        <w:t xml:space="preserve"> változott, valamint új mezőként megjelent a </w:t>
+      </w:r>
+      <w:proofErr w:type="spellStart"/>
+      <w:r>
+        <w:t>total_amount</w:t>
+      </w:r>
+      <w:proofErr w:type="spellEnd"/>
+      <w:r>
+        <w:t xml:space="preserve"> (</w:t>
+      </w:r>
+      <w:proofErr w:type="spellStart"/>
+      <w:r>
+        <w:t>number</w:t>
+      </w:r>
+      <w:proofErr w:type="spellEnd"/>
+      <w:r>
+        <w:t>).</w:t>
       </w:r>
     </w:p>
     <w:p>
@@ -267,8 +1165,20 @@
           <w:sz w:val="24"/>
           <w:szCs w:val="24"/>
         </w:rPr>
-        <w:t>2.1.4 Datetime</w:t>
-      </w:r>
+        <w:t xml:space="preserve">2.1.4 </w:t>
+      </w:r>
+      <w:proofErr w:type="spellStart"/>
+      <w:r>
+        <w:rPr>
+          <w:rFonts w:ascii="Times New Roman" w:eastAsia="Times New Roman" w:hAnsi="Times New Roman" w:cs="Times New Roman"/>
+          <w:b/>
+          <w:bCs/>
+          <w:sz w:val="24"/>
+          <w:szCs w:val="24"/>
+        </w:rPr>
+        <w:t>Datetime</w:t>
+      </w:r>
+      <w:proofErr w:type="spellEnd"/>
     </w:p>
     <w:p>
       <w:pPr>
@@ -277,7 +1187,143 @@
         <w:jc w:val="both"/>
       </w:pPr>
       <w:r>
-        <w:t>A Datetime modell a szervizidőpontok adatstruktúráját írja le. Mezői: appointmentDate (Date), bringbackDate (Date), description (string), service_price (number). Az időpontfoglalási folyamat és az adminisztrátori időpontkezelés alapját képezi.</w:t>
+        <w:t xml:space="preserve">A </w:t>
+      </w:r>
+      <w:proofErr w:type="spellStart"/>
+      <w:r>
+        <w:t>Datetime</w:t>
+      </w:r>
+      <w:proofErr w:type="spellEnd"/>
+      <w:r>
+        <w:t xml:space="preserve"> modell a szervizidőpontok adatstruktúráját írja le. Mezői: </w:t>
+      </w:r>
+      <w:proofErr w:type="spellStart"/>
+      <w:r>
+        <w:t>appointmentDate</w:t>
+      </w:r>
+      <w:proofErr w:type="spellEnd"/>
+      <w:r>
+        <w:t xml:space="preserve"> (</w:t>
+      </w:r>
+      <w:proofErr w:type="spellStart"/>
+      <w:r>
+        <w:t>Date</w:t>
+      </w:r>
+      <w:proofErr w:type="spellEnd"/>
+      <w:r>
+        <w:t xml:space="preserve">, privát, </w:t>
+      </w:r>
+      <w:proofErr w:type="spellStart"/>
+      <w:r>
+        <w:t>get</w:t>
+      </w:r>
+      <w:proofErr w:type="spellEnd"/>
+      <w:r>
+        <w:t xml:space="preserve">; </w:t>
+      </w:r>
+      <w:proofErr w:type="spellStart"/>
+      <w:r>
+        <w:t>set</w:t>
+      </w:r>
+      <w:proofErr w:type="spellEnd"/>
+      <w:r>
+        <w:t xml:space="preserve">), </w:t>
+      </w:r>
+      <w:proofErr w:type="spellStart"/>
+      <w:r>
+        <w:t>bringbackDate</w:t>
+      </w:r>
+      <w:proofErr w:type="spellEnd"/>
+      <w:r>
+        <w:t xml:space="preserve"> (</w:t>
+      </w:r>
+      <w:proofErr w:type="spellStart"/>
+      <w:r>
+        <w:t>Date</w:t>
+      </w:r>
+      <w:proofErr w:type="spellEnd"/>
+      <w:r>
+        <w:t xml:space="preserve">, publikus, </w:t>
+      </w:r>
+      <w:proofErr w:type="spellStart"/>
+      <w:r>
+        <w:t>get</w:t>
+      </w:r>
+      <w:proofErr w:type="spellEnd"/>
+      <w:r>
+        <w:t xml:space="preserve">; </w:t>
+      </w:r>
+      <w:proofErr w:type="spellStart"/>
+      <w:r>
+        <w:t>set</w:t>
+      </w:r>
+      <w:proofErr w:type="spellEnd"/>
+      <w:r>
+        <w:t xml:space="preserve">), </w:t>
+      </w:r>
+      <w:proofErr w:type="spellStart"/>
+      <w:r>
+        <w:t>description</w:t>
+      </w:r>
+      <w:proofErr w:type="spellEnd"/>
+      <w:r>
+        <w:t xml:space="preserve"> (</w:t>
+      </w:r>
+      <w:proofErr w:type="spellStart"/>
+      <w:r>
+        <w:t>string</w:t>
+      </w:r>
+      <w:proofErr w:type="spellEnd"/>
+      <w:r>
+        <w:t xml:space="preserve">, publikus, </w:t>
+      </w:r>
+      <w:proofErr w:type="spellStart"/>
+      <w:r>
+        <w:t>get</w:t>
+      </w:r>
+      <w:proofErr w:type="spellEnd"/>
+      <w:r>
+        <w:t xml:space="preserve">; </w:t>
+      </w:r>
+      <w:proofErr w:type="spellStart"/>
+      <w:r>
+        <w:t>set</w:t>
+      </w:r>
+      <w:proofErr w:type="spellEnd"/>
+      <w:r>
+        <w:t xml:space="preserve">), </w:t>
+      </w:r>
+      <w:proofErr w:type="spellStart"/>
+      <w:r>
+        <w:t>service_price</w:t>
+      </w:r>
+      <w:proofErr w:type="spellEnd"/>
+      <w:r>
+        <w:t xml:space="preserve"> (</w:t>
+      </w:r>
+      <w:proofErr w:type="spellStart"/>
+      <w:r>
+        <w:t>number</w:t>
+      </w:r>
+      <w:proofErr w:type="spellEnd"/>
+      <w:r>
+        <w:t xml:space="preserve">, privát, </w:t>
+      </w:r>
+      <w:proofErr w:type="spellStart"/>
+      <w:r>
+        <w:t>get</w:t>
+      </w:r>
+      <w:proofErr w:type="spellEnd"/>
+      <w:r>
+        <w:t xml:space="preserve">; </w:t>
+      </w:r>
+      <w:proofErr w:type="spellStart"/>
+      <w:r>
+        <w:t>set</w:t>
+      </w:r>
+      <w:proofErr w:type="spellEnd"/>
+      <w:r>
+        <w:t>). Az időpontfoglalási folyamat és az adminisztrátori időpontkezelés alapját képezi.</w:t>
       </w:r>
     </w:p>
     <w:p>
@@ -292,8 +1338,20 @@
           <w:sz w:val="24"/>
           <w:szCs w:val="24"/>
         </w:rPr>
-        <w:t>2.1.5 CartItem</w:t>
-      </w:r>
+        <w:t xml:space="preserve">2.1.5 </w:t>
+      </w:r>
+      <w:proofErr w:type="spellStart"/>
+      <w:r>
+        <w:rPr>
+          <w:rFonts w:ascii="Times New Roman" w:eastAsia="Times New Roman" w:hAnsi="Times New Roman" w:cs="Times New Roman"/>
+          <w:b/>
+          <w:bCs/>
+          <w:sz w:val="24"/>
+          <w:szCs w:val="24"/>
+        </w:rPr>
+        <w:t>CartItem</w:t>
+      </w:r>
+      <w:proofErr w:type="spellEnd"/>
     </w:p>
     <w:p>
       <w:pPr>
@@ -302,7 +1360,159 @@
         <w:jc w:val="both"/>
       </w:pPr>
       <w:r>
-        <w:t>A CartItem interfész a kosár elemeinek adatstruktúráját definiálja. Mezői: id (number), picUrl (string), name (string), price (number), quantity (number), maker (string), category (string). A CartItem a localStorage-ban tárolt kosáradatok típusos leírásául szolgál, és a CartProducts, illetve CartItem komponensek használják.</w:t>
+        <w:t xml:space="preserve">A </w:t>
+      </w:r>
+      <w:proofErr w:type="spellStart"/>
+      <w:r>
+        <w:t>CartItem</w:t>
+      </w:r>
+      <w:proofErr w:type="spellEnd"/>
+      <w:r>
+        <w:t xml:space="preserve"> interfész a kosár elemeinek adatstruktúráját definiálja. Mezői: </w:t>
+      </w:r>
+      <w:proofErr w:type="spellStart"/>
+      <w:r>
+        <w:t>id</w:t>
+      </w:r>
+      <w:proofErr w:type="spellEnd"/>
+      <w:r>
+        <w:t xml:space="preserve"> (</w:t>
+      </w:r>
+      <w:proofErr w:type="spellStart"/>
+      <w:r>
+        <w:t>number</w:t>
+      </w:r>
+      <w:proofErr w:type="spellEnd"/>
+      <w:r>
+        <w:t xml:space="preserve">), </w:t>
+      </w:r>
+      <w:proofErr w:type="spellStart"/>
+      <w:r>
+        <w:t>picUrl</w:t>
+      </w:r>
+      <w:proofErr w:type="spellEnd"/>
+      <w:r>
+        <w:t xml:space="preserve"> (</w:t>
+      </w:r>
+      <w:proofErr w:type="spellStart"/>
+      <w:r>
+        <w:t>string</w:t>
+      </w:r>
+      <w:proofErr w:type="spellEnd"/>
+      <w:r>
+        <w:t xml:space="preserve">), </w:t>
+      </w:r>
+      <w:proofErr w:type="spellStart"/>
+      <w:r>
+        <w:t>name</w:t>
+      </w:r>
+      <w:proofErr w:type="spellEnd"/>
+      <w:r>
+        <w:t xml:space="preserve"> (</w:t>
+      </w:r>
+      <w:proofErr w:type="spellStart"/>
+      <w:r>
+        <w:t>string</w:t>
+      </w:r>
+      <w:proofErr w:type="spellEnd"/>
+      <w:r>
+        <w:t xml:space="preserve">), </w:t>
+      </w:r>
+      <w:proofErr w:type="spellStart"/>
+      <w:r>
+        <w:t>price</w:t>
+      </w:r>
+      <w:proofErr w:type="spellEnd"/>
+      <w:r>
+        <w:t xml:space="preserve"> (</w:t>
+      </w:r>
+      <w:proofErr w:type="spellStart"/>
+      <w:r>
+        <w:t>number</w:t>
+      </w:r>
+      <w:proofErr w:type="spellEnd"/>
+      <w:r>
+        <w:t xml:space="preserve">), </w:t>
+      </w:r>
+      <w:proofErr w:type="spellStart"/>
+      <w:r>
+        <w:t>quantity</w:t>
+      </w:r>
+      <w:proofErr w:type="spellEnd"/>
+      <w:r>
+        <w:t xml:space="preserve"> (</w:t>
+      </w:r>
+      <w:proofErr w:type="spellStart"/>
+      <w:r>
+        <w:t>number</w:t>
+      </w:r>
+      <w:proofErr w:type="spellEnd"/>
+      <w:r>
+        <w:t xml:space="preserve">), </w:t>
+      </w:r>
+      <w:proofErr w:type="spellStart"/>
+      <w:r>
+        <w:t>maker</w:t>
+      </w:r>
+      <w:proofErr w:type="spellEnd"/>
+      <w:r>
+        <w:t xml:space="preserve"> (opcionális, </w:t>
+      </w:r>
+      <w:proofErr w:type="spellStart"/>
+      <w:r>
+        <w:t>string</w:t>
+      </w:r>
+      <w:proofErr w:type="spellEnd"/>
+      <w:r>
+        <w:t xml:space="preserve">), </w:t>
+      </w:r>
+      <w:proofErr w:type="spellStart"/>
+      <w:r>
+        <w:t>category</w:t>
+      </w:r>
+      <w:proofErr w:type="spellEnd"/>
+      <w:r>
+        <w:t xml:space="preserve"> (</w:t>
+      </w:r>
+      <w:proofErr w:type="spellStart"/>
+      <w:r>
+        <w:t>string</w:t>
+      </w:r>
+      <w:proofErr w:type="spellEnd"/>
+      <w:r>
+        <w:t xml:space="preserve">). A </w:t>
+      </w:r>
+      <w:proofErr w:type="spellStart"/>
+      <w:r>
+        <w:t>CartItem</w:t>
+      </w:r>
+      <w:proofErr w:type="spellEnd"/>
+      <w:r>
+        <w:t xml:space="preserve"> a </w:t>
+      </w:r>
+      <w:proofErr w:type="spellStart"/>
+      <w:r>
+        <w:t>localStorage</w:t>
+      </w:r>
+      <w:proofErr w:type="spellEnd"/>
+      <w:r>
+        <w:t xml:space="preserve">-ban tárolt kosáradatok típusos leírásául szolgál, és a </w:t>
+      </w:r>
+      <w:proofErr w:type="spellStart"/>
+      <w:r>
+        <w:t>CartProducts</w:t>
+      </w:r>
+      <w:proofErr w:type="spellEnd"/>
+      <w:r>
+        <w:t xml:space="preserve">, illetve </w:t>
+      </w:r>
+      <w:proofErr w:type="spellStart"/>
+      <w:r>
+        <w:t>CartItem</w:t>
+      </w:r>
+      <w:proofErr w:type="spellEnd"/>
+      <w:r>
+        <w:t xml:space="preserve"> komponensek használják.</w:t>
       </w:r>
     </w:p>
     <w:p>
@@ -324,6 +1534,7 @@
           <w:sz w:val="28"/>
           <w:szCs w:val="28"/>
         </w:rPr>
+        <w:lastRenderedPageBreak/>
         <w:t>2.2 DTO interfészek</w:t>
       </w:r>
     </w:p>
@@ -349,7 +1560,29 @@
           <w:sz w:val="24"/>
           <w:szCs w:val="24"/>
         </w:rPr>
-        <w:t>2.2.1 Autentikációs DTO-k</w:t>
+        <w:t xml:space="preserve">2.2.1 </w:t>
+      </w:r>
+      <w:proofErr w:type="spellStart"/>
+      <w:r>
+        <w:rPr>
+          <w:rFonts w:ascii="Times New Roman" w:eastAsia="Times New Roman" w:hAnsi="Times New Roman" w:cs="Times New Roman"/>
+          <w:b/>
+          <w:bCs/>
+          <w:sz w:val="24"/>
+          <w:szCs w:val="24"/>
+        </w:rPr>
+        <w:t>Autentikációs</w:t>
+      </w:r>
+      <w:proofErr w:type="spellEnd"/>
+      <w:r>
+        <w:rPr>
+          <w:rFonts w:ascii="Times New Roman" w:eastAsia="Times New Roman" w:hAnsi="Times New Roman" w:cs="Times New Roman"/>
+          <w:b/>
+          <w:bCs/>
+          <w:sz w:val="24"/>
+          <w:szCs w:val="24"/>
+        </w:rPr>
+        <w:t xml:space="preserve"> DTO-k</w:t>
       </w:r>
     </w:p>
     <w:p>
@@ -359,11 +1592,63 @@
         <w:jc w:val="both"/>
       </w:pPr>
       <w:r>
-        <w:t xml:space="preserve">A LoginRespDTO interfész a bejelentkezési válasz adatstruktúrája, az AuthService.Login() metódusa által visszaadott adatot tartalmazza. A RegistrationRespDTO interfész a regisztrációs válasz adatstruktúrája, az </w:t>
-      </w:r>
-      <w:r>
-        <w:lastRenderedPageBreak/>
-        <w:t>AuthService.registration() metódusa által visszaadott adatot tartalmazza. Mindkét interfész message (string) mezőt tartalmaz, amelyet Toast komponensek</w:t>
+        <w:t xml:space="preserve">A </w:t>
+      </w:r>
+      <w:proofErr w:type="spellStart"/>
+      <w:r>
+        <w:t>LoginRespDTO</w:t>
+      </w:r>
+      <w:proofErr w:type="spellEnd"/>
+      <w:r>
+        <w:t xml:space="preserve"> interfész a bejelentkezési válasz adatstruktúrája, az </w:t>
+      </w:r>
+      <w:proofErr w:type="spellStart"/>
+      <w:r>
+        <w:t>AuthService.Login</w:t>
+      </w:r>
+      <w:proofErr w:type="spellEnd"/>
+      <w:r>
+        <w:t xml:space="preserve">() metódusa által visszaadott adatot tartalmazza. A </w:t>
+      </w:r>
+      <w:proofErr w:type="spellStart"/>
+      <w:r>
+        <w:t>RegistrationRespDTO</w:t>
+      </w:r>
+      <w:proofErr w:type="spellEnd"/>
+      <w:r>
+        <w:t xml:space="preserve"> interfész a regisztrációs válasz adatstruktúrája, az </w:t>
+      </w:r>
+      <w:proofErr w:type="spellStart"/>
+      <w:r>
+        <w:t>AuthService.registration</w:t>
+      </w:r>
+      <w:proofErr w:type="spellEnd"/>
+      <w:r>
+        <w:t xml:space="preserve">() metódusa által visszaadott adatot tartalmazza. Mindkét interfész </w:t>
+      </w:r>
+      <w:proofErr w:type="spellStart"/>
+      <w:r>
+        <w:t>message</w:t>
+      </w:r>
+      <w:proofErr w:type="spellEnd"/>
+      <w:r>
+        <w:t xml:space="preserve"> (</w:t>
+      </w:r>
+      <w:proofErr w:type="spellStart"/>
+      <w:r>
+        <w:t>string</w:t>
+      </w:r>
+      <w:proofErr w:type="spellEnd"/>
+      <w:r>
+        <w:t xml:space="preserve">) mezőt tartalmaz, amelyet </w:t>
+      </w:r>
+      <w:proofErr w:type="spellStart"/>
+      <w:r>
+        <w:t>Toast</w:t>
+      </w:r>
+      <w:proofErr w:type="spellEnd"/>
+      <w:r>
+        <w:t xml:space="preserve"> komponensek</w:t>
       </w:r>
       <w:r>
         <w:t xml:space="preserve"> jelenítenek meg a felhasználó számára</w:t>
@@ -394,7 +1679,79 @@
         <w:jc w:val="both"/>
       </w:pPr>
       <w:r>
-        <w:t>A GetNewPasswordRespDTO interfész a jelszó-visszaállítási e-mail kérés válaszát írja le, a PasswordService.forgotPass() metódusa által visszaadott adatot tartalmazza. A CreateNewPasswordRespDTO interfész az új jelszó beállítási kérés válaszát írja le, a PasswordService.createNewPass() metódusa által visszaadott adatot tartalmazza. A NewPasswordDTO kérés-interfész mezői: password (string) és confirmPassword (string).</w:t>
+        <w:t xml:space="preserve">A </w:t>
+      </w:r>
+      <w:proofErr w:type="spellStart"/>
+      <w:r>
+        <w:t>GetNewPasswordRespDTO</w:t>
+      </w:r>
+      <w:proofErr w:type="spellEnd"/>
+      <w:r>
+        <w:t xml:space="preserve"> interfész a jelszó-visszaállítási e-mail kérés válaszát írja le, a </w:t>
+      </w:r>
+      <w:proofErr w:type="spellStart"/>
+      <w:r>
+        <w:t>PasswordService.forgotPass</w:t>
+      </w:r>
+      <w:proofErr w:type="spellEnd"/>
+      <w:r>
+        <w:t xml:space="preserve">() metódusa által visszaadott adatot tartalmazza. A </w:t>
+      </w:r>
+      <w:proofErr w:type="spellStart"/>
+      <w:r>
+        <w:t>CreateNewPasswordRespDTO</w:t>
+      </w:r>
+      <w:proofErr w:type="spellEnd"/>
+      <w:r>
+        <w:t xml:space="preserve"> interfész az új jelszó beállítási kérés válaszát írja le, a </w:t>
+      </w:r>
+      <w:proofErr w:type="spellStart"/>
+      <w:r>
+        <w:t>PasswordService.createNewPass</w:t>
+      </w:r>
+      <w:proofErr w:type="spellEnd"/>
+      <w:r>
+        <w:t xml:space="preserve">() metódusa által visszaadott adatot tartalmazza. A </w:t>
+      </w:r>
+      <w:proofErr w:type="spellStart"/>
+      <w:r>
+        <w:t>NewPasswordDTO</w:t>
+      </w:r>
+      <w:proofErr w:type="spellEnd"/>
+      <w:r>
+        <w:t xml:space="preserve"> kérés-interfész mezői: </w:t>
+      </w:r>
+      <w:proofErr w:type="spellStart"/>
+      <w:r>
+        <w:t>password</w:t>
+      </w:r>
+      <w:proofErr w:type="spellEnd"/>
+      <w:r>
+        <w:t xml:space="preserve"> (</w:t>
+      </w:r>
+      <w:proofErr w:type="spellStart"/>
+      <w:r>
+        <w:t>string</w:t>
+      </w:r>
+      <w:proofErr w:type="spellEnd"/>
+      <w:r>
+        <w:t xml:space="preserve">) és </w:t>
+      </w:r>
+      <w:proofErr w:type="spellStart"/>
+      <w:r>
+        <w:t>confirmPassword</w:t>
+      </w:r>
+      <w:proofErr w:type="spellEnd"/>
+      <w:r>
+        <w:t xml:space="preserve"> (</w:t>
+      </w:r>
+      <w:proofErr w:type="spellStart"/>
+      <w:r>
+        <w:t>string</w:t>
+      </w:r>
+      <w:proofErr w:type="spellEnd"/>
+      <w:r>
+        <w:t>).</w:t>
       </w:r>
     </w:p>
     <w:p>
@@ -419,19 +1776,103 @@
         <w:jc w:val="both"/>
       </w:pPr>
       <w:r>
-        <w:t xml:space="preserve">A MakingOrderRespDTO interfész a megrendelés létrehozásának válaszát írja le. Az UpdateOrderStatDTO interfész a rendelés állapotfrissítésének válaszát tartalmazza. A DeleteOrderRespDTO interfész a rendeléstörlés válaszát írja le. Az OrderDTO kérés-interfész mezői: u_id (number), products (Product[]), </w:t>
-      </w:r>
+        <w:t xml:space="preserve">A </w:t>
+      </w:r>
+      <w:proofErr w:type="spellStart"/>
+      <w:r>
+        <w:t>MakingOrderRespDTO</w:t>
+      </w:r>
+      <w:proofErr w:type="spellEnd"/>
+      <w:r>
+        <w:t xml:space="preserve"> interfész a megrendelés létrehozásának válaszát írja le. Az </w:t>
+      </w:r>
+      <w:proofErr w:type="spellStart"/>
+      <w:r>
+        <w:t>UpdateOrderStatDTO</w:t>
+      </w:r>
+      <w:proofErr w:type="spellEnd"/>
+      <w:r>
+        <w:t xml:space="preserve"> interfész a rendelés állapotfrissítésének válaszát tartalmazza. A </w:t>
+      </w:r>
+      <w:proofErr w:type="spellStart"/>
+      <w:r>
+        <w:t>DeleteOrderRespDTO</w:t>
+      </w:r>
+      <w:proofErr w:type="spellEnd"/>
+      <w:r>
+        <w:t xml:space="preserve"> interfész a rendeléstörlés válaszát írja le. Az </w:t>
+      </w:r>
+      <w:proofErr w:type="spellStart"/>
+      <w:r>
+        <w:t>OrderDTO</w:t>
+      </w:r>
+      <w:proofErr w:type="spellEnd"/>
+      <w:r>
+        <w:t xml:space="preserve"> kérés-interfész mezői: </w:t>
+      </w:r>
+      <w:proofErr w:type="spellStart"/>
+      <w:r>
+        <w:t>u_id</w:t>
+      </w:r>
+      <w:proofErr w:type="spellEnd"/>
+      <w:r>
+        <w:t xml:space="preserve"> (</w:t>
+      </w:r>
+      <w:proofErr w:type="spellStart"/>
+      <w:r>
+        <w:t>number</w:t>
+      </w:r>
+      <w:proofErr w:type="spellEnd"/>
+      <w:r>
+        <w:t xml:space="preserve">), </w:t>
+      </w:r>
+      <w:proofErr w:type="spellStart"/>
+      <w:r>
+        <w:t>products</w:t>
+      </w:r>
+      <w:proofErr w:type="spellEnd"/>
+      <w:r>
+        <w:t xml:space="preserve"> (</w:t>
+      </w:r>
+      <w:proofErr w:type="spellStart"/>
+      <w:r>
+        <w:t>Product</w:t>
+      </w:r>
+      <w:proofErr w:type="spellEnd"/>
+      <w:r>
+        <w:t xml:space="preserve">[]), </w:t>
+      </w:r>
+      <w:proofErr w:type="spellStart"/>
       <w:r>
         <w:t>dMethod</w:t>
       </w:r>
-      <w:r>
-        <w:t xml:space="preserve">(string), </w:t>
-      </w:r>
+      <w:proofErr w:type="spellEnd"/>
+      <w:r>
+        <w:t>(</w:t>
+      </w:r>
+      <w:proofErr w:type="spellStart"/>
+      <w:r>
+        <w:t>string</w:t>
+      </w:r>
+      <w:proofErr w:type="spellEnd"/>
+      <w:r>
+        <w:t xml:space="preserve">), </w:t>
+      </w:r>
+      <w:proofErr w:type="spellStart"/>
       <w:r>
         <w:t>pMethod</w:t>
       </w:r>
-      <w:r>
-        <w:t>(string), valamint szállítási és számlázási cím elemek.</w:t>
+      <w:proofErr w:type="spellEnd"/>
+      <w:r>
+        <w:t>(</w:t>
+      </w:r>
+      <w:proofErr w:type="spellStart"/>
+      <w:r>
+        <w:t>string</w:t>
+      </w:r>
+      <w:proofErr w:type="spellEnd"/>
+      <w:r>
+        <w:t>), valamint szállítási és számlázási cím elemek.</w:t>
       </w:r>
     </w:p>
     <w:p>
@@ -456,7 +1897,47 @@
         <w:jc w:val="both"/>
       </w:pPr>
       <w:r>
-        <w:t>A GetProductsRespDTO interfész a terméklekérési válasz adatstruktúrája, a ProductService.getProducts() metódusa által visszaadott adatot tartalmazza. A CreateNewProductRespDTO interfész az új termék létrehozásának válaszát írja le. A DeleteProductRespDTO interfész a terméktörlés válaszát tartalmazza. Az UpdateProductRespDTO interfész a termékfrissítés válaszát írja le.</w:t>
+        <w:t xml:space="preserve">A </w:t>
+      </w:r>
+      <w:proofErr w:type="spellStart"/>
+      <w:r>
+        <w:t>GetProductsRespDTO</w:t>
+      </w:r>
+      <w:proofErr w:type="spellEnd"/>
+      <w:r>
+        <w:t xml:space="preserve"> interfész a terméklekérési válasz adatstruktúrája, a </w:t>
+      </w:r>
+      <w:proofErr w:type="spellStart"/>
+      <w:r>
+        <w:t>ProductService.getProducts</w:t>
+      </w:r>
+      <w:proofErr w:type="spellEnd"/>
+      <w:r>
+        <w:t xml:space="preserve">() metódusa által visszaadott adatot tartalmazza. A </w:t>
+      </w:r>
+      <w:proofErr w:type="spellStart"/>
+      <w:r>
+        <w:t>CreateNewProductRespDTO</w:t>
+      </w:r>
+      <w:proofErr w:type="spellEnd"/>
+      <w:r>
+        <w:t xml:space="preserve"> interfész az új termék létrehozásának válaszát írja le. A </w:t>
+      </w:r>
+      <w:proofErr w:type="spellStart"/>
+      <w:r>
+        <w:t>DeleteProductRespDTO</w:t>
+      </w:r>
+      <w:proofErr w:type="spellEnd"/>
+      <w:r>
+        <w:t xml:space="preserve"> interfész a terméktörlés válaszát tartalmazza. Az </w:t>
+      </w:r>
+      <w:proofErr w:type="spellStart"/>
+      <w:r>
+        <w:t>UpdateProductRespDTO</w:t>
+      </w:r>
+      <w:proofErr w:type="spellEnd"/>
+      <w:r>
+        <w:t xml:space="preserve"> interfész a termékfrissítés válaszát írja le.</w:t>
       </w:r>
     </w:p>
     <w:p>
@@ -471,7 +1952,30 @@
           <w:sz w:val="24"/>
           <w:szCs w:val="24"/>
         </w:rPr>
-        <w:t>2.2.5 DateTime DTO-k</w:t>
+        <w:lastRenderedPageBreak/>
+        <w:t xml:space="preserve">2.2.5 </w:t>
+      </w:r>
+      <w:proofErr w:type="spellStart"/>
+      <w:r>
+        <w:rPr>
+          <w:rFonts w:ascii="Times New Roman" w:eastAsia="Times New Roman" w:hAnsi="Times New Roman" w:cs="Times New Roman"/>
+          <w:b/>
+          <w:bCs/>
+          <w:sz w:val="24"/>
+          <w:szCs w:val="24"/>
+        </w:rPr>
+        <w:t>DateTime</w:t>
+      </w:r>
+      <w:proofErr w:type="spellEnd"/>
+      <w:r>
+        <w:rPr>
+          <w:rFonts w:ascii="Times New Roman" w:eastAsia="Times New Roman" w:hAnsi="Times New Roman" w:cs="Times New Roman"/>
+          <w:b/>
+          <w:bCs/>
+          <w:sz w:val="24"/>
+          <w:szCs w:val="24"/>
+        </w:rPr>
+        <w:t xml:space="preserve"> DTO-k</w:t>
       </w:r>
     </w:p>
     <w:p>
@@ -481,7 +1985,47 @@
         <w:jc w:val="both"/>
       </w:pPr>
       <w:r>
-        <w:t>A DateTimeBookRespDTO interfész az időpontfoglalási válasz adatstruktúrája, a DateTimeService.bookAServiceDate() metódusa által visszaadott adatot tartalmazza. A DateTimeFinalizeRespDTO interfész a szerviz lezárásának válaszát írja le. A DateTimeFreeServiceRespDTO interfész az új szabad időpont létrehozásának válaszát tartalmazza. A DatetimeDeleteServiceRespDTO interfész az időponttörlés válaszát írja le.</w:t>
+        <w:t xml:space="preserve">A </w:t>
+      </w:r>
+      <w:proofErr w:type="spellStart"/>
+      <w:r>
+        <w:t>DateTimeBookRespDTO</w:t>
+      </w:r>
+      <w:proofErr w:type="spellEnd"/>
+      <w:r>
+        <w:t xml:space="preserve"> interfész az időpontfoglalási válasz adatstruktúrája, a </w:t>
+      </w:r>
+      <w:proofErr w:type="spellStart"/>
+      <w:r>
+        <w:t>DateTimeService.bookAServiceDate</w:t>
+      </w:r>
+      <w:proofErr w:type="spellEnd"/>
+      <w:r>
+        <w:t xml:space="preserve">() metódusa által visszaadott adatot tartalmazza. A </w:t>
+      </w:r>
+      <w:proofErr w:type="spellStart"/>
+      <w:r>
+        <w:t>DateTimeFinalizeRespDTO</w:t>
+      </w:r>
+      <w:proofErr w:type="spellEnd"/>
+      <w:r>
+        <w:t xml:space="preserve"> interfész a szerviz lezárásának válaszát írja le. A </w:t>
+      </w:r>
+      <w:proofErr w:type="spellStart"/>
+      <w:r>
+        <w:t>DateTimeFreeServiceRespDTO</w:t>
+      </w:r>
+      <w:proofErr w:type="spellEnd"/>
+      <w:r>
+        <w:t xml:space="preserve"> interfész az új szabad időpont létrehozásának válaszát tartalmazza. A </w:t>
+      </w:r>
+      <w:proofErr w:type="spellStart"/>
+      <w:r>
+        <w:t>DatetimeDeleteServiceRespDTO</w:t>
+      </w:r>
+      <w:proofErr w:type="spellEnd"/>
+      <w:r>
+        <w:t xml:space="preserve"> interfész az időponttörlés válaszát írja le.</w:t>
       </w:r>
     </w:p>
     <w:p>
@@ -496,7 +2040,6 @@
           <w:sz w:val="24"/>
           <w:szCs w:val="24"/>
         </w:rPr>
-        <w:lastRenderedPageBreak/>
         <w:t>2.2.6 Vendégkezelési DTO-k</w:t>
       </w:r>
     </w:p>
@@ -507,7 +2050,31 @@
         <w:jc w:val="both"/>
       </w:pPr>
       <w:r>
-        <w:t>A DeleteUserRespDTO interfész a vendégfelhasználó törlésének válaszát írja le, a GuestService.deleteGuestbyId() és deleteGuestbyEmail() metódusai által visszaadott adatot tartalmazza.</w:t>
+        <w:t xml:space="preserve">A </w:t>
+      </w:r>
+      <w:proofErr w:type="spellStart"/>
+      <w:r>
+        <w:t>DeleteUserRespDTO</w:t>
+      </w:r>
+      <w:proofErr w:type="spellEnd"/>
+      <w:r>
+        <w:t xml:space="preserve"> interfész a vendégfelhasználó törlésének válaszát írja le, a </w:t>
+      </w:r>
+      <w:proofErr w:type="spellStart"/>
+      <w:r>
+        <w:t>GuestService.deleteGuestbyId</w:t>
+      </w:r>
+      <w:proofErr w:type="spellEnd"/>
+      <w:r>
+        <w:t xml:space="preserve">() és </w:t>
+      </w:r>
+      <w:proofErr w:type="spellStart"/>
+      <w:r>
+        <w:t>deleteGuestbyEmail</w:t>
+      </w:r>
+      <w:proofErr w:type="spellEnd"/>
+      <w:r>
+        <w:t>() metódusai által visszaadott adatot tartalmazza.</w:t>
       </w:r>
     </w:p>
     <w:p>
@@ -532,7 +2099,63 @@
         <w:jc w:val="both"/>
       </w:pPr>
       <w:r>
-        <w:t>A szolgáltatási réteg hat osztályból áll, amelyek a backend API-val való kommunikációt végzik. Az AuthService egy belső _request() segédmetódust biztosít, amelyet több más service is felhasznál az autentikált HTTP-kérések küldéséhez. A _request() metódus automatikusan kezeli az Authorization fejlécet, és 401-es válasz esetén törli a tokent, majd átirányít a bejelentkezési oldalra.</w:t>
+        <w:t>A szolgáltatási réteg hat osztályból áll, amelyek a backend API-</w:t>
+      </w:r>
+      <w:proofErr w:type="spellStart"/>
+      <w:r>
+        <w:t>val</w:t>
+      </w:r>
+      <w:proofErr w:type="spellEnd"/>
+      <w:r>
+        <w:t xml:space="preserve"> való kommunikációt végzik. Az </w:t>
+      </w:r>
+      <w:proofErr w:type="spellStart"/>
+      <w:r>
+        <w:t>AuthService</w:t>
+      </w:r>
+      <w:proofErr w:type="spellEnd"/>
+      <w:r>
+        <w:t xml:space="preserve"> egy belső _</w:t>
+      </w:r>
+      <w:proofErr w:type="spellStart"/>
+      <w:r>
+        <w:t>request</w:t>
+      </w:r>
+      <w:proofErr w:type="spellEnd"/>
+      <w:r>
+        <w:t xml:space="preserve">() segédmetódust biztosít, amelyet több más service is felhasznál az </w:t>
+      </w:r>
+      <w:proofErr w:type="spellStart"/>
+      <w:r>
+        <w:t>autentikált</w:t>
+      </w:r>
+      <w:proofErr w:type="spellEnd"/>
+      <w:r>
+        <w:t xml:space="preserve"> HTTP-kérések küldéséhez. A _</w:t>
+      </w:r>
+      <w:proofErr w:type="spellStart"/>
+      <w:r>
+        <w:t>request</w:t>
+      </w:r>
+      <w:proofErr w:type="spellEnd"/>
+      <w:r>
+        <w:t xml:space="preserve">() metódus automatikusan kezeli az </w:t>
+      </w:r>
+      <w:proofErr w:type="spellStart"/>
+      <w:r>
+        <w:t>Authorization</w:t>
+      </w:r>
+      <w:proofErr w:type="spellEnd"/>
+      <w:r>
+        <w:t xml:space="preserve"> fejlécet, és 401-es válasz esetén törli a </w:t>
+      </w:r>
+      <w:proofErr w:type="spellStart"/>
+      <w:r>
+        <w:t>tokent</w:t>
+      </w:r>
+      <w:proofErr w:type="spellEnd"/>
+      <w:r>
+        <w:t>, majd átirányít a bejelentkezési oldalra.</w:t>
       </w:r>
     </w:p>
     <w:p>
@@ -547,8 +2170,20 @@
           <w:sz w:val="28"/>
           <w:szCs w:val="28"/>
         </w:rPr>
-        <w:t>3.1 AuthService</w:t>
-      </w:r>
+        <w:t xml:space="preserve">3.1 </w:t>
+      </w:r>
+      <w:proofErr w:type="spellStart"/>
+      <w:r>
+        <w:rPr>
+          <w:rFonts w:ascii="Times New Roman" w:eastAsia="Times New Roman" w:hAnsi="Times New Roman" w:cs="Times New Roman"/>
+          <w:b/>
+          <w:bCs/>
+          <w:sz w:val="28"/>
+          <w:szCs w:val="28"/>
+        </w:rPr>
+        <w:t>AuthService</w:t>
+      </w:r>
+      <w:proofErr w:type="spellEnd"/>
     </w:p>
     <w:p>
       <w:pPr>
@@ -557,13 +2192,50 @@
         <w:jc w:val="both"/>
       </w:pPr>
       <w:r>
-        <w:t>Az AuthService kezeli a felhasználói autentikációt és a JWT token tárolását. Metódusai: registration(</w:t>
-      </w:r>
+        <w:t xml:space="preserve">Az </w:t>
+      </w:r>
+      <w:proofErr w:type="spellStart"/>
+      <w:r>
+        <w:t>AuthService</w:t>
+      </w:r>
+      <w:proofErr w:type="spellEnd"/>
+      <w:r>
+        <w:t xml:space="preserve"> kezeli a felhasználói </w:t>
+      </w:r>
+      <w:proofErr w:type="spellStart"/>
+      <w:r>
+        <w:t>autentikációt</w:t>
+      </w:r>
+      <w:proofErr w:type="spellEnd"/>
+      <w:r>
+        <w:t xml:space="preserve"> és a JWT </w:t>
+      </w:r>
+      <w:proofErr w:type="spellStart"/>
+      <w:r>
+        <w:t>token</w:t>
+      </w:r>
+      <w:proofErr w:type="spellEnd"/>
+      <w:r>
+        <w:t xml:space="preserve"> tárolását. Metódusai: </w:t>
+      </w:r>
+      <w:proofErr w:type="spellStart"/>
+      <w:r>
+        <w:t>registration</w:t>
+      </w:r>
+      <w:proofErr w:type="spellEnd"/>
+      <w:r>
+        <w:t>(</w:t>
+      </w:r>
+      <w:proofErr w:type="spellStart"/>
       <w:r>
         <w:t>Guest</w:t>
       </w:r>
       <w:r>
-        <w:t xml:space="preserve">.email, </w:t>
+        <w:t>.email</w:t>
+      </w:r>
+      <w:proofErr w:type="spellEnd"/>
+      <w:r>
+        <w:t xml:space="preserve">, </w:t>
       </w:r>
       <w:r>
         <w:t>Guest.name</w:t>
@@ -571,11 +2243,29 @@
       <w:r>
         <w:t xml:space="preserve">, </w:t>
       </w:r>
-      <w:r>
-        <w:t>Guest.password, Guest.confirmPassword</w:t>
-      </w:r>
-      <w:r>
-        <w:t>) a regisztrációhoz (RegistrationRespDTO visszatérési értékkel), Login(</w:t>
+      <w:proofErr w:type="spellStart"/>
+      <w:r>
+        <w:t>Guest.password</w:t>
+      </w:r>
+      <w:proofErr w:type="spellEnd"/>
+      <w:r>
+        <w:t xml:space="preserve">, </w:t>
+      </w:r>
+      <w:proofErr w:type="spellStart"/>
+      <w:r>
+        <w:t>Guest.confirmPassword</w:t>
+      </w:r>
+      <w:proofErr w:type="spellEnd"/>
+      <w:r>
+        <w:t>}) a regisztrációhoz (</w:t>
+      </w:r>
+      <w:proofErr w:type="spellStart"/>
+      <w:r>
+        <w:t>RegistrationRespDTO</w:t>
+      </w:r>
+      <w:proofErr w:type="spellEnd"/>
+      <w:r>
+        <w:t xml:space="preserve"> visszatérési értékkel), Login({</w:t>
       </w:r>
       <w:r>
         <w:t>Guest</w:t>
@@ -590,16 +2280,58 @@
         <w:t>,</w:t>
       </w:r>
       <w:r>
-        <w:t xml:space="preserve"> Guest</w:t>
-      </w:r>
-      <w:r>
-        <w:t>.password) a bejelentkezéshez (LoginRespDTO visszatérési értékkel), logout() a kijelentkezéshez (token és kosáradat törlésével), gettingCurren</w:t>
-      </w:r>
-      <w:r>
-        <w:t>tUser</w:t>
-      </w:r>
-      <w:r>
-        <w:t>() az aktuálisan bejelentkezett felhasználó adatainak lekéréséhez. Az AuthService az alkalmazás biztonsági alapját képezi, hiszen a guardok mindegyike ezt a service-t hívja meg az ellenőrzésekhez.</w:t>
+        <w:t xml:space="preserve"> </w:t>
+      </w:r>
+      <w:proofErr w:type="spellStart"/>
+      <w:r>
+        <w:t>Guest</w:t>
+      </w:r>
+      <w:r>
+        <w:t>.password</w:t>
+      </w:r>
+      <w:proofErr w:type="spellEnd"/>
+      <w:r>
+        <w:t>}) a bejelentkezéshez (</w:t>
+      </w:r>
+      <w:proofErr w:type="spellStart"/>
+      <w:r>
+        <w:t>LoginRespDTO</w:t>
+      </w:r>
+      <w:proofErr w:type="spellEnd"/>
+      <w:r>
+        <w:t xml:space="preserve"> visszatérési értékkel), logout() a kijelentkezéshez (</w:t>
+      </w:r>
+      <w:proofErr w:type="spellStart"/>
+      <w:r>
+        <w:t>token</w:t>
+      </w:r>
+      <w:proofErr w:type="spellEnd"/>
+      <w:r>
+        <w:t xml:space="preserve"> és kosáradat törlésével), </w:t>
+      </w:r>
+      <w:proofErr w:type="spellStart"/>
+      <w:r>
+        <w:t>gettingCurrentGuest</w:t>
+      </w:r>
+      <w:proofErr w:type="spellEnd"/>
+      <w:r>
+        <w:t xml:space="preserve">() az aktuálisan bejelentkezett felhasználó adatainak lekéréséhez. Az </w:t>
+      </w:r>
+      <w:proofErr w:type="spellStart"/>
+      <w:r>
+        <w:t>AuthService</w:t>
+      </w:r>
+      <w:proofErr w:type="spellEnd"/>
+      <w:r>
+        <w:t xml:space="preserve"> az alkalmazás biztonsági alapját képezi, hiszen a </w:t>
+      </w:r>
+      <w:proofErr w:type="spellStart"/>
+      <w:r>
+        <w:t>guardok</w:t>
+      </w:r>
+      <w:proofErr w:type="spellEnd"/>
+      <w:r>
+        <w:t xml:space="preserve"> mindegyike ezt a service-t hívja meg az ellenőrzésekhez.</w:t>
       </w:r>
     </w:p>
     <w:p>
@@ -614,8 +2346,20 @@
           <w:sz w:val="28"/>
           <w:szCs w:val="28"/>
         </w:rPr>
-        <w:t>3.2 ProductService</w:t>
-      </w:r>
+        <w:t xml:space="preserve">3.2 </w:t>
+      </w:r>
+      <w:proofErr w:type="spellStart"/>
+      <w:r>
+        <w:rPr>
+          <w:rFonts w:ascii="Times New Roman" w:eastAsia="Times New Roman" w:hAnsi="Times New Roman" w:cs="Times New Roman"/>
+          <w:b/>
+          <w:bCs/>
+          <w:sz w:val="28"/>
+          <w:szCs w:val="28"/>
+        </w:rPr>
+        <w:t>ProductService</w:t>
+      </w:r>
+      <w:proofErr w:type="spellEnd"/>
     </w:p>
     <w:p>
       <w:pPr>
@@ -624,25 +2368,176 @@
         <w:jc w:val="both"/>
       </w:pPr>
       <w:r>
-        <w:t>A ProductService a termékek kezeléséért felelős. Metódusai: getProducts(limit: number, offset: number, filters: {}): GetProductsRespDTO lapozással és szűréssel, getProductById(): Product egy termék lekéréséhez azonosító alapján, getAdminProducts(): Product[] az adminisztrátori terméklista lekéréséhez, createNewProduct(): CreateNewProductRespDTO új termék létrehozásához, deleteProductById(id:number):</w:t>
-      </w:r>
-      <w:r>
-        <w:t xml:space="preserve"> </w:t>
-      </w:r>
+        <w:t xml:space="preserve">A </w:t>
+      </w:r>
+      <w:proofErr w:type="spellStart"/>
+      <w:r>
+        <w:t>ProductService</w:t>
+      </w:r>
+      <w:proofErr w:type="spellEnd"/>
+      <w:r>
+        <w:t xml:space="preserve"> a termékek kezeléséért felelős. Metódusai: </w:t>
+      </w:r>
+      <w:proofErr w:type="spellStart"/>
+      <w:r>
+        <w:t>getProducts</w:t>
+      </w:r>
+      <w:proofErr w:type="spellEnd"/>
+      <w:r>
+        <w:t xml:space="preserve">(limit: </w:t>
+      </w:r>
+      <w:proofErr w:type="spellStart"/>
+      <w:r>
+        <w:t>number</w:t>
+      </w:r>
+      <w:proofErr w:type="spellEnd"/>
+      <w:r>
+        <w:t xml:space="preserve">, </w:t>
+      </w:r>
+      <w:proofErr w:type="spellStart"/>
+      <w:r>
+        <w:t>offset</w:t>
+      </w:r>
+      <w:proofErr w:type="spellEnd"/>
+      <w:r>
+        <w:t xml:space="preserve">: </w:t>
+      </w:r>
+      <w:proofErr w:type="spellStart"/>
+      <w:r>
+        <w:t>number</w:t>
+      </w:r>
+      <w:proofErr w:type="spellEnd"/>
+      <w:r>
+        <w:t xml:space="preserve">, </w:t>
+      </w:r>
+      <w:proofErr w:type="spellStart"/>
+      <w:r>
+        <w:t>filters</w:t>
+      </w:r>
+      <w:proofErr w:type="spellEnd"/>
+      <w:r>
+        <w:t xml:space="preserve">: {}): </w:t>
+      </w:r>
+      <w:proofErr w:type="spellStart"/>
+      <w:r>
+        <w:t>GetProductsRespDTO</w:t>
+      </w:r>
+      <w:proofErr w:type="spellEnd"/>
+      <w:r>
+        <w:t xml:space="preserve"> lapozással és szűréssel, </w:t>
+      </w:r>
+      <w:proofErr w:type="spellStart"/>
+      <w:r>
+        <w:t>getProductById</w:t>
+      </w:r>
+      <w:proofErr w:type="spellEnd"/>
+      <w:r>
+        <w:t xml:space="preserve">(): </w:t>
+      </w:r>
+      <w:proofErr w:type="spellStart"/>
+      <w:r>
+        <w:t>Product</w:t>
+      </w:r>
+      <w:proofErr w:type="spellEnd"/>
+      <w:r>
+        <w:t xml:space="preserve"> egy termék lekéréséhez azonosító alapján, </w:t>
+      </w:r>
+      <w:proofErr w:type="spellStart"/>
+      <w:r>
+        <w:t>getAdminProducts</w:t>
+      </w:r>
+      <w:proofErr w:type="spellEnd"/>
+      <w:r>
+        <w:t xml:space="preserve">(): </w:t>
+      </w:r>
+      <w:proofErr w:type="spellStart"/>
+      <w:r>
+        <w:t>Product</w:t>
+      </w:r>
+      <w:proofErr w:type="spellEnd"/>
+      <w:r>
+        <w:t xml:space="preserve">[] az adminisztrátori terméklista lekéréséhez, </w:t>
+      </w:r>
+      <w:proofErr w:type="spellStart"/>
+      <w:r>
+        <w:lastRenderedPageBreak/>
+        <w:t>createNewProduct</w:t>
+      </w:r>
+      <w:proofErr w:type="spellEnd"/>
+      <w:r>
+        <w:t xml:space="preserve">(): </w:t>
+      </w:r>
+      <w:proofErr w:type="spellStart"/>
+      <w:r>
+        <w:t>CreateNewProductRespDTO</w:t>
+      </w:r>
+      <w:proofErr w:type="spellEnd"/>
+      <w:r>
+        <w:t xml:space="preserve"> új termék létrehozásához, </w:t>
+      </w:r>
+      <w:proofErr w:type="spellStart"/>
+      <w:r>
+        <w:t>deleteProductById</w:t>
+      </w:r>
+      <w:proofErr w:type="spellEnd"/>
+      <w:r>
+        <w:t>(</w:t>
+      </w:r>
+      <w:proofErr w:type="spellStart"/>
+      <w:r>
+        <w:t>id</w:t>
+      </w:r>
+      <w:proofErr w:type="spellEnd"/>
+      <w:r>
+        <w:t xml:space="preserve">: </w:t>
+      </w:r>
+      <w:proofErr w:type="spellStart"/>
+      <w:r>
+        <w:t>number</w:t>
+      </w:r>
+      <w:proofErr w:type="spellEnd"/>
+      <w:r>
+        <w:t xml:space="preserve">): </w:t>
+      </w:r>
+      <w:proofErr w:type="spellStart"/>
       <w:r>
         <w:t>DeleteProductRespDTO</w:t>
       </w:r>
-      <w:r>
-        <w:t xml:space="preserve"> </w:t>
-      </w:r>
-      <w:r>
-        <w:t>termék</w:t>
-      </w:r>
-      <w:r>
-        <w:t xml:space="preserve"> </w:t>
-      </w:r>
-      <w:r>
-        <w:t>törléséhez, updateProductById(id: number): UpdateProductRespDTO egy termék módosításához azonosító és módosított adatok alapján.</w:t>
+      <w:proofErr w:type="spellEnd"/>
+      <w:r>
+        <w:t xml:space="preserve"> termék törléséhez, </w:t>
+      </w:r>
+      <w:proofErr w:type="spellStart"/>
+      <w:r>
+        <w:t>updateProductById</w:t>
+      </w:r>
+      <w:proofErr w:type="spellEnd"/>
+      <w:r>
+        <w:t>(</w:t>
+      </w:r>
+      <w:proofErr w:type="spellStart"/>
+      <w:r>
+        <w:t>id</w:t>
+      </w:r>
+      <w:proofErr w:type="spellEnd"/>
+      <w:r>
+        <w:t xml:space="preserve">: </w:t>
+      </w:r>
+      <w:proofErr w:type="spellStart"/>
+      <w:r>
+        <w:t>number</w:t>
+      </w:r>
+      <w:proofErr w:type="spellEnd"/>
+      <w:r>
+        <w:t xml:space="preserve">): </w:t>
+      </w:r>
+      <w:proofErr w:type="spellStart"/>
+      <w:r>
+        <w:t>UpdateProductRespDTO</w:t>
+      </w:r>
+      <w:proofErr w:type="spellEnd"/>
+      <w:r>
+        <w:t xml:space="preserve"> egy termék módosításához azonosító és módosított adatok alapján.</w:t>
       </w:r>
     </w:p>
     <w:p>
@@ -657,38 +2552,9 @@
           <w:sz w:val="28"/>
           <w:szCs w:val="28"/>
         </w:rPr>
-        <w:t>3.3 DateTimeService</w:t>
-      </w:r>
-    </w:p>
-    <w:p>
-      <w:pPr>
-        <w:spacing w:after="120" w:line="360" w:lineRule="auto"/>
-        <w:jc w:val="both"/>
-      </w:pPr>
-      <w:r>
-        <w:t xml:space="preserve">A DateTimeService a szervizidőpontok kezelését végzi. Metódusai: gettingFreeDates(): DateTime.appointmentDate[] a szabad behozatali időpontok </w:t>
-      </w:r>
-      <w:r>
-        <w:lastRenderedPageBreak/>
-        <w:t>lekéréséhez, bookAServiceDate(id: number, data: {appointmentDate: string, description: string}): DateTimeBookRespDTO időpont foglalásakor, finalizeService(id: number, data: {service_id: number, price: number, bringbackDate: string}): DateTimeFinalizeRespDTO a szerviz lezárásához, createFreeService(data: {appointmentDate: string}): DateTimeFreeServiceRespDTO új szabad időpont adminisztrátori</w:t>
-      </w:r>
-      <w:r>
-        <w:t xml:space="preserve"> </w:t>
-      </w:r>
-      <w:r>
-        <w:t>létrehozásához,</w:t>
-      </w:r>
-      <w:r>
-        <w:t xml:space="preserve"> </w:t>
-      </w:r>
-      <w:r>
-        <w:t>deleteService(id:number): DatetimeDeleteServiceRespDTO időpont törléséhez, getAppointmentsforAdmin(): DateTime[] az adminisztrátori időpontlista lekéréséhez.</w:t>
-      </w:r>
-    </w:p>
-    <w:p>
-      <w:pPr>
-        <w:pStyle w:val="Cmsor2"/>
-      </w:pPr>
+        <w:t xml:space="preserve">3.3 </w:t>
+      </w:r>
+      <w:proofErr w:type="spellStart"/>
       <w:r>
         <w:rPr>
           <w:rFonts w:ascii="Times New Roman" w:eastAsia="Times New Roman" w:hAnsi="Times New Roman" w:cs="Times New Roman"/>
@@ -697,8 +2563,9 @@
           <w:sz w:val="28"/>
           <w:szCs w:val="28"/>
         </w:rPr>
-        <w:t>3.4 OrderService</w:t>
-      </w:r>
+        <w:t>DateTimeService</w:t>
+      </w:r>
+      <w:proofErr w:type="spellEnd"/>
     </w:p>
     <w:p>
       <w:pPr>
@@ -707,7 +2574,279 @@
         <w:jc w:val="both"/>
       </w:pPr>
       <w:r>
-        <w:t>Az OrderService a megrendelések kezelését végzi. Metódusai: MakeOrder(OrderDTO): MakingOrderRespDTO megrendelés létrehozásához, UpdateOrderStat(id: number, data: {status: string}): UpdateOrderStatRespDTO megrendelés állapotának frissítéséhez, deleteOrderbyId(id: number): DeleteOrderRespDTO megrendelés törléséhez azonosító alapján, getOrdersforAdmin(): Order[] az adminisztrátori rendeléslista lekéréséhez.</w:t>
+        <w:t xml:space="preserve">A </w:t>
+      </w:r>
+      <w:proofErr w:type="spellStart"/>
+      <w:r>
+        <w:t>DateTimeService</w:t>
+      </w:r>
+      <w:proofErr w:type="spellEnd"/>
+      <w:r>
+        <w:t xml:space="preserve"> a szervizidőpontok kezelését végzi. Metódusai: </w:t>
+      </w:r>
+      <w:proofErr w:type="spellStart"/>
+      <w:r>
+        <w:t>gettingFreeDates</w:t>
+      </w:r>
+      <w:proofErr w:type="spellEnd"/>
+      <w:r>
+        <w:t xml:space="preserve">(): </w:t>
+      </w:r>
+      <w:proofErr w:type="spellStart"/>
+      <w:r>
+        <w:t>DateTime.appointmentDate</w:t>
+      </w:r>
+      <w:proofErr w:type="spellEnd"/>
+      <w:r>
+        <w:t xml:space="preserve">[] a szabad behozatali időpontok lekéréséhez, </w:t>
+      </w:r>
+      <w:proofErr w:type="spellStart"/>
+      <w:r>
+        <w:t>bookAServiceDate</w:t>
+      </w:r>
+      <w:proofErr w:type="spellEnd"/>
+      <w:r>
+        <w:t>(</w:t>
+      </w:r>
+      <w:proofErr w:type="spellStart"/>
+      <w:r>
+        <w:t>id</w:t>
+      </w:r>
+      <w:proofErr w:type="spellEnd"/>
+      <w:r>
+        <w:t xml:space="preserve">: </w:t>
+      </w:r>
+      <w:proofErr w:type="spellStart"/>
+      <w:r>
+        <w:t>number</w:t>
+      </w:r>
+      <w:proofErr w:type="spellEnd"/>
+      <w:r>
+        <w:t xml:space="preserve">, </w:t>
+      </w:r>
+      <w:proofErr w:type="spellStart"/>
+      <w:r>
+        <w:t>data</w:t>
+      </w:r>
+      <w:proofErr w:type="spellEnd"/>
+      <w:r>
+        <w:t>: {</w:t>
+      </w:r>
+      <w:proofErr w:type="spellStart"/>
+      <w:r>
+        <w:t>appointmentDate</w:t>
+      </w:r>
+      <w:proofErr w:type="spellEnd"/>
+      <w:r>
+        <w:t xml:space="preserve">: </w:t>
+      </w:r>
+      <w:proofErr w:type="spellStart"/>
+      <w:r>
+        <w:t>string</w:t>
+      </w:r>
+      <w:proofErr w:type="spellEnd"/>
+      <w:r>
+        <w:t xml:space="preserve">, </w:t>
+      </w:r>
+      <w:proofErr w:type="spellStart"/>
+      <w:r>
+        <w:t>description</w:t>
+      </w:r>
+      <w:proofErr w:type="spellEnd"/>
+      <w:r>
+        <w:t xml:space="preserve">: </w:t>
+      </w:r>
+      <w:proofErr w:type="spellStart"/>
+      <w:r>
+        <w:t>string</w:t>
+      </w:r>
+      <w:proofErr w:type="spellEnd"/>
+      <w:r>
+        <w:t xml:space="preserve">}): </w:t>
+      </w:r>
+      <w:proofErr w:type="spellStart"/>
+      <w:r>
+        <w:t>DateTimeBookRespDTO</w:t>
+      </w:r>
+      <w:proofErr w:type="spellEnd"/>
+      <w:r>
+        <w:t xml:space="preserve"> időpont foglalásakor, </w:t>
+      </w:r>
+      <w:proofErr w:type="spellStart"/>
+      <w:r>
+        <w:t>finalizeService</w:t>
+      </w:r>
+      <w:proofErr w:type="spellEnd"/>
+      <w:r>
+        <w:t>(</w:t>
+      </w:r>
+      <w:proofErr w:type="spellStart"/>
+      <w:r>
+        <w:t>id</w:t>
+      </w:r>
+      <w:proofErr w:type="spellEnd"/>
+      <w:r>
+        <w:t xml:space="preserve">: </w:t>
+      </w:r>
+      <w:proofErr w:type="spellStart"/>
+      <w:r>
+        <w:t>number</w:t>
+      </w:r>
+      <w:proofErr w:type="spellEnd"/>
+      <w:r>
+        <w:t xml:space="preserve">, </w:t>
+      </w:r>
+      <w:proofErr w:type="spellStart"/>
+      <w:r>
+        <w:t>data</w:t>
+      </w:r>
+      <w:proofErr w:type="spellEnd"/>
+      <w:r>
+        <w:t>: {</w:t>
+      </w:r>
+      <w:proofErr w:type="spellStart"/>
+      <w:r>
+        <w:t>service_id</w:t>
+      </w:r>
+      <w:proofErr w:type="spellEnd"/>
+      <w:r>
+        <w:t xml:space="preserve">: </w:t>
+      </w:r>
+      <w:proofErr w:type="spellStart"/>
+      <w:r>
+        <w:t>number</w:t>
+      </w:r>
+      <w:proofErr w:type="spellEnd"/>
+      <w:r>
+        <w:t xml:space="preserve">, </w:t>
+      </w:r>
+      <w:proofErr w:type="spellStart"/>
+      <w:r>
+        <w:t>price</w:t>
+      </w:r>
+      <w:proofErr w:type="spellEnd"/>
+      <w:r>
+        <w:t xml:space="preserve">: </w:t>
+      </w:r>
+      <w:proofErr w:type="spellStart"/>
+      <w:r>
+        <w:t>number</w:t>
+      </w:r>
+      <w:proofErr w:type="spellEnd"/>
+      <w:r>
+        <w:t xml:space="preserve">, </w:t>
+      </w:r>
+      <w:proofErr w:type="spellStart"/>
+      <w:r>
+        <w:t>bringbackDate</w:t>
+      </w:r>
+      <w:proofErr w:type="spellEnd"/>
+      <w:r>
+        <w:t xml:space="preserve">: </w:t>
+      </w:r>
+      <w:proofErr w:type="spellStart"/>
+      <w:r>
+        <w:t>string</w:t>
+      </w:r>
+      <w:proofErr w:type="spellEnd"/>
+      <w:r>
+        <w:t xml:space="preserve">}): </w:t>
+      </w:r>
+      <w:proofErr w:type="spellStart"/>
+      <w:r>
+        <w:t>DateTimeFinalizeRespDTO</w:t>
+      </w:r>
+      <w:proofErr w:type="spellEnd"/>
+      <w:r>
+        <w:t xml:space="preserve"> a szerviz lezárásához, </w:t>
+      </w:r>
+      <w:proofErr w:type="spellStart"/>
+      <w:r>
+        <w:t>createFreeService</w:t>
+      </w:r>
+      <w:proofErr w:type="spellEnd"/>
+      <w:r>
+        <w:t>(</w:t>
+      </w:r>
+      <w:proofErr w:type="spellStart"/>
+      <w:r>
+        <w:t>data</w:t>
+      </w:r>
+      <w:proofErr w:type="spellEnd"/>
+      <w:r>
+        <w:t>: {</w:t>
+      </w:r>
+      <w:proofErr w:type="spellStart"/>
+      <w:r>
+        <w:t>appointmentDate</w:t>
+      </w:r>
+      <w:proofErr w:type="spellEnd"/>
+      <w:r>
+        <w:t xml:space="preserve">: </w:t>
+      </w:r>
+      <w:proofErr w:type="spellStart"/>
+      <w:r>
+        <w:t>string</w:t>
+      </w:r>
+      <w:proofErr w:type="spellEnd"/>
+      <w:r>
+        <w:t xml:space="preserve">}): </w:t>
+      </w:r>
+      <w:proofErr w:type="spellStart"/>
+      <w:r>
+        <w:t>DateTimeFreeServiceRespDTO</w:t>
+      </w:r>
+      <w:proofErr w:type="spellEnd"/>
+      <w:r>
+        <w:t xml:space="preserve"> új szabad időpont adminisztrátori létrehozásához, </w:t>
+      </w:r>
+      <w:proofErr w:type="spellStart"/>
+      <w:r>
+        <w:t>deleteService</w:t>
+      </w:r>
+      <w:proofErr w:type="spellEnd"/>
+      <w:r>
+        <w:t>(</w:t>
+      </w:r>
+      <w:proofErr w:type="spellStart"/>
+      <w:r>
+        <w:t>id</w:t>
+      </w:r>
+      <w:proofErr w:type="spellEnd"/>
+      <w:r>
+        <w:t xml:space="preserve">: </w:t>
+      </w:r>
+      <w:proofErr w:type="spellStart"/>
+      <w:r>
+        <w:t>number</w:t>
+      </w:r>
+      <w:proofErr w:type="spellEnd"/>
+      <w:r>
+        <w:t xml:space="preserve">): </w:t>
+      </w:r>
+      <w:proofErr w:type="spellStart"/>
+      <w:r>
+        <w:t>DatetimeDeleteServiceRespDTO</w:t>
+      </w:r>
+      <w:proofErr w:type="spellEnd"/>
+      <w:r>
+        <w:t xml:space="preserve"> időpont törléséhez, </w:t>
+      </w:r>
+      <w:proofErr w:type="spellStart"/>
+      <w:r>
+        <w:t>getAppointmentsforAdmin</w:t>
+      </w:r>
+      <w:proofErr w:type="spellEnd"/>
+      <w:r>
+        <w:t xml:space="preserve">(): </w:t>
+      </w:r>
+      <w:proofErr w:type="spellStart"/>
+      <w:r>
+        <w:t>DateTime</w:t>
+      </w:r>
+      <w:proofErr w:type="spellEnd"/>
+      <w:r>
+        <w:t>[] az adminisztrátori időpontlista lekéréséhez.</w:t>
       </w:r>
     </w:p>
     <w:p>
@@ -722,8 +2861,9 @@
           <w:sz w:val="28"/>
           <w:szCs w:val="28"/>
         </w:rPr>
-        <w:t xml:space="preserve">3.5 </w:t>
-      </w:r>
+        <w:t xml:space="preserve">3.4 </w:t>
+      </w:r>
+      <w:proofErr w:type="spellStart"/>
       <w:r>
         <w:rPr>
           <w:rFonts w:ascii="Times New Roman" w:eastAsia="Times New Roman" w:hAnsi="Times New Roman" w:cs="Times New Roman"/>
@@ -732,18 +2872,9 @@
           <w:sz w:val="28"/>
           <w:szCs w:val="28"/>
         </w:rPr>
-        <w:t>User</w:t>
-      </w:r>
-      <w:r>
-        <w:rPr>
-          <w:rFonts w:ascii="Times New Roman" w:eastAsia="Times New Roman" w:hAnsi="Times New Roman" w:cs="Times New Roman"/>
-          <w:b/>
-          <w:bCs/>
-          <w:sz w:val="28"/>
-          <w:szCs w:val="28"/>
-        </w:rPr>
-        <w:t>Service</w:t>
-      </w:r>
+        <w:t>OrderService</w:t>
+      </w:r>
+      <w:proofErr w:type="spellEnd"/>
     </w:p>
     <w:p>
       <w:pPr>
@@ -752,31 +2883,135 @@
         <w:jc w:val="both"/>
       </w:pPr>
       <w:r>
-        <w:t xml:space="preserve">A </w:t>
-      </w:r>
-      <w:r>
-        <w:t>User</w:t>
-      </w:r>
-      <w:r>
-        <w:t>Service a vendégfelhasználói fiókkezelést végzi. Metódusai: delete</w:t>
-      </w:r>
-      <w:r>
-        <w:t>User</w:t>
-      </w:r>
-      <w:r>
-        <w:t>byId(id: number): DeleteUserRespDTO vendég törlése azonosító alapján, delete</w:t>
-      </w:r>
-      <w:r>
-        <w:t>User</w:t>
-      </w:r>
-      <w:r>
-        <w:t>byEmail(email: string): DeleteUserRespDTO vendég törlése e-mail cím alapján, getNormal</w:t>
-      </w:r>
-      <w:r>
-        <w:t>User</w:t>
-      </w:r>
-      <w:r>
-        <w:t>s(): Guest[] a normál jogosultságú vendégfelhasználók listájának lekéréséhez, kizárólag adminisztrátori felhasználásra.</w:t>
+        <w:t xml:space="preserve">Az </w:t>
+      </w:r>
+      <w:proofErr w:type="spellStart"/>
+      <w:r>
+        <w:t>OrderService</w:t>
+      </w:r>
+      <w:proofErr w:type="spellEnd"/>
+      <w:r>
+        <w:t xml:space="preserve"> a megrendelések kezelését végzi. Metódusai: </w:t>
+      </w:r>
+      <w:proofErr w:type="spellStart"/>
+      <w:r>
+        <w:t>MakeOrder</w:t>
+      </w:r>
+      <w:proofErr w:type="spellEnd"/>
+      <w:r>
+        <w:t>(</w:t>
+      </w:r>
+      <w:proofErr w:type="spellStart"/>
+      <w:r>
+        <w:t>OrderDTO</w:t>
+      </w:r>
+      <w:proofErr w:type="spellEnd"/>
+      <w:r>
+        <w:t xml:space="preserve">): </w:t>
+      </w:r>
+      <w:proofErr w:type="spellStart"/>
+      <w:r>
+        <w:t>MakingOrderRespDTO</w:t>
+      </w:r>
+      <w:proofErr w:type="spellEnd"/>
+      <w:r>
+        <w:t xml:space="preserve"> megrendelés létrehozásához, </w:t>
+      </w:r>
+      <w:proofErr w:type="spellStart"/>
+      <w:r>
+        <w:t>UpdateOrderStat</w:t>
+      </w:r>
+      <w:proofErr w:type="spellEnd"/>
+      <w:r>
+        <w:t>(</w:t>
+      </w:r>
+      <w:proofErr w:type="spellStart"/>
+      <w:r>
+        <w:t>id</w:t>
+      </w:r>
+      <w:proofErr w:type="spellEnd"/>
+      <w:r>
+        <w:t xml:space="preserve">: </w:t>
+      </w:r>
+      <w:proofErr w:type="spellStart"/>
+      <w:r>
+        <w:t>number</w:t>
+      </w:r>
+      <w:proofErr w:type="spellEnd"/>
+      <w:r>
+        <w:t xml:space="preserve">, </w:t>
+      </w:r>
+      <w:proofErr w:type="spellStart"/>
+      <w:r>
+        <w:t>data</w:t>
+      </w:r>
+      <w:proofErr w:type="spellEnd"/>
+      <w:r>
+        <w:t xml:space="preserve">: {status: </w:t>
+      </w:r>
+      <w:proofErr w:type="spellStart"/>
+      <w:r>
+        <w:t>string</w:t>
+      </w:r>
+      <w:proofErr w:type="spellEnd"/>
+      <w:r>
+        <w:t xml:space="preserve">}): </w:t>
+      </w:r>
+      <w:proofErr w:type="spellStart"/>
+      <w:r>
+        <w:t>UpdateOrderStatRespDTO</w:t>
+      </w:r>
+      <w:proofErr w:type="spellEnd"/>
+      <w:r>
+        <w:t xml:space="preserve"> megrendelés állapotának frissítéséhez, </w:t>
+      </w:r>
+      <w:proofErr w:type="spellStart"/>
+      <w:r>
+        <w:t>deleteOrderbyId</w:t>
+      </w:r>
+      <w:proofErr w:type="spellEnd"/>
+      <w:r>
+        <w:t>(</w:t>
+      </w:r>
+      <w:proofErr w:type="spellStart"/>
+      <w:r>
+        <w:t>id</w:t>
+      </w:r>
+      <w:proofErr w:type="spellEnd"/>
+      <w:r>
+        <w:t xml:space="preserve">: </w:t>
+      </w:r>
+      <w:proofErr w:type="spellStart"/>
+      <w:r>
+        <w:t>number</w:t>
+      </w:r>
+      <w:proofErr w:type="spellEnd"/>
+      <w:r>
+        <w:t xml:space="preserve">): </w:t>
+      </w:r>
+      <w:proofErr w:type="spellStart"/>
+      <w:r>
+        <w:t>DeleteOrderRespDTO</w:t>
+      </w:r>
+      <w:proofErr w:type="spellEnd"/>
+      <w:r>
+        <w:t xml:space="preserve"> megrendelés törléséhez azonosító alapján, </w:t>
+      </w:r>
+      <w:proofErr w:type="spellStart"/>
+      <w:r>
+        <w:t>getOrdersforAdmin</w:t>
+      </w:r>
+      <w:proofErr w:type="spellEnd"/>
+      <w:r>
+        <w:t xml:space="preserve">(): </w:t>
+      </w:r>
+      <w:proofErr w:type="spellStart"/>
+      <w:r>
+        <w:t>Order</w:t>
+      </w:r>
+      <w:proofErr w:type="spellEnd"/>
+      <w:r>
+        <w:t>[] az adminisztrátori rendeléslista lekéréséhez.</w:t>
       </w:r>
     </w:p>
     <w:p>
@@ -791,8 +3026,20 @@
           <w:sz w:val="28"/>
           <w:szCs w:val="28"/>
         </w:rPr>
-        <w:t>3.6 PasswordService</w:t>
-      </w:r>
+        <w:t xml:space="preserve">3.5 </w:t>
+      </w:r>
+      <w:proofErr w:type="spellStart"/>
+      <w:r>
+        <w:rPr>
+          <w:rFonts w:ascii="Times New Roman" w:eastAsia="Times New Roman" w:hAnsi="Times New Roman" w:cs="Times New Roman"/>
+          <w:b/>
+          <w:bCs/>
+          <w:sz w:val="28"/>
+          <w:szCs w:val="28"/>
+        </w:rPr>
+        <w:t>GuestService</w:t>
+      </w:r>
+      <w:proofErr w:type="spellEnd"/>
     </w:p>
     <w:p>
       <w:pPr>
@@ -801,24 +3048,115 @@
         <w:jc w:val="both"/>
       </w:pPr>
       <w:r>
-        <w:t>A PasswordService a jelszókezelési folyamatokat valósítja meg. Metódusai: forgotPass(email: string): GetNewPasswordRespDTO a jelszó-visszaállítási e-mail küldéséhez, createNewPass(newjelszo: string, newjelszo2: string): CreateNewPasswordRespDTO az új jelszó beállításához. Ez a service közvetlenül a natív fetch API-t használja, nem támaszkodik az AuthService _request() segédmetódusára.</w:t>
-      </w:r>
-    </w:p>
-    <w:p>
-      <w:pPr>
-        <w:pStyle w:val="Cmsor1"/>
-      </w:pPr>
-      <w:r>
-        <w:rPr>
-          <w:rFonts w:ascii="Times New Roman" w:eastAsia="Times New Roman" w:hAnsi="Times New Roman" w:cs="Times New Roman"/>
-          <w:b/>
-          <w:bCs/>
-          <w:sz w:val="32"/>
-          <w:szCs w:val="32"/>
-        </w:rPr>
-        <w:lastRenderedPageBreak/>
-        <w:t>4. Komponensek és modulok</w:t>
-      </w:r>
+        <w:t xml:space="preserve">A </w:t>
+      </w:r>
+      <w:proofErr w:type="spellStart"/>
+      <w:r>
+        <w:t>GuestService</w:t>
+      </w:r>
+      <w:proofErr w:type="spellEnd"/>
+      <w:r>
+        <w:t xml:space="preserve"> a vendégfelhasználói fiókkezelést végzi. Metódusai: </w:t>
+      </w:r>
+      <w:proofErr w:type="spellStart"/>
+      <w:r>
+        <w:t>deleteGuestbyId</w:t>
+      </w:r>
+      <w:proofErr w:type="spellEnd"/>
+      <w:r>
+        <w:t>(</w:t>
+      </w:r>
+      <w:proofErr w:type="spellStart"/>
+      <w:r>
+        <w:t>id</w:t>
+      </w:r>
+      <w:proofErr w:type="spellEnd"/>
+      <w:r>
+        <w:t xml:space="preserve">: </w:t>
+      </w:r>
+      <w:proofErr w:type="spellStart"/>
+      <w:r>
+        <w:t>number</w:t>
+      </w:r>
+      <w:proofErr w:type="spellEnd"/>
+      <w:r>
+        <w:t xml:space="preserve">): </w:t>
+      </w:r>
+      <w:proofErr w:type="spellStart"/>
+      <w:r>
+        <w:t>DeleteUserRespDTO</w:t>
+      </w:r>
+      <w:proofErr w:type="spellEnd"/>
+      <w:r>
+        <w:t xml:space="preserve"> vendég törlése azonosító alapján, </w:t>
+      </w:r>
+      <w:proofErr w:type="spellStart"/>
+      <w:r>
+        <w:t>deleteGuestbyEmail</w:t>
+      </w:r>
+      <w:proofErr w:type="spellEnd"/>
+      <w:r>
+        <w:t xml:space="preserve">(email: </w:t>
+      </w:r>
+      <w:proofErr w:type="spellStart"/>
+      <w:r>
+        <w:t>string</w:t>
+      </w:r>
+      <w:proofErr w:type="spellEnd"/>
+      <w:r>
+        <w:t xml:space="preserve">): </w:t>
+      </w:r>
+      <w:proofErr w:type="spellStart"/>
+      <w:r>
+        <w:t>DeleteUserRespDTO</w:t>
+      </w:r>
+      <w:proofErr w:type="spellEnd"/>
+      <w:r>
+        <w:t xml:space="preserve"> vendég törlése e-mail cím alapján, </w:t>
+      </w:r>
+      <w:proofErr w:type="spellStart"/>
+      <w:r>
+        <w:t>getNormalGuests</w:t>
+      </w:r>
+      <w:proofErr w:type="spellEnd"/>
+      <w:r>
+        <w:t xml:space="preserve">(): </w:t>
+      </w:r>
+      <w:proofErr w:type="spellStart"/>
+      <w:r>
+        <w:t>Guest</w:t>
+      </w:r>
+      <w:proofErr w:type="spellEnd"/>
+      <w:r>
+        <w:t>[] a normál jogosultságú vendégfelhasználók listájának lekéréséhez, kizárólag adminisztrátori felhasználásra.</w:t>
+      </w:r>
+    </w:p>
+    <w:p>
+      <w:pPr>
+        <w:pStyle w:val="Cmsor2"/>
+      </w:pPr>
+      <w:r>
+        <w:rPr>
+          <w:rFonts w:ascii="Times New Roman" w:eastAsia="Times New Roman" w:hAnsi="Times New Roman" w:cs="Times New Roman"/>
+          <w:b/>
+          <w:bCs/>
+          <w:sz w:val="28"/>
+          <w:szCs w:val="28"/>
+        </w:rPr>
+        <w:t xml:space="preserve">3.6 </w:t>
+      </w:r>
+      <w:proofErr w:type="spellStart"/>
+      <w:r>
+        <w:rPr>
+          <w:rFonts w:ascii="Times New Roman" w:eastAsia="Times New Roman" w:hAnsi="Times New Roman" w:cs="Times New Roman"/>
+          <w:b/>
+          <w:bCs/>
+          <w:sz w:val="28"/>
+          <w:szCs w:val="28"/>
+        </w:rPr>
+        <w:t>PasswordService</w:t>
+      </w:r>
+      <w:proofErr w:type="spellEnd"/>
     </w:p>
     <w:p>
       <w:pPr>
@@ -827,37 +3165,119 @@
         <w:jc w:val="both"/>
       </w:pPr>
       <w:r>
-        <w:t>A komponensréteg az alkalmazás újrafelhasználható UI elemeit valósítja meg. A komponensek és modulok a megfelelő service-eket hívják meg, és a visszakapott adatokat Toast vagy más UI elem formájában jelenítik meg a felhasználónak.</w:t>
-      </w:r>
-    </w:p>
-    <w:p>
-      <w:pPr>
-        <w:pStyle w:val="Cmsor2"/>
-      </w:pPr>
-      <w:r>
-        <w:rPr>
-          <w:rFonts w:ascii="Times New Roman" w:eastAsia="Times New Roman" w:hAnsi="Times New Roman" w:cs="Times New Roman"/>
-          <w:b/>
-          <w:bCs/>
-          <w:sz w:val="28"/>
-          <w:szCs w:val="28"/>
-        </w:rPr>
-        <w:t>4.1 Termékkomponensek</w:t>
-      </w:r>
-    </w:p>
-    <w:p>
-      <w:pPr>
-        <w:pStyle w:val="Cmsor3"/>
-      </w:pPr>
-      <w:r>
-        <w:rPr>
-          <w:rFonts w:ascii="Times New Roman" w:eastAsia="Times New Roman" w:hAnsi="Times New Roman" w:cs="Times New Roman"/>
-          <w:b/>
-          <w:bCs/>
-          <w:sz w:val="24"/>
-          <w:szCs w:val="24"/>
-        </w:rPr>
-        <w:t>4.1.1 Products</w:t>
+        <w:t xml:space="preserve">A </w:t>
+      </w:r>
+      <w:proofErr w:type="spellStart"/>
+      <w:r>
+        <w:t>PasswordService</w:t>
+      </w:r>
+      <w:proofErr w:type="spellEnd"/>
+      <w:r>
+        <w:t xml:space="preserve"> a jelszókezelési folyamatokat valósítja meg. Metódusai: </w:t>
+      </w:r>
+      <w:proofErr w:type="spellStart"/>
+      <w:r>
+        <w:t>forgotPass</w:t>
+      </w:r>
+      <w:proofErr w:type="spellEnd"/>
+      <w:r>
+        <w:t xml:space="preserve">(email: </w:t>
+      </w:r>
+      <w:proofErr w:type="spellStart"/>
+      <w:r>
+        <w:t>string</w:t>
+      </w:r>
+      <w:proofErr w:type="spellEnd"/>
+      <w:r>
+        <w:t xml:space="preserve">): </w:t>
+      </w:r>
+      <w:proofErr w:type="spellStart"/>
+      <w:r>
+        <w:t>GetNewPasswordRespDTO</w:t>
+      </w:r>
+      <w:proofErr w:type="spellEnd"/>
+      <w:r>
+        <w:t xml:space="preserve"> a jelszó-visszaállítási e-mail küldéséhez, </w:t>
+      </w:r>
+      <w:proofErr w:type="spellStart"/>
+      <w:r>
+        <w:t>createNewPass</w:t>
+      </w:r>
+      <w:proofErr w:type="spellEnd"/>
+      <w:r>
+        <w:t>(</w:t>
+      </w:r>
+      <w:proofErr w:type="spellStart"/>
+      <w:r>
+        <w:t>newjelszo</w:t>
+      </w:r>
+      <w:proofErr w:type="spellEnd"/>
+      <w:r>
+        <w:t xml:space="preserve">: </w:t>
+      </w:r>
+      <w:proofErr w:type="spellStart"/>
+      <w:r>
+        <w:t>string</w:t>
+      </w:r>
+      <w:proofErr w:type="spellEnd"/>
+      <w:r>
+        <w:t xml:space="preserve">, newjelszo2: </w:t>
+      </w:r>
+      <w:proofErr w:type="spellStart"/>
+      <w:r>
+        <w:t>string</w:t>
+      </w:r>
+      <w:proofErr w:type="spellEnd"/>
+      <w:r>
+        <w:t xml:space="preserve">): </w:t>
+      </w:r>
+      <w:proofErr w:type="spellStart"/>
+      <w:r>
+        <w:lastRenderedPageBreak/>
+        <w:t>CreateNewPasswordRespDTO</w:t>
+      </w:r>
+      <w:proofErr w:type="spellEnd"/>
+      <w:r>
+        <w:t xml:space="preserve"> az új jelszó beállításához. Ez a service közvetlenül a natív </w:t>
+      </w:r>
+      <w:proofErr w:type="spellStart"/>
+      <w:r>
+        <w:t>fetch</w:t>
+      </w:r>
+      <w:proofErr w:type="spellEnd"/>
+      <w:r>
+        <w:t xml:space="preserve"> API-t használja, nem támaszkodik az </w:t>
+      </w:r>
+      <w:proofErr w:type="spellStart"/>
+      <w:r>
+        <w:t>AuthService</w:t>
+      </w:r>
+      <w:proofErr w:type="spellEnd"/>
+      <w:r>
+        <w:t xml:space="preserve"> _</w:t>
+      </w:r>
+      <w:proofErr w:type="spellStart"/>
+      <w:r>
+        <w:t>request</w:t>
+      </w:r>
+      <w:proofErr w:type="spellEnd"/>
+      <w:r>
+        <w:t>() segédmetódusára.</w:t>
+      </w:r>
+    </w:p>
+    <w:p>
+      <w:pPr>
+        <w:pStyle w:val="Cmsor1"/>
+      </w:pPr>
+      <w:r>
+        <w:rPr>
+          <w:rFonts w:ascii="Times New Roman" w:eastAsia="Times New Roman" w:hAnsi="Times New Roman" w:cs="Times New Roman"/>
+          <w:b/>
+          <w:bCs/>
+          <w:sz w:val="32"/>
+          <w:szCs w:val="32"/>
+        </w:rPr>
+        <w:t>4. Komponensek és modulok</w:t>
       </w:r>
     </w:p>
     <w:p>
@@ -867,7 +3287,46 @@
         <w:jc w:val="both"/>
       </w:pPr>
       <w:r>
-        <w:t>A Products({Product[]}) komponens egy HTMLDivElement-et renderel, amely ProductCard komponenseket tartalmaz. Felhasználja a ProductService.getProducts() metódust a termékadatok lekéréséhez, és megjeleníti az összes elérhető terméket a főoldalon.</w:t>
+        <w:t xml:space="preserve">A komponensréteg az alkalmazás </w:t>
+      </w:r>
+      <w:proofErr w:type="spellStart"/>
+      <w:r>
+        <w:t>újrafelhasználható</w:t>
+      </w:r>
+      <w:proofErr w:type="spellEnd"/>
+      <w:r>
+        <w:t xml:space="preserve"> UI elemeit valósítja meg. A komponensek és modulok a megfelelő service-</w:t>
+      </w:r>
+      <w:proofErr w:type="spellStart"/>
+      <w:r>
+        <w:t>eket</w:t>
+      </w:r>
+      <w:proofErr w:type="spellEnd"/>
+      <w:r>
+        <w:t xml:space="preserve"> hívják meg, és a visszakapott adatokat </w:t>
+      </w:r>
+      <w:proofErr w:type="spellStart"/>
+      <w:r>
+        <w:t>Toast</w:t>
+      </w:r>
+      <w:proofErr w:type="spellEnd"/>
+      <w:r>
+        <w:t xml:space="preserve"> vagy más UI elem formájában jelenítik meg a felhasználónak.</w:t>
+      </w:r>
+    </w:p>
+    <w:p>
+      <w:pPr>
+        <w:pStyle w:val="Cmsor2"/>
+      </w:pPr>
+      <w:r>
+        <w:rPr>
+          <w:rFonts w:ascii="Times New Roman" w:eastAsia="Times New Roman" w:hAnsi="Times New Roman" w:cs="Times New Roman"/>
+          <w:b/>
+          <w:bCs/>
+          <w:sz w:val="28"/>
+          <w:szCs w:val="28"/>
+        </w:rPr>
+        <w:t>4.1 Termékkomponensek</w:t>
       </w:r>
     </w:p>
     <w:p>
@@ -882,7 +3341,7 @@
           <w:sz w:val="24"/>
           <w:szCs w:val="24"/>
         </w:rPr>
-        <w:t>4.1.2 Item (ProductCard)</w:t>
+        <w:t>4.1.1 Products</w:t>
       </w:r>
     </w:p>
     <w:p>
@@ -892,7 +3351,47 @@
         <w:jc w:val="both"/>
       </w:pPr>
       <w:r>
-        <w:t>Az Item({product, OnCart() =&gt; void}) komponens egy HTMLDivElement-et renderel a termék részletes adataival. Az OnCart callback segítségével a termék a kosárba helyezhető.</w:t>
+        <w:t>A Products({</w:t>
+      </w:r>
+      <w:proofErr w:type="spellStart"/>
+      <w:r>
+        <w:t>Product</w:t>
+      </w:r>
+      <w:proofErr w:type="spellEnd"/>
+      <w:r>
+        <w:t xml:space="preserve">[]}) komponens egy </w:t>
+      </w:r>
+      <w:proofErr w:type="spellStart"/>
+      <w:r>
+        <w:t>HTMLDivElement-et</w:t>
+      </w:r>
+      <w:proofErr w:type="spellEnd"/>
+      <w:r>
+        <w:t xml:space="preserve"> </w:t>
+      </w:r>
+      <w:proofErr w:type="spellStart"/>
+      <w:r>
+        <w:t>renderel</w:t>
+      </w:r>
+      <w:proofErr w:type="spellEnd"/>
+      <w:r>
+        <w:t xml:space="preserve">, amely </w:t>
+      </w:r>
+      <w:proofErr w:type="spellStart"/>
+      <w:r>
+        <w:t>ProductCard</w:t>
+      </w:r>
+      <w:proofErr w:type="spellEnd"/>
+      <w:r>
+        <w:t xml:space="preserve"> komponenseket tartalmaz. Felhasználja a </w:t>
+      </w:r>
+      <w:proofErr w:type="spellStart"/>
+      <w:r>
+        <w:t>ProductService.getProducts</w:t>
+      </w:r>
+      <w:proofErr w:type="spellEnd"/>
+      <w:r>
+        <w:t>() metódust a termékadatok lekéréséhez, és megjeleníti az összes elérhető terméket a főoldalon.</w:t>
       </w:r>
     </w:p>
     <w:p>
@@ -907,7 +3406,51 @@
           <w:sz w:val="24"/>
           <w:szCs w:val="24"/>
         </w:rPr>
-        <w:t>4.1.3 productPageModule</w:t>
+        <w:t xml:space="preserve">4.1.2 </w:t>
+      </w:r>
+      <w:proofErr w:type="spellStart"/>
+      <w:r>
+        <w:rPr>
+          <w:rFonts w:ascii="Times New Roman" w:eastAsia="Times New Roman" w:hAnsi="Times New Roman" w:cs="Times New Roman"/>
+          <w:b/>
+          <w:bCs/>
+          <w:sz w:val="24"/>
+          <w:szCs w:val="24"/>
+        </w:rPr>
+        <w:t>Item</w:t>
+      </w:r>
+      <w:proofErr w:type="spellEnd"/>
+      <w:r>
+        <w:rPr>
+          <w:rFonts w:ascii="Times New Roman" w:eastAsia="Times New Roman" w:hAnsi="Times New Roman" w:cs="Times New Roman"/>
+          <w:b/>
+          <w:bCs/>
+          <w:sz w:val="24"/>
+          <w:szCs w:val="24"/>
+        </w:rPr>
+        <w:t xml:space="preserve"> (</w:t>
+      </w:r>
+      <w:proofErr w:type="spellStart"/>
+      <w:r>
+        <w:rPr>
+          <w:rFonts w:ascii="Times New Roman" w:eastAsia="Times New Roman" w:hAnsi="Times New Roman" w:cs="Times New Roman"/>
+          <w:b/>
+          <w:bCs/>
+          <w:sz w:val="24"/>
+          <w:szCs w:val="24"/>
+        </w:rPr>
+        <w:t>ProductCard</w:t>
+      </w:r>
+      <w:proofErr w:type="spellEnd"/>
+      <w:r>
+        <w:rPr>
+          <w:rFonts w:ascii="Times New Roman" w:eastAsia="Times New Roman" w:hAnsi="Times New Roman" w:cs="Times New Roman"/>
+          <w:b/>
+          <w:bCs/>
+          <w:sz w:val="24"/>
+          <w:szCs w:val="24"/>
+        </w:rPr>
+        <w:t>)</w:t>
       </w:r>
     </w:p>
     <w:p>
@@ -917,37 +3460,71 @@
         <w:jc w:val="both"/>
       </w:pPr>
       <w:r>
-        <w:t>A productPageModule rendereli egy termék részletes adatait tartalmazó tartalmi részt, és felhasználja a ProductService.getProductById() metódust az adatok lekéréséhez.</w:t>
-      </w:r>
-    </w:p>
-    <w:p>
-      <w:pPr>
-        <w:pStyle w:val="Cmsor2"/>
-      </w:pPr>
-      <w:r>
-        <w:rPr>
-          <w:rFonts w:ascii="Times New Roman" w:eastAsia="Times New Roman" w:hAnsi="Times New Roman" w:cs="Times New Roman"/>
-          <w:b/>
-          <w:bCs/>
-          <w:sz w:val="28"/>
-          <w:szCs w:val="28"/>
-        </w:rPr>
-        <w:t>4.2 Kosárkezelési komponensek</w:t>
-      </w:r>
-    </w:p>
-    <w:p>
-      <w:pPr>
-        <w:pStyle w:val="Cmsor3"/>
-      </w:pPr>
-      <w:r>
-        <w:rPr>
-          <w:rFonts w:ascii="Times New Roman" w:eastAsia="Times New Roman" w:hAnsi="Times New Roman" w:cs="Times New Roman"/>
-          <w:b/>
-          <w:bCs/>
-          <w:sz w:val="24"/>
-          <w:szCs w:val="24"/>
-        </w:rPr>
-        <w:t>4.2.1 CartProducts</w:t>
+        <w:t xml:space="preserve">Az </w:t>
+      </w:r>
+      <w:proofErr w:type="spellStart"/>
+      <w:r>
+        <w:t>Item</w:t>
+      </w:r>
+      <w:proofErr w:type="spellEnd"/>
+      <w:r>
+        <w:t>({</w:t>
+      </w:r>
+      <w:proofErr w:type="spellStart"/>
+      <w:r>
+        <w:t>product</w:t>
+      </w:r>
+      <w:proofErr w:type="spellEnd"/>
+      <w:r>
+        <w:t xml:space="preserve">, </w:t>
+      </w:r>
+      <w:proofErr w:type="spellStart"/>
+      <w:r>
+        <w:t>OnCart</w:t>
+      </w:r>
+      <w:proofErr w:type="spellEnd"/>
+      <w:r>
+        <w:t xml:space="preserve">() =&gt; </w:t>
+      </w:r>
+      <w:proofErr w:type="spellStart"/>
+      <w:r>
+        <w:t>void</w:t>
+      </w:r>
+      <w:proofErr w:type="spellEnd"/>
+      <w:r>
+        <w:t xml:space="preserve">}) komponens egy </w:t>
+      </w:r>
+      <w:proofErr w:type="spellStart"/>
+      <w:r>
+        <w:t>HTMLDivElement-et</w:t>
+      </w:r>
+      <w:proofErr w:type="spellEnd"/>
+      <w:r>
+        <w:t xml:space="preserve"> </w:t>
+      </w:r>
+      <w:proofErr w:type="spellStart"/>
+      <w:r>
+        <w:t>renderel</w:t>
+      </w:r>
+      <w:proofErr w:type="spellEnd"/>
+      <w:r>
+        <w:t xml:space="preserve"> a termék részletes adataival. Az </w:t>
+      </w:r>
+      <w:proofErr w:type="spellStart"/>
+      <w:r>
+        <w:t>OnCart</w:t>
+      </w:r>
+      <w:proofErr w:type="spellEnd"/>
+      <w:r>
+        <w:t xml:space="preserve"> </w:t>
+      </w:r>
+      <w:proofErr w:type="spellStart"/>
+      <w:r>
+        <w:t>callback</w:t>
+      </w:r>
+      <w:proofErr w:type="spellEnd"/>
+      <w:r>
+        <w:t xml:space="preserve"> segítségével a termék a kosárba helyezhető.</w:t>
       </w:r>
     </w:p>
     <w:p>
@@ -956,24 +3533,6 @@
         <w:ind w:firstLine="397"/>
         <w:jc w:val="both"/>
       </w:pPr>
-      <w:r>
-        <w:t>A CartProducts komponens tárolja a cartItems: CartItem[] tömböt, és renderel egy div elemet a kosárelemekkel, valamint egy gombot, amely továbblép a megrendelési oldalra. A kosár tartalma a useCart hook segítségével, localStorage-ból kerül betöltésre.</w:t>
-      </w:r>
-    </w:p>
-    <w:p>
-      <w:pPr>
-        <w:pStyle w:val="Cmsor3"/>
-      </w:pPr>
-      <w:r>
-        <w:rPr>
-          <w:rFonts w:ascii="Times New Roman" w:eastAsia="Times New Roman" w:hAnsi="Times New Roman" w:cs="Times New Roman"/>
-          <w:b/>
-          <w:bCs/>
-          <w:sz w:val="24"/>
-          <w:szCs w:val="24"/>
-        </w:rPr>
-        <w:t>4.2.2 CartItem</w:t>
-      </w:r>
     </w:p>
     <w:p>
       <w:pPr>
@@ -981,40 +3540,6 @@
         <w:ind w:firstLine="397"/>
         <w:jc w:val="both"/>
       </w:pPr>
-      <w:r>
-        <w:t>A CartItem({cartproduct}: CartItem) komponens egy HTML div elemet renderel, amely tartalmazza a termék.kep, termek.nev, termek.ar adatait, egy darabszám-számlálót és egy törlési gombot.</w:t>
-      </w:r>
-    </w:p>
-    <w:p>
-      <w:pPr>
-        <w:pStyle w:val="Cmsor2"/>
-      </w:pPr>
-      <w:r>
-        <w:rPr>
-          <w:rFonts w:ascii="Times New Roman" w:eastAsia="Times New Roman" w:hAnsi="Times New Roman" w:cs="Times New Roman"/>
-          <w:b/>
-          <w:bCs/>
-          <w:sz w:val="28"/>
-          <w:szCs w:val="28"/>
-        </w:rPr>
-        <w:lastRenderedPageBreak/>
-        <w:t>4.3 Rendelési modulok</w:t>
-      </w:r>
-    </w:p>
-    <w:p>
-      <w:pPr>
-        <w:pStyle w:val="Cmsor3"/>
-      </w:pPr>
-      <w:r>
-        <w:rPr>
-          <w:rFonts w:ascii="Times New Roman" w:eastAsia="Times New Roman" w:hAnsi="Times New Roman" w:cs="Times New Roman"/>
-          <w:b/>
-          <w:bCs/>
-          <w:sz w:val="24"/>
-          <w:szCs w:val="24"/>
-        </w:rPr>
-        <w:t>4.3.1 OrderDataModule</w:t>
-      </w:r>
     </w:p>
     <w:p>
       <w:pPr>
@@ -1022,30 +3547,6 @@
         <w:ind w:firstLine="397"/>
         <w:jc w:val="both"/>
       </w:pPr>
-      <w:r>
-        <w:t xml:space="preserve">Az OrderDataModule egy OrderDTO-t állít össze, és renderel egy formterületet </w:t>
-      </w:r>
-      <w:r>
-        <w:t>űrlap</w:t>
-      </w:r>
-      <w:r>
-        <w:t xml:space="preserve"> elemekkel, egy legördülő listát a CartItem[] tartalmával, valamint egy gombot a megrendelés elküldéséhez az OrderService.MakeOrder() metóduson keresztül. Megjeleníti a backend hibaüzeneteit is, ha egy termék nem elérhető vagy nincs elegendő készlet belőle.</w:t>
-      </w:r>
-    </w:p>
-    <w:p>
-      <w:pPr>
-        <w:pStyle w:val="Cmsor2"/>
-      </w:pPr>
-      <w:r>
-        <w:rPr>
-          <w:rFonts w:ascii="Times New Roman" w:eastAsia="Times New Roman" w:hAnsi="Times New Roman" w:cs="Times New Roman"/>
-          <w:b/>
-          <w:bCs/>
-          <w:sz w:val="28"/>
-          <w:szCs w:val="28"/>
-        </w:rPr>
-        <w:t>4.4 Időpontfoglalási modulok</w:t>
-      </w:r>
     </w:p>
     <w:p>
       <w:pPr>
@@ -1059,8 +3560,20 @@
           <w:sz w:val="24"/>
           <w:szCs w:val="24"/>
         </w:rPr>
-        <w:t>4.4.1 AppointmentModule</w:t>
-      </w:r>
+        <w:t xml:space="preserve">4.1.3 </w:t>
+      </w:r>
+      <w:proofErr w:type="spellStart"/>
+      <w:r>
+        <w:rPr>
+          <w:rFonts w:ascii="Times New Roman" w:eastAsia="Times New Roman" w:hAnsi="Times New Roman" w:cs="Times New Roman"/>
+          <w:b/>
+          <w:bCs/>
+          <w:sz w:val="24"/>
+          <w:szCs w:val="24"/>
+        </w:rPr>
+        <w:t>productPageModule</w:t>
+      </w:r>
+      <w:proofErr w:type="spellEnd"/>
     </w:p>
     <w:p>
       <w:pPr>
@@ -1069,7 +3582,31 @@
         <w:jc w:val="both"/>
       </w:pPr>
       <w:r>
-        <w:t>Az AppointmentModule tárolja a szabad_behozatali_idopontok[]: DateTime.appointmentDate[] tömböt, renderel egy szövegterületet a leírás megadásához, és egy HTML select elemet a behozatali időpontok kiválasztásához. Az adatokat a DateTimeService.bookAServiceDate() metódusnak adja át.</w:t>
+        <w:t xml:space="preserve">A </w:t>
+      </w:r>
+      <w:proofErr w:type="spellStart"/>
+      <w:r>
+        <w:t>productPageModule</w:t>
+      </w:r>
+      <w:proofErr w:type="spellEnd"/>
+      <w:r>
+        <w:t xml:space="preserve"> </w:t>
+      </w:r>
+      <w:proofErr w:type="spellStart"/>
+      <w:r>
+        <w:t>rendereli</w:t>
+      </w:r>
+      <w:proofErr w:type="spellEnd"/>
+      <w:r>
+        <w:t xml:space="preserve"> egy termék részletes adatait tartalmazó tartalmi részt, és felhasználja a </w:t>
+      </w:r>
+      <w:proofErr w:type="spellStart"/>
+      <w:r>
+        <w:t>ProductService.getProductById</w:t>
+      </w:r>
+      <w:proofErr w:type="spellEnd"/>
+      <w:r>
+        <w:t>() metódust az adatok lekéréséhez.</w:t>
       </w:r>
     </w:p>
     <w:p>
@@ -1084,7 +3621,7 @@
           <w:sz w:val="28"/>
           <w:szCs w:val="28"/>
         </w:rPr>
-        <w:t>4.5 Jelszókezelési modulok</w:t>
+        <w:t>4.2 Kosárkezelési komponensek</w:t>
       </w:r>
     </w:p>
     <w:p>
@@ -1099,8 +3636,20 @@
           <w:sz w:val="24"/>
           <w:szCs w:val="24"/>
         </w:rPr>
-        <w:t>4.5.1 GetNewPasswordModule</w:t>
-      </w:r>
+        <w:t xml:space="preserve">4.2.1 </w:t>
+      </w:r>
+      <w:proofErr w:type="spellStart"/>
+      <w:r>
+        <w:rPr>
+          <w:rFonts w:ascii="Times New Roman" w:eastAsia="Times New Roman" w:hAnsi="Times New Roman" w:cs="Times New Roman"/>
+          <w:b/>
+          <w:bCs/>
+          <w:sz w:val="24"/>
+          <w:szCs w:val="24"/>
+        </w:rPr>
+        <w:t>CartProducts</w:t>
+      </w:r>
+      <w:proofErr w:type="spellEnd"/>
     </w:p>
     <w:p>
       <w:pPr>
@@ -1109,7 +3658,71 @@
         <w:jc w:val="both"/>
       </w:pPr>
       <w:r>
-        <w:t>A GetNewPasswordModule rendereli a jelszó-visszaállítási e-mail kérési formot. Visszatérési típusa PasswordBackDTO. Renderel egy formterületet tájékoztató szöveggel, egy e-mail beviteli mezővel és egy küldési gombbal. A gomb megnyomásakor a PasswordService.forgotPass() metódust hívja meg.</w:t>
+        <w:t xml:space="preserve">A </w:t>
+      </w:r>
+      <w:proofErr w:type="spellStart"/>
+      <w:r>
+        <w:t>CartProducts</w:t>
+      </w:r>
+      <w:proofErr w:type="spellEnd"/>
+      <w:r>
+        <w:t xml:space="preserve"> komponens tárolja a </w:t>
+      </w:r>
+      <w:proofErr w:type="spellStart"/>
+      <w:r>
+        <w:t>cartItems</w:t>
+      </w:r>
+      <w:proofErr w:type="spellEnd"/>
+      <w:r>
+        <w:t xml:space="preserve">: </w:t>
+      </w:r>
+      <w:proofErr w:type="spellStart"/>
+      <w:r>
+        <w:t>CartItem</w:t>
+      </w:r>
+      <w:proofErr w:type="spellEnd"/>
+      <w:r>
+        <w:t xml:space="preserve">[] tömböt, és </w:t>
+      </w:r>
+      <w:proofErr w:type="spellStart"/>
+      <w:r>
+        <w:t>renderel</w:t>
+      </w:r>
+      <w:proofErr w:type="spellEnd"/>
+      <w:r>
+        <w:t xml:space="preserve"> egy div elemet a kosárelemekkel, valamint egy gombot, amely </w:t>
+      </w:r>
+      <w:proofErr w:type="spellStart"/>
+      <w:r>
+        <w:t>továbblép</w:t>
+      </w:r>
+      <w:proofErr w:type="spellEnd"/>
+      <w:r>
+        <w:t xml:space="preserve"> a megrendelési oldalra. A kosár tartalma a </w:t>
+      </w:r>
+      <w:proofErr w:type="spellStart"/>
+      <w:r>
+        <w:t>useCart</w:t>
+      </w:r>
+      <w:proofErr w:type="spellEnd"/>
+      <w:r>
+        <w:t xml:space="preserve"> </w:t>
+      </w:r>
+      <w:proofErr w:type="spellStart"/>
+      <w:r>
+        <w:t>hook</w:t>
+      </w:r>
+      <w:proofErr w:type="spellEnd"/>
+      <w:r>
+        <w:t xml:space="preserve"> segítségével, </w:t>
+      </w:r>
+      <w:proofErr w:type="spellStart"/>
+      <w:r>
+        <w:t>localStorage-ból</w:t>
+      </w:r>
+      <w:proofErr w:type="spellEnd"/>
+      <w:r>
+        <w:t xml:space="preserve"> kerül betöltésre.</w:t>
       </w:r>
     </w:p>
     <w:p>
@@ -1124,8 +3737,21 @@
           <w:sz w:val="24"/>
           <w:szCs w:val="24"/>
         </w:rPr>
-        <w:t>4.5.2 CreateNewPasswordModule</w:t>
-      </w:r>
+        <w:lastRenderedPageBreak/>
+        <w:t xml:space="preserve">4.2.2 </w:t>
+      </w:r>
+      <w:proofErr w:type="spellStart"/>
+      <w:r>
+        <w:rPr>
+          <w:rFonts w:ascii="Times New Roman" w:eastAsia="Times New Roman" w:hAnsi="Times New Roman" w:cs="Times New Roman"/>
+          <w:b/>
+          <w:bCs/>
+          <w:sz w:val="24"/>
+          <w:szCs w:val="24"/>
+        </w:rPr>
+        <w:t>CartItem</w:t>
+      </w:r>
+      <w:proofErr w:type="spellEnd"/>
     </w:p>
     <w:p>
       <w:pPr>
@@ -1134,7 +3760,55 @@
         <w:jc w:val="both"/>
       </w:pPr>
       <w:r>
-        <w:t>A CreateNewPasswordModule rendereli az új jelszó beállítási formot. Visszatérési típusa NewPasswordDTO. Két jelszóbeviteli mezőt és egy mentési gombot tartalmaz. A gomb megnyomásakor a PasswordService.createNewPass() metódust hívja meg.</w:t>
+        <w:t xml:space="preserve">A </w:t>
+      </w:r>
+      <w:proofErr w:type="spellStart"/>
+      <w:r>
+        <w:t>CartItem</w:t>
+      </w:r>
+      <w:proofErr w:type="spellEnd"/>
+      <w:r>
+        <w:t>({</w:t>
+      </w:r>
+      <w:proofErr w:type="spellStart"/>
+      <w:r>
+        <w:t>cartproduct</w:t>
+      </w:r>
+      <w:proofErr w:type="spellEnd"/>
+      <w:r>
+        <w:t xml:space="preserve">}: </w:t>
+      </w:r>
+      <w:proofErr w:type="spellStart"/>
+      <w:r>
+        <w:t>CartItem</w:t>
+      </w:r>
+      <w:proofErr w:type="spellEnd"/>
+      <w:r>
+        <w:t xml:space="preserve">) komponens egy HTML div elemet </w:t>
+      </w:r>
+      <w:proofErr w:type="spellStart"/>
+      <w:r>
+        <w:t>renderel</w:t>
+      </w:r>
+      <w:proofErr w:type="spellEnd"/>
+      <w:r>
+        <w:t xml:space="preserve">, amely tartalmazza a </w:t>
+      </w:r>
+      <w:proofErr w:type="spellStart"/>
+      <w:r>
+        <w:t>termék.kep</w:t>
+      </w:r>
+      <w:proofErr w:type="spellEnd"/>
+      <w:r>
+        <w:t xml:space="preserve">, </w:t>
+      </w:r>
+      <w:proofErr w:type="spellStart"/>
+      <w:r>
+        <w:t>termek.nev</w:t>
+      </w:r>
+      <w:proofErr w:type="spellEnd"/>
+      <w:r>
+        <w:t>, termek.ar adatait, egy darabszám-számlálót és egy törlési gombot.</w:t>
       </w:r>
     </w:p>
     <w:p>
@@ -1149,7 +3823,7 @@
           <w:sz w:val="28"/>
           <w:szCs w:val="28"/>
         </w:rPr>
-        <w:t>4.6 Felhasználói fiók és bejelentkezési komponensek</w:t>
+        <w:t>4.3 Rendelési modulok</w:t>
       </w:r>
     </w:p>
     <w:p>
@@ -1164,8 +3838,20 @@
           <w:sz w:val="24"/>
           <w:szCs w:val="24"/>
         </w:rPr>
-        <w:t>4.6.1 LoginData</w:t>
-      </w:r>
+        <w:t xml:space="preserve">4.3.1 </w:t>
+      </w:r>
+      <w:proofErr w:type="spellStart"/>
+      <w:r>
+        <w:rPr>
+          <w:rFonts w:ascii="Times New Roman" w:eastAsia="Times New Roman" w:hAnsi="Times New Roman" w:cs="Times New Roman"/>
+          <w:b/>
+          <w:bCs/>
+          <w:sz w:val="24"/>
+          <w:szCs w:val="24"/>
+        </w:rPr>
+        <w:t>OrderDataModule</w:t>
+      </w:r>
+      <w:proofErr w:type="spellEnd"/>
     </w:p>
     <w:p>
       <w:pPr>
@@ -1174,34 +3860,76 @@
         <w:jc w:val="both"/>
       </w:pPr>
       <w:r>
-        <w:t xml:space="preserve">A LoginData modul rendereli a bejelentkezési formot. </w:t>
-      </w:r>
-      <w:r>
-        <w:t>Ez</w:t>
-      </w:r>
-      <w:r>
-        <w:t xml:space="preserve"> több űrlap</w:t>
-      </w:r>
-      <w:r>
-        <w:t>eleme</w:t>
-      </w:r>
-      <w:r>
-        <w:t xml:space="preserve">t </w:t>
-      </w:r>
-      <w:r>
-        <w:t>és egy bejelentkezési gombot tartalmaz. A gomb megnyomásakor az AuthService.Login() metódust hívja meg, a válaszüzenetet</w:t>
-      </w:r>
-      <w:r>
-        <w:t>, pedig</w:t>
-      </w:r>
-      <w:r>
-        <w:t xml:space="preserve"> egy Toast</w:t>
-      </w:r>
+        <w:t xml:space="preserve">Az </w:t>
+      </w:r>
+      <w:proofErr w:type="spellStart"/>
+      <w:r>
+        <w:t>OrderDataModule</w:t>
+      </w:r>
+      <w:proofErr w:type="spellEnd"/>
+      <w:r>
+        <w:t xml:space="preserve"> egy </w:t>
+      </w:r>
+      <w:proofErr w:type="spellStart"/>
+      <w:r>
+        <w:t>OrderDTO</w:t>
+      </w:r>
+      <w:proofErr w:type="spellEnd"/>
+      <w:r>
+        <w:t xml:space="preserve">-t állít össze, és </w:t>
+      </w:r>
+      <w:proofErr w:type="spellStart"/>
+      <w:r>
+        <w:t>renderel</w:t>
+      </w:r>
+      <w:proofErr w:type="spellEnd"/>
+      <w:r>
+        <w:t xml:space="preserve"> egy </w:t>
+      </w:r>
+      <w:proofErr w:type="spellStart"/>
+      <w:r>
+        <w:t>formterületet</w:t>
+      </w:r>
+      <w:proofErr w:type="spellEnd"/>
       <w:r>
         <w:t xml:space="preserve"> </w:t>
       </w:r>
       <w:r>
-        <w:t>jeleníti meg.</w:t>
+        <w:t>űrlap</w:t>
+      </w:r>
+      <w:r>
+        <w:t xml:space="preserve"> elemekkel, egy legördülő listát a </w:t>
+      </w:r>
+      <w:proofErr w:type="spellStart"/>
+      <w:r>
+        <w:t>CartItem</w:t>
+      </w:r>
+      <w:proofErr w:type="spellEnd"/>
+      <w:r>
+        <w:t xml:space="preserve">[] tartalmával, valamint egy gombot a megrendelés elküldéséhez az </w:t>
+      </w:r>
+      <w:proofErr w:type="spellStart"/>
+      <w:r>
+        <w:t>OrderService.MakeOrder</w:t>
+      </w:r>
+      <w:proofErr w:type="spellEnd"/>
+      <w:r>
+        <w:t>() metóduson keresztül. Megjeleníti a backend hibaüzeneteit is, ha egy termék nem elérhető vagy nincs elegendő készlet belőle.</w:t>
+      </w:r>
+    </w:p>
+    <w:p>
+      <w:pPr>
+        <w:pStyle w:val="Cmsor2"/>
+      </w:pPr>
+      <w:r>
+        <w:rPr>
+          <w:rFonts w:ascii="Times New Roman" w:eastAsia="Times New Roman" w:hAnsi="Times New Roman" w:cs="Times New Roman"/>
+          <w:b/>
+          <w:bCs/>
+          <w:sz w:val="28"/>
+          <w:szCs w:val="28"/>
+        </w:rPr>
+        <w:t>4.4 Időpontfoglalási modulok</w:t>
       </w:r>
     </w:p>
     <w:p>
@@ -1216,9 +3944,20 @@
           <w:sz w:val="24"/>
           <w:szCs w:val="24"/>
         </w:rPr>
-        <w:lastRenderedPageBreak/>
-        <w:t>4.6.2 SignUpModule</w:t>
-      </w:r>
+        <w:t xml:space="preserve">4.4.1 </w:t>
+      </w:r>
+      <w:proofErr w:type="spellStart"/>
+      <w:r>
+        <w:rPr>
+          <w:rFonts w:ascii="Times New Roman" w:eastAsia="Times New Roman" w:hAnsi="Times New Roman" w:cs="Times New Roman"/>
+          <w:b/>
+          <w:bCs/>
+          <w:sz w:val="24"/>
+          <w:szCs w:val="24"/>
+        </w:rPr>
+        <w:t>AppointmentModule</w:t>
+      </w:r>
+      <w:proofErr w:type="spellEnd"/>
     </w:p>
     <w:p>
       <w:pPr>
@@ -1227,25 +3966,55 @@
         <w:jc w:val="both"/>
       </w:pPr>
       <w:r>
-        <w:t xml:space="preserve">A SignUpModule rendereli a regisztrációs formot. </w:t>
-      </w:r>
-      <w:r>
-        <w:t xml:space="preserve">. Ez több űrlapelemet </w:t>
-      </w:r>
-      <w:r>
-        <w:t xml:space="preserve"> és egy regisztrációs gombot tartalmaz. A gomb megnyomásakor az AuthService.registration() metódust hívja meg, a válaszüzenetet</w:t>
-      </w:r>
-      <w:r>
-        <w:t>, pedig</w:t>
-      </w:r>
-      <w:r>
-        <w:t xml:space="preserve"> Toast</w:t>
-      </w:r>
-      <w:r>
-        <w:t xml:space="preserve"> </w:t>
-      </w:r>
-      <w:r>
-        <w:t>jeleníti meg.</w:t>
+        <w:t xml:space="preserve">Az </w:t>
+      </w:r>
+      <w:proofErr w:type="spellStart"/>
+      <w:r>
+        <w:t>AppointmentModule</w:t>
+      </w:r>
+      <w:proofErr w:type="spellEnd"/>
+      <w:r>
+        <w:t xml:space="preserve"> tárolja a </w:t>
+      </w:r>
+      <w:proofErr w:type="spellStart"/>
+      <w:r>
+        <w:t>szabad_behozatali_idopontok</w:t>
+      </w:r>
+      <w:proofErr w:type="spellEnd"/>
+      <w:r>
+        <w:t xml:space="preserve">[]: </w:t>
+      </w:r>
+      <w:proofErr w:type="spellStart"/>
+      <w:r>
+        <w:t>DateTime.appointmentDate</w:t>
+      </w:r>
+      <w:proofErr w:type="spellEnd"/>
+      <w:r>
+        <w:t xml:space="preserve">[] tömböt, </w:t>
+      </w:r>
+      <w:proofErr w:type="spellStart"/>
+      <w:r>
+        <w:t>renderel</w:t>
+      </w:r>
+      <w:proofErr w:type="spellEnd"/>
+      <w:r>
+        <w:t xml:space="preserve"> egy szövegterületet a leírás megadásához, és egy HTML </w:t>
+      </w:r>
+      <w:proofErr w:type="spellStart"/>
+      <w:r>
+        <w:t>select</w:t>
+      </w:r>
+      <w:proofErr w:type="spellEnd"/>
+      <w:r>
+        <w:t xml:space="preserve"> elemet a behozatali időpontok kiválasztásához. Az adatokat a </w:t>
+      </w:r>
+      <w:proofErr w:type="spellStart"/>
+      <w:r>
+        <w:t>DateTimeService.bookAServiceDate</w:t>
+      </w:r>
+      <w:proofErr w:type="spellEnd"/>
+      <w:r>
+        <w:t>() metódusnak adja át.</w:t>
       </w:r>
     </w:p>
     <w:p>
@@ -1260,7 +4029,7 @@
           <w:sz w:val="28"/>
           <w:szCs w:val="28"/>
         </w:rPr>
-        <w:t>4.7 Közös UI komponensek</w:t>
+        <w:t>4.5 Jelszókezelési modulok</w:t>
       </w:r>
     </w:p>
     <w:p>
@@ -1275,28 +4044,20 @@
           <w:sz w:val="24"/>
           <w:szCs w:val="24"/>
         </w:rPr>
-        <w:t>4.7.</w:t>
-      </w:r>
-      <w:r>
-        <w:rPr>
-          <w:rFonts w:ascii="Times New Roman" w:eastAsia="Times New Roman" w:hAnsi="Times New Roman" w:cs="Times New Roman"/>
-          <w:b/>
-          <w:bCs/>
-          <w:sz w:val="24"/>
-          <w:szCs w:val="24"/>
-        </w:rPr>
-        <w:t>1</w:t>
-      </w:r>
-      <w:r>
-        <w:rPr>
-          <w:rFonts w:ascii="Times New Roman" w:eastAsia="Times New Roman" w:hAnsi="Times New Roman" w:cs="Times New Roman"/>
-          <w:b/>
-          <w:bCs/>
-          <w:sz w:val="24"/>
-          <w:szCs w:val="24"/>
-        </w:rPr>
-        <w:t xml:space="preserve"> Szurok</w:t>
-      </w:r>
+        <w:t xml:space="preserve">4.5.1 </w:t>
+      </w:r>
+      <w:proofErr w:type="spellStart"/>
+      <w:r>
+        <w:rPr>
+          <w:rFonts w:ascii="Times New Roman" w:eastAsia="Times New Roman" w:hAnsi="Times New Roman" w:cs="Times New Roman"/>
+          <w:b/>
+          <w:bCs/>
+          <w:sz w:val="24"/>
+          <w:szCs w:val="24"/>
+        </w:rPr>
+        <w:t>GetNewPasswordModule</w:t>
+      </w:r>
+      <w:proofErr w:type="spellEnd"/>
     </w:p>
     <w:p>
       <w:pPr>
@@ -1305,19 +4066,63 @@
         <w:jc w:val="both"/>
       </w:pPr>
       <w:r>
-        <w:t>A Szurok komponens renderel egy form</w:t>
-      </w:r>
-      <w:r>
-        <w:t>ot</w:t>
-      </w:r>
+        <w:t xml:space="preserve">A </w:t>
+      </w:r>
+      <w:proofErr w:type="spellStart"/>
+      <w:r>
+        <w:t>GetNewPasswordModule</w:t>
+      </w:r>
+      <w:proofErr w:type="spellEnd"/>
       <w:r>
         <w:t xml:space="preserve"> </w:t>
       </w:r>
-      <w:r>
-        <w:t>űrlap</w:t>
-      </w:r>
-      <w:r>
-        <w:t xml:space="preserve"> elemekkel és egy gombbal. A getProducts() metódus filterparamétereit állítja össze és adja át a ProductService-nek.</w:t>
+      <w:proofErr w:type="spellStart"/>
+      <w:r>
+        <w:t>rendereli</w:t>
+      </w:r>
+      <w:proofErr w:type="spellEnd"/>
+      <w:r>
+        <w:t xml:space="preserve"> a jelszó-visszaállítási e-mail kérési </w:t>
+      </w:r>
+      <w:proofErr w:type="spellStart"/>
+      <w:r>
+        <w:t>formot</w:t>
+      </w:r>
+      <w:proofErr w:type="spellEnd"/>
+      <w:r>
+        <w:t xml:space="preserve">. Visszatérési típusa </w:t>
+      </w:r>
+      <w:proofErr w:type="spellStart"/>
+      <w:r>
+        <w:t>PasswordBackDTO</w:t>
+      </w:r>
+      <w:proofErr w:type="spellEnd"/>
+      <w:r>
+        <w:t xml:space="preserve">. </w:t>
+      </w:r>
+      <w:proofErr w:type="spellStart"/>
+      <w:r>
+        <w:t>Renderel</w:t>
+      </w:r>
+      <w:proofErr w:type="spellEnd"/>
+      <w:r>
+        <w:t xml:space="preserve"> egy </w:t>
+      </w:r>
+      <w:proofErr w:type="spellStart"/>
+      <w:r>
+        <w:t>formterületet</w:t>
+      </w:r>
+      <w:proofErr w:type="spellEnd"/>
+      <w:r>
+        <w:t xml:space="preserve"> tájékoztató szöveggel, egy e-mail beviteli mezővel és egy küldési gombbal. A gomb megnyomásakor a </w:t>
+      </w:r>
+      <w:proofErr w:type="spellStart"/>
+      <w:r>
+        <w:t>PasswordService.forgotPass</w:t>
+      </w:r>
+      <w:proofErr w:type="spellEnd"/>
+      <w:r>
+        <w:t>() metódust hívja meg.</w:t>
       </w:r>
     </w:p>
     <w:p>
@@ -1332,28 +4137,20 @@
           <w:sz w:val="24"/>
           <w:szCs w:val="24"/>
         </w:rPr>
-        <w:t>4.7.</w:t>
-      </w:r>
-      <w:r>
-        <w:rPr>
-          <w:rFonts w:ascii="Times New Roman" w:eastAsia="Times New Roman" w:hAnsi="Times New Roman" w:cs="Times New Roman"/>
-          <w:b/>
-          <w:bCs/>
-          <w:sz w:val="24"/>
-          <w:szCs w:val="24"/>
-        </w:rPr>
-        <w:t>2</w:t>
-      </w:r>
-      <w:r>
-        <w:rPr>
-          <w:rFonts w:ascii="Times New Roman" w:eastAsia="Times New Roman" w:hAnsi="Times New Roman" w:cs="Times New Roman"/>
-          <w:b/>
-          <w:bCs/>
-          <w:sz w:val="24"/>
-          <w:szCs w:val="24"/>
-        </w:rPr>
-        <w:t xml:space="preserve"> Toast</w:t>
-      </w:r>
+        <w:t xml:space="preserve">4.5.2 </w:t>
+      </w:r>
+      <w:proofErr w:type="spellStart"/>
+      <w:r>
+        <w:rPr>
+          <w:rFonts w:ascii="Times New Roman" w:eastAsia="Times New Roman" w:hAnsi="Times New Roman" w:cs="Times New Roman"/>
+          <w:b/>
+          <w:bCs/>
+          <w:sz w:val="24"/>
+          <w:szCs w:val="24"/>
+        </w:rPr>
+        <w:t>CreateNewPasswordModule</w:t>
+      </w:r>
+      <w:proofErr w:type="spellEnd"/>
     </w:p>
     <w:p>
       <w:pPr>
@@ -1362,13 +4159,47 @@
         <w:jc w:val="both"/>
       </w:pPr>
       <w:r>
-        <w:t xml:space="preserve">A Toast komponens </w:t>
-      </w:r>
-      <w:r>
-        <w:t xml:space="preserve">szolgál a DTO-kban tárolt </w:t>
-      </w:r>
-      <w:r>
-        <w:t>backend visszajelzés megjelenítésére a felhasználó számára.</w:t>
+        <w:t xml:space="preserve">A </w:t>
+      </w:r>
+      <w:proofErr w:type="spellStart"/>
+      <w:r>
+        <w:t>CreateNewPasswordModule</w:t>
+      </w:r>
+      <w:proofErr w:type="spellEnd"/>
+      <w:r>
+        <w:t xml:space="preserve"> </w:t>
+      </w:r>
+      <w:proofErr w:type="spellStart"/>
+      <w:r>
+        <w:t>rendereli</w:t>
+      </w:r>
+      <w:proofErr w:type="spellEnd"/>
+      <w:r>
+        <w:t xml:space="preserve"> az új jelszó beállítási </w:t>
+      </w:r>
+      <w:proofErr w:type="spellStart"/>
+      <w:r>
+        <w:t>formot</w:t>
+      </w:r>
+      <w:proofErr w:type="spellEnd"/>
+      <w:r>
+        <w:t xml:space="preserve">. Visszatérési típusa </w:t>
+      </w:r>
+      <w:proofErr w:type="spellStart"/>
+      <w:r>
+        <w:t>NewPasswordDTO</w:t>
+      </w:r>
+      <w:proofErr w:type="spellEnd"/>
+      <w:r>
+        <w:t xml:space="preserve">. Két jelszóbeviteli mezőt és egy mentési gombot tartalmaz. A gomb megnyomásakor a </w:t>
+      </w:r>
+      <w:proofErr w:type="spellStart"/>
+      <w:r>
+        <w:t>PasswordService.createNewPass</w:t>
+      </w:r>
+      <w:proofErr w:type="spellEnd"/>
+      <w:r>
+        <w:t>() metódust hívja meg.</w:t>
       </w:r>
     </w:p>
     <w:p>
@@ -1383,7 +4214,8 @@
           <w:sz w:val="28"/>
           <w:szCs w:val="28"/>
         </w:rPr>
-        <w:t>4.8 Adminisztrátori komponensek</w:t>
+        <w:lastRenderedPageBreak/>
+        <w:t>4.6 Felhasználói fiók és bejelentkezési komponensek</w:t>
       </w:r>
     </w:p>
     <w:p>
@@ -1398,7 +4230,7 @@
           <w:sz w:val="24"/>
           <w:szCs w:val="24"/>
         </w:rPr>
-        <w:t>4.8.1 Admin operations</w:t>
+        <w:t>4.6.1 LoginData</w:t>
       </w:r>
     </w:p>
     <w:p>
@@ -1408,19 +4240,63 @@
         <w:jc w:val="both"/>
       </w:pPr>
       <w:r>
-        <w:t>Az Admin oper</w:t>
-      </w:r>
-      <w:r>
-        <w:t>ations</w:t>
-      </w:r>
-      <w:r>
-        <w:t xml:space="preserve"> egy összefoglaló egység, amely az adminisztrátori felületen elérhető összes service-műveletet tömöríti. Tartalmazza a ProductService adminisztrátori metódusait (getAdminProducts(): Product[], updateProductbyId(id, data), deleteProductbyId(id: number), getProductById(id): Product, createNewProduct(Indata, isJson)), a GuestService.getNormal</w:t>
-      </w:r>
-      <w:r>
-        <w:t>User</w:t>
-      </w:r>
-      <w:r>
-        <w:t>s(): Guest[] metódust, az OrderService adminisztrátori metódusait (getOrdersforAdmin(): Order[], UpdateOrderStat({id, status}), deleteOrderbyId(id)), valamint a DateTimeService adminisztrátori metódusait (getAppointmentsforAdmin(): DateTime[], finalizeService(id, {service_id, price, bringbackDate}), createFreeService(appointmentDate), getAppointmentById(id): DateTime).</w:t>
+        <w:t xml:space="preserve">A LoginData modul </w:t>
+      </w:r>
+      <w:proofErr w:type="spellStart"/>
+      <w:r>
+        <w:t>rendereli</w:t>
+      </w:r>
+      <w:proofErr w:type="spellEnd"/>
+      <w:r>
+        <w:t xml:space="preserve"> a bejelentkezési </w:t>
+      </w:r>
+      <w:proofErr w:type="spellStart"/>
+      <w:r>
+        <w:t>formot</w:t>
+      </w:r>
+      <w:proofErr w:type="spellEnd"/>
+      <w:r>
+        <w:t xml:space="preserve">. </w:t>
+      </w:r>
+      <w:r>
+        <w:t>Ez</w:t>
+      </w:r>
+      <w:r>
+        <w:t xml:space="preserve"> több űrlap</w:t>
+      </w:r>
+      <w:r>
+        <w:t>eleme</w:t>
+      </w:r>
+      <w:r>
+        <w:t xml:space="preserve">t </w:t>
+      </w:r>
+      <w:r>
+        <w:t xml:space="preserve">és egy bejelentkezési gombot tartalmaz. A gomb megnyomásakor az </w:t>
+      </w:r>
+      <w:proofErr w:type="spellStart"/>
+      <w:r>
+        <w:t>AuthService.Login</w:t>
+      </w:r>
+      <w:proofErr w:type="spellEnd"/>
+      <w:r>
+        <w:t>() metódust hívja meg, a válaszüzenetet</w:t>
+      </w:r>
+      <w:r>
+        <w:t>, pedig</w:t>
+      </w:r>
+      <w:r>
+        <w:t xml:space="preserve"> egy </w:t>
+      </w:r>
+      <w:proofErr w:type="spellStart"/>
+      <w:r>
+        <w:t>Toast</w:t>
+      </w:r>
+      <w:proofErr w:type="spellEnd"/>
+      <w:r>
+        <w:t xml:space="preserve"> </w:t>
+      </w:r>
+      <w:r>
+        <w:t>jeleníti meg.</w:t>
       </w:r>
     </w:p>
     <w:p>
@@ -1435,8 +4311,20 @@
           <w:sz w:val="24"/>
           <w:szCs w:val="24"/>
         </w:rPr>
-        <w:t>4.8.2 EditProductForm</w:t>
-      </w:r>
+        <w:t xml:space="preserve">4.6.2 </w:t>
+      </w:r>
+      <w:proofErr w:type="spellStart"/>
+      <w:r>
+        <w:rPr>
+          <w:rFonts w:ascii="Times New Roman" w:eastAsia="Times New Roman" w:hAnsi="Times New Roman" w:cs="Times New Roman"/>
+          <w:b/>
+          <w:bCs/>
+          <w:sz w:val="24"/>
+          <w:szCs w:val="24"/>
+        </w:rPr>
+        <w:t>SignUpModule</w:t>
+      </w:r>
+      <w:proofErr w:type="spellEnd"/>
     </w:p>
     <w:p>
       <w:pPr>
@@ -1445,13 +4333,77 @@
         <w:jc w:val="both"/>
       </w:pPr>
       <w:r>
-        <w:t>Az EditProductForm(Product) komponens rendereli az adminisztrátori termékszerkesztési formot, amely tartalmaz egy Product adatait és egy mentési gombot.</w:t>
-      </w:r>
+        <w:t xml:space="preserve">A </w:t>
+      </w:r>
+      <w:proofErr w:type="spellStart"/>
+      <w:r>
+        <w:t>SignUpModule</w:t>
+      </w:r>
+      <w:proofErr w:type="spellEnd"/>
       <w:r>
         <w:t xml:space="preserve"> </w:t>
       </w:r>
-      <w:r>
-        <w:t>A mentési gomb megnyomásakor a ProductService.updateProductbyId(Product.id, módosított adatok) metódust hívja meg.</w:t>
+      <w:proofErr w:type="spellStart"/>
+      <w:r>
+        <w:t>rendereli</w:t>
+      </w:r>
+      <w:proofErr w:type="spellEnd"/>
+      <w:r>
+        <w:t xml:space="preserve"> a regisztrációs </w:t>
+      </w:r>
+      <w:proofErr w:type="spellStart"/>
+      <w:r>
+        <w:t>formot</w:t>
+      </w:r>
+      <w:proofErr w:type="spellEnd"/>
+      <w:r>
+        <w:t xml:space="preserve">. </w:t>
+      </w:r>
+      <w:r>
+        <w:t xml:space="preserve">. Ez több űrlapelemet </w:t>
+      </w:r>
+      <w:r>
+        <w:t xml:space="preserve"> és egy regisztrációs gombot tartalmaz. A gomb megnyomásakor az </w:t>
+      </w:r>
+      <w:proofErr w:type="spellStart"/>
+      <w:r>
+        <w:t>AuthService.registration</w:t>
+      </w:r>
+      <w:proofErr w:type="spellEnd"/>
+      <w:r>
+        <w:t>() metódust hívja meg, a válaszüzenetet</w:t>
+      </w:r>
+      <w:r>
+        <w:t>, pedig</w:t>
+      </w:r>
+      <w:r>
+        <w:t xml:space="preserve"> </w:t>
+      </w:r>
+      <w:proofErr w:type="spellStart"/>
+      <w:r>
+        <w:t>Toast</w:t>
+      </w:r>
+      <w:proofErr w:type="spellEnd"/>
+      <w:r>
+        <w:t xml:space="preserve"> </w:t>
+      </w:r>
+      <w:r>
+        <w:t>jeleníti meg.</w:t>
+      </w:r>
+    </w:p>
+    <w:p>
+      <w:pPr>
+        <w:pStyle w:val="Cmsor2"/>
+      </w:pPr>
+      <w:r>
+        <w:rPr>
+          <w:rFonts w:ascii="Times New Roman" w:eastAsia="Times New Roman" w:hAnsi="Times New Roman" w:cs="Times New Roman"/>
+          <w:b/>
+          <w:bCs/>
+          <w:sz w:val="28"/>
+          <w:szCs w:val="28"/>
+        </w:rPr>
+        <w:t>4.7 Közös UI komponensek</w:t>
       </w:r>
     </w:p>
     <w:p>
@@ -1466,8 +4418,27 @@
           <w:sz w:val="24"/>
           <w:szCs w:val="24"/>
         </w:rPr>
-        <w:lastRenderedPageBreak/>
-        <w:t>4.8.3 EditAppointmentForm</w:t>
+        <w:t>4.7.</w:t>
+      </w:r>
+      <w:r>
+        <w:rPr>
+          <w:rFonts w:ascii="Times New Roman" w:eastAsia="Times New Roman" w:hAnsi="Times New Roman" w:cs="Times New Roman"/>
+          <w:b/>
+          <w:bCs/>
+          <w:sz w:val="24"/>
+          <w:szCs w:val="24"/>
+        </w:rPr>
+        <w:t>1</w:t>
+      </w:r>
+      <w:r>
+        <w:rPr>
+          <w:rFonts w:ascii="Times New Roman" w:eastAsia="Times New Roman" w:hAnsi="Times New Roman" w:cs="Times New Roman"/>
+          <w:b/>
+          <w:bCs/>
+          <w:sz w:val="24"/>
+          <w:szCs w:val="24"/>
+        </w:rPr>
+        <w:t xml:space="preserve"> Szurok</w:t>
       </w:r>
     </w:p>
     <w:p>
@@ -1477,7 +4448,48 @@
         <w:jc w:val="both"/>
       </w:pPr>
       <w:r>
-        <w:t>Az EditAppointmentForm(DateTime) komponens rendereli az adminisztrátori időpontszerkesztési formot, amely egy DateTime adatait tartalmazza és egy véglegesítési gombot. A véglegesítési gomb megnyomásakor a DateTimeService.finalizeService(id, data: {service_id, price, bringbackDate}) metódust hívja meg.</w:t>
+        <w:t xml:space="preserve">A Szurok komponens </w:t>
+      </w:r>
+      <w:proofErr w:type="spellStart"/>
+      <w:r>
+        <w:t>renderel</w:t>
+      </w:r>
+      <w:proofErr w:type="spellEnd"/>
+      <w:r>
+        <w:t xml:space="preserve"> egy </w:t>
+      </w:r>
+      <w:proofErr w:type="spellStart"/>
+      <w:r>
+        <w:t>form</w:t>
+      </w:r>
+      <w:r>
+        <w:t>ot</w:t>
+      </w:r>
+      <w:proofErr w:type="spellEnd"/>
+      <w:r>
+        <w:t xml:space="preserve"> </w:t>
+      </w:r>
+      <w:r>
+        <w:t>űrlap</w:t>
+      </w:r>
+      <w:r>
+        <w:t xml:space="preserve"> elemekkel és egy gombbal. A </w:t>
+      </w:r>
+      <w:proofErr w:type="spellStart"/>
+      <w:r>
+        <w:t>getProducts</w:t>
+      </w:r>
+      <w:proofErr w:type="spellEnd"/>
+      <w:r>
+        <w:t xml:space="preserve">() metódus filterparamétereit állítja össze és adja át a </w:t>
+      </w:r>
+      <w:proofErr w:type="spellStart"/>
+      <w:r>
+        <w:t>ProductService-nek</w:t>
+      </w:r>
+      <w:proofErr w:type="spellEnd"/>
+      <w:r>
+        <w:t>.</w:t>
       </w:r>
     </w:p>
     <w:p>
@@ -1492,8 +4504,40 @@
           <w:sz w:val="24"/>
           <w:szCs w:val="24"/>
         </w:rPr>
-        <w:t>4.8.4 ProductDashboard</w:t>
-      </w:r>
+        <w:t>4.7.</w:t>
+      </w:r>
+      <w:r>
+        <w:rPr>
+          <w:rFonts w:ascii="Times New Roman" w:eastAsia="Times New Roman" w:hAnsi="Times New Roman" w:cs="Times New Roman"/>
+          <w:b/>
+          <w:bCs/>
+          <w:sz w:val="24"/>
+          <w:szCs w:val="24"/>
+        </w:rPr>
+        <w:t>2</w:t>
+      </w:r>
+      <w:r>
+        <w:rPr>
+          <w:rFonts w:ascii="Times New Roman" w:eastAsia="Times New Roman" w:hAnsi="Times New Roman" w:cs="Times New Roman"/>
+          <w:b/>
+          <w:bCs/>
+          <w:sz w:val="24"/>
+          <w:szCs w:val="24"/>
+        </w:rPr>
+        <w:t xml:space="preserve"> </w:t>
+      </w:r>
+      <w:proofErr w:type="spellStart"/>
+      <w:r>
+        <w:rPr>
+          <w:rFonts w:ascii="Times New Roman" w:eastAsia="Times New Roman" w:hAnsi="Times New Roman" w:cs="Times New Roman"/>
+          <w:b/>
+          <w:bCs/>
+          <w:sz w:val="24"/>
+          <w:szCs w:val="24"/>
+        </w:rPr>
+        <w:t>Toast</w:t>
+      </w:r>
+      <w:proofErr w:type="spellEnd"/>
     </w:p>
     <w:p>
       <w:pPr>
@@ -1502,7 +4546,44 @@
         <w:jc w:val="both"/>
       </w:pPr>
       <w:r>
-        <w:t>A ProductDashboard az adminisztrátori termékkezelő nézet. Lekéri az összes terméket a ProductService.getAdminProducts(): Product[] metódussal, HTMLTableElement-ben jeleníti meg azokat módosítási és törlési gombokkal, és formot biztosít új termék hozzáadásához. A törlési gomb megnyomásakor a ProductService.deleteProductbyId(Product.id) metódust hívja meg. A módosítási gomb az EditProductPage-re irányít.</w:t>
+        <w:t xml:space="preserve">A </w:t>
+      </w:r>
+      <w:proofErr w:type="spellStart"/>
+      <w:r>
+        <w:t>Toast</w:t>
+      </w:r>
+      <w:proofErr w:type="spellEnd"/>
+      <w:r>
+        <w:t xml:space="preserve"> komponens </w:t>
+      </w:r>
+      <w:r>
+        <w:t>szolgál a DTO-</w:t>
+      </w:r>
+      <w:proofErr w:type="spellStart"/>
+      <w:r>
+        <w:t>kban</w:t>
+      </w:r>
+      <w:proofErr w:type="spellEnd"/>
+      <w:r>
+        <w:t xml:space="preserve"> tárolt </w:t>
+      </w:r>
+      <w:r>
+        <w:t>backend visszajelzés megjelenítésére a felhasználó számára.</w:t>
+      </w:r>
+    </w:p>
+    <w:p>
+      <w:pPr>
+        <w:pStyle w:val="Cmsor2"/>
+      </w:pPr>
+      <w:r>
+        <w:rPr>
+          <w:rFonts w:ascii="Times New Roman" w:eastAsia="Times New Roman" w:hAnsi="Times New Roman" w:cs="Times New Roman"/>
+          <w:b/>
+          <w:bCs/>
+          <w:sz w:val="28"/>
+          <w:szCs w:val="28"/>
+        </w:rPr>
+        <w:t>4.8 Adminisztrátori komponensek</w:t>
       </w:r>
     </w:p>
     <w:p>
@@ -1517,28 +4598,20 @@
           <w:sz w:val="24"/>
           <w:szCs w:val="24"/>
         </w:rPr>
-        <w:t xml:space="preserve">4.8.5 </w:t>
-      </w:r>
-      <w:r>
-        <w:rPr>
-          <w:rFonts w:ascii="Times New Roman" w:eastAsia="Times New Roman" w:hAnsi="Times New Roman" w:cs="Times New Roman"/>
-          <w:b/>
-          <w:bCs/>
-          <w:sz w:val="24"/>
-          <w:szCs w:val="24"/>
-        </w:rPr>
-        <w:t>User</w:t>
-      </w:r>
-      <w:r>
-        <w:rPr>
-          <w:rFonts w:ascii="Times New Roman" w:eastAsia="Times New Roman" w:hAnsi="Times New Roman" w:cs="Times New Roman"/>
-          <w:b/>
-          <w:bCs/>
-          <w:sz w:val="24"/>
-          <w:szCs w:val="24"/>
-        </w:rPr>
-        <w:t>sDashboard</w:t>
-      </w:r>
+        <w:t xml:space="preserve">4.8.1 Admin </w:t>
+      </w:r>
+      <w:proofErr w:type="spellStart"/>
+      <w:r>
+        <w:rPr>
+          <w:rFonts w:ascii="Times New Roman" w:eastAsia="Times New Roman" w:hAnsi="Times New Roman" w:cs="Times New Roman"/>
+          <w:b/>
+          <w:bCs/>
+          <w:sz w:val="24"/>
+          <w:szCs w:val="24"/>
+        </w:rPr>
+        <w:t>operations</w:t>
+      </w:r>
+      <w:proofErr w:type="spellEnd"/>
     </w:p>
     <w:p>
       <w:pPr>
@@ -1547,25 +4620,311 @@
         <w:jc w:val="both"/>
       </w:pPr>
       <w:r>
-        <w:t xml:space="preserve">A </w:t>
-      </w:r>
-      <w:r>
-        <w:t>User</w:t>
-      </w:r>
-      <w:r>
-        <w:t>sDashboard az adminisztrátori vendégfelhasználó-kezelő nézet. Lekéri a normál jogosultságú vendégfelhasználókat a GuestService.getNormal</w:t>
-      </w:r>
-      <w:r>
-        <w:t>User</w:t>
-      </w:r>
-      <w:r>
-        <w:t xml:space="preserve">s(): </w:t>
-      </w:r>
+        <w:t xml:space="preserve">Az Admin </w:t>
+      </w:r>
+      <w:proofErr w:type="spellStart"/>
+      <w:r>
+        <w:t>operations</w:t>
+      </w:r>
+      <w:proofErr w:type="spellEnd"/>
+      <w:r>
+        <w:t xml:space="preserve"> egy összefoglaló egység, amely az adminisztrátori felületen elérhető összes service-műveletet tömöríti. Tartalmazza a </w:t>
+      </w:r>
+      <w:proofErr w:type="spellStart"/>
+      <w:r>
+        <w:t>ProductService</w:t>
+      </w:r>
+      <w:proofErr w:type="spellEnd"/>
+      <w:r>
+        <w:t xml:space="preserve"> adminisztrátori metódusait (</w:t>
+      </w:r>
+      <w:proofErr w:type="spellStart"/>
+      <w:r>
+        <w:t>getAdminProducts</w:t>
+      </w:r>
+      <w:proofErr w:type="spellEnd"/>
+      <w:r>
+        <w:t xml:space="preserve">(): </w:t>
+      </w:r>
+      <w:proofErr w:type="spellStart"/>
+      <w:r>
+        <w:t>Product</w:t>
+      </w:r>
+      <w:proofErr w:type="spellEnd"/>
+      <w:r>
+        <w:t xml:space="preserve">[], </w:t>
+      </w:r>
+      <w:proofErr w:type="spellStart"/>
+      <w:r>
+        <w:t>updateProductbyId</w:t>
+      </w:r>
+      <w:proofErr w:type="spellEnd"/>
+      <w:r>
+        <w:t>(</w:t>
+      </w:r>
+      <w:proofErr w:type="spellStart"/>
+      <w:r>
+        <w:t>id</w:t>
+      </w:r>
+      <w:proofErr w:type="spellEnd"/>
+      <w:r>
+        <w:t xml:space="preserve">, </w:t>
+      </w:r>
+      <w:proofErr w:type="spellStart"/>
+      <w:r>
+        <w:t>data</w:t>
+      </w:r>
+      <w:proofErr w:type="spellEnd"/>
+      <w:r>
+        <w:t xml:space="preserve">), </w:t>
+      </w:r>
+      <w:proofErr w:type="spellStart"/>
+      <w:r>
+        <w:t>deleteProductbyId</w:t>
+      </w:r>
+      <w:proofErr w:type="spellEnd"/>
+      <w:r>
+        <w:t>(</w:t>
+      </w:r>
+      <w:proofErr w:type="spellStart"/>
+      <w:r>
+        <w:t>id</w:t>
+      </w:r>
+      <w:proofErr w:type="spellEnd"/>
+      <w:r>
+        <w:t xml:space="preserve">: </w:t>
+      </w:r>
+      <w:proofErr w:type="spellStart"/>
+      <w:r>
+        <w:t>number</w:t>
+      </w:r>
+      <w:proofErr w:type="spellEnd"/>
+      <w:r>
+        <w:t xml:space="preserve">), </w:t>
+      </w:r>
+      <w:proofErr w:type="spellStart"/>
+      <w:r>
+        <w:t>getProductById</w:t>
+      </w:r>
+      <w:proofErr w:type="spellEnd"/>
+      <w:r>
+        <w:t>(</w:t>
+      </w:r>
+      <w:proofErr w:type="spellStart"/>
+      <w:r>
+        <w:t>id</w:t>
+      </w:r>
+      <w:proofErr w:type="spellEnd"/>
+      <w:r>
+        <w:t xml:space="preserve">): </w:t>
+      </w:r>
+      <w:proofErr w:type="spellStart"/>
+      <w:r>
+        <w:t>Product</w:t>
+      </w:r>
+      <w:proofErr w:type="spellEnd"/>
+      <w:r>
+        <w:t xml:space="preserve">, </w:t>
+      </w:r>
+      <w:proofErr w:type="spellStart"/>
+      <w:r>
+        <w:t>createNewProduct</w:t>
+      </w:r>
+      <w:proofErr w:type="spellEnd"/>
+      <w:r>
+        <w:t>(</w:t>
+      </w:r>
+      <w:proofErr w:type="spellStart"/>
+      <w:r>
+        <w:t>Indata</w:t>
+      </w:r>
+      <w:proofErr w:type="spellEnd"/>
+      <w:r>
+        <w:t xml:space="preserve">, </w:t>
+      </w:r>
+      <w:proofErr w:type="spellStart"/>
+      <w:r>
+        <w:t>isJson</w:t>
+      </w:r>
+      <w:proofErr w:type="spellEnd"/>
+      <w:r>
+        <w:t xml:space="preserve">)), a </w:t>
+      </w:r>
+      <w:proofErr w:type="spellStart"/>
+      <w:r>
+        <w:t>GuestService.getNormalGuests</w:t>
+      </w:r>
+      <w:proofErr w:type="spellEnd"/>
+      <w:r>
+        <w:t xml:space="preserve">(): </w:t>
+      </w:r>
+      <w:proofErr w:type="spellStart"/>
       <w:r>
         <w:t>Guest</w:t>
       </w:r>
-      <w:r>
-        <w:t>[] metódussal, HTMLTableElement-ben jeleníti meg azokat, és keresési formot biztosít a vendégfelhasználók szűréséhez.</w:t>
+      <w:proofErr w:type="spellEnd"/>
+      <w:r>
+        <w:t xml:space="preserve">[] metódust, az </w:t>
+      </w:r>
+      <w:proofErr w:type="spellStart"/>
+      <w:r>
+        <w:t>OrderService</w:t>
+      </w:r>
+      <w:proofErr w:type="spellEnd"/>
+      <w:r>
+        <w:t xml:space="preserve"> adminisztrátori metódusait (</w:t>
+      </w:r>
+      <w:proofErr w:type="spellStart"/>
+      <w:r>
+        <w:t>getOrdersforAdmin</w:t>
+      </w:r>
+      <w:proofErr w:type="spellEnd"/>
+      <w:r>
+        <w:t xml:space="preserve">(): </w:t>
+      </w:r>
+      <w:proofErr w:type="spellStart"/>
+      <w:r>
+        <w:t>Order</w:t>
+      </w:r>
+      <w:proofErr w:type="spellEnd"/>
+      <w:r>
+        <w:t xml:space="preserve">[], </w:t>
+      </w:r>
+      <w:proofErr w:type="spellStart"/>
+      <w:r>
+        <w:t>UpdateOrderStat</w:t>
+      </w:r>
+      <w:proofErr w:type="spellEnd"/>
+      <w:r>
+        <w:t>({</w:t>
+      </w:r>
+      <w:proofErr w:type="spellStart"/>
+      <w:r>
+        <w:t>id</w:t>
+      </w:r>
+      <w:proofErr w:type="spellEnd"/>
+      <w:r>
+        <w:t xml:space="preserve">, status}), </w:t>
+      </w:r>
+      <w:proofErr w:type="spellStart"/>
+      <w:r>
+        <w:t>deleteOrderbyId</w:t>
+      </w:r>
+      <w:proofErr w:type="spellEnd"/>
+      <w:r>
+        <w:t>(</w:t>
+      </w:r>
+      <w:proofErr w:type="spellStart"/>
+      <w:r>
+        <w:t>id</w:t>
+      </w:r>
+      <w:proofErr w:type="spellEnd"/>
+      <w:r>
+        <w:t xml:space="preserve">)), valamint a </w:t>
+      </w:r>
+      <w:proofErr w:type="spellStart"/>
+      <w:r>
+        <w:t>DateTimeService</w:t>
+      </w:r>
+      <w:proofErr w:type="spellEnd"/>
+      <w:r>
+        <w:t xml:space="preserve"> adminisztrátori metódusait (</w:t>
+      </w:r>
+      <w:proofErr w:type="spellStart"/>
+      <w:r>
+        <w:t>getAppointmentsforAdmin</w:t>
+      </w:r>
+      <w:proofErr w:type="spellEnd"/>
+      <w:r>
+        <w:t xml:space="preserve">(): </w:t>
+      </w:r>
+      <w:proofErr w:type="spellStart"/>
+      <w:r>
+        <w:t>DateTime</w:t>
+      </w:r>
+      <w:proofErr w:type="spellEnd"/>
+      <w:r>
+        <w:t xml:space="preserve">[], </w:t>
+      </w:r>
+      <w:proofErr w:type="spellStart"/>
+      <w:r>
+        <w:t>finalizeService</w:t>
+      </w:r>
+      <w:proofErr w:type="spellEnd"/>
+      <w:r>
+        <w:t>(</w:t>
+      </w:r>
+      <w:proofErr w:type="spellStart"/>
+      <w:r>
+        <w:t>id</w:t>
+      </w:r>
+      <w:proofErr w:type="spellEnd"/>
+      <w:r>
+        <w:t>, {</w:t>
+      </w:r>
+      <w:proofErr w:type="spellStart"/>
+      <w:r>
+        <w:t>service_id</w:t>
+      </w:r>
+      <w:proofErr w:type="spellEnd"/>
+      <w:r>
+        <w:t xml:space="preserve">, </w:t>
+      </w:r>
+      <w:proofErr w:type="spellStart"/>
+      <w:r>
+        <w:t>price</w:t>
+      </w:r>
+      <w:proofErr w:type="spellEnd"/>
+      <w:r>
+        <w:t xml:space="preserve">, </w:t>
+      </w:r>
+      <w:proofErr w:type="spellStart"/>
+      <w:r>
+        <w:t>bringbackDate</w:t>
+      </w:r>
+      <w:proofErr w:type="spellEnd"/>
+      <w:r>
+        <w:t xml:space="preserve">}), </w:t>
+      </w:r>
+      <w:proofErr w:type="spellStart"/>
+      <w:r>
+        <w:t>createFreeService</w:t>
+      </w:r>
+      <w:proofErr w:type="spellEnd"/>
+      <w:r>
+        <w:t>(</w:t>
+      </w:r>
+      <w:proofErr w:type="spellStart"/>
+      <w:r>
+        <w:t>appointmentDate</w:t>
+      </w:r>
+      <w:proofErr w:type="spellEnd"/>
+      <w:r>
+        <w:t xml:space="preserve">), </w:t>
+      </w:r>
+      <w:proofErr w:type="spellStart"/>
+      <w:r>
+        <w:t>getAppointmentById</w:t>
+      </w:r>
+      <w:proofErr w:type="spellEnd"/>
+      <w:r>
+        <w:t>(</w:t>
+      </w:r>
+      <w:proofErr w:type="spellStart"/>
+      <w:r>
+        <w:t>id</w:t>
+      </w:r>
+      <w:proofErr w:type="spellEnd"/>
+      <w:r>
+        <w:t xml:space="preserve">): </w:t>
+      </w:r>
+      <w:proofErr w:type="spellStart"/>
+      <w:r>
+        <w:t>DateTime</w:t>
+      </w:r>
+      <w:proofErr w:type="spellEnd"/>
+      <w:r>
+        <w:t>).</w:t>
       </w:r>
     </w:p>
     <w:p>
@@ -1580,8 +4939,21 @@
           <w:sz w:val="24"/>
           <w:szCs w:val="24"/>
         </w:rPr>
-        <w:t>4.8.6 OrdersDashboard</w:t>
-      </w:r>
+        <w:lastRenderedPageBreak/>
+        <w:t xml:space="preserve">4.8.2 </w:t>
+      </w:r>
+      <w:proofErr w:type="spellStart"/>
+      <w:r>
+        <w:rPr>
+          <w:rFonts w:ascii="Times New Roman" w:eastAsia="Times New Roman" w:hAnsi="Times New Roman" w:cs="Times New Roman"/>
+          <w:b/>
+          <w:bCs/>
+          <w:sz w:val="24"/>
+          <w:szCs w:val="24"/>
+        </w:rPr>
+        <w:t>EditProductForm</w:t>
+      </w:r>
+      <w:proofErr w:type="spellEnd"/>
     </w:p>
     <w:p>
       <w:pPr>
@@ -1590,7 +4962,55 @@
         <w:jc w:val="both"/>
       </w:pPr>
       <w:r>
-        <w:t>Az OrdersDashboard az adminisztrátori rendeléskezelő nézet. Lekéri az összes rendelést az OrderService.getOrdersforAdmin(): Order[] metódussal, HTMLTableElement-ben jeleníti meg a rendeléseket (beleértve a lezárt rendeléseket is), és minden rendeléshez HTML select elemet biztosít az állapot módosításához. Az állapot megváltoztatásakor az OrderService.UpdateOrderStat() metódust hívja meg.</w:t>
+        <w:t xml:space="preserve">Az </w:t>
+      </w:r>
+      <w:proofErr w:type="spellStart"/>
+      <w:r>
+        <w:t>EditProductForm</w:t>
+      </w:r>
+      <w:proofErr w:type="spellEnd"/>
+      <w:r>
+        <w:t>(</w:t>
+      </w:r>
+      <w:proofErr w:type="spellStart"/>
+      <w:r>
+        <w:t>Product</w:t>
+      </w:r>
+      <w:proofErr w:type="spellEnd"/>
+      <w:r>
+        <w:t xml:space="preserve">) komponens </w:t>
+      </w:r>
+      <w:proofErr w:type="spellStart"/>
+      <w:r>
+        <w:t>rendereli</w:t>
+      </w:r>
+      <w:proofErr w:type="spellEnd"/>
+      <w:r>
+        <w:t xml:space="preserve"> az adminisztrátori termékszerkesztési </w:t>
+      </w:r>
+      <w:proofErr w:type="spellStart"/>
+      <w:r>
+        <w:t>formot</w:t>
+      </w:r>
+      <w:proofErr w:type="spellEnd"/>
+      <w:r>
+        <w:t xml:space="preserve">, amely tartalmaz egy </w:t>
+      </w:r>
+      <w:proofErr w:type="spellStart"/>
+      <w:r>
+        <w:t>Product</w:t>
+      </w:r>
+      <w:proofErr w:type="spellEnd"/>
+      <w:r>
+        <w:t xml:space="preserve"> adatait és egy mentési gombot. A mentési gomb megnyomásakor a </w:t>
+      </w:r>
+      <w:proofErr w:type="spellStart"/>
+      <w:r>
+        <w:t>ProductService.updateProductbyId</w:t>
+      </w:r>
+      <w:proofErr w:type="spellEnd"/>
+      <w:r>
+        <w:t>(Product.id, módosított adatok) metódust hívja meg.</w:t>
       </w:r>
     </w:p>
     <w:p>
@@ -1605,8 +5025,20 @@
           <w:sz w:val="24"/>
           <w:szCs w:val="24"/>
         </w:rPr>
-        <w:t>4.8.7 AppointmentDashboard</w:t>
-      </w:r>
+        <w:t xml:space="preserve">4.8.3 </w:t>
+      </w:r>
+      <w:proofErr w:type="spellStart"/>
+      <w:r>
+        <w:rPr>
+          <w:rFonts w:ascii="Times New Roman" w:eastAsia="Times New Roman" w:hAnsi="Times New Roman" w:cs="Times New Roman"/>
+          <w:b/>
+          <w:bCs/>
+          <w:sz w:val="24"/>
+          <w:szCs w:val="24"/>
+        </w:rPr>
+        <w:t>EditAppointmentForm</w:t>
+      </w:r>
+      <w:proofErr w:type="spellEnd"/>
     </w:p>
     <w:p>
       <w:pPr>
@@ -1615,24 +5047,123 @@
         <w:jc w:val="both"/>
       </w:pPr>
       <w:r>
-        <w:t>Az AppointmentDashboard az adminisztrátori időpontkezelő nézet. Lekéri az összes időpontot a DateTimeService.getAppointmentsforAdmin(): DateTime[] metódussal, HTMLTableElement-ben jeleníti meg a foglalt és a lezárt időpontokat, és formot biztosít új szabad időpont létrehozásához. A véglegesítési gomb az EditAppointmentPage-re irányít.</w:t>
-      </w:r>
-    </w:p>
-    <w:p>
-      <w:pPr>
-        <w:pStyle w:val="Cmsor1"/>
-      </w:pPr>
-      <w:r>
-        <w:rPr>
-          <w:rFonts w:ascii="Times New Roman" w:eastAsia="Times New Roman" w:hAnsi="Times New Roman" w:cs="Times New Roman"/>
-          <w:b/>
-          <w:bCs/>
-          <w:sz w:val="32"/>
-          <w:szCs w:val="32"/>
-        </w:rPr>
-        <w:lastRenderedPageBreak/>
-        <w:t>5. Oldalak</w:t>
-      </w:r>
+        <w:t xml:space="preserve">Az </w:t>
+      </w:r>
+      <w:proofErr w:type="spellStart"/>
+      <w:r>
+        <w:t>EditAppointmentForm</w:t>
+      </w:r>
+      <w:proofErr w:type="spellEnd"/>
+      <w:r>
+        <w:t>(</w:t>
+      </w:r>
+      <w:proofErr w:type="spellStart"/>
+      <w:r>
+        <w:t>DateTime</w:t>
+      </w:r>
+      <w:proofErr w:type="spellEnd"/>
+      <w:r>
+        <w:t xml:space="preserve">) komponens </w:t>
+      </w:r>
+      <w:proofErr w:type="spellStart"/>
+      <w:r>
+        <w:t>rendereli</w:t>
+      </w:r>
+      <w:proofErr w:type="spellEnd"/>
+      <w:r>
+        <w:t xml:space="preserve"> az adminisztrátori időpontszerkesztési </w:t>
+      </w:r>
+      <w:proofErr w:type="spellStart"/>
+      <w:r>
+        <w:t>formot</w:t>
+      </w:r>
+      <w:proofErr w:type="spellEnd"/>
+      <w:r>
+        <w:t xml:space="preserve">, amely egy </w:t>
+      </w:r>
+      <w:proofErr w:type="spellStart"/>
+      <w:r>
+        <w:t>DateTime</w:t>
+      </w:r>
+      <w:proofErr w:type="spellEnd"/>
+      <w:r>
+        <w:t xml:space="preserve"> adatait tartalmazza és egy véglegesítési gombot. A véglegesítési gomb megnyomásakor a </w:t>
+      </w:r>
+      <w:proofErr w:type="spellStart"/>
+      <w:r>
+        <w:t>DateTimeService.finalizeService</w:t>
+      </w:r>
+      <w:proofErr w:type="spellEnd"/>
+      <w:r>
+        <w:t>(</w:t>
+      </w:r>
+      <w:proofErr w:type="spellStart"/>
+      <w:r>
+        <w:t>id</w:t>
+      </w:r>
+      <w:proofErr w:type="spellEnd"/>
+      <w:r>
+        <w:t xml:space="preserve">, </w:t>
+      </w:r>
+      <w:proofErr w:type="spellStart"/>
+      <w:r>
+        <w:t>data</w:t>
+      </w:r>
+      <w:proofErr w:type="spellEnd"/>
+      <w:r>
+        <w:t>: {</w:t>
+      </w:r>
+      <w:proofErr w:type="spellStart"/>
+      <w:r>
+        <w:t>service_id</w:t>
+      </w:r>
+      <w:proofErr w:type="spellEnd"/>
+      <w:r>
+        <w:t xml:space="preserve">, </w:t>
+      </w:r>
+      <w:proofErr w:type="spellStart"/>
+      <w:r>
+        <w:t>price</w:t>
+      </w:r>
+      <w:proofErr w:type="spellEnd"/>
+      <w:r>
+        <w:t xml:space="preserve">, </w:t>
+      </w:r>
+      <w:proofErr w:type="spellStart"/>
+      <w:r>
+        <w:t>bringbackDate</w:t>
+      </w:r>
+      <w:proofErr w:type="spellEnd"/>
+      <w:r>
+        <w:t>}) metódust hívja meg.</w:t>
+      </w:r>
+    </w:p>
+    <w:p>
+      <w:pPr>
+        <w:pStyle w:val="Cmsor3"/>
+      </w:pPr>
+      <w:r>
+        <w:rPr>
+          <w:rFonts w:ascii="Times New Roman" w:eastAsia="Times New Roman" w:hAnsi="Times New Roman" w:cs="Times New Roman"/>
+          <w:b/>
+          <w:bCs/>
+          <w:sz w:val="24"/>
+          <w:szCs w:val="24"/>
+        </w:rPr>
+        <w:t xml:space="preserve">4.8.4 </w:t>
+      </w:r>
+      <w:proofErr w:type="spellStart"/>
+      <w:r>
+        <w:rPr>
+          <w:rFonts w:ascii="Times New Roman" w:eastAsia="Times New Roman" w:hAnsi="Times New Roman" w:cs="Times New Roman"/>
+          <w:b/>
+          <w:bCs/>
+          <w:sz w:val="24"/>
+          <w:szCs w:val="24"/>
+        </w:rPr>
+        <w:t>ProductDashboard</w:t>
+      </w:r>
+      <w:proofErr w:type="spellEnd"/>
     </w:p>
     <w:p>
       <w:pPr>
@@ -1641,23 +5172,91 @@
         <w:jc w:val="both"/>
       </w:pPr>
       <w:r>
-        <w:t>Az oldalréteg az alkalmazás navigálható nézeteit tartalmazza. Minden oldal egy React Router útvonalhoz van rendelve, és a megfelelő modulokat, komponenseket rendereli. Az oldalak három fő csoportra oszthatók: publikus oldalak, bejelentkezéshez kötött oldalak és adminisztrátori oldalak.</w:t>
-      </w:r>
-    </w:p>
-    <w:p>
-      <w:pPr>
-        <w:pStyle w:val="Cmsor2"/>
-      </w:pPr>
-      <w:r>
-        <w:rPr>
-          <w:rFonts w:ascii="Times New Roman" w:eastAsia="Times New Roman" w:hAnsi="Times New Roman" w:cs="Times New Roman"/>
-          <w:b/>
-          <w:bCs/>
-          <w:sz w:val="28"/>
-          <w:szCs w:val="28"/>
-        </w:rPr>
-        <w:t>5.1 RootLayout</w:t>
-      </w:r>
+        <w:t xml:space="preserve">A </w:t>
+      </w:r>
+      <w:proofErr w:type="spellStart"/>
+      <w:r>
+        <w:t>ProductDashboard</w:t>
+      </w:r>
+      <w:proofErr w:type="spellEnd"/>
+      <w:r>
+        <w:t xml:space="preserve"> az adminisztrátori termékkezelő nézet. Lekéri az összes terméket a </w:t>
+      </w:r>
+      <w:proofErr w:type="spellStart"/>
+      <w:r>
+        <w:t>ProductService.getAdminProducts</w:t>
+      </w:r>
+      <w:proofErr w:type="spellEnd"/>
+      <w:r>
+        <w:t xml:space="preserve">(): </w:t>
+      </w:r>
+      <w:proofErr w:type="spellStart"/>
+      <w:r>
+        <w:t>Product</w:t>
+      </w:r>
+      <w:proofErr w:type="spellEnd"/>
+      <w:r>
+        <w:t xml:space="preserve">[] metódussal, </w:t>
+      </w:r>
+      <w:proofErr w:type="spellStart"/>
+      <w:r>
+        <w:t>HTMLTableElement</w:t>
+      </w:r>
+      <w:proofErr w:type="spellEnd"/>
+      <w:r>
+        <w:t xml:space="preserve">-ben jeleníti meg azokat módosítási és törlési gombokkal, és </w:t>
+      </w:r>
+      <w:proofErr w:type="spellStart"/>
+      <w:r>
+        <w:t>formot</w:t>
+      </w:r>
+      <w:proofErr w:type="spellEnd"/>
+      <w:r>
+        <w:t xml:space="preserve"> biztosít új termék hozzáadásához. A törlési gomb megnyomásakor a </w:t>
+      </w:r>
+      <w:proofErr w:type="spellStart"/>
+      <w:r>
+        <w:t>ProductService.deleteProductbyId</w:t>
+      </w:r>
+      <w:proofErr w:type="spellEnd"/>
+      <w:r>
+        <w:t xml:space="preserve">(Product.id) metódust hívja meg. A módosítási gomb az </w:t>
+      </w:r>
+      <w:proofErr w:type="spellStart"/>
+      <w:r>
+        <w:t>EditProductPage</w:t>
+      </w:r>
+      <w:proofErr w:type="spellEnd"/>
+      <w:r>
+        <w:t>-re irányít.</w:t>
+      </w:r>
+    </w:p>
+    <w:p>
+      <w:pPr>
+        <w:pStyle w:val="Cmsor3"/>
+      </w:pPr>
+      <w:r>
+        <w:rPr>
+          <w:rFonts w:ascii="Times New Roman" w:eastAsia="Times New Roman" w:hAnsi="Times New Roman" w:cs="Times New Roman"/>
+          <w:b/>
+          <w:bCs/>
+          <w:sz w:val="24"/>
+          <w:szCs w:val="24"/>
+        </w:rPr>
+        <w:t xml:space="preserve">4.8.5 </w:t>
+      </w:r>
+      <w:proofErr w:type="spellStart"/>
+      <w:r>
+        <w:rPr>
+          <w:rFonts w:ascii="Times New Roman" w:eastAsia="Times New Roman" w:hAnsi="Times New Roman" w:cs="Times New Roman"/>
+          <w:b/>
+          <w:bCs/>
+          <w:sz w:val="24"/>
+          <w:szCs w:val="24"/>
+        </w:rPr>
+        <w:t>GuestsDashboard</w:t>
+      </w:r>
+      <w:proofErr w:type="spellEnd"/>
     </w:p>
     <w:p>
       <w:pPr>
@@ -1666,22 +5265,47 @@
         <w:jc w:val="both"/>
       </w:pPr>
       <w:r>
-        <w:t>A RootLayout az alkalmazás gyökér layout komponense. Rendereli a Navbar és Footer komponenseket, valamint az Outlet elemet, amely a child route-ok megjelenítéséért felelős. A rootLoader az AuthService.gettingCurrentGuest() metódus segítségével betölti az aktuális felhasználói adatokat, így az összes child oldal hozzáfér a bejelentkezett vendég adataihoz.</w:t>
-      </w:r>
-    </w:p>
-    <w:p>
-      <w:pPr>
-        <w:pStyle w:val="Cmsor2"/>
-      </w:pPr>
-      <w:r>
-        <w:rPr>
-          <w:rFonts w:ascii="Times New Roman" w:eastAsia="Times New Roman" w:hAnsi="Times New Roman" w:cs="Times New Roman"/>
-          <w:b/>
-          <w:bCs/>
-          <w:sz w:val="28"/>
-          <w:szCs w:val="28"/>
-        </w:rPr>
-        <w:t>5.2 Publikus oldalak</w:t>
+        <w:t xml:space="preserve">A </w:t>
+      </w:r>
+      <w:proofErr w:type="spellStart"/>
+      <w:r>
+        <w:t>GuestsDashboard</w:t>
+      </w:r>
+      <w:proofErr w:type="spellEnd"/>
+      <w:r>
+        <w:t xml:space="preserve"> az adminisztrátori vendégfelhasználó-kezelő nézet. Lekéri a normál jogosultságú vendégfelhasználókat a </w:t>
+      </w:r>
+      <w:proofErr w:type="spellStart"/>
+      <w:r>
+        <w:t>GuestService.getNormalGuests</w:t>
+      </w:r>
+      <w:proofErr w:type="spellEnd"/>
+      <w:r>
+        <w:t xml:space="preserve">(): </w:t>
+      </w:r>
+      <w:proofErr w:type="spellStart"/>
+      <w:r>
+        <w:t>Guest</w:t>
+      </w:r>
+      <w:proofErr w:type="spellEnd"/>
+      <w:r>
+        <w:t xml:space="preserve">[] metódussal, </w:t>
+      </w:r>
+      <w:proofErr w:type="spellStart"/>
+      <w:r>
+        <w:t>HTMLTableElement</w:t>
+      </w:r>
+      <w:proofErr w:type="spellEnd"/>
+      <w:r>
+        <w:t xml:space="preserve">-ben jeleníti meg azokat, és keresési </w:t>
+      </w:r>
+      <w:proofErr w:type="spellStart"/>
+      <w:r>
+        <w:t>formot</w:t>
+      </w:r>
+      <w:proofErr w:type="spellEnd"/>
+      <w:r>
+        <w:t xml:space="preserve"> biztosít a vendégfelhasználók szűréséhez.</w:t>
       </w:r>
     </w:p>
     <w:p>
@@ -1696,8 +5320,20 @@
           <w:sz w:val="24"/>
           <w:szCs w:val="24"/>
         </w:rPr>
-        <w:t>5.2.1 HomePage</w:t>
-      </w:r>
+        <w:t xml:space="preserve">4.8.6 </w:t>
+      </w:r>
+      <w:proofErr w:type="spellStart"/>
+      <w:r>
+        <w:rPr>
+          <w:rFonts w:ascii="Times New Roman" w:eastAsia="Times New Roman" w:hAnsi="Times New Roman" w:cs="Times New Roman"/>
+          <w:b/>
+          <w:bCs/>
+          <w:sz w:val="24"/>
+          <w:szCs w:val="24"/>
+        </w:rPr>
+        <w:t>OrdersDashboard</w:t>
+      </w:r>
+      <w:proofErr w:type="spellEnd"/>
     </w:p>
     <w:p>
       <w:pPr>
@@ -1706,7 +5342,55 @@
         <w:jc w:val="both"/>
       </w:pPr>
       <w:r>
-        <w:t>A főoldal rendereli a Szurok szűrőkomponenst és a Products terméklistát. A termékek lekéréséhez a ProductService.getProducts() metódust hívja meg, és szűrési, lapozási paramétereket is kezel.</w:t>
+        <w:t xml:space="preserve">Az </w:t>
+      </w:r>
+      <w:proofErr w:type="spellStart"/>
+      <w:r>
+        <w:t>OrdersDashboard</w:t>
+      </w:r>
+      <w:proofErr w:type="spellEnd"/>
+      <w:r>
+        <w:t xml:space="preserve"> az adminisztrátori rendeléskezelő nézet. Lekéri az összes rendelést az </w:t>
+      </w:r>
+      <w:proofErr w:type="spellStart"/>
+      <w:r>
+        <w:t>OrderService.getOrdersforAdmin</w:t>
+      </w:r>
+      <w:proofErr w:type="spellEnd"/>
+      <w:r>
+        <w:t xml:space="preserve">(): </w:t>
+      </w:r>
+      <w:proofErr w:type="spellStart"/>
+      <w:r>
+        <w:t>Order</w:t>
+      </w:r>
+      <w:proofErr w:type="spellEnd"/>
+      <w:r>
+        <w:t xml:space="preserve">[] metódussal, </w:t>
+      </w:r>
+      <w:proofErr w:type="spellStart"/>
+      <w:r>
+        <w:t>HTMLTableElement</w:t>
+      </w:r>
+      <w:proofErr w:type="spellEnd"/>
+      <w:r>
+        <w:t xml:space="preserve">-ben jeleníti meg a rendeléseket (beleértve a lezárt rendeléseket is), és minden rendeléshez HTML </w:t>
+      </w:r>
+      <w:proofErr w:type="spellStart"/>
+      <w:r>
+        <w:t>select</w:t>
+      </w:r>
+      <w:proofErr w:type="spellEnd"/>
+      <w:r>
+        <w:t xml:space="preserve"> elemet biztosít az állapot módosításához. Az állapot megváltoztatásakor az </w:t>
+      </w:r>
+      <w:proofErr w:type="spellStart"/>
+      <w:r>
+        <w:t>OrderService.UpdateOrderStat</w:t>
+      </w:r>
+      <w:proofErr w:type="spellEnd"/>
+      <w:r>
+        <w:t>() metódust hívja meg.</w:t>
       </w:r>
     </w:p>
     <w:p>
@@ -1721,8 +5405,21 @@
           <w:sz w:val="24"/>
           <w:szCs w:val="24"/>
         </w:rPr>
-        <w:t>5.2.2 ProductPage</w:t>
-      </w:r>
+        <w:lastRenderedPageBreak/>
+        <w:t xml:space="preserve">4.8.7 </w:t>
+      </w:r>
+      <w:proofErr w:type="spellStart"/>
+      <w:r>
+        <w:rPr>
+          <w:rFonts w:ascii="Times New Roman" w:eastAsia="Times New Roman" w:hAnsi="Times New Roman" w:cs="Times New Roman"/>
+          <w:b/>
+          <w:bCs/>
+          <w:sz w:val="24"/>
+          <w:szCs w:val="24"/>
+        </w:rPr>
+        <w:t>AppointmentDashboard</w:t>
+      </w:r>
+      <w:proofErr w:type="spellEnd"/>
     </w:p>
     <w:p>
       <w:pPr>
@@ -1731,22 +5428,70 @@
         <w:jc w:val="both"/>
       </w:pPr>
       <w:r>
-        <w:t>A termékmegjelenítő oldal a productPageModule komponenst rendereli, amely egy termék részletes adatait jeleníti meg, a ProductService.getProductById() metódust felhasználva.</w:t>
-      </w:r>
-    </w:p>
-    <w:p>
-      <w:pPr>
-        <w:pStyle w:val="Cmsor3"/>
-      </w:pPr>
-      <w:r>
-        <w:rPr>
-          <w:rFonts w:ascii="Times New Roman" w:eastAsia="Times New Roman" w:hAnsi="Times New Roman" w:cs="Times New Roman"/>
-          <w:b/>
-          <w:bCs/>
-          <w:sz w:val="24"/>
-          <w:szCs w:val="24"/>
-        </w:rPr>
-        <w:t>5.2.3 CartPage</w:t>
+        <w:t xml:space="preserve">Az </w:t>
+      </w:r>
+      <w:proofErr w:type="spellStart"/>
+      <w:r>
+        <w:t>AppointmentDashboard</w:t>
+      </w:r>
+      <w:proofErr w:type="spellEnd"/>
+      <w:r>
+        <w:t xml:space="preserve"> az adminisztrátori időpontkezelő nézet. Lekéri az összes időpontot a </w:t>
+      </w:r>
+      <w:proofErr w:type="spellStart"/>
+      <w:r>
+        <w:t>DateTimeService.getAppointmentsforAdmin</w:t>
+      </w:r>
+      <w:proofErr w:type="spellEnd"/>
+      <w:r>
+        <w:t xml:space="preserve">(): </w:t>
+      </w:r>
+      <w:proofErr w:type="spellStart"/>
+      <w:r>
+        <w:t>DateTime</w:t>
+      </w:r>
+      <w:proofErr w:type="spellEnd"/>
+      <w:r>
+        <w:t xml:space="preserve">[] metódussal, </w:t>
+      </w:r>
+      <w:proofErr w:type="spellStart"/>
+      <w:r>
+        <w:t>HTMLTableElement</w:t>
+      </w:r>
+      <w:proofErr w:type="spellEnd"/>
+      <w:r>
+        <w:t xml:space="preserve">-ben jeleníti meg a foglalt és a lezárt időpontokat, és </w:t>
+      </w:r>
+      <w:proofErr w:type="spellStart"/>
+      <w:r>
+        <w:t>formot</w:t>
+      </w:r>
+      <w:proofErr w:type="spellEnd"/>
+      <w:r>
+        <w:t xml:space="preserve"> biztosít új szabad időpont létrehozásához. A véglegesítési gomb az </w:t>
+      </w:r>
+      <w:proofErr w:type="spellStart"/>
+      <w:r>
+        <w:t>EditAppointmentPage</w:t>
+      </w:r>
+      <w:proofErr w:type="spellEnd"/>
+      <w:r>
+        <w:t>-re irányít.</w:t>
+      </w:r>
+    </w:p>
+    <w:p>
+      <w:pPr>
+        <w:pStyle w:val="Cmsor1"/>
+      </w:pPr>
+      <w:r>
+        <w:rPr>
+          <w:rFonts w:ascii="Times New Roman" w:eastAsia="Times New Roman" w:hAnsi="Times New Roman" w:cs="Times New Roman"/>
+          <w:b/>
+          <w:bCs/>
+          <w:sz w:val="32"/>
+          <w:szCs w:val="32"/>
+        </w:rPr>
+        <w:t>5. Oldalak</w:t>
       </w:r>
     </w:p>
     <w:p>
@@ -1756,23 +5501,51 @@
         <w:jc w:val="both"/>
       </w:pPr>
       <w:r>
-        <w:t>A kosár oldal a CartProducts komponenst rendereli. A kosár tartalma a useCart hook segítségével, localStorage-ból kerül betöltésre. Ha a kosár üres, tájékoztató üzenetet jelenít meg és visszanavigálási lehetőséget biztosít.</w:t>
-      </w:r>
-    </w:p>
-    <w:p>
-      <w:pPr>
-        <w:pStyle w:val="Cmsor3"/>
-      </w:pPr>
-      <w:r>
-        <w:rPr>
-          <w:rFonts w:ascii="Times New Roman" w:eastAsia="Times New Roman" w:hAnsi="Times New Roman" w:cs="Times New Roman"/>
-          <w:b/>
-          <w:bCs/>
-          <w:sz w:val="24"/>
-          <w:szCs w:val="24"/>
-        </w:rPr>
-        <w:t>5.2.4 ContactsPageOnlyMobile</w:t>
-      </w:r>
+        <w:t xml:space="preserve">Az oldalréteg az alkalmazás navigálható nézeteit tartalmazza. Minden oldal egy </w:t>
+      </w:r>
+      <w:proofErr w:type="spellStart"/>
+      <w:r>
+        <w:t>React</w:t>
+      </w:r>
+      <w:proofErr w:type="spellEnd"/>
+      <w:r>
+        <w:t xml:space="preserve"> Router útvonalhoz van rendelve, és a megfelelő modulokat, komponenseket </w:t>
+      </w:r>
+      <w:proofErr w:type="spellStart"/>
+      <w:r>
+        <w:t>rendereli</w:t>
+      </w:r>
+      <w:proofErr w:type="spellEnd"/>
+      <w:r>
+        <w:t>. Az oldalak három fő csoportra oszthatók: publikus oldalak, bejelentkezéshez kötött oldalak és adminisztrátori oldalak.</w:t>
+      </w:r>
+    </w:p>
+    <w:p>
+      <w:pPr>
+        <w:pStyle w:val="Cmsor2"/>
+      </w:pPr>
+      <w:r>
+        <w:rPr>
+          <w:rFonts w:ascii="Times New Roman" w:eastAsia="Times New Roman" w:hAnsi="Times New Roman" w:cs="Times New Roman"/>
+          <w:b/>
+          <w:bCs/>
+          <w:sz w:val="28"/>
+          <w:szCs w:val="28"/>
+        </w:rPr>
+        <w:t xml:space="preserve">5.1 </w:t>
+      </w:r>
+      <w:proofErr w:type="spellStart"/>
+      <w:r>
+        <w:rPr>
+          <w:rFonts w:ascii="Times New Roman" w:eastAsia="Times New Roman" w:hAnsi="Times New Roman" w:cs="Times New Roman"/>
+          <w:b/>
+          <w:bCs/>
+          <w:sz w:val="28"/>
+          <w:szCs w:val="28"/>
+        </w:rPr>
+        <w:t>RootLayout</w:t>
+      </w:r>
+      <w:proofErr w:type="spellEnd"/>
     </w:p>
     <w:p>
       <w:pPr>
@@ -1781,7 +5554,95 @@
         <w:jc w:val="both"/>
       </w:pPr>
       <w:r>
-        <w:t>A kapcsolati oldal statikus elérhetőségi tartalmat jelenít meg. Kizárólag mobil nézetben elérhető, service-hívást nem tartalmaz.</w:t>
+        <w:t xml:space="preserve">A </w:t>
+      </w:r>
+      <w:proofErr w:type="spellStart"/>
+      <w:r>
+        <w:t>RootLayout</w:t>
+      </w:r>
+      <w:proofErr w:type="spellEnd"/>
+      <w:r>
+        <w:t xml:space="preserve"> az alkalmazás gyökér </w:t>
+      </w:r>
+      <w:proofErr w:type="spellStart"/>
+      <w:r>
+        <w:t>layout</w:t>
+      </w:r>
+      <w:proofErr w:type="spellEnd"/>
+      <w:r>
+        <w:t xml:space="preserve"> komponense. </w:t>
+      </w:r>
+      <w:proofErr w:type="spellStart"/>
+      <w:r>
+        <w:t>Rendereli</w:t>
+      </w:r>
+      <w:proofErr w:type="spellEnd"/>
+      <w:r>
+        <w:t xml:space="preserve"> a </w:t>
+      </w:r>
+      <w:proofErr w:type="spellStart"/>
+      <w:r>
+        <w:t>Navbar</w:t>
+      </w:r>
+      <w:proofErr w:type="spellEnd"/>
+      <w:r>
+        <w:t xml:space="preserve"> és </w:t>
+      </w:r>
+      <w:proofErr w:type="spellStart"/>
+      <w:r>
+        <w:t>Footer</w:t>
+      </w:r>
+      <w:proofErr w:type="spellEnd"/>
+      <w:r>
+        <w:t xml:space="preserve"> komponenseket, valamint az </w:t>
+      </w:r>
+      <w:proofErr w:type="spellStart"/>
+      <w:r>
+        <w:t>Outlet</w:t>
+      </w:r>
+      <w:proofErr w:type="spellEnd"/>
+      <w:r>
+        <w:t xml:space="preserve"> elemet, amely a </w:t>
+      </w:r>
+      <w:proofErr w:type="spellStart"/>
+      <w:r>
+        <w:t>child</w:t>
+      </w:r>
+      <w:proofErr w:type="spellEnd"/>
+      <w:r>
+        <w:t xml:space="preserve"> </w:t>
+      </w:r>
+      <w:proofErr w:type="spellStart"/>
+      <w:r>
+        <w:t>route</w:t>
+      </w:r>
+      <w:proofErr w:type="spellEnd"/>
+      <w:r>
+        <w:t xml:space="preserve">-ok megjelenítéséért felelős. A </w:t>
+      </w:r>
+      <w:proofErr w:type="spellStart"/>
+      <w:r>
+        <w:t>rootLoader</w:t>
+      </w:r>
+      <w:proofErr w:type="spellEnd"/>
+      <w:r>
+        <w:t xml:space="preserve"> az </w:t>
+      </w:r>
+      <w:proofErr w:type="spellStart"/>
+      <w:r>
+        <w:t>AuthService.gettingCurrentGuest</w:t>
+      </w:r>
+      <w:proofErr w:type="spellEnd"/>
+      <w:r>
+        <w:t xml:space="preserve">() metódus segítségével betölti az aktuális felhasználói adatokat, így az összes </w:t>
+      </w:r>
+      <w:proofErr w:type="spellStart"/>
+      <w:r>
+        <w:t>child</w:t>
+      </w:r>
+      <w:proofErr w:type="spellEnd"/>
+      <w:r>
+        <w:t xml:space="preserve"> oldal hozzáfér a bejelentkezett vendég adataihoz.</w:t>
       </w:r>
     </w:p>
     <w:p>
@@ -1796,8 +5657,35 @@
           <w:sz w:val="28"/>
           <w:szCs w:val="28"/>
         </w:rPr>
-        <w:t>5.3 PublicOnlyRoute alatti oldalak</w:t>
-      </w:r>
+        <w:t>5.2 Publikus oldalak</w:t>
+      </w:r>
+    </w:p>
+    <w:p>
+      <w:pPr>
+        <w:pStyle w:val="Cmsor3"/>
+      </w:pPr>
+      <w:r>
+        <w:rPr>
+          <w:rFonts w:ascii="Times New Roman" w:eastAsia="Times New Roman" w:hAnsi="Times New Roman" w:cs="Times New Roman"/>
+          <w:b/>
+          <w:bCs/>
+          <w:sz w:val="24"/>
+          <w:szCs w:val="24"/>
+        </w:rPr>
+        <w:t xml:space="preserve">5.2.1 </w:t>
+      </w:r>
+      <w:proofErr w:type="spellStart"/>
+      <w:r>
+        <w:rPr>
+          <w:rFonts w:ascii="Times New Roman" w:eastAsia="Times New Roman" w:hAnsi="Times New Roman" w:cs="Times New Roman"/>
+          <w:b/>
+          <w:bCs/>
+          <w:sz w:val="24"/>
+          <w:szCs w:val="24"/>
+        </w:rPr>
+        <w:t>HomePage</w:t>
+      </w:r>
+      <w:proofErr w:type="spellEnd"/>
     </w:p>
     <w:p>
       <w:pPr>
@@ -1806,7 +5694,23 @@
         <w:jc w:val="both"/>
       </w:pPr>
       <w:r>
-        <w:t>A PublicOnlyRoute guard alá tartozó oldalak kizárólag be nem bejelentkezett felhasználók számára elérhetők. Bejelentkezett normál felhasználót a gyökér útvonalra, adminisztrátort az adminisztrátori felületre irányítja vissza.</w:t>
+        <w:t xml:space="preserve">A főoldal </w:t>
+      </w:r>
+      <w:proofErr w:type="spellStart"/>
+      <w:r>
+        <w:t>rendereli</w:t>
+      </w:r>
+      <w:proofErr w:type="spellEnd"/>
+      <w:r>
+        <w:t xml:space="preserve"> a Szurok szűrőkomponenst és a Products terméklistát. A termékek lekéréséhez a </w:t>
+      </w:r>
+      <w:proofErr w:type="spellStart"/>
+      <w:r>
+        <w:t>ProductService.getProducts</w:t>
+      </w:r>
+      <w:proofErr w:type="spellEnd"/>
+      <w:r>
+        <w:t>() metódust hívja meg, és szűrési, lapozási paramétereket is kezel.</w:t>
       </w:r>
     </w:p>
     <w:p>
@@ -1821,9 +5725,20 @@
           <w:sz w:val="24"/>
           <w:szCs w:val="24"/>
         </w:rPr>
-        <w:lastRenderedPageBreak/>
-        <w:t>5.3.1 LoginPage</w:t>
-      </w:r>
+        <w:t xml:space="preserve">5.2.2 </w:t>
+      </w:r>
+      <w:proofErr w:type="spellStart"/>
+      <w:r>
+        <w:rPr>
+          <w:rFonts w:ascii="Times New Roman" w:eastAsia="Times New Roman" w:hAnsi="Times New Roman" w:cs="Times New Roman"/>
+          <w:b/>
+          <w:bCs/>
+          <w:sz w:val="24"/>
+          <w:szCs w:val="24"/>
+        </w:rPr>
+        <w:t>ProductPage</w:t>
+      </w:r>
+      <w:proofErr w:type="spellEnd"/>
     </w:p>
     <w:p>
       <w:pPr>
@@ -1832,7 +5747,31 @@
         <w:jc w:val="both"/>
       </w:pPr>
       <w:r>
-        <w:t>A bejelentkezési oldal a LoginData modult rendereli. A bejelentkezés elvégzése után az AuthService.Login() visszatérési értékét Toast jeleníti meg.</w:t>
+        <w:t xml:space="preserve">A termékmegjelenítő oldal a </w:t>
+      </w:r>
+      <w:proofErr w:type="spellStart"/>
+      <w:r>
+        <w:t>productPageModule</w:t>
+      </w:r>
+      <w:proofErr w:type="spellEnd"/>
+      <w:r>
+        <w:t xml:space="preserve"> komponenst </w:t>
+      </w:r>
+      <w:proofErr w:type="spellStart"/>
+      <w:r>
+        <w:t>rendereli</w:t>
+      </w:r>
+      <w:proofErr w:type="spellEnd"/>
+      <w:r>
+        <w:t xml:space="preserve">, amely egy termék részletes adatait jeleníti meg, a </w:t>
+      </w:r>
+      <w:proofErr w:type="spellStart"/>
+      <w:r>
+        <w:t>ProductService.getProductById</w:t>
+      </w:r>
+      <w:proofErr w:type="spellEnd"/>
+      <w:r>
+        <w:t>() metódust felhasználva.</w:t>
       </w:r>
     </w:p>
     <w:p>
@@ -1847,8 +5786,20 @@
           <w:sz w:val="24"/>
           <w:szCs w:val="24"/>
         </w:rPr>
-        <w:t>5.3.2 RegisPage</w:t>
-      </w:r>
+        <w:t xml:space="preserve">5.2.3 </w:t>
+      </w:r>
+      <w:proofErr w:type="spellStart"/>
+      <w:r>
+        <w:rPr>
+          <w:rFonts w:ascii="Times New Roman" w:eastAsia="Times New Roman" w:hAnsi="Times New Roman" w:cs="Times New Roman"/>
+          <w:b/>
+          <w:bCs/>
+          <w:sz w:val="24"/>
+          <w:szCs w:val="24"/>
+        </w:rPr>
+        <w:t>CartPage</w:t>
+      </w:r>
+      <w:proofErr w:type="spellEnd"/>
     </w:p>
     <w:p>
       <w:pPr>
@@ -1857,7 +5808,47 @@
         <w:jc w:val="both"/>
       </w:pPr>
       <w:r>
-        <w:t>A regisztrációs oldal a SignUpModule komponenst rendereli. A regisztráció elvégzése után az AuthService.registration() visszatérési értékét Toast jeleníti meg.</w:t>
+        <w:t xml:space="preserve">A kosár oldal a </w:t>
+      </w:r>
+      <w:proofErr w:type="spellStart"/>
+      <w:r>
+        <w:t>CartProducts</w:t>
+      </w:r>
+      <w:proofErr w:type="spellEnd"/>
+      <w:r>
+        <w:t xml:space="preserve"> komponenst </w:t>
+      </w:r>
+      <w:proofErr w:type="spellStart"/>
+      <w:r>
+        <w:t>rendereli</w:t>
+      </w:r>
+      <w:proofErr w:type="spellEnd"/>
+      <w:r>
+        <w:t xml:space="preserve">. A kosár tartalma a </w:t>
+      </w:r>
+      <w:proofErr w:type="spellStart"/>
+      <w:r>
+        <w:t>useCart</w:t>
+      </w:r>
+      <w:proofErr w:type="spellEnd"/>
+      <w:r>
+        <w:t xml:space="preserve"> </w:t>
+      </w:r>
+      <w:proofErr w:type="spellStart"/>
+      <w:r>
+        <w:t>hook</w:t>
+      </w:r>
+      <w:proofErr w:type="spellEnd"/>
+      <w:r>
+        <w:t xml:space="preserve"> segítségével, </w:t>
+      </w:r>
+      <w:proofErr w:type="spellStart"/>
+      <w:r>
+        <w:t>localStorage-ból</w:t>
+      </w:r>
+      <w:proofErr w:type="spellEnd"/>
+      <w:r>
+        <w:t xml:space="preserve"> kerül betöltésre. Ha a kosár üres, tájékoztató üzenetet jelenít meg és visszanavigálási lehetőséget biztosít.</w:t>
       </w:r>
     </w:p>
     <w:p>
@@ -1872,8 +5863,21 @@
           <w:sz w:val="24"/>
           <w:szCs w:val="24"/>
         </w:rPr>
-        <w:t>5.3.3 GetNewPasswordPage</w:t>
-      </w:r>
+        <w:lastRenderedPageBreak/>
+        <w:t xml:space="preserve">5.2.4 </w:t>
+      </w:r>
+      <w:proofErr w:type="spellStart"/>
+      <w:r>
+        <w:rPr>
+          <w:rFonts w:ascii="Times New Roman" w:eastAsia="Times New Roman" w:hAnsi="Times New Roman" w:cs="Times New Roman"/>
+          <w:b/>
+          <w:bCs/>
+          <w:sz w:val="24"/>
+          <w:szCs w:val="24"/>
+        </w:rPr>
+        <w:t>ContactsPageOnlyMobile</w:t>
+      </w:r>
+      <w:proofErr w:type="spellEnd"/>
     </w:p>
     <w:p>
       <w:pPr>
@@ -1882,22 +5886,44 @@
         <w:jc w:val="both"/>
       </w:pPr>
       <w:r>
-        <w:t>A jelszó-visszaállítási e-mail kérési oldal a GetNewPasswordModule komponenst rendereli, amely a PasswordService.forgotPass() metódust hívja meg.</w:t>
-      </w:r>
-    </w:p>
-    <w:p>
-      <w:pPr>
-        <w:pStyle w:val="Cmsor3"/>
-      </w:pPr>
-      <w:r>
-        <w:rPr>
-          <w:rFonts w:ascii="Times New Roman" w:eastAsia="Times New Roman" w:hAnsi="Times New Roman" w:cs="Times New Roman"/>
-          <w:b/>
-          <w:bCs/>
-          <w:sz w:val="24"/>
-          <w:szCs w:val="24"/>
-        </w:rPr>
-        <w:t>5.3.4 CreateNewPasswordPage</w:t>
+        <w:t>A kapcsolati oldal statikus elérhetőségi tartalmat jelenít meg. Kizárólag mobil nézetben elérhető, service-hívást nem tartalmaz.</w:t>
+      </w:r>
+    </w:p>
+    <w:p>
+      <w:pPr>
+        <w:pStyle w:val="Cmsor2"/>
+      </w:pPr>
+      <w:r>
+        <w:rPr>
+          <w:rFonts w:ascii="Times New Roman" w:eastAsia="Times New Roman" w:hAnsi="Times New Roman" w:cs="Times New Roman"/>
+          <w:b/>
+          <w:bCs/>
+          <w:sz w:val="28"/>
+          <w:szCs w:val="28"/>
+        </w:rPr>
+        <w:t xml:space="preserve">5.3 </w:t>
+      </w:r>
+      <w:proofErr w:type="spellStart"/>
+      <w:r>
+        <w:rPr>
+          <w:rFonts w:ascii="Times New Roman" w:eastAsia="Times New Roman" w:hAnsi="Times New Roman" w:cs="Times New Roman"/>
+          <w:b/>
+          <w:bCs/>
+          <w:sz w:val="28"/>
+          <w:szCs w:val="28"/>
+        </w:rPr>
+        <w:t>PublicOnlyRoute</w:t>
+      </w:r>
+      <w:proofErr w:type="spellEnd"/>
+      <w:r>
+        <w:rPr>
+          <w:rFonts w:ascii="Times New Roman" w:eastAsia="Times New Roman" w:hAnsi="Times New Roman" w:cs="Times New Roman"/>
+          <w:b/>
+          <w:bCs/>
+          <w:sz w:val="28"/>
+          <w:szCs w:val="28"/>
+        </w:rPr>
+        <w:t xml:space="preserve"> alatti oldalak</w:t>
       </w:r>
     </w:p>
     <w:p>
@@ -1907,23 +5933,51 @@
         <w:jc w:val="both"/>
       </w:pPr>
       <w:r>
-        <w:t>Az új jelszó beállítási oldal a CreateNewPasswordModule komponenst rendereli. A PasswordService.createNewPass() metódusnak adja át az adatokat.</w:t>
-      </w:r>
-    </w:p>
-    <w:p>
-      <w:pPr>
-        <w:pStyle w:val="Cmsor2"/>
-      </w:pPr>
-      <w:r>
-        <w:rPr>
-          <w:rFonts w:ascii="Times New Roman" w:eastAsia="Times New Roman" w:hAnsi="Times New Roman" w:cs="Times New Roman"/>
-          <w:b/>
-          <w:bCs/>
-          <w:sz w:val="28"/>
-          <w:szCs w:val="28"/>
-        </w:rPr>
-        <w:t>5.4 ProtectRouteGuest alatti oldalak</w:t>
-      </w:r>
+        <w:t xml:space="preserve">A </w:t>
+      </w:r>
+      <w:proofErr w:type="spellStart"/>
+      <w:r>
+        <w:t>PublicOnlyRoute</w:t>
+      </w:r>
+      <w:proofErr w:type="spellEnd"/>
+      <w:r>
+        <w:t xml:space="preserve"> </w:t>
+      </w:r>
+      <w:proofErr w:type="spellStart"/>
+      <w:r>
+        <w:t>guard</w:t>
+      </w:r>
+      <w:proofErr w:type="spellEnd"/>
+      <w:r>
+        <w:t xml:space="preserve"> alá tartozó oldalak kizárólag be nem bejelentkezett felhasználók számára elérhetők. Bejelentkezett normál felhasználót a gyökér útvonalra, adminisztrátort az adminisztrátori felületre irányítja vissza.</w:t>
+      </w:r>
+    </w:p>
+    <w:p>
+      <w:pPr>
+        <w:pStyle w:val="Cmsor3"/>
+      </w:pPr>
+      <w:r>
+        <w:rPr>
+          <w:rFonts w:ascii="Times New Roman" w:eastAsia="Times New Roman" w:hAnsi="Times New Roman" w:cs="Times New Roman"/>
+          <w:b/>
+          <w:bCs/>
+          <w:sz w:val="24"/>
+          <w:szCs w:val="24"/>
+        </w:rPr>
+        <w:t xml:space="preserve">5.3.1 </w:t>
+      </w:r>
+      <w:proofErr w:type="spellStart"/>
+      <w:r>
+        <w:rPr>
+          <w:rFonts w:ascii="Times New Roman" w:eastAsia="Times New Roman" w:hAnsi="Times New Roman" w:cs="Times New Roman"/>
+          <w:b/>
+          <w:bCs/>
+          <w:sz w:val="24"/>
+          <w:szCs w:val="24"/>
+        </w:rPr>
+        <w:t>LoginPage</w:t>
+      </w:r>
+      <w:proofErr w:type="spellEnd"/>
     </w:p>
     <w:p>
       <w:pPr>
@@ -1932,8 +5986,59 @@
         <w:jc w:val="both"/>
       </w:pPr>
       <w:r>
-        <w:t>A ProtectRouteGuest guard biztosítja, hogy ezek az oldalak csak bejelentkezett felhasználók számára legyenek elérhetők. Nem bejelentkezett látogatót a bejelentkezési oldalra irányít vissza.</w:t>
-      </w:r>
+        <w:t xml:space="preserve">A bejelentkezési oldal a LoginData modult </w:t>
+      </w:r>
+      <w:proofErr w:type="spellStart"/>
+      <w:r>
+        <w:t>rendereli</w:t>
+      </w:r>
+      <w:proofErr w:type="spellEnd"/>
+      <w:r>
+        <w:t xml:space="preserve">. A bejelentkezés elvégzése után az </w:t>
+      </w:r>
+      <w:proofErr w:type="spellStart"/>
+      <w:r>
+        <w:t>AuthService.Login</w:t>
+      </w:r>
+      <w:proofErr w:type="spellEnd"/>
+      <w:r>
+        <w:t xml:space="preserve">() visszatérési értékét </w:t>
+      </w:r>
+      <w:proofErr w:type="spellStart"/>
+      <w:r>
+        <w:t>Toast</w:t>
+      </w:r>
+      <w:proofErr w:type="spellEnd"/>
+      <w:r>
+        <w:t xml:space="preserve"> jeleníti meg.</w:t>
+      </w:r>
+    </w:p>
+    <w:p>
+      <w:pPr>
+        <w:pStyle w:val="Cmsor3"/>
+      </w:pPr>
+      <w:r>
+        <w:rPr>
+          <w:rFonts w:ascii="Times New Roman" w:eastAsia="Times New Roman" w:hAnsi="Times New Roman" w:cs="Times New Roman"/>
+          <w:b/>
+          <w:bCs/>
+          <w:sz w:val="24"/>
+          <w:szCs w:val="24"/>
+        </w:rPr>
+        <w:t xml:space="preserve">5.3.2 </w:t>
+      </w:r>
+      <w:proofErr w:type="spellStart"/>
+      <w:r>
+        <w:rPr>
+          <w:rFonts w:ascii="Times New Roman" w:eastAsia="Times New Roman" w:hAnsi="Times New Roman" w:cs="Times New Roman"/>
+          <w:b/>
+          <w:bCs/>
+          <w:sz w:val="24"/>
+          <w:szCs w:val="24"/>
+        </w:rPr>
+        <w:t>RegisPage</w:t>
+      </w:r>
+      <w:proofErr w:type="spellEnd"/>
     </w:p>
     <w:p>
       <w:pPr>
@@ -1941,6 +6046,68 @@
         <w:ind w:firstLine="397"/>
         <w:jc w:val="both"/>
       </w:pPr>
+      <w:r>
+        <w:t xml:space="preserve">A regisztrációs oldal a </w:t>
+      </w:r>
+      <w:proofErr w:type="spellStart"/>
+      <w:r>
+        <w:t>SignUpModule</w:t>
+      </w:r>
+      <w:proofErr w:type="spellEnd"/>
+      <w:r>
+        <w:t xml:space="preserve"> komponenst </w:t>
+      </w:r>
+      <w:proofErr w:type="spellStart"/>
+      <w:r>
+        <w:t>rendereli</w:t>
+      </w:r>
+      <w:proofErr w:type="spellEnd"/>
+      <w:r>
+        <w:t xml:space="preserve">. A regisztráció elvégzése után az </w:t>
+      </w:r>
+      <w:proofErr w:type="spellStart"/>
+      <w:r>
+        <w:t>AuthService.registration</w:t>
+      </w:r>
+      <w:proofErr w:type="spellEnd"/>
+      <w:r>
+        <w:t xml:space="preserve">() visszatérési értékét </w:t>
+      </w:r>
+      <w:proofErr w:type="spellStart"/>
+      <w:r>
+        <w:t>Toast</w:t>
+      </w:r>
+      <w:proofErr w:type="spellEnd"/>
+      <w:r>
+        <w:t xml:space="preserve"> jeleníti meg.</w:t>
+      </w:r>
+    </w:p>
+    <w:p>
+      <w:pPr>
+        <w:pStyle w:val="Cmsor3"/>
+      </w:pPr>
+      <w:r>
+        <w:rPr>
+          <w:rFonts w:ascii="Times New Roman" w:eastAsia="Times New Roman" w:hAnsi="Times New Roman" w:cs="Times New Roman"/>
+          <w:b/>
+          <w:bCs/>
+          <w:sz w:val="24"/>
+          <w:szCs w:val="24"/>
+        </w:rPr>
+        <w:t xml:space="preserve">5.3.3 </w:t>
+      </w:r>
+      <w:proofErr w:type="spellStart"/>
+      <w:r>
+        <w:rPr>
+          <w:rFonts w:ascii="Times New Roman" w:eastAsia="Times New Roman" w:hAnsi="Times New Roman" w:cs="Times New Roman"/>
+          <w:b/>
+          <w:bCs/>
+          <w:sz w:val="24"/>
+          <w:szCs w:val="24"/>
+        </w:rPr>
+        <w:t>GetNewPasswordPage</w:t>
+      </w:r>
+      <w:proofErr w:type="spellEnd"/>
     </w:p>
     <w:p>
       <w:pPr>
@@ -1948,6 +6115,33 @@
         <w:ind w:firstLine="397"/>
         <w:jc w:val="both"/>
       </w:pPr>
+      <w:r>
+        <w:t xml:space="preserve">A jelszó-visszaállítási e-mail kérési oldal a </w:t>
+      </w:r>
+      <w:proofErr w:type="spellStart"/>
+      <w:r>
+        <w:t>GetNewPasswordModule</w:t>
+      </w:r>
+      <w:proofErr w:type="spellEnd"/>
+      <w:r>
+        <w:t xml:space="preserve"> komponenst </w:t>
+      </w:r>
+      <w:proofErr w:type="spellStart"/>
+      <w:r>
+        <w:t>rendereli</w:t>
+      </w:r>
+      <w:proofErr w:type="spellEnd"/>
+      <w:r>
+        <w:t xml:space="preserve">, amely a </w:t>
+      </w:r>
+      <w:proofErr w:type="spellStart"/>
+      <w:r>
+        <w:t>PasswordService.forgotPass</w:t>
+      </w:r>
+      <w:proofErr w:type="spellEnd"/>
+      <w:r>
+        <w:t>() metódust hívja meg.</w:t>
+      </w:r>
     </w:p>
     <w:p>
       <w:pPr>
@@ -1961,8 +6155,20 @@
           <w:sz w:val="24"/>
           <w:szCs w:val="24"/>
         </w:rPr>
-        <w:t>5.4.2 DateTimePage</w:t>
-      </w:r>
+        <w:t xml:space="preserve">5.3.4 </w:t>
+      </w:r>
+      <w:proofErr w:type="spellStart"/>
+      <w:r>
+        <w:rPr>
+          <w:rFonts w:ascii="Times New Roman" w:eastAsia="Times New Roman" w:hAnsi="Times New Roman" w:cs="Times New Roman"/>
+          <w:b/>
+          <w:bCs/>
+          <w:sz w:val="24"/>
+          <w:szCs w:val="24"/>
+        </w:rPr>
+        <w:t>CreateNewPasswordPage</w:t>
+      </w:r>
+      <w:proofErr w:type="spellEnd"/>
     </w:p>
     <w:p>
       <w:pPr>
@@ -1971,22 +6177,68 @@
         <w:jc w:val="both"/>
       </w:pPr>
       <w:r>
-        <w:t>Az időpontfoglalási oldal az AppointmentModule komponenst rendereli. Az appointmentLoader a DateTimeService.gettingFreeDates() metódus segítségével betölti a szabad időpontokat az oldal megnyitásakor.</w:t>
-      </w:r>
-    </w:p>
-    <w:p>
-      <w:pPr>
-        <w:pStyle w:val="Cmsor3"/>
-      </w:pPr>
-      <w:r>
-        <w:rPr>
-          <w:rFonts w:ascii="Times New Roman" w:eastAsia="Times New Roman" w:hAnsi="Times New Roman" w:cs="Times New Roman"/>
-          <w:b/>
-          <w:bCs/>
-          <w:sz w:val="24"/>
-          <w:szCs w:val="24"/>
-        </w:rPr>
-        <w:t>5.4.3 OrderDataPage</w:t>
+        <w:t xml:space="preserve">Az új jelszó beállítási oldal a </w:t>
+      </w:r>
+      <w:proofErr w:type="spellStart"/>
+      <w:r>
+        <w:t>CreateNewPasswordModule</w:t>
+      </w:r>
+      <w:proofErr w:type="spellEnd"/>
+      <w:r>
+        <w:t xml:space="preserve"> komponenst </w:t>
+      </w:r>
+      <w:proofErr w:type="spellStart"/>
+      <w:r>
+        <w:t>rendereli</w:t>
+      </w:r>
+      <w:proofErr w:type="spellEnd"/>
+      <w:r>
+        <w:t xml:space="preserve">. A </w:t>
+      </w:r>
+      <w:proofErr w:type="spellStart"/>
+      <w:r>
+        <w:t>PasswordService.createNewPass</w:t>
+      </w:r>
+      <w:proofErr w:type="spellEnd"/>
+      <w:r>
+        <w:t>() metódusnak adja át az adatokat.</w:t>
+      </w:r>
+    </w:p>
+    <w:p>
+      <w:pPr>
+        <w:pStyle w:val="Cmsor2"/>
+      </w:pPr>
+      <w:r>
+        <w:rPr>
+          <w:rFonts w:ascii="Times New Roman" w:eastAsia="Times New Roman" w:hAnsi="Times New Roman" w:cs="Times New Roman"/>
+          <w:b/>
+          <w:bCs/>
+          <w:sz w:val="28"/>
+          <w:szCs w:val="28"/>
+        </w:rPr>
+        <w:t xml:space="preserve">5.4 </w:t>
+      </w:r>
+      <w:proofErr w:type="spellStart"/>
+      <w:r>
+        <w:rPr>
+          <w:rFonts w:ascii="Times New Roman" w:eastAsia="Times New Roman" w:hAnsi="Times New Roman" w:cs="Times New Roman"/>
+          <w:b/>
+          <w:bCs/>
+          <w:sz w:val="28"/>
+          <w:szCs w:val="28"/>
+        </w:rPr>
+        <w:t>ProtectRouteGuest</w:t>
+      </w:r>
+      <w:proofErr w:type="spellEnd"/>
+      <w:r>
+        <w:rPr>
+          <w:rFonts w:ascii="Times New Roman" w:eastAsia="Times New Roman" w:hAnsi="Times New Roman" w:cs="Times New Roman"/>
+          <w:b/>
+          <w:bCs/>
+          <w:sz w:val="28"/>
+          <w:szCs w:val="28"/>
+        </w:rPr>
+        <w:t xml:space="preserve"> alatti oldalak</w:t>
       </w:r>
     </w:p>
     <w:p>
@@ -1996,22 +6248,23 @@
         <w:jc w:val="both"/>
       </w:pPr>
       <w:r>
-        <w:t>A rendelési adatok oldala az OrderDataModule komponenst rendereli. A CartGuard védi, így kizárólag akkor érhető el, ha a kosár nem üres. A rendelés elküldésekor az OrderService.MakeOrder() metódust hívja meg.</w:t>
-      </w:r>
-    </w:p>
-    <w:p>
-      <w:pPr>
-        <w:pStyle w:val="Cmsor3"/>
-      </w:pPr>
-      <w:r>
-        <w:rPr>
-          <w:rFonts w:ascii="Times New Roman" w:eastAsia="Times New Roman" w:hAnsi="Times New Roman" w:cs="Times New Roman"/>
-          <w:b/>
-          <w:bCs/>
-          <w:sz w:val="24"/>
-          <w:szCs w:val="24"/>
-        </w:rPr>
-        <w:t>5.4.4 EndofOrderPage</w:t>
+        <w:t xml:space="preserve">A </w:t>
+      </w:r>
+      <w:proofErr w:type="spellStart"/>
+      <w:r>
+        <w:t>ProtectRouteGuest</w:t>
+      </w:r>
+      <w:proofErr w:type="spellEnd"/>
+      <w:r>
+        <w:t xml:space="preserve"> </w:t>
+      </w:r>
+      <w:proofErr w:type="spellStart"/>
+      <w:r>
+        <w:t>guard</w:t>
+      </w:r>
+      <w:proofErr w:type="spellEnd"/>
+      <w:r>
+        <w:t xml:space="preserve"> biztosítja, hogy ezek az oldalak csak bejelentkezett felhasználók számára legyenek elérhetők. Nem bejelentkezett látogatót a bejelentkezési oldalra irányít vissza.</w:t>
       </w:r>
     </w:p>
     <w:p>
@@ -2020,25 +6273,6 @@
         <w:ind w:firstLine="397"/>
         <w:jc w:val="both"/>
       </w:pPr>
-      <w:r>
-        <w:t>A rendelés befejezési oldala statikus visszaigazoló szöveget és egy webáruházba visszatérő gombot jelenít meg. Akkor jelenik meg, ha a backend ok státusszal válaszolt a rendelési kérésre.</w:t>
-      </w:r>
-    </w:p>
-    <w:p>
-      <w:pPr>
-        <w:pStyle w:val="Cmsor2"/>
-      </w:pPr>
-      <w:r>
-        <w:rPr>
-          <w:rFonts w:ascii="Times New Roman" w:eastAsia="Times New Roman" w:hAnsi="Times New Roman" w:cs="Times New Roman"/>
-          <w:b/>
-          <w:bCs/>
-          <w:sz w:val="28"/>
-          <w:szCs w:val="28"/>
-        </w:rPr>
-        <w:lastRenderedPageBreak/>
-        <w:t>5.5 Adminisztrátori oldalak</w:t>
-      </w:r>
     </w:p>
     <w:p>
       <w:pPr>
@@ -2046,9 +6280,6 @@
         <w:ind w:firstLine="397"/>
         <w:jc w:val="both"/>
       </w:pPr>
-      <w:r>
-        <w:t>Az adminisztrátori oldalak a ProtectRouteAdmin guard alatt helyezkednek el, amely ellenőrzi a Guest.role === admin feltételt. Az adminisztrátori layout saját Navbar és Footer komponensekkel rendelkezik, és az AdminErrorPage szolgál hibaoldalaként.</w:t>
-      </w:r>
     </w:p>
     <w:p>
       <w:pPr>
@@ -2062,8 +6293,20 @@
           <w:sz w:val="24"/>
           <w:szCs w:val="24"/>
         </w:rPr>
-        <w:t>5.5.1 EditProductPage</w:t>
-      </w:r>
+        <w:t xml:space="preserve">5.4.2 </w:t>
+      </w:r>
+      <w:proofErr w:type="spellStart"/>
+      <w:r>
+        <w:rPr>
+          <w:rFonts w:ascii="Times New Roman" w:eastAsia="Times New Roman" w:hAnsi="Times New Roman" w:cs="Times New Roman"/>
+          <w:b/>
+          <w:bCs/>
+          <w:sz w:val="24"/>
+          <w:szCs w:val="24"/>
+        </w:rPr>
+        <w:t>DateTimePage</w:t>
+      </w:r>
+      <w:proofErr w:type="spellEnd"/>
     </w:p>
     <w:p>
       <w:pPr>
@@ -2072,7 +6315,39 @@
         <w:jc w:val="both"/>
       </w:pPr>
       <w:r>
-        <w:t>A termékszerkesztési oldal az EditProductForm komponenst rendereli. A productLoader a ProductService.getProductById() segítségével betölti a szerkesztendő termék adatait. Mentéskor a ProductService.updateProductbyId() metódust hívja meg.</w:t>
+        <w:t xml:space="preserve">Az időpontfoglalási oldal az </w:t>
+      </w:r>
+      <w:proofErr w:type="spellStart"/>
+      <w:r>
+        <w:t>AppointmentModule</w:t>
+      </w:r>
+      <w:proofErr w:type="spellEnd"/>
+      <w:r>
+        <w:t xml:space="preserve"> komponenst </w:t>
+      </w:r>
+      <w:proofErr w:type="spellStart"/>
+      <w:r>
+        <w:t>rendereli</w:t>
+      </w:r>
+      <w:proofErr w:type="spellEnd"/>
+      <w:r>
+        <w:t xml:space="preserve">. Az </w:t>
+      </w:r>
+      <w:proofErr w:type="spellStart"/>
+      <w:r>
+        <w:t>appointmentLoader</w:t>
+      </w:r>
+      <w:proofErr w:type="spellEnd"/>
+      <w:r>
+        <w:t xml:space="preserve"> a </w:t>
+      </w:r>
+      <w:proofErr w:type="spellStart"/>
+      <w:r>
+        <w:t>DateTimeService.gettingFreeDates</w:t>
+      </w:r>
+      <w:proofErr w:type="spellEnd"/>
+      <w:r>
+        <w:t>() metódus segítségével betölti a szabad időpontokat az oldal megnyitásakor.</w:t>
       </w:r>
     </w:p>
     <w:p>
@@ -2087,8 +6362,21 @@
           <w:sz w:val="24"/>
           <w:szCs w:val="24"/>
         </w:rPr>
-        <w:t>5.5.2 EditAppointmentPage</w:t>
-      </w:r>
+        <w:lastRenderedPageBreak/>
+        <w:t xml:space="preserve">5.4.3 </w:t>
+      </w:r>
+      <w:proofErr w:type="spellStart"/>
+      <w:r>
+        <w:rPr>
+          <w:rFonts w:ascii="Times New Roman" w:eastAsia="Times New Roman" w:hAnsi="Times New Roman" w:cs="Times New Roman"/>
+          <w:b/>
+          <w:bCs/>
+          <w:sz w:val="24"/>
+          <w:szCs w:val="24"/>
+        </w:rPr>
+        <w:t>OrderDataPage</w:t>
+      </w:r>
+      <w:proofErr w:type="spellEnd"/>
     </w:p>
     <w:p>
       <w:pPr>
@@ -2097,8 +6385,67 @@
         <w:jc w:val="both"/>
       </w:pPr>
       <w:r>
-        <w:t>Az időpontszerkesztési és lezárási oldal az EditAppointmentForm komponenst rendereli. Az appointmentLoaderById betölti a szerkesztendő időpont adatait. Mentéskor a DateTimeService.finalizeService() metódust hívja meg.</w:t>
-      </w:r>
+        <w:t xml:space="preserve">A rendelési adatok oldala az </w:t>
+      </w:r>
+      <w:proofErr w:type="spellStart"/>
+      <w:r>
+        <w:t>OrderDataModule</w:t>
+      </w:r>
+      <w:proofErr w:type="spellEnd"/>
+      <w:r>
+        <w:t xml:space="preserve"> komponenst </w:t>
+      </w:r>
+      <w:proofErr w:type="spellStart"/>
+      <w:r>
+        <w:t>rendereli</w:t>
+      </w:r>
+      <w:proofErr w:type="spellEnd"/>
+      <w:r>
+        <w:t xml:space="preserve">. A </w:t>
+      </w:r>
+      <w:proofErr w:type="spellStart"/>
+      <w:r>
+        <w:t>CartGuard</w:t>
+      </w:r>
+      <w:proofErr w:type="spellEnd"/>
+      <w:r>
+        <w:t xml:space="preserve"> védi, így kizárólag akkor érhető el, ha a kosár nem üres. A rendelés elküldésekor az </w:t>
+      </w:r>
+      <w:proofErr w:type="spellStart"/>
+      <w:r>
+        <w:t>OrderService.MakeOrder</w:t>
+      </w:r>
+      <w:proofErr w:type="spellEnd"/>
+      <w:r>
+        <w:t>() metódust hívja meg.</w:t>
+      </w:r>
+    </w:p>
+    <w:p>
+      <w:pPr>
+        <w:pStyle w:val="Cmsor3"/>
+      </w:pPr>
+      <w:r>
+        <w:rPr>
+          <w:rFonts w:ascii="Times New Roman" w:eastAsia="Times New Roman" w:hAnsi="Times New Roman" w:cs="Times New Roman"/>
+          <w:b/>
+          <w:bCs/>
+          <w:sz w:val="24"/>
+          <w:szCs w:val="24"/>
+        </w:rPr>
+        <w:t xml:space="preserve">5.4.4 </w:t>
+      </w:r>
+      <w:proofErr w:type="spellStart"/>
+      <w:r>
+        <w:rPr>
+          <w:rFonts w:ascii="Times New Roman" w:eastAsia="Times New Roman" w:hAnsi="Times New Roman" w:cs="Times New Roman"/>
+          <w:b/>
+          <w:bCs/>
+          <w:sz w:val="24"/>
+          <w:szCs w:val="24"/>
+        </w:rPr>
+        <w:t>EndofOrderPage</w:t>
+      </w:r>
+      <w:proofErr w:type="spellEnd"/>
     </w:p>
     <w:p>
       <w:pPr>
@@ -2106,6 +6453,9 @@
         <w:ind w:firstLine="397"/>
         <w:jc w:val="both"/>
       </w:pPr>
+      <w:r>
+        <w:t>A rendelés befejezési oldala statikus visszaigazoló szöveget és egy webáruházba visszatérő gombot jelenít meg. Akkor jelenik meg, ha a backend ok státusszal válaszolt a rendelési kérésre.</w:t>
+      </w:r>
     </w:p>
     <w:p>
       <w:pPr>
@@ -2119,22 +6469,7 @@
           <w:sz w:val="28"/>
           <w:szCs w:val="28"/>
         </w:rPr>
-        <w:t>5.6 Hibakezelő oldalak</w:t>
-      </w:r>
-    </w:p>
-    <w:p>
-      <w:pPr>
-        <w:pStyle w:val="Cmsor3"/>
-      </w:pPr>
-      <w:r>
-        <w:rPr>
-          <w:rFonts w:ascii="Times New Roman" w:eastAsia="Times New Roman" w:hAnsi="Times New Roman" w:cs="Times New Roman"/>
-          <w:b/>
-          <w:bCs/>
-          <w:sz w:val="24"/>
-          <w:szCs w:val="24"/>
-        </w:rPr>
-        <w:t>5.6.1 ErrorPage</w:t>
+        <w:t>5.5 Adminisztrátori oldalak</w:t>
       </w:r>
     </w:p>
     <w:p>
@@ -2144,7 +6479,71 @@
         <w:jc w:val="both"/>
       </w:pPr>
       <w:r>
-        <w:t>Az általános hibakezelő oldal, amely a RootLayout errorElement-jeként jelenik meg, ha valamelyik publikus vagy felhasználói útvonal futásidejű hibát dob.</w:t>
+        <w:t xml:space="preserve">Az adminisztrátori oldalak a </w:t>
+      </w:r>
+      <w:proofErr w:type="spellStart"/>
+      <w:r>
+        <w:t>ProtectRouteAdmin</w:t>
+      </w:r>
+      <w:proofErr w:type="spellEnd"/>
+      <w:r>
+        <w:t xml:space="preserve"> </w:t>
+      </w:r>
+      <w:proofErr w:type="spellStart"/>
+      <w:r>
+        <w:t>guard</w:t>
+      </w:r>
+      <w:proofErr w:type="spellEnd"/>
+      <w:r>
+        <w:t xml:space="preserve"> alatt helyezkednek el, amely ellenőrzi a </w:t>
+      </w:r>
+      <w:proofErr w:type="spellStart"/>
+      <w:r>
+        <w:t>Guest.role</w:t>
+      </w:r>
+      <w:proofErr w:type="spellEnd"/>
+      <w:r>
+        <w:t xml:space="preserve"> === </w:t>
+      </w:r>
+      <w:proofErr w:type="spellStart"/>
+      <w:r>
+        <w:t>admin</w:t>
+      </w:r>
+      <w:proofErr w:type="spellEnd"/>
+      <w:r>
+        <w:t xml:space="preserve"> feltételt. Az adminisztrátori </w:t>
+      </w:r>
+      <w:proofErr w:type="spellStart"/>
+      <w:r>
+        <w:t>layout</w:t>
+      </w:r>
+      <w:proofErr w:type="spellEnd"/>
+      <w:r>
+        <w:t xml:space="preserve"> saját </w:t>
+      </w:r>
+      <w:proofErr w:type="spellStart"/>
+      <w:r>
+        <w:t>Navbar</w:t>
+      </w:r>
+      <w:proofErr w:type="spellEnd"/>
+      <w:r>
+        <w:t xml:space="preserve"> és </w:t>
+      </w:r>
+      <w:proofErr w:type="spellStart"/>
+      <w:r>
+        <w:t>Footer</w:t>
+      </w:r>
+      <w:proofErr w:type="spellEnd"/>
+      <w:r>
+        <w:t xml:space="preserve"> komponensekkel rendelkezik, és az </w:t>
+      </w:r>
+      <w:proofErr w:type="spellStart"/>
+      <w:r>
+        <w:t>AdminErrorPage</w:t>
+      </w:r>
+      <w:proofErr w:type="spellEnd"/>
+      <w:r>
+        <w:t xml:space="preserve"> szolgál hibaoldalaként.</w:t>
       </w:r>
     </w:p>
     <w:p>
@@ -2159,8 +6558,20 @@
           <w:sz w:val="24"/>
           <w:szCs w:val="24"/>
         </w:rPr>
-        <w:t>5.6.2 AdminErrorPage</w:t>
-      </w:r>
+        <w:t xml:space="preserve">5.5.1 </w:t>
+      </w:r>
+      <w:proofErr w:type="spellStart"/>
+      <w:r>
+        <w:rPr>
+          <w:rFonts w:ascii="Times New Roman" w:eastAsia="Times New Roman" w:hAnsi="Times New Roman" w:cs="Times New Roman"/>
+          <w:b/>
+          <w:bCs/>
+          <w:sz w:val="24"/>
+          <w:szCs w:val="24"/>
+        </w:rPr>
+        <w:t>EditProductPage</w:t>
+      </w:r>
+      <w:proofErr w:type="spellEnd"/>
     </w:p>
     <w:p>
       <w:pPr>
@@ -2169,23 +6580,75 @@
         <w:jc w:val="both"/>
       </w:pPr>
       <w:r>
-        <w:t>Az adminisztrátori hibakezelő oldal, amely a ProtectRouteAdmin errorElement-jeként jelenik meg, ha valamelyik adminisztrátori útvonal futásidejű hibát dob.</w:t>
-      </w:r>
-    </w:p>
-    <w:p>
-      <w:pPr>
-        <w:pStyle w:val="Cmsor1"/>
-      </w:pPr>
-      <w:r>
-        <w:rPr>
-          <w:rFonts w:ascii="Times New Roman" w:eastAsia="Times New Roman" w:hAnsi="Times New Roman" w:cs="Times New Roman"/>
-          <w:b/>
-          <w:bCs/>
-          <w:sz w:val="32"/>
-          <w:szCs w:val="32"/>
-        </w:rPr>
-        <w:t>6. Routing és útvonalvédelem</w:t>
-      </w:r>
+        <w:t xml:space="preserve">A termékszerkesztési oldal az </w:t>
+      </w:r>
+      <w:proofErr w:type="spellStart"/>
+      <w:r>
+        <w:t>EditProductForm</w:t>
+      </w:r>
+      <w:proofErr w:type="spellEnd"/>
+      <w:r>
+        <w:t xml:space="preserve"> komponenst </w:t>
+      </w:r>
+      <w:proofErr w:type="spellStart"/>
+      <w:r>
+        <w:t>rendereli</w:t>
+      </w:r>
+      <w:proofErr w:type="spellEnd"/>
+      <w:r>
+        <w:t xml:space="preserve">. A </w:t>
+      </w:r>
+      <w:proofErr w:type="spellStart"/>
+      <w:r>
+        <w:t>productLoader</w:t>
+      </w:r>
+      <w:proofErr w:type="spellEnd"/>
+      <w:r>
+        <w:t xml:space="preserve"> a </w:t>
+      </w:r>
+      <w:proofErr w:type="spellStart"/>
+      <w:r>
+        <w:t>ProductService.getProductById</w:t>
+      </w:r>
+      <w:proofErr w:type="spellEnd"/>
+      <w:r>
+        <w:t xml:space="preserve">() segítségével betölti a szerkesztendő termék adatait. Mentéskor a </w:t>
+      </w:r>
+      <w:proofErr w:type="spellStart"/>
+      <w:r>
+        <w:t>ProductService.updateProductbyId</w:t>
+      </w:r>
+      <w:proofErr w:type="spellEnd"/>
+      <w:r>
+        <w:t>() metódust hívja meg.</w:t>
+      </w:r>
+    </w:p>
+    <w:p>
+      <w:pPr>
+        <w:pStyle w:val="Cmsor3"/>
+      </w:pPr>
+      <w:r>
+        <w:rPr>
+          <w:rFonts w:ascii="Times New Roman" w:eastAsia="Times New Roman" w:hAnsi="Times New Roman" w:cs="Times New Roman"/>
+          <w:b/>
+          <w:bCs/>
+          <w:sz w:val="24"/>
+          <w:szCs w:val="24"/>
+        </w:rPr>
+        <w:t xml:space="preserve">5.5.2 </w:t>
+      </w:r>
+      <w:proofErr w:type="spellStart"/>
+      <w:r>
+        <w:rPr>
+          <w:rFonts w:ascii="Times New Roman" w:eastAsia="Times New Roman" w:hAnsi="Times New Roman" w:cs="Times New Roman"/>
+          <w:b/>
+          <w:bCs/>
+          <w:sz w:val="24"/>
+          <w:szCs w:val="24"/>
+        </w:rPr>
+        <w:t>EditAppointmentPage</w:t>
+      </w:r>
+      <w:proofErr w:type="spellEnd"/>
     </w:p>
     <w:p>
       <w:pPr>
@@ -2194,37 +6657,39 @@
         <w:jc w:val="both"/>
       </w:pPr>
       <w:r>
-        <w:t>Az alkalmazás React Router alapú kliensoldali routingot alkalmaz. Az útvonalak két fő ágra oszthatók: a RootLayout alá tartozó publikus és felhasználói útvonalak, valamint a ProtectRouteAdmin alá tartozó adminisztrátori útvonalak.</w:t>
-      </w:r>
-    </w:p>
-    <w:p>
-      <w:pPr>
-        <w:pStyle w:val="Cmsor2"/>
-      </w:pPr>
-      <w:r>
-        <w:rPr>
-          <w:rFonts w:ascii="Times New Roman" w:eastAsia="Times New Roman" w:hAnsi="Times New Roman" w:cs="Times New Roman"/>
-          <w:b/>
-          <w:bCs/>
-          <w:sz w:val="28"/>
-          <w:szCs w:val="28"/>
-        </w:rPr>
-        <w:t>6.1 Útvonalvédelmi komponensek</w:t>
-      </w:r>
-    </w:p>
-    <w:p>
-      <w:pPr>
-        <w:pStyle w:val="Cmsor3"/>
-      </w:pPr>
-      <w:r>
-        <w:rPr>
-          <w:rFonts w:ascii="Times New Roman" w:eastAsia="Times New Roman" w:hAnsi="Times New Roman" w:cs="Times New Roman"/>
-          <w:b/>
-          <w:bCs/>
-          <w:sz w:val="24"/>
-          <w:szCs w:val="24"/>
-        </w:rPr>
-        <w:t>6.1.1 ProtectRouteGuest</w:t>
+        <w:t xml:space="preserve">Az időpontszerkesztési és lezárási oldal az </w:t>
+      </w:r>
+      <w:proofErr w:type="spellStart"/>
+      <w:r>
+        <w:t>EditAppointmentForm</w:t>
+      </w:r>
+      <w:proofErr w:type="spellEnd"/>
+      <w:r>
+        <w:t xml:space="preserve"> komponenst </w:t>
+      </w:r>
+      <w:proofErr w:type="spellStart"/>
+      <w:r>
+        <w:t>rendereli</w:t>
+      </w:r>
+      <w:proofErr w:type="spellEnd"/>
+      <w:r>
+        <w:t xml:space="preserve">. Az </w:t>
+      </w:r>
+      <w:proofErr w:type="spellStart"/>
+      <w:r>
+        <w:t>appointmentLoaderById</w:t>
+      </w:r>
+      <w:proofErr w:type="spellEnd"/>
+      <w:r>
+        <w:t xml:space="preserve"> betölti a szerkesztendő időpont adatait. Mentéskor a </w:t>
+      </w:r>
+      <w:proofErr w:type="spellStart"/>
+      <w:r>
+        <w:t>DateTimeService.finalizeService</w:t>
+      </w:r>
+      <w:proofErr w:type="spellEnd"/>
+      <w:r>
+        <w:t>() metódust hívja meg.</w:t>
       </w:r>
     </w:p>
     <w:p>
@@ -2233,12 +6698,20 @@
         <w:ind w:firstLine="397"/>
         <w:jc w:val="both"/>
       </w:pPr>
-      <w:r>
-        <w:t xml:space="preserve">A ProtectRouteGuest komponens az AuthService.gettingCurrentGuest() metódust hívja meg, és ha nincs bejelentkezett felhasználó, a bejelentkezési oldalra irányít át. </w:t>
-      </w:r>
-      <w:r>
-        <w:lastRenderedPageBreak/>
-        <w:t>Védi a MyDataPage, DateTimePage és EndofOrderPage oldalakat, és tartalmazza a CartGuard-ot is, amely az OrderDataPage-t védi.</w:t>
+    </w:p>
+    <w:p>
+      <w:pPr>
+        <w:pStyle w:val="Cmsor2"/>
+      </w:pPr>
+      <w:r>
+        <w:rPr>
+          <w:rFonts w:ascii="Times New Roman" w:eastAsia="Times New Roman" w:hAnsi="Times New Roman" w:cs="Times New Roman"/>
+          <w:b/>
+          <w:bCs/>
+          <w:sz w:val="28"/>
+          <w:szCs w:val="28"/>
+        </w:rPr>
+        <w:t>5.6 Hibakezelő oldalak</w:t>
       </w:r>
     </w:p>
     <w:p>
@@ -2253,8 +6726,20 @@
           <w:sz w:val="24"/>
           <w:szCs w:val="24"/>
         </w:rPr>
-        <w:t>6.1.2 ProtectRouteAdmin</w:t>
-      </w:r>
+        <w:t xml:space="preserve">5.6.1 </w:t>
+      </w:r>
+      <w:proofErr w:type="spellStart"/>
+      <w:r>
+        <w:rPr>
+          <w:rFonts w:ascii="Times New Roman" w:eastAsia="Times New Roman" w:hAnsi="Times New Roman" w:cs="Times New Roman"/>
+          <w:b/>
+          <w:bCs/>
+          <w:sz w:val="24"/>
+          <w:szCs w:val="24"/>
+        </w:rPr>
+        <w:t>ErrorPage</w:t>
+      </w:r>
+      <w:proofErr w:type="spellEnd"/>
     </w:p>
     <w:p>
       <w:pPr>
@@ -2263,7 +6748,31 @@
         <w:jc w:val="both"/>
       </w:pPr>
       <w:r>
-        <w:t>A ProtectRouteAdmin komponens ellenőrzi a Guest.role === admin feltételt az AuthService.gettingCurrentGuest() segítségével. Adminisztrátori jogosultság hiányában a bejelentkezési oldalra irányít át. Saját admin layoutot renderel, amely adminisztrátori Navbar-t, Footer-t és Outlet-et tartalmaz. Hibakezelő oldalként az AdminErrorPage szolgál.</w:t>
+        <w:t xml:space="preserve">Az általános hibakezelő oldal, amely a </w:t>
+      </w:r>
+      <w:proofErr w:type="spellStart"/>
+      <w:r>
+        <w:t>RootLayout</w:t>
+      </w:r>
+      <w:proofErr w:type="spellEnd"/>
+      <w:r>
+        <w:t xml:space="preserve"> </w:t>
+      </w:r>
+      <w:proofErr w:type="spellStart"/>
+      <w:r>
+        <w:t>errorElement-jeként</w:t>
+      </w:r>
+      <w:proofErr w:type="spellEnd"/>
+      <w:r>
+        <w:t xml:space="preserve"> jelenik meg, ha valamelyik publikus vagy felhasználói útvonal </w:t>
+      </w:r>
+      <w:proofErr w:type="spellStart"/>
+      <w:r>
+        <w:t>futásidejű</w:t>
+      </w:r>
+      <w:proofErr w:type="spellEnd"/>
+      <w:r>
+        <w:t xml:space="preserve"> hibát dob.</w:t>
       </w:r>
     </w:p>
     <w:p>
@@ -2278,8 +6787,20 @@
           <w:sz w:val="24"/>
           <w:szCs w:val="24"/>
         </w:rPr>
-        <w:t>6.1.3 PublicOnlyRoute</w:t>
-      </w:r>
+        <w:t xml:space="preserve">5.6.2 </w:t>
+      </w:r>
+      <w:proofErr w:type="spellStart"/>
+      <w:r>
+        <w:rPr>
+          <w:rFonts w:ascii="Times New Roman" w:eastAsia="Times New Roman" w:hAnsi="Times New Roman" w:cs="Times New Roman"/>
+          <w:b/>
+          <w:bCs/>
+          <w:sz w:val="24"/>
+          <w:szCs w:val="24"/>
+        </w:rPr>
+        <w:t>AdminErrorPage</w:t>
+      </w:r>
+      <w:proofErr w:type="spellEnd"/>
     </w:p>
     <w:p>
       <w:pPr>
@@ -2288,22 +6809,69 @@
         <w:jc w:val="both"/>
       </w:pPr>
       <w:r>
-        <w:t>A PublicOnlyRoute komponens ellenőrzi a Guest.role értékét. Ha a felhasználó nem admin, a gyökér útvonalra irányít; ha admin, az adminisztrátori felületre. Megakadályozza, hogy bejelentkezett felhasználók elérjék a bejelentkezési, regisztrációs és jelszókezelő oldalakat.</w:t>
-      </w:r>
-    </w:p>
-    <w:p>
-      <w:pPr>
-        <w:pStyle w:val="Cmsor3"/>
-      </w:pPr>
-      <w:r>
-        <w:rPr>
-          <w:rFonts w:ascii="Times New Roman" w:eastAsia="Times New Roman" w:hAnsi="Times New Roman" w:cs="Times New Roman"/>
-          <w:b/>
-          <w:bCs/>
-          <w:sz w:val="24"/>
-          <w:szCs w:val="24"/>
-        </w:rPr>
-        <w:t>6.1.4 CartGuard</w:t>
+        <w:t xml:space="preserve">Az adminisztrátori hibakezelő oldal, amely a </w:t>
+      </w:r>
+      <w:proofErr w:type="spellStart"/>
+      <w:r>
+        <w:t>ProtectRouteAdmin</w:t>
+      </w:r>
+      <w:proofErr w:type="spellEnd"/>
+      <w:r>
+        <w:t xml:space="preserve"> </w:t>
+      </w:r>
+      <w:proofErr w:type="spellStart"/>
+      <w:r>
+        <w:t>errorElement-jeként</w:t>
+      </w:r>
+      <w:proofErr w:type="spellEnd"/>
+      <w:r>
+        <w:t xml:space="preserve"> jelenik meg, ha valamelyik adminisztrátori útvonal </w:t>
+      </w:r>
+      <w:proofErr w:type="spellStart"/>
+      <w:r>
+        <w:t>futásidejű</w:t>
+      </w:r>
+      <w:proofErr w:type="spellEnd"/>
+      <w:r>
+        <w:t xml:space="preserve"> hibát dob.</w:t>
+      </w:r>
+    </w:p>
+    <w:p>
+      <w:pPr>
+        <w:pStyle w:val="Cmsor1"/>
+      </w:pPr>
+      <w:r>
+        <w:rPr>
+          <w:rFonts w:ascii="Times New Roman" w:eastAsia="Times New Roman" w:hAnsi="Times New Roman" w:cs="Times New Roman"/>
+          <w:b/>
+          <w:bCs/>
+          <w:sz w:val="32"/>
+          <w:szCs w:val="32"/>
+        </w:rPr>
+        <w:lastRenderedPageBreak/>
+        <w:t xml:space="preserve">6. </w:t>
+      </w:r>
+      <w:proofErr w:type="spellStart"/>
+      <w:r>
+        <w:rPr>
+          <w:rFonts w:ascii="Times New Roman" w:eastAsia="Times New Roman" w:hAnsi="Times New Roman" w:cs="Times New Roman"/>
+          <w:b/>
+          <w:bCs/>
+          <w:sz w:val="32"/>
+          <w:szCs w:val="32"/>
+        </w:rPr>
+        <w:t>Routing</w:t>
+      </w:r>
+      <w:proofErr w:type="spellEnd"/>
+      <w:r>
+        <w:rPr>
+          <w:rFonts w:ascii="Times New Roman" w:eastAsia="Times New Roman" w:hAnsi="Times New Roman" w:cs="Times New Roman"/>
+          <w:b/>
+          <w:bCs/>
+          <w:sz w:val="32"/>
+          <w:szCs w:val="32"/>
+        </w:rPr>
+        <w:t xml:space="preserve"> és útvonalvédelem</w:t>
       </w:r>
     </w:p>
     <w:p>
@@ -2313,7 +6881,39 @@
         <w:jc w:val="both"/>
       </w:pPr>
       <w:r>
-        <w:t>A CartGuard komponens a useCart() hook segítségével ellenőrzi a kosár tartalmát. Ha a kosár üres, vagyis cartItems.length === 0, visszairányít a kosár oldalra. Védi az OrderDataPage oldalt, biztosítva, hogy a rendelési folyamat kizárólag nem üres kosárral indítható el.</w:t>
+        <w:t xml:space="preserve">Az alkalmazás </w:t>
+      </w:r>
+      <w:proofErr w:type="spellStart"/>
+      <w:r>
+        <w:t>React</w:t>
+      </w:r>
+      <w:proofErr w:type="spellEnd"/>
+      <w:r>
+        <w:t xml:space="preserve"> Router alapú kliensoldali </w:t>
+      </w:r>
+      <w:proofErr w:type="spellStart"/>
+      <w:r>
+        <w:t>routingot</w:t>
+      </w:r>
+      <w:proofErr w:type="spellEnd"/>
+      <w:r>
+        <w:t xml:space="preserve"> alkalmaz. Az útvonalak két fő ágra oszthatók: a </w:t>
+      </w:r>
+      <w:proofErr w:type="spellStart"/>
+      <w:r>
+        <w:t>RootLayout</w:t>
+      </w:r>
+      <w:proofErr w:type="spellEnd"/>
+      <w:r>
+        <w:t xml:space="preserve"> alá tartozó publikus és felhasználói útvonalak, valamint a </w:t>
+      </w:r>
+      <w:proofErr w:type="spellStart"/>
+      <w:r>
+        <w:t>ProtectRouteAdmin</w:t>
+      </w:r>
+      <w:proofErr w:type="spellEnd"/>
+      <w:r>
+        <w:t xml:space="preserve"> alá tartozó adminisztrátori útvonalak.</w:t>
       </w:r>
     </w:p>
     <w:p>
@@ -2328,8 +6928,35 @@
           <w:sz w:val="28"/>
           <w:szCs w:val="28"/>
         </w:rPr>
-        <w:t>6.2 Útvonalstruktúra</w:t>
-      </w:r>
+        <w:t>6.1 Útvonalvédelmi komponensek</w:t>
+      </w:r>
+    </w:p>
+    <w:p>
+      <w:pPr>
+        <w:pStyle w:val="Cmsor3"/>
+      </w:pPr>
+      <w:r>
+        <w:rPr>
+          <w:rFonts w:ascii="Times New Roman" w:eastAsia="Times New Roman" w:hAnsi="Times New Roman" w:cs="Times New Roman"/>
+          <w:b/>
+          <w:bCs/>
+          <w:sz w:val="24"/>
+          <w:szCs w:val="24"/>
+        </w:rPr>
+        <w:t xml:space="preserve">6.1.1 </w:t>
+      </w:r>
+      <w:proofErr w:type="spellStart"/>
+      <w:r>
+        <w:rPr>
+          <w:rFonts w:ascii="Times New Roman" w:eastAsia="Times New Roman" w:hAnsi="Times New Roman" w:cs="Times New Roman"/>
+          <w:b/>
+          <w:bCs/>
+          <w:sz w:val="24"/>
+          <w:szCs w:val="24"/>
+        </w:rPr>
+        <w:t>ProtectRouteGuest</w:t>
+      </w:r>
+      <w:proofErr w:type="spellEnd"/>
     </w:p>
     <w:p>
       <w:pPr>
@@ -2338,24 +6965,91 @@
         <w:jc w:val="both"/>
       </w:pPr>
       <w:r>
-        <w:t>A RootLayout alatt a következő publikus útvonalak találhatók: a gyökér útvonal (HomePage), termékoldal (/product/:id), kosár oldal (/cart), kapcsolati oldal (/contacts) és a logout útvonal (/logout). A PublicOnlyRoute alatt: bejelentkezés (/login), regisztráció (/signup), jelszó-visszaállítás (/getnewpass, /createnewpass). A ProtectRouteGuest alatt: saját adatok (/mydata), időpontfoglalás (/appointment), rendelési adatok (/orderData, CartGuard védi) és a rendelés vége (/orderend). Az adminisztrátori útvonalak a /admin alap útvonalon találhatók: vendégfelhasználók kezelése (index), rendelések (/admin/orders), időpontok (/admin/dates), termékek (/admin/products), termékszerkesztés (/admin/products/:id) és időpontszerkesztés (/admin/appointments/:id).</w:t>
-      </w:r>
-    </w:p>
-    <w:p>
-      <w:pPr>
-        <w:pStyle w:val="Cmsor1"/>
-      </w:pPr>
-      <w:r>
-        <w:rPr>
-          <w:rFonts w:ascii="Times New Roman" w:eastAsia="Times New Roman" w:hAnsi="Times New Roman" w:cs="Times New Roman"/>
-          <w:b/>
-          <w:bCs/>
-          <w:sz w:val="32"/>
-          <w:szCs w:val="32"/>
-        </w:rPr>
-        <w:lastRenderedPageBreak/>
-        <w:t>7. Összefoglalás</w:t>
-      </w:r>
+        <w:t xml:space="preserve">A </w:t>
+      </w:r>
+      <w:proofErr w:type="spellStart"/>
+      <w:r>
+        <w:t>ProtectRouteGuest</w:t>
+      </w:r>
+      <w:proofErr w:type="spellEnd"/>
+      <w:r>
+        <w:t xml:space="preserve"> komponens az </w:t>
+      </w:r>
+      <w:proofErr w:type="spellStart"/>
+      <w:r>
+        <w:t>AuthService.gettingCurrentGuest</w:t>
+      </w:r>
+      <w:proofErr w:type="spellEnd"/>
+      <w:r>
+        <w:t xml:space="preserve">() metódust hívja meg, és ha nincs bejelentkezett felhasználó, a bejelentkezési oldalra irányít át. Védi a </w:t>
+      </w:r>
+      <w:proofErr w:type="spellStart"/>
+      <w:r>
+        <w:t>MyDataPage</w:t>
+      </w:r>
+      <w:proofErr w:type="spellEnd"/>
+      <w:r>
+        <w:t xml:space="preserve">, </w:t>
+      </w:r>
+      <w:proofErr w:type="spellStart"/>
+      <w:r>
+        <w:t>DateTimePage</w:t>
+      </w:r>
+      <w:proofErr w:type="spellEnd"/>
+      <w:r>
+        <w:t xml:space="preserve"> és </w:t>
+      </w:r>
+      <w:proofErr w:type="spellStart"/>
+      <w:r>
+        <w:t>EndofOrderPage</w:t>
+      </w:r>
+      <w:proofErr w:type="spellEnd"/>
+      <w:r>
+        <w:t xml:space="preserve"> oldalakat, és tartalmazza a </w:t>
+      </w:r>
+      <w:proofErr w:type="spellStart"/>
+      <w:r>
+        <w:t>CartGuard</w:t>
+      </w:r>
+      <w:proofErr w:type="spellEnd"/>
+      <w:r>
+        <w:t xml:space="preserve">-ot is, amely az </w:t>
+      </w:r>
+      <w:proofErr w:type="spellStart"/>
+      <w:r>
+        <w:t>OrderDataPage</w:t>
+      </w:r>
+      <w:proofErr w:type="spellEnd"/>
+      <w:r>
+        <w:t>-t védi.</w:t>
+      </w:r>
+    </w:p>
+    <w:p>
+      <w:pPr>
+        <w:pStyle w:val="Cmsor3"/>
+      </w:pPr>
+      <w:r>
+        <w:rPr>
+          <w:rFonts w:ascii="Times New Roman" w:eastAsia="Times New Roman" w:hAnsi="Times New Roman" w:cs="Times New Roman"/>
+          <w:b/>
+          <w:bCs/>
+          <w:sz w:val="24"/>
+          <w:szCs w:val="24"/>
+        </w:rPr>
+        <w:t xml:space="preserve">6.1.2 </w:t>
+      </w:r>
+      <w:proofErr w:type="spellStart"/>
+      <w:r>
+        <w:rPr>
+          <w:rFonts w:ascii="Times New Roman" w:eastAsia="Times New Roman" w:hAnsi="Times New Roman" w:cs="Times New Roman"/>
+          <w:b/>
+          <w:bCs/>
+          <w:sz w:val="24"/>
+          <w:szCs w:val="24"/>
+        </w:rPr>
+        <w:t>ProtectRouteAdmin</w:t>
+      </w:r>
+      <w:proofErr w:type="spellEnd"/>
     </w:p>
     <w:p>
       <w:pPr>
@@ -2364,14 +7058,123 @@
         <w:jc w:val="both"/>
       </w:pPr>
       <w:r>
-        <w:t>A CrossCountry Builds Webshop frontend alkalmazása egy jól strukturált, rétegelt architektúrát követ. Az adatmodellek és DTO interfészek típusbiztos adatkezelést biztosítanak a TypeScript segítségével. A frissített architektúrában</w:t>
-      </w:r>
-      <w:r>
-        <w:t xml:space="preserve"> sok változás történt</w:t>
-      </w:r>
-      <w:r>
-        <w:t>. A DTO-készlet kibővült, minden service-művelethez dedikált válasz-interfész áll rendelkezésre.</w:t>
-      </w:r>
+        <w:t xml:space="preserve">A </w:t>
+      </w:r>
+      <w:proofErr w:type="spellStart"/>
+      <w:r>
+        <w:t>ProtectRouteAdmin</w:t>
+      </w:r>
+      <w:proofErr w:type="spellEnd"/>
+      <w:r>
+        <w:t xml:space="preserve"> komponens ellenőrzi a </w:t>
+      </w:r>
+      <w:proofErr w:type="spellStart"/>
+      <w:r>
+        <w:t>Guest.role</w:t>
+      </w:r>
+      <w:proofErr w:type="spellEnd"/>
+      <w:r>
+        <w:t xml:space="preserve"> === </w:t>
+      </w:r>
+      <w:proofErr w:type="spellStart"/>
+      <w:r>
+        <w:t>admin</w:t>
+      </w:r>
+      <w:proofErr w:type="spellEnd"/>
+      <w:r>
+        <w:t xml:space="preserve"> feltételt az </w:t>
+      </w:r>
+      <w:proofErr w:type="spellStart"/>
+      <w:r>
+        <w:t>AuthService.gettingCurrentGuest</w:t>
+      </w:r>
+      <w:proofErr w:type="spellEnd"/>
+      <w:r>
+        <w:t xml:space="preserve">() segítségével. Adminisztrátori jogosultság hiányában a bejelentkezési oldalra irányít át. Saját </w:t>
+      </w:r>
+      <w:proofErr w:type="spellStart"/>
+      <w:r>
+        <w:t>admin</w:t>
+      </w:r>
+      <w:proofErr w:type="spellEnd"/>
+      <w:r>
+        <w:t xml:space="preserve"> </w:t>
+      </w:r>
+      <w:proofErr w:type="spellStart"/>
+      <w:r>
+        <w:t>layoutot</w:t>
+      </w:r>
+      <w:proofErr w:type="spellEnd"/>
+      <w:r>
+        <w:t xml:space="preserve"> </w:t>
+      </w:r>
+      <w:proofErr w:type="spellStart"/>
+      <w:r>
+        <w:t>renderel</w:t>
+      </w:r>
+      <w:proofErr w:type="spellEnd"/>
+      <w:r>
+        <w:t xml:space="preserve">, amely adminisztrátori </w:t>
+      </w:r>
+      <w:proofErr w:type="spellStart"/>
+      <w:r>
+        <w:t>Navbar</w:t>
+      </w:r>
+      <w:proofErr w:type="spellEnd"/>
+      <w:r>
+        <w:t xml:space="preserve">-t, </w:t>
+      </w:r>
+      <w:proofErr w:type="spellStart"/>
+      <w:r>
+        <w:t>Footer</w:t>
+      </w:r>
+      <w:proofErr w:type="spellEnd"/>
+      <w:r>
+        <w:t xml:space="preserve">-t és </w:t>
+      </w:r>
+      <w:proofErr w:type="spellStart"/>
+      <w:r>
+        <w:t>Outlet-et</w:t>
+      </w:r>
+      <w:proofErr w:type="spellEnd"/>
+      <w:r>
+        <w:t xml:space="preserve"> tartalmaz. Hibakezelő oldalként az </w:t>
+      </w:r>
+      <w:proofErr w:type="spellStart"/>
+      <w:r>
+        <w:t>AdminErrorPage</w:t>
+      </w:r>
+      <w:proofErr w:type="spellEnd"/>
+      <w:r>
+        <w:t xml:space="preserve"> szolgál.</w:t>
+      </w:r>
+    </w:p>
+    <w:p>
+      <w:pPr>
+        <w:pStyle w:val="Cmsor3"/>
+      </w:pPr>
+      <w:r>
+        <w:rPr>
+          <w:rFonts w:ascii="Times New Roman" w:eastAsia="Times New Roman" w:hAnsi="Times New Roman" w:cs="Times New Roman"/>
+          <w:b/>
+          <w:bCs/>
+          <w:sz w:val="24"/>
+          <w:szCs w:val="24"/>
+        </w:rPr>
+        <w:t xml:space="preserve">6.1.3 </w:t>
+      </w:r>
+      <w:proofErr w:type="spellStart"/>
+      <w:r>
+        <w:rPr>
+          <w:rFonts w:ascii="Times New Roman" w:eastAsia="Times New Roman" w:hAnsi="Times New Roman" w:cs="Times New Roman"/>
+          <w:b/>
+          <w:bCs/>
+          <w:sz w:val="24"/>
+          <w:szCs w:val="24"/>
+        </w:rPr>
+        <w:t>PublicOnlyRoute</w:t>
+      </w:r>
+      <w:proofErr w:type="spellEnd"/>
     </w:p>
     <w:p>
       <w:pPr>
@@ -2380,8 +7183,67 @@
         <w:jc w:val="both"/>
       </w:pPr>
       <w:r>
-        <w:t>A hat service osztály egyértelműen elkülöníti a backend kommunikációs logikát az UI rétegtől. A komponens- és modulréteg újrafelhasználható UI elemeket biztosít, amelyeket az oldalak összeállítanak a teljes nézetek megjelenítéséhez.</w:t>
-      </w:r>
+        <w:t xml:space="preserve">A </w:t>
+      </w:r>
+      <w:proofErr w:type="spellStart"/>
+      <w:r>
+        <w:t>PublicOnlyRoute</w:t>
+      </w:r>
+      <w:proofErr w:type="spellEnd"/>
+      <w:r>
+        <w:t xml:space="preserve"> komponens ellenőrzi a </w:t>
+      </w:r>
+      <w:proofErr w:type="spellStart"/>
+      <w:r>
+        <w:t>Guest.role</w:t>
+      </w:r>
+      <w:proofErr w:type="spellEnd"/>
+      <w:r>
+        <w:t xml:space="preserve"> értékét. Ha a felhasználó nem </w:t>
+      </w:r>
+      <w:proofErr w:type="spellStart"/>
+      <w:r>
+        <w:t>admin</w:t>
+      </w:r>
+      <w:proofErr w:type="spellEnd"/>
+      <w:r>
+        <w:t xml:space="preserve">, a gyökér útvonalra irányít; ha </w:t>
+      </w:r>
+      <w:proofErr w:type="spellStart"/>
+      <w:r>
+        <w:t>admin</w:t>
+      </w:r>
+      <w:proofErr w:type="spellEnd"/>
+      <w:r>
+        <w:t>, az adminisztrátori felületre. Megakadályozza, hogy bejelentkezett felhasználók elérjék a bejelentkezési, regisztrációs és jelszókezelő oldalakat.</w:t>
+      </w:r>
+    </w:p>
+    <w:p>
+      <w:pPr>
+        <w:pStyle w:val="Cmsor3"/>
+      </w:pPr>
+      <w:r>
+        <w:rPr>
+          <w:rFonts w:ascii="Times New Roman" w:eastAsia="Times New Roman" w:hAnsi="Times New Roman" w:cs="Times New Roman"/>
+          <w:b/>
+          <w:bCs/>
+          <w:sz w:val="24"/>
+          <w:szCs w:val="24"/>
+        </w:rPr>
+        <w:t xml:space="preserve">6.1.4 </w:t>
+      </w:r>
+      <w:proofErr w:type="spellStart"/>
+      <w:r>
+        <w:rPr>
+          <w:rFonts w:ascii="Times New Roman" w:eastAsia="Times New Roman" w:hAnsi="Times New Roman" w:cs="Times New Roman"/>
+          <w:b/>
+          <w:bCs/>
+          <w:sz w:val="24"/>
+          <w:szCs w:val="24"/>
+        </w:rPr>
+        <w:t>CartGuard</w:t>
+      </w:r>
+      <w:proofErr w:type="spellEnd"/>
     </w:p>
     <w:p>
       <w:pPr>
@@ -2390,7 +7252,614 @@
         <w:jc w:val="both"/>
       </w:pPr>
       <w:r>
-        <w:t>Az útvonalvédelmi rendszer négy guard komponensből áll, amelyek különböző szinteken biztosítják a hozzáférés-szabályozást: a ProtectRouteAdmin az adminisztrátori felületet védi, a ProtectRouteGuest a bejelentkezett felhasználói funkciókat, a PublicOnlyRoute a bejelentkezési oldalakat védi visszafelé, a CartGuard pedig a rendelési folyamat megkezdésének feltételét ellenőrzi. Az alkalmazás megfelel a modern React fejlesztési elveknek, és az adminisztrátori, valamint a felhasználói felületek egyértelműen elkülönülnek egymástól.</w:t>
+        <w:t xml:space="preserve">A </w:t>
+      </w:r>
+      <w:proofErr w:type="spellStart"/>
+      <w:r>
+        <w:t>CartGuard</w:t>
+      </w:r>
+      <w:proofErr w:type="spellEnd"/>
+      <w:r>
+        <w:t xml:space="preserve"> komponens a </w:t>
+      </w:r>
+      <w:proofErr w:type="spellStart"/>
+      <w:r>
+        <w:t>useCart</w:t>
+      </w:r>
+      <w:proofErr w:type="spellEnd"/>
+      <w:r>
+        <w:t xml:space="preserve">() </w:t>
+      </w:r>
+      <w:proofErr w:type="spellStart"/>
+      <w:r>
+        <w:t>hook</w:t>
+      </w:r>
+      <w:proofErr w:type="spellEnd"/>
+      <w:r>
+        <w:t xml:space="preserve"> segítségével ellenőrzi a kosár tartalmát. Ha a kosár üres, vagyis </w:t>
+      </w:r>
+      <w:proofErr w:type="spellStart"/>
+      <w:r>
+        <w:t>cartItems.length</w:t>
+      </w:r>
+      <w:proofErr w:type="spellEnd"/>
+      <w:r>
+        <w:t xml:space="preserve"> === 0, visszairányít a kosár oldalra. Védi az </w:t>
+      </w:r>
+      <w:proofErr w:type="spellStart"/>
+      <w:r>
+        <w:t>OrderDataPage</w:t>
+      </w:r>
+      <w:proofErr w:type="spellEnd"/>
+      <w:r>
+        <w:t xml:space="preserve"> oldalt, biztosítva, hogy a rendelési folyamat kizárólag nem üres kosárral indítható el.</w:t>
+      </w:r>
+    </w:p>
+    <w:p>
+      <w:pPr>
+        <w:pStyle w:val="Cmsor3"/>
+        <w:rPr>
+          <w:rFonts w:ascii="Times New Roman" w:eastAsia="Times New Roman" w:hAnsi="Times New Roman" w:cs="Times New Roman"/>
+          <w:b/>
+          <w:bCs/>
+          <w:sz w:val="24"/>
+          <w:szCs w:val="24"/>
+        </w:rPr>
+      </w:pPr>
+      <w:r>
+        <w:rPr>
+          <w:rFonts w:ascii="Times New Roman" w:eastAsia="Times New Roman" w:hAnsi="Times New Roman" w:cs="Times New Roman"/>
+          <w:b/>
+          <w:bCs/>
+          <w:sz w:val="24"/>
+          <w:szCs w:val="24"/>
+        </w:rPr>
+        <w:t xml:space="preserve">6.1.5 </w:t>
+      </w:r>
+      <w:proofErr w:type="spellStart"/>
+      <w:r>
+        <w:rPr>
+          <w:rFonts w:ascii="Times New Roman" w:eastAsia="Times New Roman" w:hAnsi="Times New Roman" w:cs="Times New Roman"/>
+          <w:b/>
+          <w:bCs/>
+          <w:sz w:val="24"/>
+          <w:szCs w:val="24"/>
+        </w:rPr>
+        <w:t>adminLoader</w:t>
+      </w:r>
+      <w:proofErr w:type="spellEnd"/>
+    </w:p>
+    <w:p>
+      <w:pPr>
+        <w:spacing w:after="120" w:line="360" w:lineRule="auto"/>
+        <w:ind w:firstLine="397"/>
+        <w:jc w:val="both"/>
+        <w:rPr>
+          <w:lang w:eastAsia="en-US"/>
+        </w:rPr>
+      </w:pPr>
+      <w:r>
+        <w:rPr>
+          <w:lang w:eastAsia="en-US"/>
+        </w:rPr>
+        <w:t xml:space="preserve"> </w:t>
+      </w:r>
+      <w:r>
+        <w:t xml:space="preserve">Az </w:t>
+      </w:r>
+      <w:proofErr w:type="spellStart"/>
+      <w:r>
+        <w:t>adminLoader</w:t>
+      </w:r>
+      <w:proofErr w:type="spellEnd"/>
+      <w:r>
+        <w:t xml:space="preserve"> függvény tovább</w:t>
+      </w:r>
+      <w:r>
+        <w:t xml:space="preserve">á szintén ellenőrzi a felhasználó </w:t>
+      </w:r>
+      <w:r>
+        <w:t xml:space="preserve">bejelentkezett státuszát, a </w:t>
+      </w:r>
+      <w:r>
+        <w:t>rendszerben,</w:t>
+      </w:r>
+      <w:r>
+        <w:t xml:space="preserve"> illetve </w:t>
+      </w:r>
+      <w:r>
+        <w:t>emellett még ellenőrzi a f</w:t>
+      </w:r>
+      <w:r>
+        <w:t xml:space="preserve">elhasználó jogosultsági </w:t>
+      </w:r>
+      <w:r>
+        <w:t xml:space="preserve">szintjét is. Ugyanakkor az </w:t>
+      </w:r>
+      <w:proofErr w:type="spellStart"/>
+      <w:r>
+        <w:t>adminLoader</w:t>
+      </w:r>
+      <w:proofErr w:type="spellEnd"/>
+      <w:r>
+        <w:t xml:space="preserve">, a </w:t>
+      </w:r>
+      <w:proofErr w:type="spellStart"/>
+      <w:r>
+        <w:t>ProtectRouteAdmin</w:t>
+      </w:r>
+      <w:proofErr w:type="spellEnd"/>
+      <w:r>
+        <w:t xml:space="preserve"> </w:t>
+      </w:r>
+      <w:proofErr w:type="spellStart"/>
+      <w:r>
+        <w:t>guarddal</w:t>
+      </w:r>
+      <w:proofErr w:type="spellEnd"/>
+      <w:r>
+        <w:t xml:space="preserve"> ellentétben </w:t>
+      </w:r>
+      <w:r>
+        <w:lastRenderedPageBreak/>
+        <w:t xml:space="preserve">már a </w:t>
+      </w:r>
+      <w:proofErr w:type="spellStart"/>
+      <w:r>
+        <w:t>renderelés</w:t>
+      </w:r>
+      <w:proofErr w:type="spellEnd"/>
+      <w:r>
+        <w:t xml:space="preserve"> előtt lefut, így nem megfelelő esetben az </w:t>
+      </w:r>
+      <w:proofErr w:type="spellStart"/>
+      <w:r>
+        <w:t>admin</w:t>
+      </w:r>
+      <w:proofErr w:type="spellEnd"/>
+      <w:r>
+        <w:t xml:space="preserve"> komponensek nem </w:t>
+      </w:r>
+      <w:proofErr w:type="spellStart"/>
+      <w:r>
+        <w:t>renderelődnek</w:t>
+      </w:r>
+      <w:proofErr w:type="spellEnd"/>
+      <w:r>
+        <w:t xml:space="preserve"> ki és a felhasználó </w:t>
+      </w:r>
+      <w:r>
+        <w:t>visszakerül a bejelentkezési felületre.</w:t>
+      </w:r>
+    </w:p>
+    <w:p>
+      <w:pPr>
+        <w:pStyle w:val="Cmsor2"/>
+      </w:pPr>
+      <w:r>
+        <w:rPr>
+          <w:rFonts w:ascii="Times New Roman" w:eastAsia="Times New Roman" w:hAnsi="Times New Roman" w:cs="Times New Roman"/>
+          <w:b/>
+          <w:bCs/>
+          <w:sz w:val="28"/>
+          <w:szCs w:val="28"/>
+        </w:rPr>
+        <w:t>6.2 Útvonalstruktúra</w:t>
+      </w:r>
+    </w:p>
+    <w:p>
+      <w:pPr>
+        <w:spacing w:after="120" w:line="360" w:lineRule="auto"/>
+        <w:ind w:firstLine="397"/>
+        <w:jc w:val="both"/>
+      </w:pPr>
+      <w:r>
+        <w:t xml:space="preserve">A </w:t>
+      </w:r>
+      <w:proofErr w:type="spellStart"/>
+      <w:r>
+        <w:t>RootLayout</w:t>
+      </w:r>
+      <w:proofErr w:type="spellEnd"/>
+      <w:r>
+        <w:t xml:space="preserve"> alatt a következő publikus útvonalak találhatók: a gyökér útvonal (</w:t>
+      </w:r>
+      <w:proofErr w:type="spellStart"/>
+      <w:r>
+        <w:t>HomePage</w:t>
+      </w:r>
+      <w:proofErr w:type="spellEnd"/>
+      <w:r>
+        <w:t>), termékoldal (/</w:t>
+      </w:r>
+      <w:proofErr w:type="spellStart"/>
+      <w:r>
+        <w:t>product</w:t>
+      </w:r>
+      <w:proofErr w:type="spellEnd"/>
+      <w:r>
+        <w:t>/:</w:t>
+      </w:r>
+      <w:proofErr w:type="spellStart"/>
+      <w:r>
+        <w:t>id</w:t>
+      </w:r>
+      <w:proofErr w:type="spellEnd"/>
+      <w:r>
+        <w:t>), kosár oldal (/</w:t>
+      </w:r>
+      <w:proofErr w:type="spellStart"/>
+      <w:r>
+        <w:t>cart</w:t>
+      </w:r>
+      <w:proofErr w:type="spellEnd"/>
+      <w:r>
+        <w:t>), kapcsolati oldal (/</w:t>
+      </w:r>
+      <w:proofErr w:type="spellStart"/>
+      <w:r>
+        <w:t>contacts</w:t>
+      </w:r>
+      <w:proofErr w:type="spellEnd"/>
+      <w:r>
+        <w:t xml:space="preserve">) és a logout útvonal (/logout). A </w:t>
+      </w:r>
+      <w:proofErr w:type="spellStart"/>
+      <w:r>
+        <w:t>PublicOnlyRoute</w:t>
+      </w:r>
+      <w:proofErr w:type="spellEnd"/>
+      <w:r>
+        <w:t xml:space="preserve"> alatt: bejelentkezés (/login), regisztráció (/</w:t>
+      </w:r>
+      <w:proofErr w:type="spellStart"/>
+      <w:r>
+        <w:t>signup</w:t>
+      </w:r>
+      <w:proofErr w:type="spellEnd"/>
+      <w:r>
+        <w:t>), jelszó-visszaállítás (/</w:t>
+      </w:r>
+      <w:proofErr w:type="spellStart"/>
+      <w:r>
+        <w:t>getnewpass</w:t>
+      </w:r>
+      <w:proofErr w:type="spellEnd"/>
+      <w:r>
+        <w:t>, /</w:t>
+      </w:r>
+      <w:proofErr w:type="spellStart"/>
+      <w:r>
+        <w:t>createnewpass</w:t>
+      </w:r>
+      <w:proofErr w:type="spellEnd"/>
+      <w:r>
+        <w:t xml:space="preserve">). A </w:t>
+      </w:r>
+      <w:proofErr w:type="spellStart"/>
+      <w:r>
+        <w:t>ProtectRouteGuest</w:t>
+      </w:r>
+      <w:proofErr w:type="spellEnd"/>
+      <w:r>
+        <w:t xml:space="preserve"> alatt: saját adatok (/</w:t>
+      </w:r>
+      <w:proofErr w:type="spellStart"/>
+      <w:r>
+        <w:t>mydata</w:t>
+      </w:r>
+      <w:proofErr w:type="spellEnd"/>
+      <w:r>
+        <w:t>), időpontfoglalás (/</w:t>
+      </w:r>
+      <w:proofErr w:type="spellStart"/>
+      <w:r>
+        <w:t>appointment</w:t>
+      </w:r>
+      <w:proofErr w:type="spellEnd"/>
+      <w:r>
+        <w:t>), rendelési adatok (/</w:t>
+      </w:r>
+      <w:proofErr w:type="spellStart"/>
+      <w:r>
+        <w:t>orderData</w:t>
+      </w:r>
+      <w:proofErr w:type="spellEnd"/>
+      <w:r>
+        <w:t xml:space="preserve">, </w:t>
+      </w:r>
+      <w:proofErr w:type="spellStart"/>
+      <w:r>
+        <w:t>CartGuard</w:t>
+      </w:r>
+      <w:proofErr w:type="spellEnd"/>
+      <w:r>
+        <w:t xml:space="preserve"> védi) és a rendelés vége (/</w:t>
+      </w:r>
+      <w:proofErr w:type="spellStart"/>
+      <w:r>
+        <w:t>orderend</w:t>
+      </w:r>
+      <w:proofErr w:type="spellEnd"/>
+      <w:r>
+        <w:t>). Az adminisztrátori útvonalak a /</w:t>
+      </w:r>
+      <w:proofErr w:type="spellStart"/>
+      <w:r>
+        <w:t>admin</w:t>
+      </w:r>
+      <w:proofErr w:type="spellEnd"/>
+      <w:r>
+        <w:t xml:space="preserve"> alap útvonalon találhatók: vendégfelhasználók kezelése (index), rendelések (/</w:t>
+      </w:r>
+      <w:proofErr w:type="spellStart"/>
+      <w:r>
+        <w:t>admin</w:t>
+      </w:r>
+      <w:proofErr w:type="spellEnd"/>
+      <w:r>
+        <w:t>/</w:t>
+      </w:r>
+      <w:proofErr w:type="spellStart"/>
+      <w:r>
+        <w:t>orders</w:t>
+      </w:r>
+      <w:proofErr w:type="spellEnd"/>
+      <w:r>
+        <w:t>), időpontok (/</w:t>
+      </w:r>
+      <w:proofErr w:type="spellStart"/>
+      <w:r>
+        <w:t>admin</w:t>
+      </w:r>
+      <w:proofErr w:type="spellEnd"/>
+      <w:r>
+        <w:t>/</w:t>
+      </w:r>
+      <w:proofErr w:type="spellStart"/>
+      <w:r>
+        <w:t>dates</w:t>
+      </w:r>
+      <w:proofErr w:type="spellEnd"/>
+      <w:r>
+        <w:t>), termékek (/</w:t>
+      </w:r>
+      <w:proofErr w:type="spellStart"/>
+      <w:r>
+        <w:t>admin</w:t>
+      </w:r>
+      <w:proofErr w:type="spellEnd"/>
+      <w:r>
+        <w:t>/</w:t>
+      </w:r>
+      <w:proofErr w:type="spellStart"/>
+      <w:r>
+        <w:t>products</w:t>
+      </w:r>
+      <w:proofErr w:type="spellEnd"/>
+      <w:r>
+        <w:t>), termékszerkesztés (/</w:t>
+      </w:r>
+      <w:proofErr w:type="spellStart"/>
+      <w:r>
+        <w:t>admin</w:t>
+      </w:r>
+      <w:proofErr w:type="spellEnd"/>
+      <w:r>
+        <w:t>/</w:t>
+      </w:r>
+      <w:proofErr w:type="spellStart"/>
+      <w:r>
+        <w:t>products</w:t>
+      </w:r>
+      <w:proofErr w:type="spellEnd"/>
+      <w:r>
+        <w:t>/:</w:t>
+      </w:r>
+      <w:proofErr w:type="spellStart"/>
+      <w:r>
+        <w:t>id</w:t>
+      </w:r>
+      <w:proofErr w:type="spellEnd"/>
+      <w:r>
+        <w:t>) és időpontszerkesztés (/</w:t>
+      </w:r>
+      <w:proofErr w:type="spellStart"/>
+      <w:r>
+        <w:t>admin</w:t>
+      </w:r>
+      <w:proofErr w:type="spellEnd"/>
+      <w:r>
+        <w:t>/</w:t>
+      </w:r>
+      <w:proofErr w:type="spellStart"/>
+      <w:r>
+        <w:t>appointments</w:t>
+      </w:r>
+      <w:proofErr w:type="spellEnd"/>
+      <w:r>
+        <w:t>/:</w:t>
+      </w:r>
+      <w:proofErr w:type="spellStart"/>
+      <w:r>
+        <w:t>id</w:t>
+      </w:r>
+      <w:proofErr w:type="spellEnd"/>
+      <w:r>
+        <w:t>).</w:t>
+      </w:r>
+    </w:p>
+    <w:p>
+      <w:pPr>
+        <w:pStyle w:val="Cmsor1"/>
+      </w:pPr>
+      <w:r>
+        <w:rPr>
+          <w:rFonts w:ascii="Times New Roman" w:eastAsia="Times New Roman" w:hAnsi="Times New Roman" w:cs="Times New Roman"/>
+          <w:b/>
+          <w:bCs/>
+          <w:sz w:val="32"/>
+          <w:szCs w:val="32"/>
+        </w:rPr>
+        <w:t>7. Összefoglalás</w:t>
+      </w:r>
+    </w:p>
+    <w:p>
+      <w:pPr>
+        <w:spacing w:after="120" w:line="360" w:lineRule="auto"/>
+        <w:ind w:firstLine="397"/>
+        <w:jc w:val="both"/>
+      </w:pPr>
+      <w:r>
+        <w:t xml:space="preserve">A </w:t>
+      </w:r>
+      <w:proofErr w:type="spellStart"/>
+      <w:r>
+        <w:t>CrossCountry</w:t>
+      </w:r>
+      <w:proofErr w:type="spellEnd"/>
+      <w:r>
+        <w:t xml:space="preserve"> </w:t>
+      </w:r>
+      <w:proofErr w:type="spellStart"/>
+      <w:r>
+        <w:t>Builds</w:t>
+      </w:r>
+      <w:proofErr w:type="spellEnd"/>
+      <w:r>
+        <w:t xml:space="preserve"> Webshop frontend alkalmazása egy jól strukturált, rétegelt architektúrát követ. Az adatmodellek és DTO interfészek típusbiztos adatkezelést biztosítanak a </w:t>
+      </w:r>
+      <w:proofErr w:type="spellStart"/>
+      <w:r>
+        <w:t>TypeScript</w:t>
+      </w:r>
+      <w:proofErr w:type="spellEnd"/>
+      <w:r>
+        <w:t xml:space="preserve"> segítségével. A frissített architektúrában a </w:t>
+      </w:r>
+      <w:proofErr w:type="spellStart"/>
+      <w:r>
+        <w:t>Guest</w:t>
+      </w:r>
+      <w:proofErr w:type="spellEnd"/>
+      <w:r>
+        <w:t xml:space="preserve"> modell </w:t>
+      </w:r>
+      <w:proofErr w:type="spellStart"/>
+      <w:r>
+        <w:t>username</w:t>
+      </w:r>
+      <w:proofErr w:type="spellEnd"/>
+      <w:r>
+        <w:t xml:space="preserve"> mezőre vált, az </w:t>
+      </w:r>
+      <w:proofErr w:type="spellStart"/>
+      <w:r>
+        <w:t>Order</w:t>
+      </w:r>
+      <w:proofErr w:type="spellEnd"/>
+      <w:r>
+        <w:t xml:space="preserve"> modell </w:t>
+      </w:r>
+      <w:proofErr w:type="spellStart"/>
+      <w:r>
+        <w:t>dMethod</w:t>
+      </w:r>
+      <w:proofErr w:type="spellEnd"/>
+      <w:r>
+        <w:t xml:space="preserve"> és </w:t>
+      </w:r>
+      <w:proofErr w:type="spellStart"/>
+      <w:r>
+        <w:t>pMethod</w:t>
+      </w:r>
+      <w:proofErr w:type="spellEnd"/>
+      <w:r>
+        <w:t xml:space="preserve"> rövidített mezőneveket és új </w:t>
+      </w:r>
+      <w:proofErr w:type="spellStart"/>
+      <w:r>
+        <w:t>total_amount</w:t>
+      </w:r>
+      <w:proofErr w:type="spellEnd"/>
+      <w:r>
+        <w:t xml:space="preserve"> mezőt kapott. A DTO-készlet kibővült, minden service-művelethez dedikált válasz-interfész áll rendelkezésre.</w:t>
+      </w:r>
+    </w:p>
+    <w:p>
+      <w:pPr>
+        <w:spacing w:after="120" w:line="360" w:lineRule="auto"/>
+        <w:ind w:firstLine="397"/>
+        <w:jc w:val="both"/>
+      </w:pPr>
+      <w:r>
+        <w:t xml:space="preserve">A hat service osztály egyértelműen elkülöníti a backend kommunikációs logikát az UI rétegtől. A komponens- és modulréteg </w:t>
+      </w:r>
+      <w:proofErr w:type="spellStart"/>
+      <w:r>
+        <w:t>újrafelhasználható</w:t>
+      </w:r>
+      <w:proofErr w:type="spellEnd"/>
+      <w:r>
+        <w:t xml:space="preserve"> UI elemeket biztosít, amelyeket az oldalak összeállítanak a teljes nézetek megjelenítéséhez.</w:t>
+      </w:r>
+    </w:p>
+    <w:p>
+      <w:pPr>
+        <w:spacing w:after="120" w:line="360" w:lineRule="auto"/>
+        <w:ind w:firstLine="397"/>
+        <w:jc w:val="both"/>
+      </w:pPr>
+      <w:r>
+        <w:t xml:space="preserve">Az útvonalvédelmi rendszer négy </w:t>
+      </w:r>
+      <w:proofErr w:type="spellStart"/>
+      <w:r>
+        <w:t>guard</w:t>
+      </w:r>
+      <w:proofErr w:type="spellEnd"/>
+      <w:r>
+        <w:t xml:space="preserve"> komponensből áll, amelyek különböző szinteken biztosítják a hozzáférés-szabályozást: a </w:t>
+      </w:r>
+      <w:proofErr w:type="spellStart"/>
+      <w:r>
+        <w:t>ProtectRouteAdmin</w:t>
+      </w:r>
+      <w:proofErr w:type="spellEnd"/>
+      <w:r>
+        <w:t xml:space="preserve"> az adminisztrátori felületet védi, a </w:t>
+      </w:r>
+      <w:proofErr w:type="spellStart"/>
+      <w:r>
+        <w:t>ProtectRouteGuest</w:t>
+      </w:r>
+      <w:proofErr w:type="spellEnd"/>
+      <w:r>
+        <w:t xml:space="preserve"> a bejelentkezett felhasználói funkciókat, a </w:t>
+      </w:r>
+      <w:proofErr w:type="spellStart"/>
+      <w:r>
+        <w:t>PublicOnlyRoute</w:t>
+      </w:r>
+      <w:proofErr w:type="spellEnd"/>
+      <w:r>
+        <w:t xml:space="preserve"> a bejelentkezési oldalakat védi visszafelé, a </w:t>
+      </w:r>
+      <w:proofErr w:type="spellStart"/>
+      <w:r>
+        <w:t>CartGuard</w:t>
+      </w:r>
+      <w:proofErr w:type="spellEnd"/>
+      <w:r>
+        <w:t xml:space="preserve"> pedig a rendelési folyamat megkezdésének feltételét ellenőrzi. Az alkalmazás megfelel a modern </w:t>
+      </w:r>
+      <w:proofErr w:type="spellStart"/>
+      <w:r>
+        <w:t>React</w:t>
+      </w:r>
+      <w:proofErr w:type="spellEnd"/>
+      <w:r>
+        <w:t xml:space="preserve"> fejlesztési elveknek, és az adminisztrátori, valamint a felhasználói felületek egyértelműen elkülönülnek egymástól.</w:t>
       </w:r>
     </w:p>
     <w:p/>

--- a/doc/frontend_architektura/frontend_architektura_helyes.docx
+++ b/doc/frontend_architektura/frontend_architektura_helyes.docx
@@ -3888,7 +3888,13 @@
       </w:r>
       <w:proofErr w:type="spellStart"/>
       <w:r>
-        <w:t>formterületet</w:t>
+        <w:t>form</w:t>
+      </w:r>
+      <w:r>
+        <w:t>o</w:t>
+      </w:r>
+      <w:r>
+        <w:t>t</w:t>
       </w:r>
       <w:proofErr w:type="spellEnd"/>
       <w:r>
@@ -4108,13 +4114,11 @@
       <w:r>
         <w:t xml:space="preserve"> egy </w:t>
       </w:r>
-      <w:proofErr w:type="spellStart"/>
-      <w:r>
-        <w:t>formterületet</w:t>
-      </w:r>
-      <w:proofErr w:type="spellEnd"/>
-      <w:r>
-        <w:t xml:space="preserve"> tájékoztató szöveggel, egy e-mail beviteli mezővel és egy küldési gombbal. A gomb megnyomásakor a </w:t>
+      <w:r>
+        <w:t>űrlapo</w:t>
+      </w:r>
+      <w:r>
+        <w:t xml:space="preserve">t tájékoztató szöveggel, egy e-mail beviteli mezővel és egy küldési gombbal. A gomb megnyomásakor a </w:t>
       </w:r>
       <w:proofErr w:type="spellStart"/>
       <w:r>
